--- a/Documentacion/PROYECTO_JOSUE_DIEGO_JESUS.docx
+++ b/Documentacion/PROYECTO_JOSUE_DIEGO_JESUS.docx
@@ -1212,7 +1212,7 @@
     <w:sdt>
       <w:sdtPr>
         <w:lock w:val="contentLocked"/>
-        <w:id w:val="-490032374"/>
+        <w:id w:val="1219731518"/>
         <w:tag w:val="goog_rdk_0"/>
       </w:sdtPr>
       <w:sdtContent>
@@ -2076,7 +2076,7 @@
     <w:sdt>
       <w:sdtPr>
         <w:lock w:val="contentLocked"/>
-        <w:id w:val="-1857567570"/>
+        <w:id w:val="-58493044"/>
         <w:tag w:val="goog_rdk_1"/>
       </w:sdtPr>
       <w:sdtContent>
@@ -2662,7 +2662,7 @@
     <w:sdt>
       <w:sdtPr>
         <w:lock w:val="contentLocked"/>
-        <w:id w:val="-36373586"/>
+        <w:id w:val="-56902415"/>
         <w:tag w:val="goog_rdk_2"/>
       </w:sdtPr>
       <w:sdtContent>
@@ -3313,7 +3313,7 @@
     <w:sdt>
       <w:sdtPr>
         <w:lock w:val="contentLocked"/>
-        <w:id w:val="641754627"/>
+        <w:id w:val="1451599361"/>
         <w:tag w:val="goog_rdk_3"/>
       </w:sdtPr>
       <w:sdtContent>
@@ -3899,7 +3899,7 @@
     <w:sdt>
       <w:sdtPr>
         <w:lock w:val="contentLocked"/>
-        <w:id w:val="-2058927436"/>
+        <w:id w:val="-730812075"/>
         <w:tag w:val="goog_rdk_4"/>
       </w:sdtPr>
       <w:sdtContent>
@@ -4550,7 +4550,7 @@
     <w:sdt>
       <w:sdtPr>
         <w:lock w:val="contentLocked"/>
-        <w:id w:val="1658965686"/>
+        <w:id w:val="813973298"/>
         <w:tag w:val="goog_rdk_5"/>
       </w:sdtPr>
       <w:sdtContent>
@@ -4705,7 +4705,7 @@
                   <w:rPr>
                     <w:rtl w:val="0"/>
                   </w:rPr>
-                  <w:t xml:space="preserve">Confirmación o cancelación de la cita</w:t>
+                  <w:t xml:space="preserve">Confirmación, cancelación y reprogramación de citas</w:t>
                 </w:r>
               </w:p>
             </w:tc>
@@ -4770,7 +4770,7 @@
                   <w:rPr>
                     <w:rtl w:val="0"/>
                   </w:rPr>
-                  <w:t xml:space="preserve">Permitir que el paciente confirme o libere el espacio con una sola acción, facilitando la reasignación del cupo</w:t>
+                  <w:t xml:space="preserve">Permitir que el paciente confirme, libere el espacio o reprograme la cita con una sola acción, facilitando la reasignación del cupo</w:t>
                 </w:r>
               </w:p>
             </w:tc>
@@ -4835,7 +4835,7 @@
                   <w:rPr>
                     <w:rtl w:val="0"/>
                   </w:rPr>
-                  <w:t xml:space="preserve">El sistema debe permitir confirmar o cancelar la cita desde el recordatorio recibido, actualizando la agenda automáticamente</w:t>
+                  <w:t xml:space="preserve">El sistema debe permitir confirmar, cancelar o reprogramar  la cita desde el recordatorio recibido, actualizando la agenda automáticamente</w:t>
                 </w:r>
               </w:p>
             </w:tc>
@@ -4900,7 +4900,7 @@
                   <w:rPr>
                     <w:rtl w:val="0"/>
                   </w:rPr>
-                  <w:t xml:space="preserve">Respuesta del paciente (confirmar/cancelar)</w:t>
+                  <w:t xml:space="preserve">Respuesta del paciente (confirmar/cancelar/reprogramar)</w:t>
                 </w:r>
               </w:p>
             </w:tc>
@@ -5201,7 +5201,7 @@
     <w:sdt>
       <w:sdtPr>
         <w:lock w:val="contentLocked"/>
-        <w:id w:val="-1854778032"/>
+        <w:id w:val="527247302"/>
         <w:tag w:val="goog_rdk_6"/>
       </w:sdtPr>
       <w:sdtContent>
@@ -5852,7 +5852,7 @@
     <w:sdt>
       <w:sdtPr>
         <w:lock w:val="contentLocked"/>
-        <w:id w:val="1257337703"/>
+        <w:id w:val="-2137651712"/>
         <w:tag w:val="goog_rdk_7"/>
       </w:sdtPr>
       <w:sdtContent>
@@ -6503,7 +6503,7 @@
     <w:sdt>
       <w:sdtPr>
         <w:lock w:val="contentLocked"/>
-        <w:id w:val="2122457943"/>
+        <w:id w:val="-1981732552"/>
         <w:tag w:val="goog_rdk_8"/>
       </w:sdtPr>
       <w:sdtContent>
@@ -7089,7 +7089,7 @@
     <w:sdt>
       <w:sdtPr>
         <w:lock w:val="contentLocked"/>
-        <w:id w:val="-490454150"/>
+        <w:id w:val="-1198003136"/>
         <w:tag w:val="goog_rdk_9"/>
       </w:sdtPr>
       <w:sdtContent>
@@ -7244,7 +7244,7 @@
                   <w:rPr>
                     <w:rtl w:val="0"/>
                   </w:rPr>
-                  <w:t xml:space="preserve">Cancelación y reprogramación de citas</w:t>
+                  <w:t xml:space="preserve">Generación de reportes administrativos</w:t>
                 </w:r>
               </w:p>
             </w:tc>
@@ -7309,7 +7309,7 @@
                   <w:rPr>
                     <w:rtl w:val="0"/>
                   </w:rPr>
-                  <w:t xml:space="preserve">Formalizar como regla de negocio la liberación y reasignación de espacios en la agenda, evitando que cupos cancelados queden sin uso</w:t>
+                  <w:t xml:space="preserve">Brindar al personal administrativo visibilidad consolidada de la operación para apoyar la toma de decisiones</w:t>
                 </w:r>
               </w:p>
             </w:tc>
@@ -7374,7 +7374,7 @@
                   <w:rPr>
                     <w:rtl w:val="0"/>
                   </w:rPr>
-                  <w:t xml:space="preserve">El sistema debe permitir al paciente cancelar o reprogramar su cita desde la plataforma web con un límite máximo de hasta 12 horas de antelación a la cita. Si el tiempo es menor a 12 horas, la gestión quedará bloqueada en el sistema y el paciente deberá comunicarse directamente con la auxiliar.</w:t>
+                  <w:t xml:space="preserve">El sistema debe generar reportes mensuales y diarios exportables que cuantifiquen: total de pacientes atendidos (entre 8 y 15 según la jornada), cantidad de citas canceladas, e índice de inasistencia, filtrables por especialista y rango de fechas.</w:t>
                 </w:r>
               </w:p>
             </w:tc>
@@ -7439,7 +7439,7 @@
                   <w:rPr>
                     <w:rtl w:val="0"/>
                   </w:rPr>
-                  <w:t xml:space="preserve">Cita existente, nueva fecha /hora (en caso de reprogramación) o solicitud de cancelación</w:t>
+                  <w:t xml:space="preserve">Rango de fechas, odontólogo (opcional), tipo de reporte</w:t>
                 </w:r>
               </w:p>
             </w:tc>
@@ -7504,7 +7504,7 @@
                   <w:rPr>
                     <w:rtl w:val="0"/>
                   </w:rPr>
-                  <w:t xml:space="preserve">Agenda actualizada con el cupo liberado o reasignado</w:t>
+                  <w:t xml:space="preserve">Reporte consolidado en pantalla o exportable</w:t>
                 </w:r>
               </w:p>
             </w:tc>
@@ -7699,7 +7699,7 @@
                   <w:rPr>
                     <w:rtl w:val="0"/>
                   </w:rPr>
-                  <w:t xml:space="preserve">Dado que faltan 10 horas para una cita programada, cuando el paciente intenta cancelarla desde la plataforma web, entonces el botón de cancelación debe estar deshabilitado indicando que debe llamar a la clínica.</w:t>
+                  <w:t xml:space="preserve">Dado que un usuario con rol administrativo selecciona el mes actual, cuando presiona "Generar", entonces el sistema debe descargar un documento con el total de citas, cancelaciones e inasistencias en menos de 5 segundos.</w:t>
                 </w:r>
               </w:p>
             </w:tc>
@@ -7724,7 +7724,25 @@
     </w:p>
     <w:p>
       <w:pPr>
-        <w:ind w:firstLine="0"/>
+        <w:ind w:firstLine="708.6614173228347"/>
+        <w:jc w:val="left"/>
+        <w:rPr>
+          <w:b w:val="1"/>
+          <w:bCs w:val="1"/>
+        </w:rPr>
+      </w:pPr>
+      <w:r>
+        <w:rPr>
+          <w:b w:val="1"/>
+          <w:bCs w:val="1"/>
+          <w:rtl w:val="0"/>
+        </w:rPr>
+        <w:t xml:space="preserve">Requisitos No Funcionales</w:t>
+      </w:r>
+    </w:p>
+    <w:p>
+      <w:pPr>
+        <w:ind w:firstLine="708.6614173228347"/>
         <w:jc w:val="left"/>
         <w:rPr>
           <w:b w:val="1"/>
@@ -7740,7 +7758,7 @@
     <w:sdt>
       <w:sdtPr>
         <w:lock w:val="contentLocked"/>
-        <w:id w:val="240647151"/>
+        <w:id w:val="240153319"/>
         <w:tag w:val="goog_rdk_10"/>
       </w:sdtPr>
       <w:sdtContent>
@@ -7788,9 +7806,20 @@
               </w:tcPr>
               <w:p>
                 <w:pPr>
-                  <w:widowControl w:val="0"/>
-                  <w:spacing w:after="0" w:line="240" w:lineRule="auto"/>
-                  <w:ind w:firstLine="0"/>
+                  <w:keepNext w:val="0"/>
+                  <w:keepLines w:val="0"/>
+                  <w:pageBreakBefore w:val="0"/>
+                  <w:widowControl w:val="0"/>
+                  <w:pBdr>
+                    <w:top w:space="0" w:sz="0" w:val="nil"/>
+                    <w:left w:space="0" w:sz="0" w:val="nil"/>
+                    <w:bottom w:space="0" w:sz="0" w:val="nil"/>
+                    <w:right w:space="0" w:sz="0" w:val="nil"/>
+                    <w:between w:space="0" w:sz="0" w:val="nil"/>
+                  </w:pBdr>
+                  <w:shd w:fill="auto" w:val="clear"/>
+                  <w:spacing w:after="0" w:before="0" w:line="240" w:lineRule="auto"/>
+                  <w:ind w:left="0" w:right="0" w:firstLine="0"/>
                   <w:jc w:val="left"/>
                   <w:rPr>
                     <w:b w:val="1"/>
@@ -7820,42 +7849,64 @@
               </w:tcPr>
               <w:p>
                 <w:pPr>
-                  <w:widowControl w:val="0"/>
-                  <w:spacing w:after="0" w:line="240" w:lineRule="auto"/>
-                  <w:ind w:firstLine="0"/>
-                  <w:jc w:val="left"/>
-                  <w:rPr/>
-                </w:pPr>
-                <w:r>
-                  <w:rPr>
-                    <w:rtl w:val="0"/>
-                  </w:rPr>
-                  <w:t xml:space="preserve">RF11</w:t>
-                </w:r>
-              </w:p>
-            </w:tc>
-          </w:tr>
-          <w:tr>
-            <w:trPr>
-              <w:cantSplit w:val="0"/>
-              <w:tblHeader w:val="0"/>
-            </w:trPr>
-            <w:tc>
-              <w:tcPr>
-                <w:shd w:fill="auto" w:val="clear"/>
-                <w:tcMar>
-                  <w:top w:w="100.0" w:type="dxa"/>
-                  <w:left w:w="100.0" w:type="dxa"/>
-                  <w:bottom w:w="100.0" w:type="dxa"/>
-                  <w:right w:w="100.0" w:type="dxa"/>
-                </w:tcMar>
-                <w:vAlign w:val="top"/>
-              </w:tcPr>
-              <w:p>
-                <w:pPr>
-                  <w:widowControl w:val="0"/>
-                  <w:spacing w:after="0" w:line="240" w:lineRule="auto"/>
-                  <w:ind w:firstLine="0"/>
+                  <w:keepNext w:val="0"/>
+                  <w:keepLines w:val="0"/>
+                  <w:pageBreakBefore w:val="0"/>
+                  <w:widowControl w:val="0"/>
+                  <w:pBdr>
+                    <w:top w:space="0" w:sz="0" w:val="nil"/>
+                    <w:left w:space="0" w:sz="0" w:val="nil"/>
+                    <w:bottom w:space="0" w:sz="0" w:val="nil"/>
+                    <w:right w:space="0" w:sz="0" w:val="nil"/>
+                    <w:between w:space="0" w:sz="0" w:val="nil"/>
+                  </w:pBdr>
+                  <w:shd w:fill="auto" w:val="clear"/>
+                  <w:spacing w:after="0" w:before="0" w:line="240" w:lineRule="auto"/>
+                  <w:ind w:left="0" w:right="0" w:firstLine="0"/>
+                  <w:jc w:val="left"/>
+                  <w:rPr/>
+                </w:pPr>
+                <w:r>
+                  <w:rPr>
+                    <w:rtl w:val="0"/>
+                  </w:rPr>
+                  <w:t xml:space="preserve">RNF01</w:t>
+                </w:r>
+              </w:p>
+            </w:tc>
+          </w:tr>
+          <w:tr>
+            <w:trPr>
+              <w:cantSplit w:val="0"/>
+              <w:tblHeader w:val="0"/>
+            </w:trPr>
+            <w:tc>
+              <w:tcPr>
+                <w:shd w:fill="auto" w:val="clear"/>
+                <w:tcMar>
+                  <w:top w:w="100.0" w:type="dxa"/>
+                  <w:left w:w="100.0" w:type="dxa"/>
+                  <w:bottom w:w="100.0" w:type="dxa"/>
+                  <w:right w:w="100.0" w:type="dxa"/>
+                </w:tcMar>
+                <w:vAlign w:val="top"/>
+              </w:tcPr>
+              <w:p>
+                <w:pPr>
+                  <w:keepNext w:val="0"/>
+                  <w:keepLines w:val="0"/>
+                  <w:pageBreakBefore w:val="0"/>
+                  <w:widowControl w:val="0"/>
+                  <w:pBdr>
+                    <w:top w:space="0" w:sz="0" w:val="nil"/>
+                    <w:left w:space="0" w:sz="0" w:val="nil"/>
+                    <w:bottom w:space="0" w:sz="0" w:val="nil"/>
+                    <w:right w:space="0" w:sz="0" w:val="nil"/>
+                    <w:between w:space="0" w:sz="0" w:val="nil"/>
+                  </w:pBdr>
+                  <w:shd w:fill="auto" w:val="clear"/>
+                  <w:spacing w:after="0" w:before="0" w:line="240" w:lineRule="auto"/>
+                  <w:ind w:left="0" w:right="0" w:firstLine="0"/>
                   <w:jc w:val="left"/>
                   <w:rPr>
                     <w:b w:val="1"/>
@@ -7885,107 +7936,64 @@
               </w:tcPr>
               <w:p>
                 <w:pPr>
-                  <w:widowControl w:val="0"/>
-                  <w:spacing w:after="0" w:line="240" w:lineRule="auto"/>
-                  <w:ind w:firstLine="0"/>
-                  <w:jc w:val="left"/>
-                  <w:rPr/>
-                </w:pPr>
-                <w:r>
-                  <w:rPr>
-                    <w:rtl w:val="0"/>
-                  </w:rPr>
-                  <w:t xml:space="preserve">Generación de reportes administrativos</w:t>
-                </w:r>
-              </w:p>
-            </w:tc>
-          </w:tr>
-          <w:tr>
-            <w:trPr>
-              <w:cantSplit w:val="0"/>
-              <w:tblHeader w:val="0"/>
-            </w:trPr>
-            <w:tc>
-              <w:tcPr>
-                <w:shd w:fill="auto" w:val="clear"/>
-                <w:tcMar>
-                  <w:top w:w="100.0" w:type="dxa"/>
-                  <w:left w:w="100.0" w:type="dxa"/>
-                  <w:bottom w:w="100.0" w:type="dxa"/>
-                  <w:right w:w="100.0" w:type="dxa"/>
-                </w:tcMar>
-                <w:vAlign w:val="top"/>
-              </w:tcPr>
-              <w:p>
-                <w:pPr>
-                  <w:widowControl w:val="0"/>
-                  <w:spacing w:after="0" w:line="240" w:lineRule="auto"/>
-                  <w:ind w:firstLine="0"/>
-                  <w:jc w:val="left"/>
-                  <w:rPr>
-                    <w:b w:val="1"/>
-                    <w:bCs w:val="1"/>
-                  </w:rPr>
-                </w:pPr>
-                <w:r>
-                  <w:rPr>
-                    <w:b w:val="1"/>
-                    <w:bCs w:val="1"/>
-                    <w:rtl w:val="0"/>
-                  </w:rPr>
-                  <w:t xml:space="preserve">Propósito</w:t>
-                </w:r>
-              </w:p>
-            </w:tc>
-            <w:tc>
-              <w:tcPr>
-                <w:shd w:fill="auto" w:val="clear"/>
-                <w:tcMar>
-                  <w:top w:w="100.0" w:type="dxa"/>
-                  <w:left w:w="100.0" w:type="dxa"/>
-                  <w:bottom w:w="100.0" w:type="dxa"/>
-                  <w:right w:w="100.0" w:type="dxa"/>
-                </w:tcMar>
-                <w:vAlign w:val="top"/>
-              </w:tcPr>
-              <w:p>
-                <w:pPr>
-                  <w:widowControl w:val="0"/>
-                  <w:spacing w:after="0" w:line="240" w:lineRule="auto"/>
-                  <w:ind w:firstLine="0"/>
-                  <w:jc w:val="left"/>
-                  <w:rPr/>
-                </w:pPr>
-                <w:r>
-                  <w:rPr>
-                    <w:rtl w:val="0"/>
-                  </w:rPr>
-                  <w:t xml:space="preserve">Brindar al personal administrativo visibilidad consolidada de la operación para apoyar la toma de decisiones</w:t>
-                </w:r>
-              </w:p>
-            </w:tc>
-          </w:tr>
-          <w:tr>
-            <w:trPr>
-              <w:cantSplit w:val="0"/>
-              <w:tblHeader w:val="0"/>
-            </w:trPr>
-            <w:tc>
-              <w:tcPr>
-                <w:shd w:fill="auto" w:val="clear"/>
-                <w:tcMar>
-                  <w:top w:w="100.0" w:type="dxa"/>
-                  <w:left w:w="100.0" w:type="dxa"/>
-                  <w:bottom w:w="100.0" w:type="dxa"/>
-                  <w:right w:w="100.0" w:type="dxa"/>
-                </w:tcMar>
-                <w:vAlign w:val="top"/>
-              </w:tcPr>
-              <w:p>
-                <w:pPr>
-                  <w:widowControl w:val="0"/>
-                  <w:spacing w:after="0" w:line="240" w:lineRule="auto"/>
-                  <w:ind w:firstLine="0"/>
+                  <w:keepNext w:val="0"/>
+                  <w:keepLines w:val="0"/>
+                  <w:pageBreakBefore w:val="0"/>
+                  <w:widowControl w:val="0"/>
+                  <w:pBdr>
+                    <w:top w:space="0" w:sz="0" w:val="nil"/>
+                    <w:left w:space="0" w:sz="0" w:val="nil"/>
+                    <w:bottom w:space="0" w:sz="0" w:val="nil"/>
+                    <w:right w:space="0" w:sz="0" w:val="nil"/>
+                    <w:between w:space="0" w:sz="0" w:val="nil"/>
+                  </w:pBdr>
+                  <w:shd w:fill="auto" w:val="clear"/>
+                  <w:spacing w:after="0" w:before="0" w:line="240" w:lineRule="auto"/>
+                  <w:ind w:left="0" w:right="0" w:firstLine="0"/>
+                  <w:jc w:val="left"/>
+                  <w:rPr/>
+                </w:pPr>
+                <w:r>
+                  <w:rPr>
+                    <w:rtl w:val="0"/>
+                  </w:rPr>
+                  <w:t xml:space="preserve">Compatibilidad con infraestructura existente</w:t>
+                </w:r>
+              </w:p>
+            </w:tc>
+          </w:tr>
+          <w:tr>
+            <w:trPr>
+              <w:cantSplit w:val="0"/>
+              <w:tblHeader w:val="0"/>
+            </w:trPr>
+            <w:tc>
+              <w:tcPr>
+                <w:shd w:fill="auto" w:val="clear"/>
+                <w:tcMar>
+                  <w:top w:w="100.0" w:type="dxa"/>
+                  <w:left w:w="100.0" w:type="dxa"/>
+                  <w:bottom w:w="100.0" w:type="dxa"/>
+                  <w:right w:w="100.0" w:type="dxa"/>
+                </w:tcMar>
+                <w:vAlign w:val="top"/>
+              </w:tcPr>
+              <w:p>
+                <w:pPr>
+                  <w:keepNext w:val="0"/>
+                  <w:keepLines w:val="0"/>
+                  <w:pageBreakBefore w:val="0"/>
+                  <w:widowControl w:val="0"/>
+                  <w:pBdr>
+                    <w:top w:space="0" w:sz="0" w:val="nil"/>
+                    <w:left w:space="0" w:sz="0" w:val="nil"/>
+                    <w:bottom w:space="0" w:sz="0" w:val="nil"/>
+                    <w:right w:space="0" w:sz="0" w:val="nil"/>
+                    <w:between w:space="0" w:sz="0" w:val="nil"/>
+                  </w:pBdr>
+                  <w:shd w:fill="auto" w:val="clear"/>
+                  <w:spacing w:after="0" w:before="0" w:line="240" w:lineRule="auto"/>
+                  <w:ind w:left="0" w:right="0" w:firstLine="0"/>
                   <w:jc w:val="left"/>
                   <w:rPr>
                     <w:b w:val="1"/>
@@ -8015,172 +8023,64 @@
               </w:tcPr>
               <w:p>
                 <w:pPr>
-                  <w:widowControl w:val="0"/>
-                  <w:spacing w:after="0" w:line="240" w:lineRule="auto"/>
-                  <w:ind w:firstLine="0"/>
-                  <w:jc w:val="left"/>
-                  <w:rPr/>
-                </w:pPr>
-                <w:r>
-                  <w:rPr>
-                    <w:rtl w:val="0"/>
-                  </w:rPr>
-                  <w:t xml:space="preserve">El sistema debe generar reportes mensuales y diarios exportables que cuantifiquen: total de pacientes atendidos (entre 8 y 15 según la jornada), cantidad de citas canceladas, e índice de inasistencia, filtrables por especialista y rango de fechas.</w:t>
-                </w:r>
-              </w:p>
-            </w:tc>
-          </w:tr>
-          <w:tr>
-            <w:trPr>
-              <w:cantSplit w:val="0"/>
-              <w:tblHeader w:val="0"/>
-            </w:trPr>
-            <w:tc>
-              <w:tcPr>
-                <w:shd w:fill="auto" w:val="clear"/>
-                <w:tcMar>
-                  <w:top w:w="100.0" w:type="dxa"/>
-                  <w:left w:w="100.0" w:type="dxa"/>
-                  <w:bottom w:w="100.0" w:type="dxa"/>
-                  <w:right w:w="100.0" w:type="dxa"/>
-                </w:tcMar>
-                <w:vAlign w:val="top"/>
-              </w:tcPr>
-              <w:p>
-                <w:pPr>
-                  <w:widowControl w:val="0"/>
-                  <w:spacing w:after="0" w:line="240" w:lineRule="auto"/>
-                  <w:ind w:firstLine="0"/>
-                  <w:jc w:val="left"/>
-                  <w:rPr>
-                    <w:b w:val="1"/>
-                    <w:bCs w:val="1"/>
-                  </w:rPr>
-                </w:pPr>
-                <w:r>
-                  <w:rPr>
-                    <w:b w:val="1"/>
-                    <w:bCs w:val="1"/>
-                    <w:rtl w:val="0"/>
-                  </w:rPr>
-                  <w:t xml:space="preserve">Entrada</w:t>
-                </w:r>
-              </w:p>
-            </w:tc>
-            <w:tc>
-              <w:tcPr>
-                <w:shd w:fill="auto" w:val="clear"/>
-                <w:tcMar>
-                  <w:top w:w="100.0" w:type="dxa"/>
-                  <w:left w:w="100.0" w:type="dxa"/>
-                  <w:bottom w:w="100.0" w:type="dxa"/>
-                  <w:right w:w="100.0" w:type="dxa"/>
-                </w:tcMar>
-                <w:vAlign w:val="top"/>
-              </w:tcPr>
-              <w:p>
-                <w:pPr>
-                  <w:widowControl w:val="0"/>
-                  <w:spacing w:after="0" w:line="240" w:lineRule="auto"/>
-                  <w:ind w:firstLine="0"/>
-                  <w:jc w:val="left"/>
-                  <w:rPr/>
-                </w:pPr>
-                <w:r>
-                  <w:rPr>
-                    <w:rtl w:val="0"/>
-                  </w:rPr>
-                  <w:t xml:space="preserve">Rango de fechas, odontólogo (opcional), tipo de reporte</w:t>
-                </w:r>
-              </w:p>
-            </w:tc>
-          </w:tr>
-          <w:tr>
-            <w:trPr>
-              <w:cantSplit w:val="0"/>
-              <w:tblHeader w:val="0"/>
-            </w:trPr>
-            <w:tc>
-              <w:tcPr>
-                <w:shd w:fill="auto" w:val="clear"/>
-                <w:tcMar>
-                  <w:top w:w="100.0" w:type="dxa"/>
-                  <w:left w:w="100.0" w:type="dxa"/>
-                  <w:bottom w:w="100.0" w:type="dxa"/>
-                  <w:right w:w="100.0" w:type="dxa"/>
-                </w:tcMar>
-                <w:vAlign w:val="top"/>
-              </w:tcPr>
-              <w:p>
-                <w:pPr>
-                  <w:widowControl w:val="0"/>
-                  <w:spacing w:after="0" w:line="240" w:lineRule="auto"/>
-                  <w:ind w:firstLine="0"/>
-                  <w:jc w:val="left"/>
-                  <w:rPr>
-                    <w:b w:val="1"/>
-                    <w:bCs w:val="1"/>
-                  </w:rPr>
-                </w:pPr>
-                <w:r>
-                  <w:rPr>
-                    <w:b w:val="1"/>
-                    <w:bCs w:val="1"/>
-                    <w:rtl w:val="0"/>
-                  </w:rPr>
-                  <w:t xml:space="preserve">Salida</w:t>
-                </w:r>
-              </w:p>
-            </w:tc>
-            <w:tc>
-              <w:tcPr>
-                <w:shd w:fill="auto" w:val="clear"/>
-                <w:tcMar>
-                  <w:top w:w="100.0" w:type="dxa"/>
-                  <w:left w:w="100.0" w:type="dxa"/>
-                  <w:bottom w:w="100.0" w:type="dxa"/>
-                  <w:right w:w="100.0" w:type="dxa"/>
-                </w:tcMar>
-                <w:vAlign w:val="top"/>
-              </w:tcPr>
-              <w:p>
-                <w:pPr>
-                  <w:widowControl w:val="0"/>
-                  <w:spacing w:after="0" w:line="240" w:lineRule="auto"/>
-                  <w:ind w:firstLine="0"/>
-                  <w:jc w:val="left"/>
-                  <w:rPr/>
-                </w:pPr>
-                <w:r>
-                  <w:rPr>
-                    <w:rtl w:val="0"/>
-                  </w:rPr>
-                  <w:t xml:space="preserve">Reporte consolidado en pantalla o exportable</w:t>
-                </w:r>
-              </w:p>
-            </w:tc>
-          </w:tr>
-          <w:tr>
-            <w:trPr>
-              <w:cantSplit w:val="0"/>
-              <w:tblHeader w:val="0"/>
-            </w:trPr>
-            <w:tc>
-              <w:tcPr>
-                <w:shd w:fill="auto" w:val="clear"/>
-                <w:tcMar>
-                  <w:top w:w="100.0" w:type="dxa"/>
-                  <w:left w:w="100.0" w:type="dxa"/>
-                  <w:bottom w:w="100.0" w:type="dxa"/>
-                  <w:right w:w="100.0" w:type="dxa"/>
-                </w:tcMar>
-                <w:vAlign w:val="top"/>
-              </w:tcPr>
-              <w:p>
-                <w:pPr>
-                  <w:widowControl w:val="0"/>
-                  <w:spacing w:after="0" w:line="240" w:lineRule="auto"/>
-                  <w:ind w:firstLine="0"/>
+                  <w:keepNext w:val="0"/>
+                  <w:keepLines w:val="0"/>
+                  <w:pageBreakBefore w:val="0"/>
+                  <w:widowControl w:val="0"/>
+                  <w:pBdr>
+                    <w:top w:space="0" w:sz="0" w:val="nil"/>
+                    <w:left w:space="0" w:sz="0" w:val="nil"/>
+                    <w:bottom w:space="0" w:sz="0" w:val="nil"/>
+                    <w:right w:space="0" w:sz="0" w:val="nil"/>
+                    <w:between w:space="0" w:sz="0" w:val="nil"/>
+                  </w:pBdr>
+                  <w:shd w:fill="auto" w:val="clear"/>
+                  <w:spacing w:after="0" w:before="0" w:line="240" w:lineRule="auto"/>
+                  <w:ind w:left="0" w:right="0" w:firstLine="0"/>
+                  <w:jc w:val="left"/>
+                  <w:rPr/>
+                </w:pPr>
+                <w:r>
+                  <w:rPr>
+                    <w:rtl w:val="0"/>
+                  </w:rPr>
+                  <w:t xml:space="preserve">El sistema debe operar sobre la infraestructura ya disponible ( computador con conexión a internet), sin requerir hardware adicional</w:t>
+                </w:r>
+              </w:p>
+            </w:tc>
+          </w:tr>
+          <w:tr>
+            <w:trPr>
+              <w:cantSplit w:val="0"/>
+              <w:tblHeader w:val="0"/>
+            </w:trPr>
+            <w:tc>
+              <w:tcPr>
+                <w:shd w:fill="auto" w:val="clear"/>
+                <w:tcMar>
+                  <w:top w:w="100.0" w:type="dxa"/>
+                  <w:left w:w="100.0" w:type="dxa"/>
+                  <w:bottom w:w="100.0" w:type="dxa"/>
+                  <w:right w:w="100.0" w:type="dxa"/>
+                </w:tcMar>
+                <w:vAlign w:val="top"/>
+              </w:tcPr>
+              <w:p>
+                <w:pPr>
+                  <w:keepNext w:val="0"/>
+                  <w:keepLines w:val="0"/>
+                  <w:pageBreakBefore w:val="0"/>
+                  <w:widowControl w:val="0"/>
+                  <w:pBdr>
+                    <w:top w:space="0" w:sz="0" w:val="nil"/>
+                    <w:left w:space="0" w:sz="0" w:val="nil"/>
+                    <w:bottom w:space="0" w:sz="0" w:val="nil"/>
+                    <w:right w:space="0" w:sz="0" w:val="nil"/>
+                    <w:between w:space="0" w:sz="0" w:val="nil"/>
+                  </w:pBdr>
+                  <w:shd w:fill="auto" w:val="clear"/>
+                  <w:spacing w:after="0" w:before="0" w:line="240" w:lineRule="auto"/>
+                  <w:ind w:left="0" w:right="0" w:firstLine="0"/>
                   <w:jc w:val="left"/>
                   <w:rPr>
                     <w:b w:val="1"/>
@@ -8210,9 +8110,20 @@
               </w:tcPr>
               <w:p>
                 <w:pPr>
-                  <w:widowControl w:val="0"/>
-                  <w:spacing w:after="0" w:line="240" w:lineRule="auto"/>
-                  <w:ind w:firstLine="0"/>
+                  <w:keepNext w:val="0"/>
+                  <w:keepLines w:val="0"/>
+                  <w:pageBreakBefore w:val="0"/>
+                  <w:widowControl w:val="0"/>
+                  <w:pBdr>
+                    <w:top w:space="0" w:sz="0" w:val="nil"/>
+                    <w:left w:space="0" w:sz="0" w:val="nil"/>
+                    <w:bottom w:space="0" w:sz="0" w:val="nil"/>
+                    <w:right w:space="0" w:sz="0" w:val="nil"/>
+                    <w:between w:space="0" w:sz="0" w:val="nil"/>
+                  </w:pBdr>
+                  <w:shd w:fill="auto" w:val="clear"/>
+                  <w:spacing w:after="0" w:before="0" w:line="240" w:lineRule="auto"/>
+                  <w:ind w:left="0" w:right="0" w:firstLine="0"/>
                   <w:jc w:val="left"/>
                   <w:rPr/>
                 </w:pPr>
@@ -8221,136 +8132,6 @@
                     <w:rtl w:val="0"/>
                   </w:rPr>
                   <w:t xml:space="preserve">Media</w:t>
-                </w:r>
-              </w:p>
-            </w:tc>
-          </w:tr>
-          <w:tr>
-            <w:trPr>
-              <w:cantSplit w:val="0"/>
-              <w:tblHeader w:val="0"/>
-            </w:trPr>
-            <w:tc>
-              <w:tcPr>
-                <w:shd w:fill="auto" w:val="clear"/>
-                <w:tcMar>
-                  <w:top w:w="100.0" w:type="dxa"/>
-                  <w:left w:w="100.0" w:type="dxa"/>
-                  <w:bottom w:w="100.0" w:type="dxa"/>
-                  <w:right w:w="100.0" w:type="dxa"/>
-                </w:tcMar>
-                <w:vAlign w:val="top"/>
-              </w:tcPr>
-              <w:p>
-                <w:pPr>
-                  <w:widowControl w:val="0"/>
-                  <w:spacing w:after="0" w:line="240" w:lineRule="auto"/>
-                  <w:ind w:firstLine="0"/>
-                  <w:jc w:val="left"/>
-                  <w:rPr>
-                    <w:b w:val="1"/>
-                    <w:bCs w:val="1"/>
-                  </w:rPr>
-                </w:pPr>
-                <w:r>
-                  <w:rPr>
-                    <w:b w:val="1"/>
-                    <w:bCs w:val="1"/>
-                    <w:rtl w:val="0"/>
-                  </w:rPr>
-                  <w:t xml:space="preserve">Dependencias</w:t>
-                </w:r>
-              </w:p>
-            </w:tc>
-            <w:tc>
-              <w:tcPr>
-                <w:shd w:fill="auto" w:val="clear"/>
-                <w:tcMar>
-                  <w:top w:w="100.0" w:type="dxa"/>
-                  <w:left w:w="100.0" w:type="dxa"/>
-                  <w:bottom w:w="100.0" w:type="dxa"/>
-                  <w:right w:w="100.0" w:type="dxa"/>
-                </w:tcMar>
-                <w:vAlign w:val="top"/>
-              </w:tcPr>
-              <w:p>
-                <w:pPr>
-                  <w:widowControl w:val="0"/>
-                  <w:spacing w:after="0" w:line="240" w:lineRule="auto"/>
-                  <w:ind w:firstLine="0"/>
-                  <w:jc w:val="left"/>
-                  <w:rPr/>
-                </w:pPr>
-                <w:r>
-                  <w:rPr>
-                    <w:rtl w:val="0"/>
-                  </w:rPr>
-                  <w:t xml:space="preserve">RF09</w:t>
-                </w:r>
-              </w:p>
-            </w:tc>
-          </w:tr>
-          <w:tr>
-            <w:trPr>
-              <w:cantSplit w:val="0"/>
-              <w:tblHeader w:val="0"/>
-            </w:trPr>
-            <w:tc>
-              <w:tcPr>
-                <w:shd w:fill="auto" w:val="clear"/>
-                <w:tcMar>
-                  <w:top w:w="100.0" w:type="dxa"/>
-                  <w:left w:w="100.0" w:type="dxa"/>
-                  <w:bottom w:w="100.0" w:type="dxa"/>
-                  <w:right w:w="100.0" w:type="dxa"/>
-                </w:tcMar>
-                <w:vAlign w:val="top"/>
-              </w:tcPr>
-              <w:p>
-                <w:pPr>
-                  <w:widowControl w:val="0"/>
-                  <w:spacing w:after="0" w:line="240" w:lineRule="auto"/>
-                  <w:ind w:firstLine="0"/>
-                  <w:jc w:val="left"/>
-                  <w:rPr>
-                    <w:b w:val="1"/>
-                    <w:bCs w:val="1"/>
-                  </w:rPr>
-                </w:pPr>
-                <w:r>
-                  <w:rPr>
-                    <w:b w:val="1"/>
-                    <w:bCs w:val="1"/>
-                    <w:rtl w:val="0"/>
-                  </w:rPr>
-                  <w:t xml:space="preserve">Criterio de Aceptación</w:t>
-                </w:r>
-              </w:p>
-            </w:tc>
-            <w:tc>
-              <w:tcPr>
-                <w:shd w:fill="auto" w:val="clear"/>
-                <w:tcMar>
-                  <w:top w:w="100.0" w:type="dxa"/>
-                  <w:left w:w="100.0" w:type="dxa"/>
-                  <w:bottom w:w="100.0" w:type="dxa"/>
-                  <w:right w:w="100.0" w:type="dxa"/>
-                </w:tcMar>
-                <w:vAlign w:val="top"/>
-              </w:tcPr>
-              <w:p>
-                <w:pPr>
-                  <w:widowControl w:val="0"/>
-                  <w:spacing w:after="0" w:line="240" w:lineRule="auto"/>
-                  <w:ind w:firstLine="0"/>
-                  <w:jc w:val="left"/>
-                  <w:rPr/>
-                </w:pPr>
-                <w:r>
-                  <w:rPr>
-                    <w:rtl w:val="0"/>
-                  </w:rPr>
-                  <w:t xml:space="preserve">Dado que un usuario con rol administrativo selecciona el mes actual, cuando presiona "Generar", entonces el sistema debe descargar un documento con el total de citas, cancelaciones e inasistencias en menos de 5 segundos.</w:t>
                 </w:r>
               </w:p>
             </w:tc>
@@ -8360,7 +8141,7 @@
     </w:sdt>
     <w:p>
       <w:pPr>
-        <w:ind w:firstLine="0"/>
+        <w:ind w:firstLine="708.6614173228347"/>
         <w:jc w:val="left"/>
         <w:rPr>
           <w:b w:val="1"/>
@@ -8371,24 +8152,6 @@
         <w:rPr>
           <w:rtl w:val="0"/>
         </w:rPr>
-      </w:r>
-    </w:p>
-    <w:p>
-      <w:pPr>
-        <w:ind w:firstLine="708.6614173228347"/>
-        <w:jc w:val="left"/>
-        <w:rPr>
-          <w:b w:val="1"/>
-          <w:bCs w:val="1"/>
-        </w:rPr>
-      </w:pPr>
-      <w:r>
-        <w:rPr>
-          <w:b w:val="1"/>
-          <w:bCs w:val="1"/>
-          <w:rtl w:val="0"/>
-        </w:rPr>
-        <w:t xml:space="preserve">Requisitos No Funcionales</w:t>
       </w:r>
     </w:p>
     <w:p>
@@ -8409,7 +8172,7 @@
     <w:sdt>
       <w:sdtPr>
         <w:lock w:val="contentLocked"/>
-        <w:id w:val="95049971"/>
+        <w:id w:val="143355093"/>
         <w:tag w:val="goog_rdk_11"/>
       </w:sdtPr>
       <w:sdtContent>
@@ -8457,20 +8220,9 @@
               </w:tcPr>
               <w:p>
                 <w:pPr>
-                  <w:keepNext w:val="0"/>
-                  <w:keepLines w:val="0"/>
-                  <w:pageBreakBefore w:val="0"/>
-                  <w:widowControl w:val="0"/>
-                  <w:pBdr>
-                    <w:top w:space="0" w:sz="0" w:val="nil"/>
-                    <w:left w:space="0" w:sz="0" w:val="nil"/>
-                    <w:bottom w:space="0" w:sz="0" w:val="nil"/>
-                    <w:right w:space="0" w:sz="0" w:val="nil"/>
-                    <w:between w:space="0" w:sz="0" w:val="nil"/>
-                  </w:pBdr>
-                  <w:shd w:fill="auto" w:val="clear"/>
-                  <w:spacing w:after="0" w:before="0" w:line="240" w:lineRule="auto"/>
-                  <w:ind w:left="0" w:right="0" w:firstLine="0"/>
+                  <w:widowControl w:val="0"/>
+                  <w:spacing w:after="0" w:line="240" w:lineRule="auto"/>
+                  <w:ind w:firstLine="0"/>
                   <w:jc w:val="left"/>
                   <w:rPr>
                     <w:b w:val="1"/>
@@ -8500,64 +8252,42 @@
               </w:tcPr>
               <w:p>
                 <w:pPr>
-                  <w:keepNext w:val="0"/>
-                  <w:keepLines w:val="0"/>
-                  <w:pageBreakBefore w:val="0"/>
-                  <w:widowControl w:val="0"/>
-                  <w:pBdr>
-                    <w:top w:space="0" w:sz="0" w:val="nil"/>
-                    <w:left w:space="0" w:sz="0" w:val="nil"/>
-                    <w:bottom w:space="0" w:sz="0" w:val="nil"/>
-                    <w:right w:space="0" w:sz="0" w:val="nil"/>
-                    <w:between w:space="0" w:sz="0" w:val="nil"/>
-                  </w:pBdr>
-                  <w:shd w:fill="auto" w:val="clear"/>
-                  <w:spacing w:after="0" w:before="0" w:line="240" w:lineRule="auto"/>
-                  <w:ind w:left="0" w:right="0" w:firstLine="0"/>
-                  <w:jc w:val="left"/>
-                  <w:rPr/>
-                </w:pPr>
-                <w:r>
-                  <w:rPr>
-                    <w:rtl w:val="0"/>
-                  </w:rPr>
-                  <w:t xml:space="preserve">RNF01</w:t>
-                </w:r>
-              </w:p>
-            </w:tc>
-          </w:tr>
-          <w:tr>
-            <w:trPr>
-              <w:cantSplit w:val="0"/>
-              <w:tblHeader w:val="0"/>
-            </w:trPr>
-            <w:tc>
-              <w:tcPr>
-                <w:shd w:fill="auto" w:val="clear"/>
-                <w:tcMar>
-                  <w:top w:w="100.0" w:type="dxa"/>
-                  <w:left w:w="100.0" w:type="dxa"/>
-                  <w:bottom w:w="100.0" w:type="dxa"/>
-                  <w:right w:w="100.0" w:type="dxa"/>
-                </w:tcMar>
-                <w:vAlign w:val="top"/>
-              </w:tcPr>
-              <w:p>
-                <w:pPr>
-                  <w:keepNext w:val="0"/>
-                  <w:keepLines w:val="0"/>
-                  <w:pageBreakBefore w:val="0"/>
-                  <w:widowControl w:val="0"/>
-                  <w:pBdr>
-                    <w:top w:space="0" w:sz="0" w:val="nil"/>
-                    <w:left w:space="0" w:sz="0" w:val="nil"/>
-                    <w:bottom w:space="0" w:sz="0" w:val="nil"/>
-                    <w:right w:space="0" w:sz="0" w:val="nil"/>
-                    <w:between w:space="0" w:sz="0" w:val="nil"/>
-                  </w:pBdr>
-                  <w:shd w:fill="auto" w:val="clear"/>
-                  <w:spacing w:after="0" w:before="0" w:line="240" w:lineRule="auto"/>
-                  <w:ind w:left="0" w:right="0" w:firstLine="0"/>
+                  <w:widowControl w:val="0"/>
+                  <w:spacing w:after="0" w:line="240" w:lineRule="auto"/>
+                  <w:ind w:firstLine="0"/>
+                  <w:jc w:val="left"/>
+                  <w:rPr/>
+                </w:pPr>
+                <w:r>
+                  <w:rPr>
+                    <w:rtl w:val="0"/>
+                  </w:rPr>
+                  <w:t xml:space="preserve">RNF02</w:t>
+                </w:r>
+              </w:p>
+            </w:tc>
+          </w:tr>
+          <w:tr>
+            <w:trPr>
+              <w:cantSplit w:val="0"/>
+              <w:tblHeader w:val="0"/>
+            </w:trPr>
+            <w:tc>
+              <w:tcPr>
+                <w:shd w:fill="auto" w:val="clear"/>
+                <w:tcMar>
+                  <w:top w:w="100.0" w:type="dxa"/>
+                  <w:left w:w="100.0" w:type="dxa"/>
+                  <w:bottom w:w="100.0" w:type="dxa"/>
+                  <w:right w:w="100.0" w:type="dxa"/>
+                </w:tcMar>
+                <w:vAlign w:val="top"/>
+              </w:tcPr>
+              <w:p>
+                <w:pPr>
+                  <w:widowControl w:val="0"/>
+                  <w:spacing w:after="0" w:line="240" w:lineRule="auto"/>
+                  <w:ind w:firstLine="0"/>
                   <w:jc w:val="left"/>
                   <w:rPr>
                     <w:b w:val="1"/>
@@ -8587,64 +8317,42 @@
               </w:tcPr>
               <w:p>
                 <w:pPr>
-                  <w:keepNext w:val="0"/>
-                  <w:keepLines w:val="0"/>
-                  <w:pageBreakBefore w:val="0"/>
-                  <w:widowControl w:val="0"/>
-                  <w:pBdr>
-                    <w:top w:space="0" w:sz="0" w:val="nil"/>
-                    <w:left w:space="0" w:sz="0" w:val="nil"/>
-                    <w:bottom w:space="0" w:sz="0" w:val="nil"/>
-                    <w:right w:space="0" w:sz="0" w:val="nil"/>
-                    <w:between w:space="0" w:sz="0" w:val="nil"/>
-                  </w:pBdr>
-                  <w:shd w:fill="auto" w:val="clear"/>
-                  <w:spacing w:after="0" w:before="0" w:line="240" w:lineRule="auto"/>
-                  <w:ind w:left="0" w:right="0" w:firstLine="0"/>
-                  <w:jc w:val="left"/>
-                  <w:rPr/>
-                </w:pPr>
-                <w:r>
-                  <w:rPr>
-                    <w:rtl w:val="0"/>
-                  </w:rPr>
-                  <w:t xml:space="preserve">Compatibilidad con infraestructura existente</w:t>
-                </w:r>
-              </w:p>
-            </w:tc>
-          </w:tr>
-          <w:tr>
-            <w:trPr>
-              <w:cantSplit w:val="0"/>
-              <w:tblHeader w:val="0"/>
-            </w:trPr>
-            <w:tc>
-              <w:tcPr>
-                <w:shd w:fill="auto" w:val="clear"/>
-                <w:tcMar>
-                  <w:top w:w="100.0" w:type="dxa"/>
-                  <w:left w:w="100.0" w:type="dxa"/>
-                  <w:bottom w:w="100.0" w:type="dxa"/>
-                  <w:right w:w="100.0" w:type="dxa"/>
-                </w:tcMar>
-                <w:vAlign w:val="top"/>
-              </w:tcPr>
-              <w:p>
-                <w:pPr>
-                  <w:keepNext w:val="0"/>
-                  <w:keepLines w:val="0"/>
-                  <w:pageBreakBefore w:val="0"/>
-                  <w:widowControl w:val="0"/>
-                  <w:pBdr>
-                    <w:top w:space="0" w:sz="0" w:val="nil"/>
-                    <w:left w:space="0" w:sz="0" w:val="nil"/>
-                    <w:bottom w:space="0" w:sz="0" w:val="nil"/>
-                    <w:right w:space="0" w:sz="0" w:val="nil"/>
-                    <w:between w:space="0" w:sz="0" w:val="nil"/>
-                  </w:pBdr>
-                  <w:shd w:fill="auto" w:val="clear"/>
-                  <w:spacing w:after="0" w:before="0" w:line="240" w:lineRule="auto"/>
-                  <w:ind w:left="0" w:right="0" w:firstLine="0"/>
+                  <w:widowControl w:val="0"/>
+                  <w:spacing w:after="0" w:line="240" w:lineRule="auto"/>
+                  <w:ind w:firstLine="0"/>
+                  <w:jc w:val="left"/>
+                  <w:rPr/>
+                </w:pPr>
+                <w:r>
+                  <w:rPr>
+                    <w:rtl w:val="0"/>
+                  </w:rPr>
+                  <w:t xml:space="preserve">Interfaz simple y accesible</w:t>
+                </w:r>
+              </w:p>
+            </w:tc>
+          </w:tr>
+          <w:tr>
+            <w:trPr>
+              <w:cantSplit w:val="0"/>
+              <w:tblHeader w:val="0"/>
+            </w:trPr>
+            <w:tc>
+              <w:tcPr>
+                <w:shd w:fill="auto" w:val="clear"/>
+                <w:tcMar>
+                  <w:top w:w="100.0" w:type="dxa"/>
+                  <w:left w:w="100.0" w:type="dxa"/>
+                  <w:bottom w:w="100.0" w:type="dxa"/>
+                  <w:right w:w="100.0" w:type="dxa"/>
+                </w:tcMar>
+                <w:vAlign w:val="top"/>
+              </w:tcPr>
+              <w:p>
+                <w:pPr>
+                  <w:widowControl w:val="0"/>
+                  <w:spacing w:after="0" w:line="240" w:lineRule="auto"/>
+                  <w:ind w:firstLine="0"/>
                   <w:jc w:val="left"/>
                   <w:rPr>
                     <w:b w:val="1"/>
@@ -8674,64 +8382,42 @@
               </w:tcPr>
               <w:p>
                 <w:pPr>
-                  <w:keepNext w:val="0"/>
-                  <w:keepLines w:val="0"/>
-                  <w:pageBreakBefore w:val="0"/>
-                  <w:widowControl w:val="0"/>
-                  <w:pBdr>
-                    <w:top w:space="0" w:sz="0" w:val="nil"/>
-                    <w:left w:space="0" w:sz="0" w:val="nil"/>
-                    <w:bottom w:space="0" w:sz="0" w:val="nil"/>
-                    <w:right w:space="0" w:sz="0" w:val="nil"/>
-                    <w:between w:space="0" w:sz="0" w:val="nil"/>
-                  </w:pBdr>
-                  <w:shd w:fill="auto" w:val="clear"/>
-                  <w:spacing w:after="0" w:before="0" w:line="240" w:lineRule="auto"/>
-                  <w:ind w:left="0" w:right="0" w:firstLine="0"/>
-                  <w:jc w:val="left"/>
-                  <w:rPr/>
-                </w:pPr>
-                <w:r>
-                  <w:rPr>
-                    <w:rtl w:val="0"/>
-                  </w:rPr>
-                  <w:t xml:space="preserve">El sistema debe operar sobre la infraestructura ya disponible ( computador con conexión a internet), sin requerir hardware adicional</w:t>
-                </w:r>
-              </w:p>
-            </w:tc>
-          </w:tr>
-          <w:tr>
-            <w:trPr>
-              <w:cantSplit w:val="0"/>
-              <w:tblHeader w:val="0"/>
-            </w:trPr>
-            <w:tc>
-              <w:tcPr>
-                <w:shd w:fill="auto" w:val="clear"/>
-                <w:tcMar>
-                  <w:top w:w="100.0" w:type="dxa"/>
-                  <w:left w:w="100.0" w:type="dxa"/>
-                  <w:bottom w:w="100.0" w:type="dxa"/>
-                  <w:right w:w="100.0" w:type="dxa"/>
-                </w:tcMar>
-                <w:vAlign w:val="top"/>
-              </w:tcPr>
-              <w:p>
-                <w:pPr>
-                  <w:keepNext w:val="0"/>
-                  <w:keepLines w:val="0"/>
-                  <w:pageBreakBefore w:val="0"/>
-                  <w:widowControl w:val="0"/>
-                  <w:pBdr>
-                    <w:top w:space="0" w:sz="0" w:val="nil"/>
-                    <w:left w:space="0" w:sz="0" w:val="nil"/>
-                    <w:bottom w:space="0" w:sz="0" w:val="nil"/>
-                    <w:right w:space="0" w:sz="0" w:val="nil"/>
-                    <w:between w:space="0" w:sz="0" w:val="nil"/>
-                  </w:pBdr>
-                  <w:shd w:fill="auto" w:val="clear"/>
-                  <w:spacing w:after="0" w:before="0" w:line="240" w:lineRule="auto"/>
-                  <w:ind w:left="0" w:right="0" w:firstLine="0"/>
+                  <w:widowControl w:val="0"/>
+                  <w:spacing w:after="0" w:line="240" w:lineRule="auto"/>
+                  <w:ind w:firstLine="0"/>
+                  <w:jc w:val="left"/>
+                  <w:rPr/>
+                </w:pPr>
+                <w:r>
+                  <w:rPr>
+                    <w:rtl w:val="0"/>
+                  </w:rPr>
+                  <w:t xml:space="preserve">La interfaz dirigida a los pacientes debe permitir completar el proceso de agendamiento en un máximo de 3 pasos (selección de horario, ingreso de nombre/teléfono y confirmación), garantizando su usabilidad para adultos mayores o personas con baja alfabetización digital.</w:t>
+                </w:r>
+              </w:p>
+            </w:tc>
+          </w:tr>
+          <w:tr>
+            <w:trPr>
+              <w:cantSplit w:val="0"/>
+              <w:tblHeader w:val="0"/>
+            </w:trPr>
+            <w:tc>
+              <w:tcPr>
+                <w:shd w:fill="auto" w:val="clear"/>
+                <w:tcMar>
+                  <w:top w:w="100.0" w:type="dxa"/>
+                  <w:left w:w="100.0" w:type="dxa"/>
+                  <w:bottom w:w="100.0" w:type="dxa"/>
+                  <w:right w:w="100.0" w:type="dxa"/>
+                </w:tcMar>
+                <w:vAlign w:val="top"/>
+              </w:tcPr>
+              <w:p>
+                <w:pPr>
+                  <w:widowControl w:val="0"/>
+                  <w:spacing w:after="0" w:line="240" w:lineRule="auto"/>
+                  <w:ind w:firstLine="0"/>
                   <w:jc w:val="left"/>
                   <w:rPr>
                     <w:b w:val="1"/>
@@ -8761,28 +8447,17 @@
               </w:tcPr>
               <w:p>
                 <w:pPr>
-                  <w:keepNext w:val="0"/>
-                  <w:keepLines w:val="0"/>
-                  <w:pageBreakBefore w:val="0"/>
-                  <w:widowControl w:val="0"/>
-                  <w:pBdr>
-                    <w:top w:space="0" w:sz="0" w:val="nil"/>
-                    <w:left w:space="0" w:sz="0" w:val="nil"/>
-                    <w:bottom w:space="0" w:sz="0" w:val="nil"/>
-                    <w:right w:space="0" w:sz="0" w:val="nil"/>
-                    <w:between w:space="0" w:sz="0" w:val="nil"/>
-                  </w:pBdr>
-                  <w:shd w:fill="auto" w:val="clear"/>
-                  <w:spacing w:after="0" w:before="0" w:line="240" w:lineRule="auto"/>
-                  <w:ind w:left="0" w:right="0" w:firstLine="0"/>
-                  <w:jc w:val="left"/>
-                  <w:rPr/>
-                </w:pPr>
-                <w:r>
-                  <w:rPr>
-                    <w:rtl w:val="0"/>
-                  </w:rPr>
-                  <w:t xml:space="preserve">Media</w:t>
+                  <w:widowControl w:val="0"/>
+                  <w:spacing w:after="0" w:line="240" w:lineRule="auto"/>
+                  <w:ind w:firstLine="0"/>
+                  <w:jc w:val="left"/>
+                  <w:rPr/>
+                </w:pPr>
+                <w:r>
+                  <w:rPr>
+                    <w:rtl w:val="0"/>
+                  </w:rPr>
+                  <w:t xml:space="preserve">Alta</w:t>
                 </w:r>
               </w:p>
             </w:tc>
@@ -8823,7 +8498,7 @@
     <w:sdt>
       <w:sdtPr>
         <w:lock w:val="contentLocked"/>
-        <w:id w:val="2031649281"/>
+        <w:id w:val="-2027149719"/>
         <w:tag w:val="goog_rdk_12"/>
       </w:sdtPr>
       <w:sdtContent>
@@ -8913,7 +8588,7 @@
                   <w:rPr>
                     <w:rtl w:val="0"/>
                   </w:rPr>
-                  <w:t xml:space="preserve">RNF02</w:t>
+                  <w:t xml:space="preserve">RNF03</w:t>
                 </w:r>
               </w:p>
             </w:tc>
@@ -8978,7 +8653,7 @@
                   <w:rPr>
                     <w:rtl w:val="0"/>
                   </w:rPr>
-                  <w:t xml:space="preserve">Interfaz simple y accesible</w:t>
+                  <w:t xml:space="preserve">Confidencialidad de los datos del paciente</w:t>
                 </w:r>
               </w:p>
             </w:tc>
@@ -9043,7 +8718,7 @@
                   <w:rPr>
                     <w:rtl w:val="0"/>
                   </w:rPr>
-                  <w:t xml:space="preserve">La interfaz dirigida a los pacientes debe permitir completar el proceso de agendamiento en un máximo de 3 pasos (selección de horario, ingreso de nombre/teléfono y confirmación), garantizando su usabilidad para adultos mayores o personas con baja alfabetización digital.</w:t>
+                  <w:t xml:space="preserve">Los datos personales de los pacientes (teléfono, dirección, historia clínica) deben mantenerse confidenciales, con acceso restringido a la doctora, especialistas y auxiliar</w:t>
                 </w:r>
               </w:p>
             </w:tc>
@@ -9149,7 +8824,7 @@
     <w:sdt>
       <w:sdtPr>
         <w:lock w:val="contentLocked"/>
-        <w:id w:val="-2127632493"/>
+        <w:id w:val="-368458174"/>
         <w:tag w:val="goog_rdk_13"/>
       </w:sdtPr>
       <w:sdtContent>
@@ -9239,7 +8914,7 @@
                   <w:rPr>
                     <w:rtl w:val="0"/>
                   </w:rPr>
-                  <w:t xml:space="preserve">RNF03</w:t>
+                  <w:t xml:space="preserve">RNF04</w:t>
                 </w:r>
               </w:p>
             </w:tc>
@@ -9304,7 +8979,7 @@
                   <w:rPr>
                     <w:rtl w:val="0"/>
                   </w:rPr>
-                  <w:t xml:space="preserve">Confidencialidad de los datos del paciente</w:t>
+                  <w:t xml:space="preserve">Soporte al volumen real de atención</w:t>
                 </w:r>
               </w:p>
             </w:tc>
@@ -9369,7 +9044,7 @@
                   <w:rPr>
                     <w:rtl w:val="0"/>
                   </w:rPr>
-                  <w:t xml:space="preserve">Los datos personales de los pacientes (teléfono, dirección, historia clínica) deben mantenerse confidenciales, con acceso restringido a la doctora, especialistas y auxiliar</w:t>
+                  <w:t xml:space="preserve">El sistema debe manejar la carga transaccional de la clínica (hasta 15 atenciones diarias) manteniendo un tiempo de respuesta de la interfaz inferior a 2 segundos por cada interacción o recarga de agenda.</w:t>
                 </w:r>
               </w:p>
             </w:tc>
@@ -9434,7 +9109,7 @@
                   <w:rPr>
                     <w:rtl w:val="0"/>
                   </w:rPr>
-                  <w:t xml:space="preserve">Alta</w:t>
+                  <w:t xml:space="preserve">Media</w:t>
                 </w:r>
               </w:p>
             </w:tc>
@@ -9475,339 +9150,13 @@
     <w:sdt>
       <w:sdtPr>
         <w:lock w:val="contentLocked"/>
-        <w:id w:val="457865876"/>
+        <w:id w:val="585035955"/>
         <w:tag w:val="goog_rdk_14"/>
       </w:sdtPr>
       <w:sdtContent>
         <w:tbl>
           <w:tblPr>
             <w:tblStyle w:val="Table15"/>
-            <w:tblW w:w="9360.0" w:type="dxa"/>
-            <w:jc w:val="left"/>
-            <w:tblBorders>
-              <w:top w:color="000000" w:space="0" w:sz="8" w:val="single"/>
-              <w:left w:color="000000" w:space="0" w:sz="8" w:val="single"/>
-              <w:bottom w:color="000000" w:space="0" w:sz="8" w:val="single"/>
-              <w:right w:color="000000" w:space="0" w:sz="8" w:val="single"/>
-              <w:insideH w:color="000000" w:space="0" w:sz="8" w:val="single"/>
-              <w:insideV w:color="000000" w:space="0" w:sz="8" w:val="single"/>
-            </w:tblBorders>
-            <w:tblLayout w:type="fixed"/>
-            <w:tblLook w:val="0600"/>
-          </w:tblPr>
-          <w:tblGrid>
-            <w:gridCol w:w="4680"/>
-            <w:gridCol w:w="4680"/>
-            <w:tblGridChange w:id="0">
-              <w:tblGrid>
-                <w:gridCol w:w="4680"/>
-                <w:gridCol w:w="4680"/>
-              </w:tblGrid>
-            </w:tblGridChange>
-          </w:tblGrid>
-          <w:tr>
-            <w:trPr>
-              <w:cantSplit w:val="0"/>
-              <w:tblHeader w:val="0"/>
-            </w:trPr>
-            <w:tc>
-              <w:tcPr>
-                <w:shd w:fill="auto" w:val="clear"/>
-                <w:tcMar>
-                  <w:top w:w="100.0" w:type="dxa"/>
-                  <w:left w:w="100.0" w:type="dxa"/>
-                  <w:bottom w:w="100.0" w:type="dxa"/>
-                  <w:right w:w="100.0" w:type="dxa"/>
-                </w:tcMar>
-                <w:vAlign w:val="top"/>
-              </w:tcPr>
-              <w:p>
-                <w:pPr>
-                  <w:widowControl w:val="0"/>
-                  <w:spacing w:after="0" w:line="240" w:lineRule="auto"/>
-                  <w:ind w:firstLine="0"/>
-                  <w:jc w:val="left"/>
-                  <w:rPr>
-                    <w:b w:val="1"/>
-                    <w:bCs w:val="1"/>
-                  </w:rPr>
-                </w:pPr>
-                <w:r>
-                  <w:rPr>
-                    <w:b w:val="1"/>
-                    <w:bCs w:val="1"/>
-                    <w:rtl w:val="0"/>
-                  </w:rPr>
-                  <w:t xml:space="preserve">Código del Requisito</w:t>
-                </w:r>
-              </w:p>
-            </w:tc>
-            <w:tc>
-              <w:tcPr>
-                <w:shd w:fill="auto" w:val="clear"/>
-                <w:tcMar>
-                  <w:top w:w="100.0" w:type="dxa"/>
-                  <w:left w:w="100.0" w:type="dxa"/>
-                  <w:bottom w:w="100.0" w:type="dxa"/>
-                  <w:right w:w="100.0" w:type="dxa"/>
-                </w:tcMar>
-                <w:vAlign w:val="top"/>
-              </w:tcPr>
-              <w:p>
-                <w:pPr>
-                  <w:widowControl w:val="0"/>
-                  <w:spacing w:after="0" w:line="240" w:lineRule="auto"/>
-                  <w:ind w:firstLine="0"/>
-                  <w:jc w:val="left"/>
-                  <w:rPr/>
-                </w:pPr>
-                <w:r>
-                  <w:rPr>
-                    <w:rtl w:val="0"/>
-                  </w:rPr>
-                  <w:t xml:space="preserve">RNF04</w:t>
-                </w:r>
-              </w:p>
-            </w:tc>
-          </w:tr>
-          <w:tr>
-            <w:trPr>
-              <w:cantSplit w:val="0"/>
-              <w:tblHeader w:val="0"/>
-            </w:trPr>
-            <w:tc>
-              <w:tcPr>
-                <w:shd w:fill="auto" w:val="clear"/>
-                <w:tcMar>
-                  <w:top w:w="100.0" w:type="dxa"/>
-                  <w:left w:w="100.0" w:type="dxa"/>
-                  <w:bottom w:w="100.0" w:type="dxa"/>
-                  <w:right w:w="100.0" w:type="dxa"/>
-                </w:tcMar>
-                <w:vAlign w:val="top"/>
-              </w:tcPr>
-              <w:p>
-                <w:pPr>
-                  <w:widowControl w:val="0"/>
-                  <w:spacing w:after="0" w:line="240" w:lineRule="auto"/>
-                  <w:ind w:firstLine="0"/>
-                  <w:jc w:val="left"/>
-                  <w:rPr>
-                    <w:b w:val="1"/>
-                    <w:bCs w:val="1"/>
-                  </w:rPr>
-                </w:pPr>
-                <w:r>
-                  <w:rPr>
-                    <w:b w:val="1"/>
-                    <w:bCs w:val="1"/>
-                    <w:rtl w:val="0"/>
-                  </w:rPr>
-                  <w:t xml:space="preserve">Nombre</w:t>
-                </w:r>
-              </w:p>
-            </w:tc>
-            <w:tc>
-              <w:tcPr>
-                <w:shd w:fill="auto" w:val="clear"/>
-                <w:tcMar>
-                  <w:top w:w="100.0" w:type="dxa"/>
-                  <w:left w:w="100.0" w:type="dxa"/>
-                  <w:bottom w:w="100.0" w:type="dxa"/>
-                  <w:right w:w="100.0" w:type="dxa"/>
-                </w:tcMar>
-                <w:vAlign w:val="top"/>
-              </w:tcPr>
-              <w:p>
-                <w:pPr>
-                  <w:widowControl w:val="0"/>
-                  <w:spacing w:after="0" w:line="240" w:lineRule="auto"/>
-                  <w:ind w:firstLine="0"/>
-                  <w:jc w:val="left"/>
-                  <w:rPr/>
-                </w:pPr>
-                <w:r>
-                  <w:rPr>
-                    <w:rtl w:val="0"/>
-                  </w:rPr>
-                  <w:t xml:space="preserve">Soporte al volumen real de atención</w:t>
-                </w:r>
-              </w:p>
-            </w:tc>
-          </w:tr>
-          <w:tr>
-            <w:trPr>
-              <w:cantSplit w:val="0"/>
-              <w:tblHeader w:val="0"/>
-            </w:trPr>
-            <w:tc>
-              <w:tcPr>
-                <w:shd w:fill="auto" w:val="clear"/>
-                <w:tcMar>
-                  <w:top w:w="100.0" w:type="dxa"/>
-                  <w:left w:w="100.0" w:type="dxa"/>
-                  <w:bottom w:w="100.0" w:type="dxa"/>
-                  <w:right w:w="100.0" w:type="dxa"/>
-                </w:tcMar>
-                <w:vAlign w:val="top"/>
-              </w:tcPr>
-              <w:p>
-                <w:pPr>
-                  <w:widowControl w:val="0"/>
-                  <w:spacing w:after="0" w:line="240" w:lineRule="auto"/>
-                  <w:ind w:firstLine="0"/>
-                  <w:jc w:val="left"/>
-                  <w:rPr>
-                    <w:b w:val="1"/>
-                    <w:bCs w:val="1"/>
-                  </w:rPr>
-                </w:pPr>
-                <w:r>
-                  <w:rPr>
-                    <w:b w:val="1"/>
-                    <w:bCs w:val="1"/>
-                    <w:rtl w:val="0"/>
-                  </w:rPr>
-                  <w:t xml:space="preserve">Descripción</w:t>
-                </w:r>
-              </w:p>
-            </w:tc>
-            <w:tc>
-              <w:tcPr>
-                <w:shd w:fill="auto" w:val="clear"/>
-                <w:tcMar>
-                  <w:top w:w="100.0" w:type="dxa"/>
-                  <w:left w:w="100.0" w:type="dxa"/>
-                  <w:bottom w:w="100.0" w:type="dxa"/>
-                  <w:right w:w="100.0" w:type="dxa"/>
-                </w:tcMar>
-                <w:vAlign w:val="top"/>
-              </w:tcPr>
-              <w:p>
-                <w:pPr>
-                  <w:widowControl w:val="0"/>
-                  <w:spacing w:after="0" w:line="240" w:lineRule="auto"/>
-                  <w:ind w:firstLine="0"/>
-                  <w:jc w:val="left"/>
-                  <w:rPr/>
-                </w:pPr>
-                <w:r>
-                  <w:rPr>
-                    <w:rtl w:val="0"/>
-                  </w:rPr>
-                  <w:t xml:space="preserve">El sistema debe manejar la carga transaccional de la clínica (hasta 15 atenciones diarias) manteniendo un tiempo de respuesta de la interfaz inferior a 2 segundos por cada interacción o recarga de agenda.</w:t>
-                </w:r>
-              </w:p>
-            </w:tc>
-          </w:tr>
-          <w:tr>
-            <w:trPr>
-              <w:cantSplit w:val="0"/>
-              <w:tblHeader w:val="0"/>
-            </w:trPr>
-            <w:tc>
-              <w:tcPr>
-                <w:shd w:fill="auto" w:val="clear"/>
-                <w:tcMar>
-                  <w:top w:w="100.0" w:type="dxa"/>
-                  <w:left w:w="100.0" w:type="dxa"/>
-                  <w:bottom w:w="100.0" w:type="dxa"/>
-                  <w:right w:w="100.0" w:type="dxa"/>
-                </w:tcMar>
-                <w:vAlign w:val="top"/>
-              </w:tcPr>
-              <w:p>
-                <w:pPr>
-                  <w:widowControl w:val="0"/>
-                  <w:spacing w:after="0" w:line="240" w:lineRule="auto"/>
-                  <w:ind w:firstLine="0"/>
-                  <w:jc w:val="left"/>
-                  <w:rPr>
-                    <w:b w:val="1"/>
-                    <w:bCs w:val="1"/>
-                  </w:rPr>
-                </w:pPr>
-                <w:r>
-                  <w:rPr>
-                    <w:b w:val="1"/>
-                    <w:bCs w:val="1"/>
-                    <w:rtl w:val="0"/>
-                  </w:rPr>
-                  <w:t xml:space="preserve">Prioridad</w:t>
-                </w:r>
-              </w:p>
-            </w:tc>
-            <w:tc>
-              <w:tcPr>
-                <w:shd w:fill="auto" w:val="clear"/>
-                <w:tcMar>
-                  <w:top w:w="100.0" w:type="dxa"/>
-                  <w:left w:w="100.0" w:type="dxa"/>
-                  <w:bottom w:w="100.0" w:type="dxa"/>
-                  <w:right w:w="100.0" w:type="dxa"/>
-                </w:tcMar>
-                <w:vAlign w:val="top"/>
-              </w:tcPr>
-              <w:p>
-                <w:pPr>
-                  <w:widowControl w:val="0"/>
-                  <w:spacing w:after="0" w:line="240" w:lineRule="auto"/>
-                  <w:ind w:firstLine="0"/>
-                  <w:jc w:val="left"/>
-                  <w:rPr/>
-                </w:pPr>
-                <w:r>
-                  <w:rPr>
-                    <w:rtl w:val="0"/>
-                  </w:rPr>
-                  <w:t xml:space="preserve">Media</w:t>
-                </w:r>
-              </w:p>
-            </w:tc>
-          </w:tr>
-        </w:tbl>
-      </w:sdtContent>
-    </w:sdt>
-    <w:p>
-      <w:pPr>
-        <w:ind w:firstLine="708.6614173228347"/>
-        <w:jc w:val="left"/>
-        <w:rPr>
-          <w:b w:val="1"/>
-          <w:bCs w:val="1"/>
-        </w:rPr>
-      </w:pPr>
-      <w:r>
-        <w:rPr>
-          <w:rtl w:val="0"/>
-        </w:rPr>
-      </w:r>
-    </w:p>
-    <w:p>
-      <w:pPr>
-        <w:ind w:firstLine="708.6614173228347"/>
-        <w:jc w:val="left"/>
-        <w:rPr>
-          <w:b w:val="1"/>
-          <w:bCs w:val="1"/>
-        </w:rPr>
-      </w:pPr>
-      <w:r>
-        <w:rPr>
-          <w:rtl w:val="0"/>
-        </w:rPr>
-      </w:r>
-    </w:p>
-    <w:sdt>
-      <w:sdtPr>
-        <w:lock w:val="contentLocked"/>
-        <w:id w:val="1363686484"/>
-        <w:tag w:val="goog_rdk_15"/>
-      </w:sdtPr>
-      <w:sdtContent>
-        <w:tbl>
-          <w:tblPr>
-            <w:tblStyle w:val="Table16"/>
             <w:tblW w:w="9360.0" w:type="dxa"/>
             <w:jc w:val="left"/>
             <w:tblBorders>
@@ -10899,13 +10248,6 @@
       <w:tblStyleColBandSize w:val="1"/>
     </w:tblPr>
   </w:style>
-  <w:style w:type="table" w:styleId="Table16">
-    <w:basedOn w:val="TableNormal"/>
-    <w:tblPr>
-      <w:tblStyleRowBandSize w:val="1"/>
-      <w:tblStyleColBandSize w:val="1"/>
-    </w:tblPr>
-  </w:style>
 </w:styles>
 </file>
 
@@ -11231,7 +10573,7 @@
 
 <file path=customXML/item1.xml><?xml version="1.0" encoding="utf-8"?>
 <go:gDocsCustomXmlDataStorage xmlns:go="http://customooxmlschemas.google.com/" xmlns:r="http://schemas.openxmlformats.org/officeDocument/2006/relationships" uri="GoogleDocsCustomDataVersion2">
-  <go:docsCustomData xmlns:go="http://customooxmlschemas.google.com/" roundtripDataSignature="AMtx7miub9Hd3wp4JeLAp3ExL0FpxyuHxQ==">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</go:docsCustomData>
+  <go:docsCustomData xmlns:go="http://customooxmlschemas.google.com/" roundtripDataSignature="AMtx7mgxbESybJio6BXMU85BOLwY+7aeEQ==">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</go:docsCustomData>
 </go:gDocsCustomXmlDataStorage>
 </file>
 

--- a/Documentacion/PROYECTO_JOSUE_DIEGO_JESUS.docx
+++ b/Documentacion/PROYECTO_JOSUE_DIEGO_JESUS.docx
@@ -17,6 +17,14 @@
       </w:pPr>
       <w:r>
         <w:t xml:space="preserve">Sistema Web de Agendamiento y Recordatorio de Citas para el Centro Odontológico Villadent</w:t>
+      </w:r>
+      <w:r>
+        <w:rPr>
+          <w:b/>
+          <w:bCs/>
+          <w:sz w:val="32"/>
+          <w:szCs w:val="32"/>
+        </w:rPr>
       </w:r>
       <w:r>
         <w:rPr>
@@ -487,10 +495,17 @@
           <w:smallCaps/>
         </w:rPr>
       </w:r>
+      <w:r>
+        <w:rPr>
+          <w:b/>
+          <w:bCs/>
+          <w:smallCaps/>
+        </w:rPr>
+      </w:r>
     </w:p>
     <w:p>
       <w:pPr>
-        <w:pStyle w:val="735"/>
+        <w:pStyle w:val="953"/>
         <w:pBdr/>
         <w:spacing/>
         <w:ind/>
@@ -505,6 +520,12 @@
           <w:szCs w:val="28"/>
         </w:rPr>
         <w:t xml:space="preserve">Introducción</w:t>
+      </w:r>
+      <w:r>
+        <w:rPr>
+          <w:sz w:val="28"/>
+          <w:szCs w:val="28"/>
+        </w:rPr>
       </w:r>
       <w:r>
         <w:rPr>
@@ -616,7 +637,7 @@
     </w:p>
     <w:p>
       <w:pPr>
-        <w:pStyle w:val="735"/>
+        <w:pStyle w:val="953"/>
         <w:pBdr/>
         <w:spacing/>
         <w:ind/>
@@ -638,6 +659,12 @@
           <w:szCs w:val="28"/>
         </w:rPr>
       </w:r>
+      <w:r>
+        <w:rPr>
+          <w:sz w:val="28"/>
+          <w:szCs w:val="28"/>
+        </w:rPr>
+      </w:r>
     </w:p>
     <w:p>
       <w:pPr>
@@ -662,6 +689,12 @@
           <w:bCs/>
         </w:rPr>
       </w:r>
+      <w:r>
+        <w:rPr>
+          <w:b/>
+          <w:bCs/>
+        </w:rPr>
+      </w:r>
     </w:p>
     <w:p>
       <w:pPr>
@@ -828,6 +861,12 @@
           <w:bCs/>
         </w:rPr>
       </w:r>
+      <w:r>
+        <w:rPr>
+          <w:b/>
+          <w:bCs/>
+        </w:rPr>
+      </w:r>
     </w:p>
     <w:p>
       <w:pPr>
@@ -846,7 +885,7 @@
     </w:p>
     <w:p>
       <w:pPr>
-        <w:pStyle w:val="735"/>
+        <w:pStyle w:val="953"/>
         <w:pBdr/>
         <w:spacing/>
         <w:ind/>
@@ -868,10 +907,16 @@
           <w:szCs w:val="28"/>
         </w:rPr>
       </w:r>
+      <w:r>
+        <w:rPr>
+          <w:sz w:val="28"/>
+          <w:szCs w:val="28"/>
+        </w:rPr>
+      </w:r>
     </w:p>
     <w:p>
       <w:pPr>
-        <w:pStyle w:val="736"/>
+        <w:pStyle w:val="954"/>
         <w:keepNext w:val="false"/>
         <w:keepLines w:val="false"/>
         <w:pBdr/>
@@ -908,7 +953,7 @@
     </w:p>
     <w:p>
       <w:pPr>
-        <w:pStyle w:val="736"/>
+        <w:pStyle w:val="954"/>
         <w:keepNext w:val="false"/>
         <w:keepLines w:val="false"/>
         <w:pBdr/>
@@ -1087,6 +1132,13 @@
           <w:szCs w:val="28"/>
         </w:rPr>
         <w:t xml:space="preserve">Justificación</w:t>
+      </w:r>
+      <w:r>
+        <w:rPr>
+          <w:b/>
+          <w:bCs/>
+          <w:smallCaps/>
+        </w:rPr>
       </w:r>
       <w:r>
         <w:rPr>
@@ -1274,6 +1326,15 @@
           <w:szCs w:val="28"/>
         </w:rPr>
       </w:r>
+      <w:r>
+        <w:rPr>
+          <w:b/>
+          <w:bCs/>
+          <w:smallCaps/>
+          <w:sz w:val="28"/>
+          <w:szCs w:val="28"/>
+        </w:rPr>
+      </w:r>
     </w:p>
     <w:p>
       <w:pPr>
@@ -1318,6 +1379,12 @@
           <w:bCs/>
         </w:rPr>
       </w:r>
+      <w:r>
+        <w:rPr>
+          <w:b/>
+          <w:bCs/>
+        </w:rPr>
+      </w:r>
     </w:p>
     <w:p>
       <w:pPr>
@@ -1336,6 +1403,12 @@
           <w:bCs/>
         </w:rPr>
         <w:tab/>
+      </w:r>
+      <w:r>
+        <w:rPr>
+          <w:b/>
+          <w:bCs/>
+        </w:rPr>
       </w:r>
       <w:r>
         <w:rPr>
@@ -1355,7 +1428,7 @@
       <w:sdtContent>
         <w:tbl>
           <w:tblPr>
-            <w:tblStyle w:val="760"/>
+            <w:tblStyle w:val="978"/>
             <w:tblInd w:w="0" w:type="dxa"/>
             <w:tblW w:w="9360" w:type="dxa"/>
             <w:tblBorders>
@@ -1410,6 +1483,12 @@
                     <w:bCs/>
                   </w:rPr>
                   <w:t xml:space="preserve">Código del Requisito</w:t>
+                </w:r>
+                <w:r>
+                  <w:rPr>
+                    <w:b/>
+                    <w:bCs/>
+                  </w:rPr>
                 </w:r>
                 <w:r>
                   <w:rPr>
@@ -1496,6 +1575,12 @@
                     <w:bCs/>
                   </w:rPr>
                 </w:r>
+                <w:r>
+                  <w:rPr>
+                    <w:b/>
+                    <w:bCs/>
+                  </w:rPr>
+                </w:r>
               </w:p>
             </w:tc>
             <w:tc>
@@ -1568,6 +1653,12 @@
                     <w:bCs/>
                   </w:rPr>
                   <w:t xml:space="preserve">Propósito</w:t>
+                </w:r>
+                <w:r>
+                  <w:rPr>
+                    <w:b/>
+                    <w:bCs/>
+                  </w:rPr>
                 </w:r>
                 <w:r>
                   <w:rPr>
@@ -1654,6 +1745,12 @@
                     <w:bCs/>
                   </w:rPr>
                 </w:r>
+                <w:r>
+                  <w:rPr>
+                    <w:b/>
+                    <w:bCs/>
+                  </w:rPr>
+                </w:r>
               </w:p>
             </w:tc>
             <w:tc>
@@ -1726,6 +1823,12 @@
                     <w:bCs/>
                   </w:rPr>
                   <w:t xml:space="preserve">Entrada</w:t>
+                </w:r>
+                <w:r>
+                  <w:rPr>
+                    <w:b/>
+                    <w:bCs/>
+                  </w:rPr>
                 </w:r>
                 <w:r>
                   <w:rPr>
@@ -1812,6 +1915,12 @@
                     <w:bCs/>
                   </w:rPr>
                 </w:r>
+                <w:r>
+                  <w:rPr>
+                    <w:b/>
+                    <w:bCs/>
+                  </w:rPr>
+                </w:r>
               </w:p>
             </w:tc>
             <w:tc>
@@ -1884,6 +1993,12 @@
                     <w:bCs/>
                   </w:rPr>
                   <w:t xml:space="preserve">Prioridad</w:t>
+                </w:r>
+                <w:r>
+                  <w:rPr>
+                    <w:b/>
+                    <w:bCs/>
+                  </w:rPr>
                 </w:r>
                 <w:r>
                   <w:rPr>
@@ -1970,6 +2085,12 @@
                     <w:bCs/>
                   </w:rPr>
                 </w:r>
+                <w:r>
+                  <w:rPr>
+                    <w:b/>
+                    <w:bCs/>
+                  </w:rPr>
+                </w:r>
               </w:p>
             </w:tc>
             <w:tc>
@@ -2049,6 +2170,12 @@
                     <w:bCs/>
                   </w:rPr>
                 </w:r>
+                <w:r>
+                  <w:rPr>
+                    <w:b/>
+                    <w:bCs/>
+                  </w:rPr>
+                </w:r>
               </w:p>
             </w:tc>
             <w:tc>
@@ -2110,6 +2237,12 @@
           <w:bCs/>
         </w:rPr>
       </w:r>
+      <w:r>
+        <w:rPr>
+          <w:b/>
+          <w:bCs/>
+        </w:rPr>
+      </w:r>
     </w:p>
     <w:p>
       <w:pPr>
@@ -2122,6 +2255,12 @@
           <w:bCs/>
         </w:rPr>
       </w:pPr>
+      <w:r>
+        <w:rPr>
+          <w:b/>
+          <w:bCs/>
+        </w:rPr>
+      </w:r>
       <w:r>
         <w:rPr>
           <w:b/>
@@ -2146,6 +2285,12 @@
           <w:bCs/>
         </w:rPr>
       </w:pPr>
+      <w:r>
+        <w:rPr>
+          <w:b/>
+          <w:bCs/>
+        </w:rPr>
+      </w:r>
       <w:r>
         <w:rPr>
           <w:b/>
@@ -2170,7 +2315,7 @@
       <w:sdtContent>
         <w:tbl>
           <w:tblPr>
-            <w:tblStyle w:val="761"/>
+            <w:tblStyle w:val="979"/>
             <w:tblInd w:w="0" w:type="dxa"/>
             <w:tblW w:w="9360" w:type="dxa"/>
             <w:tblBorders>
@@ -2219,6 +2364,12 @@
                     <w:bCs/>
                   </w:rPr>
                   <w:t xml:space="preserve">Código del Requisito</w:t>
+                </w:r>
+                <w:r>
+                  <w:rPr>
+                    <w:b/>
+                    <w:bCs/>
+                  </w:rPr>
                 </w:r>
                 <w:r>
                   <w:rPr>
@@ -2293,6 +2444,12 @@
                     <w:bCs/>
                   </w:rPr>
                 </w:r>
+                <w:r>
+                  <w:rPr>
+                    <w:b/>
+                    <w:bCs/>
+                  </w:rPr>
+                </w:r>
               </w:p>
             </w:tc>
             <w:tc>
@@ -2353,6 +2510,12 @@
                     <w:bCs/>
                   </w:rPr>
                   <w:t xml:space="preserve">Propósito</w:t>
+                </w:r>
+                <w:r>
+                  <w:rPr>
+                    <w:b/>
+                    <w:bCs/>
+                  </w:rPr>
                 </w:r>
                 <w:r>
                   <w:rPr>
@@ -2427,6 +2590,12 @@
                     <w:bCs/>
                   </w:rPr>
                 </w:r>
+                <w:r>
+                  <w:rPr>
+                    <w:b/>
+                    <w:bCs/>
+                  </w:rPr>
+                </w:r>
               </w:p>
             </w:tc>
             <w:tc>
@@ -2487,6 +2656,12 @@
                     <w:bCs/>
                   </w:rPr>
                   <w:t xml:space="preserve">Entrada</w:t>
+                </w:r>
+                <w:r>
+                  <w:rPr>
+                    <w:b/>
+                    <w:bCs/>
+                  </w:rPr>
                 </w:r>
                 <w:r>
                   <w:rPr>
@@ -2561,6 +2736,12 @@
                     <w:bCs/>
                   </w:rPr>
                 </w:r>
+                <w:r>
+                  <w:rPr>
+                    <w:b/>
+                    <w:bCs/>
+                  </w:rPr>
+                </w:r>
               </w:p>
             </w:tc>
             <w:tc>
@@ -2621,6 +2802,12 @@
                     <w:bCs/>
                   </w:rPr>
                   <w:t xml:space="preserve">Prioridad</w:t>
+                </w:r>
+                <w:r>
+                  <w:rPr>
+                    <w:b/>
+                    <w:bCs/>
+                  </w:rPr>
                 </w:r>
                 <w:r>
                   <w:rPr>
@@ -2695,6 +2882,12 @@
                     <w:bCs/>
                   </w:rPr>
                 </w:r>
+                <w:r>
+                  <w:rPr>
+                    <w:b/>
+                    <w:bCs/>
+                  </w:rPr>
+                </w:r>
               </w:p>
             </w:tc>
             <w:tc>
@@ -2750,6 +2943,12 @@
           <w:bCs/>
         </w:rPr>
       </w:r>
+      <w:r>
+        <w:rPr>
+          <w:b/>
+          <w:bCs/>
+        </w:rPr>
+      </w:r>
     </w:p>
     <w:p>
       <w:pPr>
@@ -2762,6 +2961,12 @@
           <w:bCs/>
         </w:rPr>
       </w:pPr>
+      <w:r>
+        <w:rPr>
+          <w:b/>
+          <w:bCs/>
+        </w:rPr>
+      </w:r>
       <w:r>
         <w:rPr>
           <w:b/>
@@ -2786,7 +2991,7 @@
       <w:sdtContent>
         <w:tbl>
           <w:tblPr>
-            <w:tblStyle w:val="762"/>
+            <w:tblStyle w:val="980"/>
             <w:tblInd w:w="0" w:type="dxa"/>
             <w:tblW w:w="9360" w:type="dxa"/>
             <w:tblBorders>
@@ -2835,6 +3040,12 @@
                     <w:bCs/>
                   </w:rPr>
                   <w:t xml:space="preserve">Código del Requisito</w:t>
+                </w:r>
+                <w:r>
+                  <w:rPr>
+                    <w:b/>
+                    <w:bCs/>
+                  </w:rPr>
                 </w:r>
                 <w:r>
                   <w:rPr>
@@ -2909,6 +3120,12 @@
                     <w:bCs/>
                   </w:rPr>
                 </w:r>
+                <w:r>
+                  <w:rPr>
+                    <w:b/>
+                    <w:bCs/>
+                  </w:rPr>
+                </w:r>
               </w:p>
             </w:tc>
             <w:tc>
@@ -2969,6 +3186,12 @@
                     <w:bCs/>
                   </w:rPr>
                   <w:t xml:space="preserve">Propósito</w:t>
+                </w:r>
+                <w:r>
+                  <w:rPr>
+                    <w:b/>
+                    <w:bCs/>
+                  </w:rPr>
                 </w:r>
                 <w:r>
                   <w:rPr>
@@ -3043,6 +3266,12 @@
                     <w:bCs/>
                   </w:rPr>
                 </w:r>
+                <w:r>
+                  <w:rPr>
+                    <w:b/>
+                    <w:bCs/>
+                  </w:rPr>
+                </w:r>
               </w:p>
             </w:tc>
             <w:tc>
@@ -3103,6 +3332,12 @@
                     <w:bCs/>
                   </w:rPr>
                   <w:t xml:space="preserve">Entrada</w:t>
+                </w:r>
+                <w:r>
+                  <w:rPr>
+                    <w:b/>
+                    <w:bCs/>
+                  </w:rPr>
                 </w:r>
                 <w:r>
                   <w:rPr>
@@ -3177,6 +3412,12 @@
                     <w:bCs/>
                   </w:rPr>
                 </w:r>
+                <w:r>
+                  <w:rPr>
+                    <w:b/>
+                    <w:bCs/>
+                  </w:rPr>
+                </w:r>
               </w:p>
             </w:tc>
             <w:tc>
@@ -3237,6 +3478,12 @@
                     <w:bCs/>
                   </w:rPr>
                   <w:t xml:space="preserve">Prioridad</w:t>
+                </w:r>
+                <w:r>
+                  <w:rPr>
+                    <w:b/>
+                    <w:bCs/>
+                  </w:rPr>
                 </w:r>
                 <w:r>
                   <w:rPr>
@@ -3311,6 +3558,12 @@
                     <w:bCs/>
                   </w:rPr>
                 </w:r>
+                <w:r>
+                  <w:rPr>
+                    <w:b/>
+                    <w:bCs/>
+                  </w:rPr>
+                </w:r>
               </w:p>
             </w:tc>
             <w:tc>
@@ -3378,6 +3631,12 @@
                     <w:bCs/>
                   </w:rPr>
                 </w:r>
+                <w:r>
+                  <w:rPr>
+                    <w:b/>
+                    <w:bCs/>
+                  </w:rPr>
+                </w:r>
               </w:p>
             </w:tc>
             <w:tc>
@@ -3423,7 +3682,7 @@
       </w:pPr>
       <w:r>
         <w:rPr>
-          <w:rStyle w:val="186"/>
+          <w:rStyle w:val="938"/>
           <w:b/>
           <w:bCs/>
         </w:rPr>
@@ -3435,6 +3694,12 @@
           <w:bCs/>
         </w:rPr>
       </w:r>
+      <w:r>
+        <w:rPr>
+          <w:b/>
+          <w:bCs/>
+        </w:rPr>
+      </w:r>
     </w:p>
     <w:p>
       <w:pPr>
@@ -3447,6 +3712,12 @@
           <w:bCs/>
         </w:rPr>
       </w:pPr>
+      <w:r>
+        <w:rPr>
+          <w:b/>
+          <w:bCs/>
+        </w:rPr>
+      </w:r>
       <w:r>
         <w:rPr>
           <w:b/>
@@ -3471,7 +3742,7 @@
       <w:sdtContent>
         <w:tbl>
           <w:tblPr>
-            <w:tblStyle w:val="763"/>
+            <w:tblStyle w:val="981"/>
             <w:tblInd w:w="0" w:type="dxa"/>
             <w:tblW w:w="9360" w:type="dxa"/>
             <w:tblBorders>
@@ -3520,6 +3791,12 @@
                     <w:bCs/>
                   </w:rPr>
                   <w:t xml:space="preserve">Código del Requisito</w:t>
+                </w:r>
+                <w:r>
+                  <w:rPr>
+                    <w:b/>
+                    <w:bCs/>
+                  </w:rPr>
                 </w:r>
                 <w:r>
                   <w:rPr>
@@ -3594,6 +3871,12 @@
                     <w:bCs/>
                   </w:rPr>
                 </w:r>
+                <w:r>
+                  <w:rPr>
+                    <w:b/>
+                    <w:bCs/>
+                  </w:rPr>
+                </w:r>
               </w:p>
             </w:tc>
             <w:tc>
@@ -3654,6 +3937,12 @@
                     <w:bCs/>
                   </w:rPr>
                   <w:t xml:space="preserve">Propósito</w:t>
+                </w:r>
+                <w:r>
+                  <w:rPr>
+                    <w:b/>
+                    <w:bCs/>
+                  </w:rPr>
                 </w:r>
                 <w:r>
                   <w:rPr>
@@ -3728,6 +4017,12 @@
                     <w:bCs/>
                   </w:rPr>
                 </w:r>
+                <w:r>
+                  <w:rPr>
+                    <w:b/>
+                    <w:bCs/>
+                  </w:rPr>
+                </w:r>
               </w:p>
             </w:tc>
             <w:tc>
@@ -3788,6 +4083,12 @@
                     <w:bCs/>
                   </w:rPr>
                   <w:t xml:space="preserve">Entrada</w:t>
+                </w:r>
+                <w:r>
+                  <w:rPr>
+                    <w:b/>
+                    <w:bCs/>
+                  </w:rPr>
                 </w:r>
                 <w:r>
                   <w:rPr>
@@ -3862,6 +4163,12 @@
                     <w:bCs/>
                   </w:rPr>
                 </w:r>
+                <w:r>
+                  <w:rPr>
+                    <w:b/>
+                    <w:bCs/>
+                  </w:rPr>
+                </w:r>
               </w:p>
             </w:tc>
             <w:tc>
@@ -3922,6 +4229,12 @@
                     <w:bCs/>
                   </w:rPr>
                   <w:t xml:space="preserve">Prioridad</w:t>
+                </w:r>
+                <w:r>
+                  <w:rPr>
+                    <w:b/>
+                    <w:bCs/>
+                  </w:rPr>
                 </w:r>
                 <w:r>
                   <w:rPr>
@@ -3996,6 +4309,12 @@
                     <w:bCs/>
                   </w:rPr>
                 </w:r>
+                <w:r>
+                  <w:rPr>
+                    <w:b/>
+                    <w:bCs/>
+                  </w:rPr>
+                </w:r>
               </w:p>
             </w:tc>
             <w:tc>
@@ -4051,6 +4370,12 @@
           <w:bCs/>
         </w:rPr>
       </w:r>
+      <w:r>
+        <w:rPr>
+          <w:b/>
+          <w:bCs/>
+        </w:rPr>
+      </w:r>
     </w:p>
     <w:p>
       <w:pPr>
@@ -4063,6 +4388,12 @@
           <w:bCs/>
         </w:rPr>
       </w:pPr>
+      <w:r>
+        <w:rPr>
+          <w:b/>
+          <w:bCs/>
+        </w:rPr>
+      </w:r>
       <w:r>
         <w:rPr>
           <w:b/>
@@ -4087,7 +4418,7 @@
       <w:sdtContent>
         <w:tbl>
           <w:tblPr>
-            <w:tblStyle w:val="764"/>
+            <w:tblStyle w:val="982"/>
             <w:tblInd w:w="0" w:type="dxa"/>
             <w:tblW w:w="9360" w:type="dxa"/>
             <w:tblBorders>
@@ -4136,6 +4467,12 @@
                     <w:bCs/>
                   </w:rPr>
                   <w:t xml:space="preserve">Código del Requisito</w:t>
+                </w:r>
+                <w:r>
+                  <w:rPr>
+                    <w:b/>
+                    <w:bCs/>
+                  </w:rPr>
                 </w:r>
                 <w:r>
                   <w:rPr>
@@ -4210,6 +4547,12 @@
                     <w:bCs/>
                   </w:rPr>
                 </w:r>
+                <w:r>
+                  <w:rPr>
+                    <w:b/>
+                    <w:bCs/>
+                  </w:rPr>
+                </w:r>
               </w:p>
             </w:tc>
             <w:tc>
@@ -4277,6 +4620,12 @@
                     <w:bCs/>
                   </w:rPr>
                 </w:r>
+                <w:r>
+                  <w:rPr>
+                    <w:b/>
+                    <w:bCs/>
+                  </w:rPr>
+                </w:r>
               </w:p>
             </w:tc>
             <w:tc>
@@ -4337,6 +4686,12 @@
                     <w:bCs/>
                   </w:rPr>
                   <w:t xml:space="preserve">Descripción</w:t>
+                </w:r>
+                <w:r>
+                  <w:rPr>
+                    <w:b/>
+                    <w:bCs/>
+                  </w:rPr>
                 </w:r>
                 <w:r>
                   <w:rPr>
@@ -4414,6 +4769,12 @@
                     <w:bCs/>
                   </w:rPr>
                 </w:r>
+                <w:r>
+                  <w:rPr>
+                    <w:b/>
+                    <w:bCs/>
+                  </w:rPr>
+                </w:r>
               </w:p>
             </w:tc>
             <w:tc>
@@ -4474,6 +4835,12 @@
                     <w:bCs/>
                   </w:rPr>
                   <w:t xml:space="preserve">Salida</w:t>
+                </w:r>
+                <w:r>
+                  <w:rPr>
+                    <w:b/>
+                    <w:bCs/>
+                  </w:rPr>
                 </w:r>
                 <w:r>
                   <w:rPr>
@@ -4548,6 +4915,12 @@
                     <w:bCs/>
                   </w:rPr>
                 </w:r>
+                <w:r>
+                  <w:rPr>
+                    <w:b/>
+                    <w:bCs/>
+                  </w:rPr>
+                </w:r>
               </w:p>
             </w:tc>
             <w:tc>
@@ -4608,6 +4981,12 @@
                     <w:bCs/>
                   </w:rPr>
                   <w:t xml:space="preserve">Dependencias</w:t>
+                </w:r>
+                <w:r>
+                  <w:rPr>
+                    <w:b/>
+                    <w:bCs/>
+                  </w:rPr>
                 </w:r>
                 <w:r>
                   <w:rPr>
@@ -4682,6 +5061,12 @@
                     <w:bCs/>
                   </w:rPr>
                 </w:r>
+                <w:r>
+                  <w:rPr>
+                    <w:b/>
+                    <w:bCs/>
+                  </w:rPr>
+                </w:r>
               </w:p>
             </w:tc>
             <w:tc>
@@ -4737,6 +5122,12 @@
           <w:bCs/>
         </w:rPr>
       </w:r>
+      <w:r>
+        <w:rPr>
+          <w:b/>
+          <w:bCs/>
+        </w:rPr>
+      </w:r>
     </w:p>
     <w:p>
       <w:pPr>
@@ -4749,6 +5140,12 @@
           <w:bCs/>
         </w:rPr>
       </w:pPr>
+      <w:r>
+        <w:rPr>
+          <w:b/>
+          <w:bCs/>
+        </w:rPr>
+      </w:r>
       <w:r>
         <w:rPr>
           <w:b/>
@@ -4773,7 +5170,7 @@
       <w:sdtContent>
         <w:tbl>
           <w:tblPr>
-            <w:tblStyle w:val="765"/>
+            <w:tblStyle w:val="983"/>
             <w:tblInd w:w="0" w:type="dxa"/>
             <w:tblW w:w="9360" w:type="dxa"/>
             <w:tblBorders>
@@ -4822,6 +5219,12 @@
                     <w:bCs/>
                   </w:rPr>
                   <w:t xml:space="preserve">Código del Requisito</w:t>
+                </w:r>
+                <w:r>
+                  <w:rPr>
+                    <w:b/>
+                    <w:bCs/>
+                  </w:rPr>
                 </w:r>
                 <w:r>
                   <w:rPr>
@@ -4896,6 +5299,12 @@
                     <w:bCs/>
                   </w:rPr>
                 </w:r>
+                <w:r>
+                  <w:rPr>
+                    <w:b/>
+                    <w:bCs/>
+                  </w:rPr>
+                </w:r>
               </w:p>
             </w:tc>
             <w:tc>
@@ -4963,6 +5372,12 @@
                     <w:bCs/>
                   </w:rPr>
                 </w:r>
+                <w:r>
+                  <w:rPr>
+                    <w:b/>
+                    <w:bCs/>
+                  </w:rPr>
+                </w:r>
               </w:p>
             </w:tc>
             <w:tc>
@@ -5023,6 +5438,12 @@
                     <w:bCs/>
                   </w:rPr>
                   <w:t xml:space="preserve">Descripción</w:t>
+                </w:r>
+                <w:r>
+                  <w:rPr>
+                    <w:b/>
+                    <w:bCs/>
+                  </w:rPr>
                 </w:r>
                 <w:r>
                   <w:rPr>
@@ -5100,6 +5521,12 @@
                     <w:bCs/>
                   </w:rPr>
                 </w:r>
+                <w:r>
+                  <w:rPr>
+                    <w:b/>
+                    <w:bCs/>
+                  </w:rPr>
+                </w:r>
               </w:p>
             </w:tc>
             <w:tc>
@@ -5160,6 +5587,12 @@
                     <w:bCs/>
                   </w:rPr>
                   <w:t xml:space="preserve">Salida</w:t>
+                </w:r>
+                <w:r>
+                  <w:rPr>
+                    <w:b/>
+                    <w:bCs/>
+                  </w:rPr>
                 </w:r>
                 <w:r>
                   <w:rPr>
@@ -5234,6 +5667,12 @@
                     <w:bCs/>
                   </w:rPr>
                 </w:r>
+                <w:r>
+                  <w:rPr>
+                    <w:b/>
+                    <w:bCs/>
+                  </w:rPr>
+                </w:r>
               </w:p>
             </w:tc>
             <w:tc>
@@ -5294,6 +5733,12 @@
                     <w:bCs/>
                   </w:rPr>
                   <w:t xml:space="preserve">Dependencias</w:t>
+                </w:r>
+                <w:r>
+                  <w:rPr>
+                    <w:b/>
+                    <w:bCs/>
+                  </w:rPr>
                 </w:r>
                 <w:r>
                   <w:rPr>
@@ -5368,6 +5813,12 @@
                     <w:bCs/>
                   </w:rPr>
                 </w:r>
+                <w:r>
+                  <w:rPr>
+                    <w:b/>
+                    <w:bCs/>
+                  </w:rPr>
+                </w:r>
               </w:p>
             </w:tc>
             <w:tc>
@@ -5423,6 +5874,12 @@
           <w:bCs/>
         </w:rPr>
       </w:r>
+      <w:r>
+        <w:rPr>
+          <w:b/>
+          <w:bCs/>
+        </w:rPr>
+      </w:r>
     </w:p>
     <w:p>
       <w:pPr>
@@ -5435,6 +5892,12 @@
           <w:bCs/>
         </w:rPr>
       </w:pPr>
+      <w:r>
+        <w:rPr>
+          <w:b/>
+          <w:bCs/>
+        </w:rPr>
+      </w:r>
       <w:r>
         <w:rPr>
           <w:b/>
@@ -5459,7 +5922,7 @@
       <w:sdtContent>
         <w:tbl>
           <w:tblPr>
-            <w:tblStyle w:val="766"/>
+            <w:tblStyle w:val="984"/>
             <w:tblInd w:w="0" w:type="dxa"/>
             <w:tblW w:w="9360" w:type="dxa"/>
             <w:tblBorders>
@@ -5508,6 +5971,12 @@
                     <w:bCs/>
                   </w:rPr>
                   <w:t xml:space="preserve">Código del Requisito</w:t>
+                </w:r>
+                <w:r>
+                  <w:rPr>
+                    <w:b/>
+                    <w:bCs/>
+                  </w:rPr>
                 </w:r>
                 <w:r>
                   <w:rPr>
@@ -5582,6 +6051,12 @@
                     <w:bCs/>
                   </w:rPr>
                 </w:r>
+                <w:r>
+                  <w:rPr>
+                    <w:b/>
+                    <w:bCs/>
+                  </w:rPr>
+                </w:r>
               </w:p>
             </w:tc>
             <w:tc>
@@ -5642,6 +6117,12 @@
                     <w:bCs/>
                   </w:rPr>
                   <w:t xml:space="preserve">Propósito</w:t>
+                </w:r>
+                <w:r>
+                  <w:rPr>
+                    <w:b/>
+                    <w:bCs/>
+                  </w:rPr>
                 </w:r>
                 <w:r>
                   <w:rPr>
@@ -5716,6 +6197,12 @@
                     <w:bCs/>
                   </w:rPr>
                 </w:r>
+                <w:r>
+                  <w:rPr>
+                    <w:b/>
+                    <w:bCs/>
+                  </w:rPr>
+                </w:r>
               </w:p>
             </w:tc>
             <w:tc>
@@ -5776,6 +6263,12 @@
                     <w:bCs/>
                   </w:rPr>
                   <w:t xml:space="preserve">Entrada</w:t>
+                </w:r>
+                <w:r>
+                  <w:rPr>
+                    <w:b/>
+                    <w:bCs/>
+                  </w:rPr>
                 </w:r>
                 <w:r>
                   <w:rPr>
@@ -5850,6 +6343,12 @@
                     <w:bCs/>
                   </w:rPr>
                 </w:r>
+                <w:r>
+                  <w:rPr>
+                    <w:b/>
+                    <w:bCs/>
+                  </w:rPr>
+                </w:r>
               </w:p>
             </w:tc>
             <w:tc>
@@ -5910,6 +6409,12 @@
                     <w:bCs/>
                   </w:rPr>
                   <w:t xml:space="preserve">Prioridad</w:t>
+                </w:r>
+                <w:r>
+                  <w:rPr>
+                    <w:b/>
+                    <w:bCs/>
+                  </w:rPr>
                 </w:r>
                 <w:r>
                   <w:rPr>
@@ -5984,6 +6489,12 @@
                     <w:bCs/>
                   </w:rPr>
                 </w:r>
+                <w:r>
+                  <w:rPr>
+                    <w:b/>
+                    <w:bCs/>
+                  </w:rPr>
+                </w:r>
               </w:p>
             </w:tc>
             <w:tc>
@@ -6051,6 +6562,12 @@
                     <w:bCs/>
                   </w:rPr>
                 </w:r>
+                <w:r>
+                  <w:rPr>
+                    <w:b/>
+                    <w:bCs/>
+                  </w:rPr>
+                </w:r>
               </w:p>
             </w:tc>
             <w:tc>
@@ -6109,6 +6626,12 @@
           <w:bCs/>
         </w:rPr>
       </w:r>
+      <w:r>
+        <w:rPr>
+          <w:b/>
+          <w:bCs/>
+        </w:rPr>
+      </w:r>
     </w:p>
     <w:p>
       <w:pPr>
@@ -6121,6 +6644,12 @@
           <w:bCs/>
         </w:rPr>
       </w:pPr>
+      <w:r>
+        <w:rPr>
+          <w:b/>
+          <w:bCs/>
+        </w:rPr>
+      </w:r>
       <w:r>
         <w:rPr>
           <w:b/>
@@ -6145,7 +6674,7 @@
       <w:sdtContent>
         <w:tbl>
           <w:tblPr>
-            <w:tblStyle w:val="767"/>
+            <w:tblStyle w:val="985"/>
             <w:tblInd w:w="0" w:type="dxa"/>
             <w:tblW w:w="9360" w:type="dxa"/>
             <w:tblBorders>
@@ -6194,6 +6723,12 @@
                     <w:bCs/>
                   </w:rPr>
                   <w:t xml:space="preserve">Código del Requisito</w:t>
+                </w:r>
+                <w:r>
+                  <w:rPr>
+                    <w:b/>
+                    <w:bCs/>
+                  </w:rPr>
                 </w:r>
                 <w:r>
                   <w:rPr>
@@ -6268,6 +6803,12 @@
                     <w:bCs/>
                   </w:rPr>
                 </w:r>
+                <w:r>
+                  <w:rPr>
+                    <w:b/>
+                    <w:bCs/>
+                  </w:rPr>
+                </w:r>
               </w:p>
             </w:tc>
             <w:tc>
@@ -6335,6 +6876,12 @@
                     <w:bCs/>
                   </w:rPr>
                 </w:r>
+                <w:r>
+                  <w:rPr>
+                    <w:b/>
+                    <w:bCs/>
+                  </w:rPr>
+                </w:r>
               </w:p>
             </w:tc>
             <w:tc>
@@ -6395,6 +6942,12 @@
                     <w:bCs/>
                   </w:rPr>
                   <w:t xml:space="preserve">Descripción</w:t>
+                </w:r>
+                <w:r>
+                  <w:rPr>
+                    <w:b/>
+                    <w:bCs/>
+                  </w:rPr>
                 </w:r>
                 <w:r>
                   <w:rPr>
@@ -6472,6 +7025,12 @@
                     <w:bCs/>
                   </w:rPr>
                 </w:r>
+                <w:r>
+                  <w:rPr>
+                    <w:b/>
+                    <w:bCs/>
+                  </w:rPr>
+                </w:r>
               </w:p>
             </w:tc>
             <w:tc>
@@ -6532,6 +7091,12 @@
                     <w:bCs/>
                   </w:rPr>
                   <w:t xml:space="preserve">Salida</w:t>
+                </w:r>
+                <w:r>
+                  <w:rPr>
+                    <w:b/>
+                    <w:bCs/>
+                  </w:rPr>
                 </w:r>
                 <w:r>
                   <w:rPr>
@@ -6606,6 +7171,12 @@
                     <w:bCs/>
                   </w:rPr>
                 </w:r>
+                <w:r>
+                  <w:rPr>
+                    <w:b/>
+                    <w:bCs/>
+                  </w:rPr>
+                </w:r>
               </w:p>
             </w:tc>
             <w:tc>
@@ -6666,6 +7237,12 @@
                     <w:bCs/>
                   </w:rPr>
                   <w:t xml:space="preserve">Dependencias</w:t>
+                </w:r>
+                <w:r>
+                  <w:rPr>
+                    <w:b/>
+                    <w:bCs/>
+                  </w:rPr>
                 </w:r>
                 <w:r>
                   <w:rPr>
@@ -6740,6 +7317,12 @@
                     <w:bCs/>
                   </w:rPr>
                 </w:r>
+                <w:r>
+                  <w:rPr>
+                    <w:b/>
+                    <w:bCs/>
+                  </w:rPr>
+                </w:r>
               </w:p>
             </w:tc>
             <w:tc>
@@ -6795,6 +7378,12 @@
           <w:bCs/>
         </w:rPr>
       </w:r>
+      <w:r>
+        <w:rPr>
+          <w:b/>
+          <w:bCs/>
+        </w:rPr>
+      </w:r>
     </w:p>
     <w:p>
       <w:pPr>
@@ -6807,6 +7396,12 @@
           <w:bCs/>
         </w:rPr>
       </w:pPr>
+      <w:r>
+        <w:rPr>
+          <w:b/>
+          <w:bCs/>
+        </w:rPr>
+      </w:r>
       <w:r>
         <w:rPr>
           <w:b/>
@@ -6831,7 +7426,7 @@
       <w:sdtContent>
         <w:tbl>
           <w:tblPr>
-            <w:tblStyle w:val="768"/>
+            <w:tblStyle w:val="986"/>
             <w:tblInd w:w="0" w:type="dxa"/>
             <w:tblW w:w="9360" w:type="dxa"/>
             <w:tblBorders>
@@ -6880,6 +7475,12 @@
                     <w:bCs/>
                   </w:rPr>
                   <w:t xml:space="preserve">Código del Requisito</w:t>
+                </w:r>
+                <w:r>
+                  <w:rPr>
+                    <w:b/>
+                    <w:bCs/>
+                  </w:rPr>
                 </w:r>
                 <w:r>
                   <w:rPr>
@@ -6954,6 +7555,12 @@
                     <w:bCs/>
                   </w:rPr>
                 </w:r>
+                <w:r>
+                  <w:rPr>
+                    <w:b/>
+                    <w:bCs/>
+                  </w:rPr>
+                </w:r>
               </w:p>
             </w:tc>
             <w:tc>
@@ -7014,6 +7621,12 @@
                     <w:bCs/>
                   </w:rPr>
                   <w:t xml:space="preserve">Propósito</w:t>
+                </w:r>
+                <w:r>
+                  <w:rPr>
+                    <w:b/>
+                    <w:bCs/>
+                  </w:rPr>
                 </w:r>
                 <w:r>
                   <w:rPr>
@@ -7088,6 +7701,12 @@
                     <w:bCs/>
                   </w:rPr>
                 </w:r>
+                <w:r>
+                  <w:rPr>
+                    <w:b/>
+                    <w:bCs/>
+                  </w:rPr>
+                </w:r>
               </w:p>
             </w:tc>
             <w:tc>
@@ -7148,6 +7767,12 @@
                     <w:bCs/>
                   </w:rPr>
                   <w:t xml:space="preserve">Entrada</w:t>
+                </w:r>
+                <w:r>
+                  <w:rPr>
+                    <w:b/>
+                    <w:bCs/>
+                  </w:rPr>
                 </w:r>
                 <w:r>
                   <w:rPr>
@@ -7222,6 +7847,12 @@
                     <w:bCs/>
                   </w:rPr>
                 </w:r>
+                <w:r>
+                  <w:rPr>
+                    <w:b/>
+                    <w:bCs/>
+                  </w:rPr>
+                </w:r>
               </w:p>
             </w:tc>
             <w:tc>
@@ -7282,6 +7913,12 @@
                     <w:bCs/>
                   </w:rPr>
                   <w:t xml:space="preserve">Prioridad</w:t>
+                </w:r>
+                <w:r>
+                  <w:rPr>
+                    <w:b/>
+                    <w:bCs/>
+                  </w:rPr>
                 </w:r>
                 <w:r>
                   <w:rPr>
@@ -7356,6 +7993,12 @@
                     <w:bCs/>
                   </w:rPr>
                 </w:r>
+                <w:r>
+                  <w:rPr>
+                    <w:b/>
+                    <w:bCs/>
+                  </w:rPr>
+                </w:r>
               </w:p>
             </w:tc>
             <w:tc>
@@ -7411,6 +8054,12 @@
           <w:bCs/>
         </w:rPr>
       </w:r>
+      <w:r>
+        <w:rPr>
+          <w:b/>
+          <w:bCs/>
+        </w:rPr>
+      </w:r>
     </w:p>
     <w:p>
       <w:pPr>
@@ -7423,6 +8072,12 @@
           <w:bCs/>
         </w:rPr>
       </w:pPr>
+      <w:r>
+        <w:rPr>
+          <w:b/>
+          <w:bCs/>
+        </w:rPr>
+      </w:r>
       <w:r>
         <w:rPr>
           <w:b/>
@@ -7447,7 +8102,7 @@
       <w:sdtContent>
         <w:tbl>
           <w:tblPr>
-            <w:tblStyle w:val="769"/>
+            <w:tblStyle w:val="987"/>
             <w:tblInd w:w="0" w:type="dxa"/>
             <w:tblW w:w="9360" w:type="dxa"/>
             <w:tblBorders>
@@ -7496,6 +8151,12 @@
                     <w:bCs/>
                   </w:rPr>
                   <w:t xml:space="preserve">Código del Requisito</w:t>
+                </w:r>
+                <w:r>
+                  <w:rPr>
+                    <w:b/>
+                    <w:bCs/>
+                  </w:rPr>
                 </w:r>
                 <w:r>
                   <w:rPr>
@@ -7570,6 +8231,12 @@
                     <w:bCs/>
                   </w:rPr>
                 </w:r>
+                <w:r>
+                  <w:rPr>
+                    <w:b/>
+                    <w:bCs/>
+                  </w:rPr>
+                </w:r>
               </w:p>
             </w:tc>
             <w:tc>
@@ -7630,6 +8297,12 @@
                     <w:bCs/>
                   </w:rPr>
                   <w:t xml:space="preserve">Propósito</w:t>
+                </w:r>
+                <w:r>
+                  <w:rPr>
+                    <w:b/>
+                    <w:bCs/>
+                  </w:rPr>
                 </w:r>
                 <w:r>
                   <w:rPr>
@@ -7704,6 +8377,12 @@
                     <w:bCs/>
                   </w:rPr>
                 </w:r>
+                <w:r>
+                  <w:rPr>
+                    <w:b/>
+                    <w:bCs/>
+                  </w:rPr>
+                </w:r>
               </w:p>
             </w:tc>
             <w:tc>
@@ -7764,6 +8443,12 @@
                     <w:bCs/>
                   </w:rPr>
                   <w:t xml:space="preserve">Entrada</w:t>
+                </w:r>
+                <w:r>
+                  <w:rPr>
+                    <w:b/>
+                    <w:bCs/>
+                  </w:rPr>
                 </w:r>
                 <w:r>
                   <w:rPr>
@@ -7838,6 +8523,12 @@
                     <w:bCs/>
                   </w:rPr>
                 </w:r>
+                <w:r>
+                  <w:rPr>
+                    <w:b/>
+                    <w:bCs/>
+                  </w:rPr>
+                </w:r>
               </w:p>
             </w:tc>
             <w:tc>
@@ -7898,6 +8589,12 @@
                     <w:bCs/>
                   </w:rPr>
                   <w:t xml:space="preserve">Prioridad</w:t>
+                </w:r>
+                <w:r>
+                  <w:rPr>
+                    <w:b/>
+                    <w:bCs/>
+                  </w:rPr>
                 </w:r>
                 <w:r>
                   <w:rPr>
@@ -7972,6 +8669,12 @@
                     <w:bCs/>
                   </w:rPr>
                 </w:r>
+                <w:r>
+                  <w:rPr>
+                    <w:b/>
+                    <w:bCs/>
+                  </w:rPr>
+                </w:r>
               </w:p>
             </w:tc>
             <w:tc>
@@ -8039,6 +8742,12 @@
                     <w:bCs/>
                   </w:rPr>
                 </w:r>
+                <w:r>
+                  <w:rPr>
+                    <w:b/>
+                    <w:bCs/>
+                  </w:rPr>
+                </w:r>
               </w:p>
             </w:tc>
             <w:tc>
@@ -8094,6 +8803,12 @@
           <w:bCs/>
         </w:rPr>
       </w:r>
+      <w:r>
+        <w:rPr>
+          <w:b/>
+          <w:bCs/>
+        </w:rPr>
+      </w:r>
     </w:p>
     <w:p>
       <w:pPr>
@@ -8119,6 +8834,12 @@
           <w:bCs/>
         </w:rPr>
       </w:r>
+      <w:r>
+        <w:rPr>
+          <w:b/>
+          <w:bCs/>
+        </w:rPr>
+      </w:r>
     </w:p>
     <w:p>
       <w:pPr>
@@ -8131,6 +8852,12 @@
           <w:bCs/>
         </w:rPr>
       </w:pPr>
+      <w:r>
+        <w:rPr>
+          <w:b/>
+          <w:bCs/>
+        </w:rPr>
+      </w:r>
       <w:r>
         <w:rPr>
           <w:b/>
@@ -8155,7 +8882,7 @@
       <w:sdtContent>
         <w:tbl>
           <w:tblPr>
-            <w:tblStyle w:val="770"/>
+            <w:tblStyle w:val="988"/>
             <w:tblInd w:w="0" w:type="dxa"/>
             <w:tblW w:w="9360" w:type="dxa"/>
             <w:tblBorders>
@@ -8210,6 +8937,12 @@
                     <w:bCs/>
                   </w:rPr>
                   <w:t xml:space="preserve">Código del Requisito</w:t>
+                </w:r>
+                <w:r>
+                  <w:rPr>
+                    <w:b/>
+                    <w:bCs/>
+                  </w:rPr>
                 </w:r>
                 <w:r>
                   <w:rPr>
@@ -8296,6 +9029,12 @@
                     <w:bCs/>
                   </w:rPr>
                 </w:r>
+                <w:r>
+                  <w:rPr>
+                    <w:b/>
+                    <w:bCs/>
+                  </w:rPr>
+                </w:r>
               </w:p>
             </w:tc>
             <w:tc>
@@ -8368,6 +9107,12 @@
                     <w:bCs/>
                   </w:rPr>
                   <w:t xml:space="preserve">Descripción</w:t>
+                </w:r>
+                <w:r>
+                  <w:rPr>
+                    <w:b/>
+                    <w:bCs/>
+                  </w:rPr>
                 </w:r>
                 <w:r>
                   <w:rPr>
@@ -8454,6 +9199,12 @@
                     <w:bCs/>
                   </w:rPr>
                 </w:r>
+                <w:r>
+                  <w:rPr>
+                    <w:b/>
+                    <w:bCs/>
+                  </w:rPr>
+                </w:r>
               </w:p>
             </w:tc>
             <w:tc>
@@ -8515,6 +9266,12 @@
           <w:bCs/>
         </w:rPr>
       </w:r>
+      <w:r>
+        <w:rPr>
+          <w:b/>
+          <w:bCs/>
+        </w:rPr>
+      </w:r>
     </w:p>
     <w:p>
       <w:pPr>
@@ -8527,6 +9284,12 @@
           <w:bCs/>
         </w:rPr>
       </w:pPr>
+      <w:r>
+        <w:rPr>
+          <w:b/>
+          <w:bCs/>
+        </w:rPr>
+      </w:r>
       <w:r>
         <w:rPr>
           <w:b/>
@@ -8551,7 +9314,7 @@
       <w:sdtContent>
         <w:tbl>
           <w:tblPr>
-            <w:tblStyle w:val="771"/>
+            <w:tblStyle w:val="989"/>
             <w:tblInd w:w="0" w:type="dxa"/>
             <w:tblW w:w="9360" w:type="dxa"/>
             <w:tblBorders>
@@ -8600,6 +9363,12 @@
                     <w:bCs/>
                   </w:rPr>
                   <w:t xml:space="preserve">Código del Requisito</w:t>
+                </w:r>
+                <w:r>
+                  <w:rPr>
+                    <w:b/>
+                    <w:bCs/>
+                  </w:rPr>
                 </w:r>
                 <w:r>
                   <w:rPr>
@@ -8674,6 +9443,12 @@
                     <w:bCs/>
                   </w:rPr>
                 </w:r>
+                <w:r>
+                  <w:rPr>
+                    <w:b/>
+                    <w:bCs/>
+                  </w:rPr>
+                </w:r>
               </w:p>
             </w:tc>
             <w:tc>
@@ -8734,6 +9509,12 @@
                     <w:bCs/>
                   </w:rPr>
                   <w:t xml:space="preserve">Descripción</w:t>
+                </w:r>
+                <w:r>
+                  <w:rPr>
+                    <w:b/>
+                    <w:bCs/>
+                  </w:rPr>
                 </w:r>
                 <w:r>
                   <w:rPr>
@@ -8811,6 +9592,12 @@
                     <w:bCs/>
                   </w:rPr>
                 </w:r>
+                <w:r>
+                  <w:rPr>
+                    <w:b/>
+                    <w:bCs/>
+                  </w:rPr>
+                </w:r>
               </w:p>
             </w:tc>
             <w:tc>
@@ -8866,6 +9653,12 @@
           <w:bCs/>
         </w:rPr>
       </w:r>
+      <w:r>
+        <w:rPr>
+          <w:b/>
+          <w:bCs/>
+        </w:rPr>
+      </w:r>
     </w:p>
     <w:p>
       <w:pPr>
@@ -8878,6 +9671,12 @@
           <w:bCs/>
         </w:rPr>
       </w:pPr>
+      <w:r>
+        <w:rPr>
+          <w:b/>
+          <w:bCs/>
+        </w:rPr>
+      </w:r>
       <w:r>
         <w:rPr>
           <w:b/>
@@ -8902,7 +9701,7 @@
       <w:sdtContent>
         <w:tbl>
           <w:tblPr>
-            <w:tblStyle w:val="772"/>
+            <w:tblStyle w:val="990"/>
             <w:tblInd w:w="0" w:type="dxa"/>
             <w:tblW w:w="9360" w:type="dxa"/>
             <w:tblBorders>
@@ -8951,6 +9750,12 @@
                     <w:bCs/>
                   </w:rPr>
                   <w:t xml:space="preserve">Código del Requisito</w:t>
+                </w:r>
+                <w:r>
+                  <w:rPr>
+                    <w:b/>
+                    <w:bCs/>
+                  </w:rPr>
                 </w:r>
                 <w:r>
                   <w:rPr>
@@ -9025,6 +9830,12 @@
                     <w:bCs/>
                   </w:rPr>
                 </w:r>
+                <w:r>
+                  <w:rPr>
+                    <w:b/>
+                    <w:bCs/>
+                  </w:rPr>
+                </w:r>
               </w:p>
             </w:tc>
             <w:tc>
@@ -9085,6 +9896,12 @@
                     <w:bCs/>
                   </w:rPr>
                   <w:t xml:space="preserve">Descripción</w:t>
+                </w:r>
+                <w:r>
+                  <w:rPr>
+                    <w:b/>
+                    <w:bCs/>
+                  </w:rPr>
                 </w:r>
                 <w:r>
                   <w:rPr>
@@ -9159,6 +9976,12 @@
                     <w:bCs/>
                   </w:rPr>
                 </w:r>
+                <w:r>
+                  <w:rPr>
+                    <w:b/>
+                    <w:bCs/>
+                  </w:rPr>
+                </w:r>
               </w:p>
             </w:tc>
             <w:tc>
@@ -9214,6 +10037,12 @@
           <w:bCs/>
         </w:rPr>
       </w:r>
+      <w:r>
+        <w:rPr>
+          <w:b/>
+          <w:bCs/>
+        </w:rPr>
+      </w:r>
     </w:p>
     <w:p>
       <w:pPr>
@@ -9226,6 +10055,12 @@
           <w:bCs/>
         </w:rPr>
       </w:pPr>
+      <w:r>
+        <w:rPr>
+          <w:b/>
+          <w:bCs/>
+        </w:rPr>
+      </w:r>
       <w:r>
         <w:rPr>
           <w:b/>
@@ -9250,7 +10085,7 @@
       <w:sdtContent>
         <w:tbl>
           <w:tblPr>
-            <w:tblStyle w:val="773"/>
+            <w:tblStyle w:val="991"/>
             <w:tblInd w:w="0" w:type="dxa"/>
             <w:tblW w:w="9360" w:type="dxa"/>
             <w:tblBorders>
@@ -9299,6 +10134,12 @@
                     <w:bCs/>
                   </w:rPr>
                   <w:t xml:space="preserve">Código del Requisito</w:t>
+                </w:r>
+                <w:r>
+                  <w:rPr>
+                    <w:b/>
+                    <w:bCs/>
+                  </w:rPr>
                 </w:r>
                 <w:r>
                   <w:rPr>
@@ -9373,6 +10214,12 @@
                     <w:bCs/>
                   </w:rPr>
                 </w:r>
+                <w:r>
+                  <w:rPr>
+                    <w:b/>
+                    <w:bCs/>
+                  </w:rPr>
+                </w:r>
               </w:p>
             </w:tc>
             <w:tc>
@@ -9433,6 +10280,12 @@
                     <w:bCs/>
                   </w:rPr>
                   <w:t xml:space="preserve">Descripción</w:t>
+                </w:r>
+                <w:r>
+                  <w:rPr>
+                    <w:b/>
+                    <w:bCs/>
+                  </w:rPr>
                 </w:r>
                 <w:r>
                   <w:rPr>
@@ -9507,6 +10360,12 @@
                     <w:bCs/>
                   </w:rPr>
                 </w:r>
+                <w:r>
+                  <w:rPr>
+                    <w:b/>
+                    <w:bCs/>
+                  </w:rPr>
+                </w:r>
               </w:p>
             </w:tc>
             <w:tc>
@@ -9562,6 +10421,12 @@
           <w:bCs/>
         </w:rPr>
       </w:r>
+      <w:r>
+        <w:rPr>
+          <w:b/>
+          <w:bCs/>
+        </w:rPr>
+      </w:r>
     </w:p>
     <w:p>
       <w:pPr>
@@ -9574,6 +10439,12 @@
           <w:bCs/>
         </w:rPr>
       </w:pPr>
+      <w:r>
+        <w:rPr>
+          <w:b/>
+          <w:bCs/>
+        </w:rPr>
+      </w:r>
       <w:r>
         <w:rPr>
           <w:b/>
@@ -9598,7 +10469,7 @@
       <w:sdtContent>
         <w:tbl>
           <w:tblPr>
-            <w:tblStyle w:val="774"/>
+            <w:tblStyle w:val="992"/>
             <w:tblInd w:w="0" w:type="dxa"/>
             <w:tblW w:w="9360" w:type="dxa"/>
             <w:tblBorders>
@@ -9647,6 +10518,12 @@
                     <w:bCs/>
                   </w:rPr>
                   <w:t xml:space="preserve">Código del Requisito</w:t>
+                </w:r>
+                <w:r>
+                  <w:rPr>
+                    <w:b/>
+                    <w:bCs/>
+                  </w:rPr>
                 </w:r>
                 <w:r>
                   <w:rPr>
@@ -9721,6 +10598,12 @@
                     <w:bCs/>
                   </w:rPr>
                 </w:r>
+                <w:r>
+                  <w:rPr>
+                    <w:b/>
+                    <w:bCs/>
+                  </w:rPr>
+                </w:r>
               </w:p>
             </w:tc>
             <w:tc>
@@ -9781,6 +10664,12 @@
                     <w:bCs/>
                   </w:rPr>
                   <w:t xml:space="preserve">Descripción</w:t>
+                </w:r>
+                <w:r>
+                  <w:rPr>
+                    <w:b/>
+                    <w:bCs/>
+                  </w:rPr>
                 </w:r>
                 <w:r>
                   <w:rPr>
@@ -9858,6 +10747,12 @@
                     <w:bCs/>
                   </w:rPr>
                 </w:r>
+                <w:r>
+                  <w:rPr>
+                    <w:b/>
+                    <w:bCs/>
+                  </w:rPr>
+                </w:r>
               </w:p>
             </w:tc>
             <w:tc>
@@ -9913,6 +10808,12 @@
           <w:bCs/>
         </w:rPr>
       </w:r>
+      <w:r>
+        <w:rPr>
+          <w:b/>
+          <w:bCs/>
+        </w:rPr>
+      </w:r>
     </w:p>
     <w:p>
       <w:pPr>
@@ -9938,6 +10839,12 @@
           <w:bCs/>
         </w:rPr>
       </w:r>
+      <w:r>
+        <w:rPr>
+          <w:b/>
+          <w:bCs/>
+        </w:rPr>
+      </w:r>
     </w:p>
     <w:p>
       <w:pPr>
@@ -9975,6 +10882,12 @@
           <w:bCs/>
         </w:rPr>
         <w:t xml:space="preserve">Casos de Uso</w:t>
+      </w:r>
+      <w:r>
+        <w:rPr>
+          <w:b/>
+          <w:bCs/>
+        </w:rPr>
       </w:r>
       <w:r>
         <w:rPr>
@@ -12769,13 +13682,1824 @@
       <w:pPr>
         <w:pBdr/>
         <w:spacing/>
+        <w:ind w:firstLine="708"/>
+        <w:jc w:val="center"/>
+        <w:rPr>
+          <w:b/>
+          <w:bCs/>
+          <w14:ligatures w14:val="none"/>
+        </w:rPr>
+      </w:pPr>
+      <w:r>
+        <w:rPr>
+          <w:b/>
+          <w:bCs/>
+          <w:lang w:val="undefined" w:bidi="undefined"/>
+        </w:rPr>
+      </w:r>
+      <w:r>
+        <w:rPr>
+          <w:b/>
+          <w:bCs/>
+          <w:lang w:val="undefined" w:bidi="undefined"/>
+        </w:rPr>
+      </w:r>
+      <w:r>
+        <w:rPr>
+          <w:b/>
+          <w:bCs/>
+          <w:lang w:val="undefined"/>
+        </w:rPr>
+      </w:r>
+    </w:p>
+    <w:p>
+      <w:pPr>
+        <w:pBdr/>
+        <w:spacing/>
+        <w:ind w:firstLine="708"/>
+        <w:jc w:val="center"/>
+        <w:rPr>
+          <w:b/>
+          <w:bCs/>
+          <w:highlight w:val="none"/>
+          <w14:ligatures w14:val="none"/>
+        </w:rPr>
+      </w:pPr>
+      <w:r>
+        <w:rPr>
+          <w:b/>
+          <w:bCs/>
+          <w:lang w:val="undefined"/>
+        </w:rPr>
+        <w:t xml:space="preserve">Diagramas de casos de uso</w:t>
+      </w:r>
+      <w:r>
+        <w:rPr>
+          <w:b/>
+          <w:bCs/>
+        </w:rPr>
+      </w:r>
+    </w:p>
+    <w:p>
+      <w:pPr>
+        <w:pBdr/>
+        <w:spacing/>
         <w:ind w:firstLine="0"/>
         <w:rPr/>
       </w:pPr>
+      <w:r>
+        <w:rPr>
+          <w:b/>
+          <w:bCs/>
+        </w:rPr>
+        <w:t xml:space="preserve">CU-01: Consultar disponibilidad de horarios</w:t>
+      </w:r>
       <w:r/>
       <w:r/>
     </w:p>
+    <w:p>
+      <w:pPr>
+        <w:pBdr/>
+        <w:spacing/>
+        <w:ind w:firstLine="0"/>
+        <w:jc w:val="left"/>
+        <w:rPr>
+          <w:highlight w:val="none"/>
+          <w14:ligatures w14:val="none"/>
+        </w:rPr>
+      </w:pPr>
+      <w:r>
+        <w:rPr>
+          <w:b/>
+          <w:bCs/>
+          <w:highlight w:val="none"/>
+        </w:rPr>
+      </w:r>
+      <w:r>
+        <mc:AlternateContent>
+          <mc:Choice Requires="wpg">
+            <w:drawing>
+              <wp:inline xmlns:wp="http://schemas.openxmlformats.org/drawingml/2006/wordprocessingDrawing" distT="0" distB="0" distL="0" distR="0">
+                <wp:extent cx="3706200" cy="3158327"/>
+                <wp:effectExtent l="0" t="0" r="0" b="0"/>
+                <wp:docPr id="1" name=""/>
+                <wp:cNvGraphicFramePr>
+                  <a:graphicFrameLocks xmlns:a="http://schemas.openxmlformats.org/drawingml/2006/main" noChangeAspect="1"/>
+                </wp:cNvGraphicFramePr>
+                <a:graphic xmlns:a="http://schemas.openxmlformats.org/drawingml/2006/main">
+                  <a:graphicData uri="http://schemas.openxmlformats.org/drawingml/2006/picture">
+                    <pic:pic xmlns:pic="http://schemas.openxmlformats.org/drawingml/2006/picture">
+                      <pic:nvPicPr>
+                        <pic:cNvPr id="1401877067" name=""/>
+                        <pic:cNvPicPr>
+                          <a:picLocks noChangeAspect="1"/>
+                        </pic:cNvPicPr>
+                        <pic:nvPr/>
+                      </pic:nvPicPr>
+                      <pic:blipFill rotWithShape="1">
+                        <a:blip r:embed="rId11"/>
+                        <a:stretch/>
+                      </pic:blipFill>
+                      <pic:spPr bwMode="auto">
+                        <a:xfrm flipH="0" flipV="0">
+                          <a:off x="0" y="0"/>
+                          <a:ext cx="3706199" cy="3158326"/>
+                        </a:xfrm>
+                        <a:prstGeom prst="rect">
+                          <a:avLst/>
+                        </a:prstGeom>
+                      </pic:spPr>
+                    </pic:pic>
+                  </a:graphicData>
+                </a:graphic>
+              </wp:inline>
+            </w:drawing>
+          </mc:Choice>
+          <mc:Fallback>
+            <w:pict>
+              <v:shapetype id="_x0000_t75" coordsize="21600,21600" o:spt="75" o:preferrelative="t" path="m@4@5l@4@11@9@11@9@5xe" filled="f" stroked="f">
+                <v:stroke joinstyle="miter"/>
+                <v:formulas>
+                  <v:f eqn="if lineDrawn pixelLineWidth 0"/>
+                  <v:f eqn="sum @0 1 0"/>
+                  <v:f eqn="sum 0 0 @1"/>
+                  <v:f eqn="prod @2 1 2"/>
+                  <v:f eqn="prod @3 21600 pixelWidth"/>
+                  <v:f eqn="prod @3 21600 pixelHeight"/>
+                  <v:f eqn="sum @0 0 1"/>
+                  <v:f eqn="prod @6 1 2"/>
+                  <v:f eqn="prod @7 21600 pixelWidth"/>
+                  <v:f eqn="sum @8 21600 0"/>
+                  <v:f eqn="prod @7 21600 pixelHeight"/>
+                  <v:f eqn="sum @10 21600 0"/>
+                </v:formulas>
+                <v:path o:extrusionok="f" gradientshapeok="t" o:connecttype="rect"/>
+                <o:lock v:ext="edit" aspectratio="t"/>
+              </v:shapetype>
+              <v:shape id="_x0000_i0" o:spid="_x0000_s0" type="#_x0000_t75" style="width:291.83pt;height:248.69pt;mso-wrap-distance-left:0.00pt;mso-wrap-distance-top:0.00pt;mso-wrap-distance-right:0.00pt;mso-wrap-distance-bottom:0.00pt;z-index:1;" stroked="false">
+                <v:imagedata r:id="rId11" o:title=""/>
+                <o:lock v:ext="edit" rotation="t"/>
+              </v:shape>
+            </w:pict>
+          </mc:Fallback>
+        </mc:AlternateContent>
+      </w:r>
+      <w:r>
+        <w:rPr>
+          <w:b/>
+          <w:bCs/>
+          <w:highlight w:val="none"/>
+        </w:rPr>
+      </w:r>
+    </w:p>
+    <w:p>
+      <w:pPr>
+        <w:pBdr/>
+        <w:spacing/>
+        <w:ind w:firstLine="0"/>
+        <w:rPr/>
+      </w:pPr>
+      <w:r>
+        <w:rPr>
+          <w:b/>
+          <w:bCs/>
+        </w:rPr>
+        <w:t xml:space="preserve">CU-02: Registrar información del paciente</w:t>
+      </w:r>
+      <w:r/>
+      <w:r/>
+    </w:p>
+    <w:p>
+      <w:pPr>
+        <w:pBdr/>
+        <w:spacing/>
+        <w:ind w:firstLine="0"/>
+        <w:rPr>
+          <w:highlight w:val="none"/>
+        </w:rPr>
+      </w:pPr>
+      <w:r/>
+      <w:r>
+        <mc:AlternateContent>
+          <mc:Choice Requires="wpg">
+            <w:drawing>
+              <wp:inline xmlns:wp="http://schemas.openxmlformats.org/drawingml/2006/wordprocessingDrawing" distT="0" distB="0" distL="0" distR="0">
+                <wp:extent cx="3706200" cy="2522287"/>
+                <wp:effectExtent l="0" t="0" r="0" b="0"/>
+                <wp:docPr id="2" name=""/>
+                <wp:cNvGraphicFramePr>
+                  <a:graphicFrameLocks xmlns:a="http://schemas.openxmlformats.org/drawingml/2006/main" noChangeAspect="1"/>
+                </wp:cNvGraphicFramePr>
+                <a:graphic xmlns:a="http://schemas.openxmlformats.org/drawingml/2006/main">
+                  <a:graphicData uri="http://schemas.openxmlformats.org/drawingml/2006/picture">
+                    <pic:pic xmlns:pic="http://schemas.openxmlformats.org/drawingml/2006/picture">
+                      <pic:nvPicPr>
+                        <pic:cNvPr id="540501283" name=""/>
+                        <pic:cNvPicPr>
+                          <a:picLocks noChangeAspect="1"/>
+                        </pic:cNvPicPr>
+                        <pic:nvPr/>
+                      </pic:nvPicPr>
+                      <pic:blipFill rotWithShape="1">
+                        <a:blip r:embed="rId12"/>
+                        <a:stretch/>
+                      </pic:blipFill>
+                      <pic:spPr bwMode="auto">
+                        <a:xfrm flipH="0" flipV="0">
+                          <a:off x="0" y="0"/>
+                          <a:ext cx="3706199" cy="2522287"/>
+                        </a:xfrm>
+                        <a:prstGeom prst="rect">
+                          <a:avLst/>
+                        </a:prstGeom>
+                      </pic:spPr>
+                    </pic:pic>
+                  </a:graphicData>
+                </a:graphic>
+              </wp:inline>
+            </w:drawing>
+          </mc:Choice>
+          <mc:Fallback>
+            <w:pict>
+              <v:shapetype id="_x0000_t75" coordsize="21600,21600" o:spt="75" o:preferrelative="t" path="m@4@5l@4@11@9@11@9@5xe" filled="f" stroked="f">
+                <v:stroke joinstyle="miter"/>
+                <v:formulas>
+                  <v:f eqn="if lineDrawn pixelLineWidth 0"/>
+                  <v:f eqn="sum @0 1 0"/>
+                  <v:f eqn="sum 0 0 @1"/>
+                  <v:f eqn="prod @2 1 2"/>
+                  <v:f eqn="prod @3 21600 pixelWidth"/>
+                  <v:f eqn="prod @3 21600 pixelHeight"/>
+                  <v:f eqn="sum @0 0 1"/>
+                  <v:f eqn="prod @6 1 2"/>
+                  <v:f eqn="prod @7 21600 pixelWidth"/>
+                  <v:f eqn="sum @8 21600 0"/>
+                  <v:f eqn="prod @7 21600 pixelHeight"/>
+                  <v:f eqn="sum @10 21600 0"/>
+                </v:formulas>
+                <v:path o:extrusionok="f" gradientshapeok="t" o:connecttype="rect"/>
+                <o:lock v:ext="edit" aspectratio="t"/>
+              </v:shapetype>
+              <v:shape id="_x0000_i1" o:spid="_x0000_s1" type="#_x0000_t75" style="width:291.83pt;height:198.61pt;mso-wrap-distance-left:0.00pt;mso-wrap-distance-top:0.00pt;mso-wrap-distance-right:0.00pt;mso-wrap-distance-bottom:0.00pt;z-index:1;" stroked="false">
+                <v:imagedata r:id="rId12" o:title=""/>
+                <o:lock v:ext="edit" rotation="t"/>
+              </v:shape>
+            </w:pict>
+          </mc:Fallback>
+        </mc:AlternateContent>
+      </w:r>
+      <w:r/>
+      <w:r/>
+    </w:p>
+    <w:p>
+      <w:pPr>
+        <w:pBdr/>
+        <w:spacing/>
+        <w:ind w:firstLine="0"/>
+        <w:rPr/>
+      </w:pPr>
+      <w:r>
+        <w:rPr>
+          <w:b/>
+          <w:bCs/>
+        </w:rPr>
+        <w:t xml:space="preserve">CU-03: Agendar cita de forma autónoma</w:t>
+      </w:r>
+      <w:r/>
+      <w:r/>
+    </w:p>
+    <w:p>
+      <w:pPr>
+        <w:pBdr/>
+        <w:spacing/>
+        <w:ind w:firstLine="0"/>
+        <w:rPr/>
+      </w:pPr>
+      <w:r>
+        <w:rPr>
+          <w:highlight w:val="none"/>
+        </w:rPr>
+      </w:r>
+      <w:r>
+        <mc:AlternateContent>
+          <mc:Choice Requires="wpg">
+            <w:drawing>
+              <wp:inline xmlns:wp="http://schemas.openxmlformats.org/drawingml/2006/wordprocessingDrawing" distT="0" distB="0" distL="0" distR="0">
+                <wp:extent cx="3587808" cy="1660007"/>
+                <wp:effectExtent l="0" t="0" r="0" b="0"/>
+                <wp:docPr id="3" name=""/>
+                <wp:cNvGraphicFramePr>
+                  <a:graphicFrameLocks xmlns:a="http://schemas.openxmlformats.org/drawingml/2006/main" noChangeAspect="1"/>
+                </wp:cNvGraphicFramePr>
+                <a:graphic xmlns:a="http://schemas.openxmlformats.org/drawingml/2006/main">
+                  <a:graphicData uri="http://schemas.openxmlformats.org/drawingml/2006/picture">
+                    <pic:pic xmlns:pic="http://schemas.openxmlformats.org/drawingml/2006/picture">
+                      <pic:nvPicPr>
+                        <pic:cNvPr id="690627504" name=""/>
+                        <pic:cNvPicPr>
+                          <a:picLocks noChangeAspect="1"/>
+                        </pic:cNvPicPr>
+                        <pic:nvPr/>
+                      </pic:nvPicPr>
+                      <pic:blipFill rotWithShape="1">
+                        <a:blip r:embed="rId13"/>
+                        <a:stretch/>
+                      </pic:blipFill>
+                      <pic:spPr bwMode="auto">
+                        <a:xfrm flipH="0" flipV="0">
+                          <a:off x="0" y="0"/>
+                          <a:ext cx="3587807" cy="1660007"/>
+                        </a:xfrm>
+                        <a:prstGeom prst="rect">
+                          <a:avLst/>
+                        </a:prstGeom>
+                      </pic:spPr>
+                    </pic:pic>
+                  </a:graphicData>
+                </a:graphic>
+              </wp:inline>
+            </w:drawing>
+          </mc:Choice>
+          <mc:Fallback>
+            <w:pict>
+              <v:shapetype id="_x0000_t75" coordsize="21600,21600" o:spt="75" o:preferrelative="t" path="m@4@5l@4@11@9@11@9@5xe" filled="f" stroked="f">
+                <v:stroke joinstyle="miter"/>
+                <v:formulas>
+                  <v:f eqn="if lineDrawn pixelLineWidth 0"/>
+                  <v:f eqn="sum @0 1 0"/>
+                  <v:f eqn="sum 0 0 @1"/>
+                  <v:f eqn="prod @2 1 2"/>
+                  <v:f eqn="prod @3 21600 pixelWidth"/>
+                  <v:f eqn="prod @3 21600 pixelHeight"/>
+                  <v:f eqn="sum @0 0 1"/>
+                  <v:f eqn="prod @6 1 2"/>
+                  <v:f eqn="prod @7 21600 pixelWidth"/>
+                  <v:f eqn="sum @8 21600 0"/>
+                  <v:f eqn="prod @7 21600 pixelHeight"/>
+                  <v:f eqn="sum @10 21600 0"/>
+                </v:formulas>
+                <v:path o:extrusionok="f" gradientshapeok="t" o:connecttype="rect"/>
+                <o:lock v:ext="edit" aspectratio="t"/>
+              </v:shapetype>
+              <v:shape id="_x0000_i2" o:spid="_x0000_s2" type="#_x0000_t75" style="width:282.50pt;height:130.71pt;mso-wrap-distance-left:0.00pt;mso-wrap-distance-top:0.00pt;mso-wrap-distance-right:0.00pt;mso-wrap-distance-bottom:0.00pt;z-index:1;" stroked="false">
+                <v:imagedata r:id="rId13" o:title=""/>
+                <o:lock v:ext="edit" rotation="t"/>
+              </v:shape>
+            </w:pict>
+          </mc:Fallback>
+        </mc:AlternateContent>
+      </w:r>
+      <w:r>
+        <w:rPr>
+          <w:highlight w:val="none"/>
+        </w:rPr>
+      </w:r>
+      <w:r>
+        <w:rPr>
+          <w:highlight w:val="none"/>
+        </w:rPr>
+      </w:r>
+      <w:r>
+        <w:rPr>
+          <w:highlight w:val="none"/>
+        </w:rPr>
+      </w:r>
+    </w:p>
+    <w:p>
+      <w:pPr>
+        <w:pBdr/>
+        <w:spacing/>
+        <w:ind w:firstLine="0"/>
+        <w:rPr/>
+      </w:pPr>
+      <w:r>
+        <w:rPr>
+          <w:b/>
+          <w:bCs/>
+        </w:rPr>
+        <w:t xml:space="preserve">CU-04: Registrar cita manualmente</w:t>
+      </w:r>
+      <w:r/>
+      <w:r/>
+    </w:p>
+    <w:p>
+      <w:pPr>
+        <w:pBdr/>
+        <w:spacing/>
+        <w:ind w:firstLine="0"/>
+        <w:jc w:val="left"/>
+        <w:rPr>
+          <w:b w:val="0"/>
+          <w:bCs w:val="0"/>
+          <w:highlight w:val="none"/>
+          <w14:ligatures w14:val="none"/>
+        </w:rPr>
+      </w:pPr>
+      <w:r>
+        <w:rPr>
+          <w:b w:val="0"/>
+          <w:bCs w:val="0"/>
+        </w:rPr>
+      </w:r>
+      <w:r>
+        <mc:AlternateContent>
+          <mc:Choice Requires="wpg">
+            <w:drawing>
+              <wp:inline xmlns:wp="http://schemas.openxmlformats.org/drawingml/2006/wordprocessingDrawing" distT="0" distB="0" distL="0" distR="0">
+                <wp:extent cx="3553800" cy="2256184"/>
+                <wp:effectExtent l="0" t="0" r="0" b="0"/>
+                <wp:docPr id="4" name=""/>
+                <wp:cNvGraphicFramePr>
+                  <a:graphicFrameLocks xmlns:a="http://schemas.openxmlformats.org/drawingml/2006/main" noChangeAspect="1"/>
+                </wp:cNvGraphicFramePr>
+                <a:graphic xmlns:a="http://schemas.openxmlformats.org/drawingml/2006/main">
+                  <a:graphicData uri="http://schemas.openxmlformats.org/drawingml/2006/picture">
+                    <pic:pic xmlns:pic="http://schemas.openxmlformats.org/drawingml/2006/picture">
+                      <pic:nvPicPr>
+                        <pic:cNvPr id="1971932749" name=""/>
+                        <pic:cNvPicPr>
+                          <a:picLocks noChangeAspect="1"/>
+                        </pic:cNvPicPr>
+                        <pic:nvPr/>
+                      </pic:nvPicPr>
+                      <pic:blipFill rotWithShape="1">
+                        <a:blip r:embed="rId14"/>
+                        <a:stretch/>
+                      </pic:blipFill>
+                      <pic:spPr bwMode="auto">
+                        <a:xfrm flipH="0" flipV="0">
+                          <a:off x="0" y="0"/>
+                          <a:ext cx="3553799" cy="2256184"/>
+                        </a:xfrm>
+                        <a:prstGeom prst="rect">
+                          <a:avLst/>
+                        </a:prstGeom>
+                      </pic:spPr>
+                    </pic:pic>
+                  </a:graphicData>
+                </a:graphic>
+              </wp:inline>
+            </w:drawing>
+          </mc:Choice>
+          <mc:Fallback>
+            <w:pict>
+              <v:shapetype id="_x0000_t75" coordsize="21600,21600" o:spt="75" o:preferrelative="t" path="m@4@5l@4@11@9@11@9@5xe" filled="f" stroked="f">
+                <v:stroke joinstyle="miter"/>
+                <v:formulas>
+                  <v:f eqn="if lineDrawn pixelLineWidth 0"/>
+                  <v:f eqn="sum @0 1 0"/>
+                  <v:f eqn="sum 0 0 @1"/>
+                  <v:f eqn="prod @2 1 2"/>
+                  <v:f eqn="prod @3 21600 pixelWidth"/>
+                  <v:f eqn="prod @3 21600 pixelHeight"/>
+                  <v:f eqn="sum @0 0 1"/>
+                  <v:f eqn="prod @6 1 2"/>
+                  <v:f eqn="prod @7 21600 pixelWidth"/>
+                  <v:f eqn="sum @8 21600 0"/>
+                  <v:f eqn="prod @7 21600 pixelHeight"/>
+                  <v:f eqn="sum @10 21600 0"/>
+                </v:formulas>
+                <v:path o:extrusionok="f" gradientshapeok="t" o:connecttype="rect"/>
+                <o:lock v:ext="edit" aspectratio="t"/>
+              </v:shapetype>
+              <v:shape id="_x0000_i3" o:spid="_x0000_s3" type="#_x0000_t75" style="width:279.83pt;height:177.65pt;mso-wrap-distance-left:0.00pt;mso-wrap-distance-top:0.00pt;mso-wrap-distance-right:0.00pt;mso-wrap-distance-bottom:0.00pt;z-index:1;" stroked="false">
+                <v:imagedata r:id="rId14" o:title=""/>
+                <o:lock v:ext="edit" rotation="t"/>
+              </v:shape>
+            </w:pict>
+          </mc:Fallback>
+        </mc:AlternateContent>
+      </w:r>
+      <w:r>
+        <w:rPr>
+          <w:b w:val="0"/>
+          <w:bCs w:val="0"/>
+        </w:rPr>
+      </w:r>
+      <w:r>
+        <w:rPr>
+          <w:b w:val="0"/>
+          <w:bCs w:val="0"/>
+        </w:rPr>
+      </w:r>
+      <w:r>
+        <w:rPr>
+          <w:b w:val="0"/>
+          <w:bCs w:val="0"/>
+        </w:rPr>
+      </w:r>
+    </w:p>
+    <w:p>
+      <w:pPr>
+        <w:pBdr/>
+        <w:spacing/>
+        <w:ind w:firstLine="0"/>
+        <w:rPr/>
+      </w:pPr>
+      <w:r>
+        <w:rPr>
+          <w:b/>
+          <w:bCs/>
+        </w:rPr>
+        <w:t xml:space="preserve">CU-05: Enviar recordatorio automático</w:t>
+      </w:r>
+      <w:r/>
+      <w:r/>
+    </w:p>
+    <w:p>
+      <w:pPr>
+        <w:pBdr/>
+        <w:spacing/>
+        <w:ind w:firstLine="0"/>
+        <w:jc w:val="left"/>
+        <w:rPr>
+          <w:b w:val="0"/>
+          <w:bCs w:val="0"/>
+          <w:highlight w:val="none"/>
+          <w14:ligatures w14:val="none"/>
+        </w:rPr>
+      </w:pPr>
+      <w:r>
+        <w:rPr>
+          <w:b w:val="0"/>
+          <w:bCs w:val="0"/>
+          <w:highlight w:val="none"/>
+        </w:rPr>
+      </w:r>
+      <w:r>
+        <mc:AlternateContent>
+          <mc:Choice Requires="wpg">
+            <w:drawing>
+              <wp:inline xmlns:wp="http://schemas.openxmlformats.org/drawingml/2006/wordprocessingDrawing" distT="0" distB="0" distL="0" distR="0">
+                <wp:extent cx="4176958" cy="1951385"/>
+                <wp:effectExtent l="0" t="0" r="0" b="0"/>
+                <wp:docPr id="5" name=""/>
+                <wp:cNvGraphicFramePr>
+                  <a:graphicFrameLocks xmlns:a="http://schemas.openxmlformats.org/drawingml/2006/main" noChangeAspect="1"/>
+                </wp:cNvGraphicFramePr>
+                <a:graphic xmlns:a="http://schemas.openxmlformats.org/drawingml/2006/main">
+                  <a:graphicData uri="http://schemas.openxmlformats.org/drawingml/2006/picture">
+                    <pic:pic xmlns:pic="http://schemas.openxmlformats.org/drawingml/2006/picture">
+                      <pic:nvPicPr>
+                        <pic:cNvPr id="1829219398" name=""/>
+                        <pic:cNvPicPr>
+                          <a:picLocks noChangeAspect="1"/>
+                        </pic:cNvPicPr>
+                        <pic:nvPr/>
+                      </pic:nvPicPr>
+                      <pic:blipFill rotWithShape="1">
+                        <a:blip r:embed="rId15"/>
+                        <a:stretch/>
+                      </pic:blipFill>
+                      <pic:spPr bwMode="auto">
+                        <a:xfrm flipH="0" flipV="0">
+                          <a:off x="0" y="0"/>
+                          <a:ext cx="4176957" cy="1951384"/>
+                        </a:xfrm>
+                        <a:prstGeom prst="rect">
+                          <a:avLst/>
+                        </a:prstGeom>
+                      </pic:spPr>
+                    </pic:pic>
+                  </a:graphicData>
+                </a:graphic>
+              </wp:inline>
+            </w:drawing>
+          </mc:Choice>
+          <mc:Fallback>
+            <w:pict>
+              <v:shapetype id="_x0000_t75" coordsize="21600,21600" o:spt="75" o:preferrelative="t" path="m@4@5l@4@11@9@11@9@5xe" filled="f" stroked="f">
+                <v:stroke joinstyle="miter"/>
+                <v:formulas>
+                  <v:f eqn="if lineDrawn pixelLineWidth 0"/>
+                  <v:f eqn="sum @0 1 0"/>
+                  <v:f eqn="sum 0 0 @1"/>
+                  <v:f eqn="prod @2 1 2"/>
+                  <v:f eqn="prod @3 21600 pixelWidth"/>
+                  <v:f eqn="prod @3 21600 pixelHeight"/>
+                  <v:f eqn="sum @0 0 1"/>
+                  <v:f eqn="prod @6 1 2"/>
+                  <v:f eqn="prod @7 21600 pixelWidth"/>
+                  <v:f eqn="sum @8 21600 0"/>
+                  <v:f eqn="prod @7 21600 pixelHeight"/>
+                  <v:f eqn="sum @10 21600 0"/>
+                </v:formulas>
+                <v:path o:extrusionok="f" gradientshapeok="t" o:connecttype="rect"/>
+                <o:lock v:ext="edit" aspectratio="t"/>
+              </v:shapetype>
+              <v:shape id="_x0000_i4" o:spid="_x0000_s4" type="#_x0000_t75" style="width:328.89pt;height:153.65pt;mso-wrap-distance-left:0.00pt;mso-wrap-distance-top:0.00pt;mso-wrap-distance-right:0.00pt;mso-wrap-distance-bottom:0.00pt;z-index:1;" stroked="false">
+                <v:imagedata r:id="rId15" o:title=""/>
+                <o:lock v:ext="edit" rotation="t"/>
+              </v:shape>
+            </w:pict>
+          </mc:Fallback>
+        </mc:AlternateContent>
+      </w:r>
+      <w:r>
+        <w:rPr>
+          <w:b w:val="0"/>
+          <w:bCs w:val="0"/>
+          <w:highlight w:val="none"/>
+        </w:rPr>
+      </w:r>
+      <w:r/>
+      <w:r>
+        <w:rPr>
+          <w:b w:val="0"/>
+          <w:bCs w:val="0"/>
+          <w:highlight w:val="none"/>
+        </w:rPr>
+      </w:r>
+      <w:r>
+        <w:rPr>
+          <w:b w:val="0"/>
+          <w:bCs w:val="0"/>
+          <w:highlight w:val="none"/>
+        </w:rPr>
+      </w:r>
+      <w:r>
+        <w:rPr>
+          <w:b w:val="0"/>
+          <w:bCs w:val="0"/>
+        </w:rPr>
+      </w:r>
+    </w:p>
+    <w:p>
+      <w:pPr>
+        <w:pBdr/>
+        <w:spacing/>
+        <w:ind w:firstLine="0"/>
+        <w:jc w:val="left"/>
+        <w:rPr>
+          <w:b w:val="0"/>
+          <w:bCs w:val="0"/>
+          <w14:ligatures w14:val="none"/>
+        </w:rPr>
+      </w:pPr>
+      <w:r>
+        <w:rPr>
+          <w:b w:val="0"/>
+          <w:bCs w:val="0"/>
+        </w:rPr>
+      </w:r>
+      <w:r>
+        <w:rPr>
+          <w:b w:val="0"/>
+          <w:bCs w:val="0"/>
+        </w:rPr>
+      </w:r>
+      <w:r>
+        <w:rPr>
+          <w:b w:val="0"/>
+          <w:bCs w:val="0"/>
+        </w:rPr>
+      </w:r>
+    </w:p>
+    <w:p>
+      <w:pPr>
+        <w:pBdr/>
+        <w:spacing/>
+        <w:ind w:firstLine="0"/>
+        <w:jc w:val="left"/>
+        <w:rPr>
+          <w:b w:val="0"/>
+          <w:bCs w:val="0"/>
+          <w14:ligatures w14:val="none"/>
+        </w:rPr>
+      </w:pPr>
+      <w:r>
+        <w:rPr>
+          <w:b w:val="0"/>
+          <w:bCs w:val="0"/>
+        </w:rPr>
+      </w:r>
+      <w:r>
+        <w:rPr>
+          <w:b w:val="0"/>
+          <w:bCs w:val="0"/>
+        </w:rPr>
+      </w:r>
+      <w:r>
+        <w:rPr>
+          <w:b w:val="0"/>
+          <w:bCs w:val="0"/>
+        </w:rPr>
+      </w:r>
+    </w:p>
+    <w:p>
+      <w:pPr>
+        <w:pBdr/>
+        <w:spacing/>
+        <w:ind w:firstLine="0"/>
+        <w:rPr/>
+      </w:pPr>
+      <w:r>
+        <w:rPr>
+          <w:b/>
+          <w:bCs/>
+        </w:rPr>
+        <w:t xml:space="preserve">CU-06: Confirmar, cancelar o reprogramar cita</w:t>
+      </w:r>
+      <w:r/>
+      <w:r/>
+    </w:p>
+    <w:p>
+      <w:pPr>
+        <w:pBdr/>
+        <w:spacing/>
+        <w:ind w:firstLine="0"/>
+        <w:jc w:val="left"/>
+        <w:rPr>
+          <w:b w:val="0"/>
+          <w:bCs w:val="0"/>
+          <w:highlight w:val="none"/>
+          <w14:ligatures w14:val="none"/>
+        </w:rPr>
+      </w:pPr>
+      <w:r>
+        <w:rPr>
+          <w:b w:val="0"/>
+          <w:bCs w:val="0"/>
+        </w:rPr>
+      </w:r>
+      <w:r>
+        <mc:AlternateContent>
+          <mc:Choice Requires="wpg">
+            <w:drawing>
+              <wp:inline xmlns:wp="http://schemas.openxmlformats.org/drawingml/2006/wordprocessingDrawing" distT="0" distB="0" distL="0" distR="0">
+                <wp:extent cx="4230075" cy="2062224"/>
+                <wp:effectExtent l="0" t="0" r="0" b="0"/>
+                <wp:docPr id="6" name=""/>
+                <wp:cNvGraphicFramePr>
+                  <a:graphicFrameLocks xmlns:a="http://schemas.openxmlformats.org/drawingml/2006/main" noChangeAspect="1"/>
+                </wp:cNvGraphicFramePr>
+                <a:graphic xmlns:a="http://schemas.openxmlformats.org/drawingml/2006/main">
+                  <a:graphicData uri="http://schemas.openxmlformats.org/drawingml/2006/picture">
+                    <pic:pic xmlns:pic="http://schemas.openxmlformats.org/drawingml/2006/picture">
+                      <pic:nvPicPr>
+                        <pic:cNvPr id="269980216" name=""/>
+                        <pic:cNvPicPr>
+                          <a:picLocks noChangeAspect="1"/>
+                        </pic:cNvPicPr>
+                        <pic:nvPr/>
+                      </pic:nvPicPr>
+                      <pic:blipFill rotWithShape="1">
+                        <a:blip r:embed="rId16"/>
+                        <a:stretch/>
+                      </pic:blipFill>
+                      <pic:spPr bwMode="auto">
+                        <a:xfrm flipH="0" flipV="0">
+                          <a:off x="0" y="0"/>
+                          <a:ext cx="4230074" cy="2062224"/>
+                        </a:xfrm>
+                        <a:prstGeom prst="rect">
+                          <a:avLst/>
+                        </a:prstGeom>
+                      </pic:spPr>
+                    </pic:pic>
+                  </a:graphicData>
+                </a:graphic>
+              </wp:inline>
+            </w:drawing>
+          </mc:Choice>
+          <mc:Fallback>
+            <w:pict>
+              <v:shapetype id="_x0000_t75" coordsize="21600,21600" o:spt="75" o:preferrelative="t" path="m@4@5l@4@11@9@11@9@5xe" filled="f" stroked="f">
+                <v:stroke joinstyle="miter"/>
+                <v:formulas>
+                  <v:f eqn="if lineDrawn pixelLineWidth 0"/>
+                  <v:f eqn="sum @0 1 0"/>
+                  <v:f eqn="sum 0 0 @1"/>
+                  <v:f eqn="prod @2 1 2"/>
+                  <v:f eqn="prod @3 21600 pixelWidth"/>
+                  <v:f eqn="prod @3 21600 pixelHeight"/>
+                  <v:f eqn="sum @0 0 1"/>
+                  <v:f eqn="prod @6 1 2"/>
+                  <v:f eqn="prod @7 21600 pixelWidth"/>
+                  <v:f eqn="sum @8 21600 0"/>
+                  <v:f eqn="prod @7 21600 pixelHeight"/>
+                  <v:f eqn="sum @10 21600 0"/>
+                </v:formulas>
+                <v:path o:extrusionok="f" gradientshapeok="t" o:connecttype="rect"/>
+                <o:lock v:ext="edit" aspectratio="t"/>
+              </v:shapetype>
+              <v:shape id="_x0000_i5" o:spid="_x0000_s5" type="#_x0000_t75" style="width:333.08pt;height:162.38pt;mso-wrap-distance-left:0.00pt;mso-wrap-distance-top:0.00pt;mso-wrap-distance-right:0.00pt;mso-wrap-distance-bottom:0.00pt;z-index:1;" stroked="false">
+                <v:imagedata r:id="rId16" o:title=""/>
+                <o:lock v:ext="edit" rotation="t"/>
+              </v:shape>
+            </w:pict>
+          </mc:Fallback>
+        </mc:AlternateContent>
+      </w:r>
+      <w:r>
+        <w:rPr>
+          <w:b w:val="0"/>
+          <w:bCs w:val="0"/>
+        </w:rPr>
+      </w:r>
+      <w:r>
+        <w:rPr>
+          <w:b w:val="0"/>
+          <w:bCs w:val="0"/>
+          <w:highlight w:val="none"/>
+        </w:rPr>
+      </w:r>
+    </w:p>
+    <w:p>
+      <w:pPr>
+        <w:pBdr/>
+        <w:spacing/>
+        <w:ind w:firstLine="0"/>
+        <w:rPr/>
+      </w:pPr>
+      <w:r>
+        <w:rPr>
+          <w:b/>
+          <w:bCs/>
+        </w:rPr>
+        <w:t xml:space="preserve">CU-07: Iniciar sesión y controlar acceso por rol</w:t>
+      </w:r>
+      <w:r/>
+      <w:r/>
+    </w:p>
+    <w:p>
+      <w:pPr>
+        <w:pBdr/>
+        <w:spacing/>
+        <w:ind w:firstLine="0"/>
+        <w:jc w:val="left"/>
+        <w:rPr>
+          <w:b w:val="0"/>
+          <w:bCs w:val="0"/>
+          <w:highlight w:val="none"/>
+          <w14:ligatures w14:val="none"/>
+        </w:rPr>
+      </w:pPr>
+      <w:r>
+        <w:rPr>
+          <w:b w:val="0"/>
+          <w:bCs w:val="0"/>
+          <w:highlight w:val="none"/>
+        </w:rPr>
+      </w:r>
+      <w:r>
+        <mc:AlternateContent>
+          <mc:Choice Requires="wpg">
+            <w:drawing>
+              <wp:inline xmlns:wp="http://schemas.openxmlformats.org/drawingml/2006/wordprocessingDrawing" distT="0" distB="0" distL="0" distR="0">
+                <wp:extent cx="4734900" cy="1862723"/>
+                <wp:effectExtent l="0" t="0" r="0" b="0"/>
+                <wp:docPr id="7" name=""/>
+                <wp:cNvGraphicFramePr>
+                  <a:graphicFrameLocks xmlns:a="http://schemas.openxmlformats.org/drawingml/2006/main" noChangeAspect="1"/>
+                </wp:cNvGraphicFramePr>
+                <a:graphic xmlns:a="http://schemas.openxmlformats.org/drawingml/2006/main">
+                  <a:graphicData uri="http://schemas.openxmlformats.org/drawingml/2006/picture">
+                    <pic:pic xmlns:pic="http://schemas.openxmlformats.org/drawingml/2006/picture">
+                      <pic:nvPicPr>
+                        <pic:cNvPr id="1530270501" name=""/>
+                        <pic:cNvPicPr>
+                          <a:picLocks noChangeAspect="1"/>
+                        </pic:cNvPicPr>
+                        <pic:nvPr/>
+                      </pic:nvPicPr>
+                      <pic:blipFill rotWithShape="1">
+                        <a:blip r:embed="rId17"/>
+                        <a:stretch/>
+                      </pic:blipFill>
+                      <pic:spPr bwMode="auto">
+                        <a:xfrm flipH="0" flipV="0">
+                          <a:off x="0" y="0"/>
+                          <a:ext cx="4734899" cy="1862722"/>
+                        </a:xfrm>
+                        <a:prstGeom prst="rect">
+                          <a:avLst/>
+                        </a:prstGeom>
+                      </pic:spPr>
+                    </pic:pic>
+                  </a:graphicData>
+                </a:graphic>
+              </wp:inline>
+            </w:drawing>
+          </mc:Choice>
+          <mc:Fallback>
+            <w:pict>
+              <v:shapetype id="_x0000_t75" coordsize="21600,21600" o:spt="75" o:preferrelative="t" path="m@4@5l@4@11@9@11@9@5xe" filled="f" stroked="f">
+                <v:stroke joinstyle="miter"/>
+                <v:formulas>
+                  <v:f eqn="if lineDrawn pixelLineWidth 0"/>
+                  <v:f eqn="sum @0 1 0"/>
+                  <v:f eqn="sum 0 0 @1"/>
+                  <v:f eqn="prod @2 1 2"/>
+                  <v:f eqn="prod @3 21600 pixelWidth"/>
+                  <v:f eqn="prod @3 21600 pixelHeight"/>
+                  <v:f eqn="sum @0 0 1"/>
+                  <v:f eqn="prod @6 1 2"/>
+                  <v:f eqn="prod @7 21600 pixelWidth"/>
+                  <v:f eqn="sum @8 21600 0"/>
+                  <v:f eqn="prod @7 21600 pixelHeight"/>
+                  <v:f eqn="sum @10 21600 0"/>
+                </v:formulas>
+                <v:path o:extrusionok="f" gradientshapeok="t" o:connecttype="rect"/>
+                <o:lock v:ext="edit" aspectratio="t"/>
+              </v:shapetype>
+              <v:shape id="_x0000_i6" o:spid="_x0000_s6" type="#_x0000_t75" style="width:372.83pt;height:146.67pt;mso-wrap-distance-left:0.00pt;mso-wrap-distance-top:0.00pt;mso-wrap-distance-right:0.00pt;mso-wrap-distance-bottom:0.00pt;z-index:1;" stroked="false">
+                <v:imagedata r:id="rId17" o:title=""/>
+                <o:lock v:ext="edit" rotation="t"/>
+              </v:shape>
+            </w:pict>
+          </mc:Fallback>
+        </mc:AlternateContent>
+      </w:r>
+      <w:r>
+        <w:rPr>
+          <w:b w:val="0"/>
+          <w:bCs w:val="0"/>
+          <w:highlight w:val="none"/>
+        </w:rPr>
+      </w:r>
+      <w:r>
+        <w:rPr>
+          <w:b w:val="0"/>
+          <w:bCs w:val="0"/>
+          <w:highlight w:val="none"/>
+        </w:rPr>
+      </w:r>
+    </w:p>
+    <w:p>
+      <w:pPr>
+        <w:pBdr/>
+        <w:spacing/>
+        <w:ind w:firstLine="0"/>
+        <w:rPr/>
+      </w:pPr>
+      <w:r>
+        <w:rPr>
+          <w:b/>
+          <w:bCs/>
+        </w:rPr>
+        <w:t xml:space="preserve">CU-08: Gestionar agendas independientes por profesional</w:t>
+      </w:r>
+      <w:r/>
+      <w:r/>
+    </w:p>
+    <w:p>
+      <w:pPr>
+        <w:pBdr/>
+        <w:spacing/>
+        <w:ind w:firstLine="0"/>
+        <w:jc w:val="left"/>
+        <w:rPr>
+          <w:b w:val="0"/>
+          <w:bCs w:val="0"/>
+          <w:highlight w:val="none"/>
+          <w14:ligatures w14:val="none"/>
+        </w:rPr>
+      </w:pPr>
+      <w:r>
+        <w:rPr>
+          <w:b w:val="0"/>
+          <w:bCs w:val="0"/>
+          <w:highlight w:val="none"/>
+        </w:rPr>
+      </w:r>
+      <w:r>
+        <mc:AlternateContent>
+          <mc:Choice Requires="wpg">
+            <w:drawing>
+              <wp:inline xmlns:wp="http://schemas.openxmlformats.org/drawingml/2006/wordprocessingDrawing" distT="0" distB="0" distL="0" distR="0">
+                <wp:extent cx="4732950" cy="2401073"/>
+                <wp:effectExtent l="0" t="0" r="0" b="0"/>
+                <wp:docPr id="8" name=""/>
+                <wp:cNvGraphicFramePr>
+                  <a:graphicFrameLocks xmlns:a="http://schemas.openxmlformats.org/drawingml/2006/main" noChangeAspect="1"/>
+                </wp:cNvGraphicFramePr>
+                <a:graphic xmlns:a="http://schemas.openxmlformats.org/drawingml/2006/main">
+                  <a:graphicData uri="http://schemas.openxmlformats.org/drawingml/2006/picture">
+                    <pic:pic xmlns:pic="http://schemas.openxmlformats.org/drawingml/2006/picture">
+                      <pic:nvPicPr>
+                        <pic:cNvPr id="1135691529" name=""/>
+                        <pic:cNvPicPr>
+                          <a:picLocks noChangeAspect="1"/>
+                        </pic:cNvPicPr>
+                        <pic:nvPr/>
+                      </pic:nvPicPr>
+                      <pic:blipFill rotWithShape="1">
+                        <a:blip r:embed="rId18"/>
+                        <a:stretch/>
+                      </pic:blipFill>
+                      <pic:spPr bwMode="auto">
+                        <a:xfrm flipH="0" flipV="0">
+                          <a:off x="0" y="0"/>
+                          <a:ext cx="4732949" cy="2401072"/>
+                        </a:xfrm>
+                        <a:prstGeom prst="rect">
+                          <a:avLst/>
+                        </a:prstGeom>
+                      </pic:spPr>
+                    </pic:pic>
+                  </a:graphicData>
+                </a:graphic>
+              </wp:inline>
+            </w:drawing>
+          </mc:Choice>
+          <mc:Fallback>
+            <w:pict>
+              <v:shapetype id="_x0000_t75" coordsize="21600,21600" o:spt="75" o:preferrelative="t" path="m@4@5l@4@11@9@11@9@5xe" filled="f" stroked="f">
+                <v:stroke joinstyle="miter"/>
+                <v:formulas>
+                  <v:f eqn="if lineDrawn pixelLineWidth 0"/>
+                  <v:f eqn="sum @0 1 0"/>
+                  <v:f eqn="sum 0 0 @1"/>
+                  <v:f eqn="prod @2 1 2"/>
+                  <v:f eqn="prod @3 21600 pixelWidth"/>
+                  <v:f eqn="prod @3 21600 pixelHeight"/>
+                  <v:f eqn="sum @0 0 1"/>
+                  <v:f eqn="prod @6 1 2"/>
+                  <v:f eqn="prod @7 21600 pixelWidth"/>
+                  <v:f eqn="sum @8 21600 0"/>
+                  <v:f eqn="prod @7 21600 pixelHeight"/>
+                  <v:f eqn="sum @10 21600 0"/>
+                </v:formulas>
+                <v:path o:extrusionok="f" gradientshapeok="t" o:connecttype="rect"/>
+                <o:lock v:ext="edit" aspectratio="t"/>
+              </v:shapetype>
+              <v:shape id="_x0000_i7" o:spid="_x0000_s7" type="#_x0000_t75" style="width:372.67pt;height:189.06pt;mso-wrap-distance-left:0.00pt;mso-wrap-distance-top:0.00pt;mso-wrap-distance-right:0.00pt;mso-wrap-distance-bottom:0.00pt;z-index:1;" stroked="false">
+                <v:imagedata r:id="rId18" o:title=""/>
+                <o:lock v:ext="edit" rotation="t"/>
+              </v:shape>
+            </w:pict>
+          </mc:Fallback>
+        </mc:AlternateContent>
+      </w:r>
+      <w:r>
+        <w:rPr>
+          <w:b w:val="0"/>
+          <w:bCs w:val="0"/>
+          <w:highlight w:val="none"/>
+        </w:rPr>
+      </w:r>
+      <w:r>
+        <w:rPr>
+          <w:b w:val="0"/>
+          <w:bCs w:val="0"/>
+          <w:highlight w:val="none"/>
+        </w:rPr>
+      </w:r>
+      <w:r>
+        <w:rPr>
+          <w:b w:val="0"/>
+          <w:bCs w:val="0"/>
+        </w:rPr>
+      </w:r>
+    </w:p>
+    <w:p>
+      <w:pPr>
+        <w:pBdr/>
+        <w:spacing/>
+        <w:ind w:firstLine="0"/>
+        <w:jc w:val="left"/>
+        <w:rPr>
+          <w:b w:val="0"/>
+          <w:bCs w:val="0"/>
+          <w14:ligatures w14:val="none"/>
+        </w:rPr>
+      </w:pPr>
+      <w:r>
+        <w:rPr>
+          <w:b w:val="0"/>
+          <w:bCs w:val="0"/>
+        </w:rPr>
+      </w:r>
+      <w:r>
+        <w:rPr>
+          <w:b w:val="0"/>
+          <w:bCs w:val="0"/>
+        </w:rPr>
+      </w:r>
+      <w:r>
+        <w:rPr>
+          <w:b w:val="0"/>
+          <w:bCs w:val="0"/>
+        </w:rPr>
+      </w:r>
+    </w:p>
+    <w:p>
+      <w:pPr>
+        <w:pBdr/>
+        <w:spacing/>
+        <w:ind w:firstLine="0"/>
+        <w:rPr/>
+      </w:pPr>
+      <w:r>
+        <w:rPr>
+          <w:b/>
+          <w:bCs/>
+        </w:rPr>
+        <w:t xml:space="preserve">CU-09: Configurar duración según tipo de procedimiento</w:t>
+      </w:r>
+      <w:r/>
+      <w:r/>
+      <w:r>
+        <w:rPr>
+          <w:b w:val="0"/>
+          <w:bCs w:val="0"/>
+        </w:rPr>
+      </w:r>
+      <w:r>
+        <w:rPr>
+          <w:b w:val="0"/>
+          <w:bCs w:val="0"/>
+        </w:rPr>
+      </w:r>
+      <w:r/>
+    </w:p>
+    <w:p>
+      <w:pPr>
+        <w:pBdr/>
+        <w:spacing/>
+        <w:ind w:firstLine="0"/>
+        <w:jc w:val="left"/>
+        <w:rPr>
+          <w:b w:val="0"/>
+          <w:bCs w:val="0"/>
+          <w:highlight w:val="none"/>
+          <w14:ligatures w14:val="none"/>
+        </w:rPr>
+      </w:pPr>
+      <w:r>
+        <w:rPr>
+          <w:b w:val="0"/>
+          <w:bCs w:val="0"/>
+          <w:highlight w:val="none"/>
+        </w:rPr>
+      </w:r>
+      <w:r>
+        <mc:AlternateContent>
+          <mc:Choice Requires="wpg">
+            <w:drawing>
+              <wp:inline xmlns:wp="http://schemas.openxmlformats.org/drawingml/2006/wordprocessingDrawing" distT="0" distB="0" distL="0" distR="0">
+                <wp:extent cx="4830150" cy="2023526"/>
+                <wp:effectExtent l="0" t="0" r="0" b="0"/>
+                <wp:docPr id="9" name=""/>
+                <wp:cNvGraphicFramePr>
+                  <a:graphicFrameLocks xmlns:a="http://schemas.openxmlformats.org/drawingml/2006/main" noChangeAspect="1"/>
+                </wp:cNvGraphicFramePr>
+                <a:graphic xmlns:a="http://schemas.openxmlformats.org/drawingml/2006/main">
+                  <a:graphicData uri="http://schemas.openxmlformats.org/drawingml/2006/picture">
+                    <pic:pic xmlns:pic="http://schemas.openxmlformats.org/drawingml/2006/picture">
+                      <pic:nvPicPr>
+                        <pic:cNvPr id="323062282" name=""/>
+                        <pic:cNvPicPr>
+                          <a:picLocks noChangeAspect="1"/>
+                        </pic:cNvPicPr>
+                        <pic:nvPr/>
+                      </pic:nvPicPr>
+                      <pic:blipFill rotWithShape="1">
+                        <a:blip r:embed="rId19"/>
+                        <a:stretch/>
+                      </pic:blipFill>
+                      <pic:spPr bwMode="auto">
+                        <a:xfrm flipH="0" flipV="0">
+                          <a:off x="0" y="0"/>
+                          <a:ext cx="4830149" cy="2023525"/>
+                        </a:xfrm>
+                        <a:prstGeom prst="rect">
+                          <a:avLst/>
+                        </a:prstGeom>
+                      </pic:spPr>
+                    </pic:pic>
+                  </a:graphicData>
+                </a:graphic>
+              </wp:inline>
+            </w:drawing>
+          </mc:Choice>
+          <mc:Fallback>
+            <w:pict>
+              <v:shapetype id="_x0000_t75" coordsize="21600,21600" o:spt="75" o:preferrelative="t" path="m@4@5l@4@11@9@11@9@5xe" filled="f" stroked="f">
+                <v:stroke joinstyle="miter"/>
+                <v:formulas>
+                  <v:f eqn="if lineDrawn pixelLineWidth 0"/>
+                  <v:f eqn="sum @0 1 0"/>
+                  <v:f eqn="sum 0 0 @1"/>
+                  <v:f eqn="prod @2 1 2"/>
+                  <v:f eqn="prod @3 21600 pixelWidth"/>
+                  <v:f eqn="prod @3 21600 pixelHeight"/>
+                  <v:f eqn="sum @0 0 1"/>
+                  <v:f eqn="prod @6 1 2"/>
+                  <v:f eqn="prod @7 21600 pixelWidth"/>
+                  <v:f eqn="sum @8 21600 0"/>
+                  <v:f eqn="prod @7 21600 pixelHeight"/>
+                  <v:f eqn="sum @10 21600 0"/>
+                </v:formulas>
+                <v:path o:extrusionok="f" gradientshapeok="t" o:connecttype="rect"/>
+                <o:lock v:ext="edit" aspectratio="t"/>
+              </v:shapetype>
+              <v:shape id="_x0000_i8" o:spid="_x0000_s8" type="#_x0000_t75" style="width:380.33pt;height:159.33pt;mso-wrap-distance-left:0.00pt;mso-wrap-distance-top:0.00pt;mso-wrap-distance-right:0.00pt;mso-wrap-distance-bottom:0.00pt;z-index:1;" stroked="false">
+                <v:imagedata r:id="rId19" o:title=""/>
+                <o:lock v:ext="edit" rotation="t"/>
+              </v:shape>
+            </w:pict>
+          </mc:Fallback>
+        </mc:AlternateContent>
+      </w:r>
+      <w:r>
+        <w:rPr>
+          <w:b w:val="0"/>
+          <w:bCs w:val="0"/>
+          <w:highlight w:val="none"/>
+        </w:rPr>
+      </w:r>
+      <w:r>
+        <w:rPr>
+          <w:b w:val="0"/>
+          <w:bCs w:val="0"/>
+          <w:highlight w:val="none"/>
+        </w:rPr>
+      </w:r>
+      <w:r>
+        <w:rPr>
+          <w:b w:val="0"/>
+          <w:bCs w:val="0"/>
+          <w:highlight w:val="none"/>
+        </w:rPr>
+      </w:r>
+    </w:p>
+    <w:p>
+      <w:pPr>
+        <w:pBdr/>
+        <w:spacing/>
+        <w:ind w:firstLine="0"/>
+        <w:rPr/>
+      </w:pPr>
+      <w:r>
+        <w:rPr>
+          <w:b/>
+          <w:bCs/>
+        </w:rPr>
+        <w:t xml:space="preserve">CU-10: Generar reportes administrativos</w:t>
+      </w:r>
+      <w:r/>
+      <w:r/>
+      <w:r>
+        <w:rPr>
+          <w:b w:val="0"/>
+          <w:bCs w:val="0"/>
+          <w:highlight w:val="none"/>
+        </w:rPr>
+      </w:r>
+      <w:r>
+        <w:rPr>
+          <w:b w:val="0"/>
+          <w:bCs w:val="0"/>
+          <w:highlight w:val="none"/>
+        </w:rPr>
+      </w:r>
+      <w:r>
+        <w:rPr>
+          <w:b w:val="0"/>
+          <w:bCs w:val="0"/>
+          <w:highlight w:val="none"/>
+        </w:rPr>
+      </w:r>
+      <w:r/>
+    </w:p>
+    <w:p>
+      <w:pPr>
+        <w:pBdr/>
+        <w:spacing/>
+        <w:ind w:firstLine="0"/>
+        <w:jc w:val="left"/>
+        <w:rPr>
+          <w:b w:val="0"/>
+          <w:bCs w:val="0"/>
+          <w:highlight w:val="none"/>
+          <w14:ligatures w14:val="none"/>
+        </w:rPr>
+      </w:pPr>
+      <w:r>
+        <w:rPr>
+          <w:b w:val="0"/>
+          <w:bCs w:val="0"/>
+          <w:highlight w:val="none"/>
+        </w:rPr>
+      </w:r>
+      <w:r>
+        <mc:AlternateContent>
+          <mc:Choice Requires="wpg">
+            <w:drawing>
+              <wp:inline xmlns:wp="http://schemas.openxmlformats.org/drawingml/2006/wordprocessingDrawing" distT="0" distB="0" distL="0" distR="0">
+                <wp:extent cx="4830150" cy="2151079"/>
+                <wp:effectExtent l="0" t="0" r="0" b="0"/>
+                <wp:docPr id="10" name=""/>
+                <wp:cNvGraphicFramePr>
+                  <a:graphicFrameLocks xmlns:a="http://schemas.openxmlformats.org/drawingml/2006/main" noChangeAspect="1"/>
+                </wp:cNvGraphicFramePr>
+                <a:graphic xmlns:a="http://schemas.openxmlformats.org/drawingml/2006/main">
+                  <a:graphicData uri="http://schemas.openxmlformats.org/drawingml/2006/picture">
+                    <pic:pic xmlns:pic="http://schemas.openxmlformats.org/drawingml/2006/picture">
+                      <pic:nvPicPr>
+                        <pic:cNvPr id="1754927030" name=""/>
+                        <pic:cNvPicPr>
+                          <a:picLocks noChangeAspect="1"/>
+                        </pic:cNvPicPr>
+                        <pic:nvPr/>
+                      </pic:nvPicPr>
+                      <pic:blipFill rotWithShape="1">
+                        <a:blip r:embed="rId20"/>
+                        <a:stretch/>
+                      </pic:blipFill>
+                      <pic:spPr bwMode="auto">
+                        <a:xfrm flipH="0" flipV="0">
+                          <a:off x="0" y="0"/>
+                          <a:ext cx="4830149" cy="2151078"/>
+                        </a:xfrm>
+                        <a:prstGeom prst="rect">
+                          <a:avLst/>
+                        </a:prstGeom>
+                      </pic:spPr>
+                    </pic:pic>
+                  </a:graphicData>
+                </a:graphic>
+              </wp:inline>
+            </w:drawing>
+          </mc:Choice>
+          <mc:Fallback>
+            <w:pict>
+              <v:shapetype id="_x0000_t75" coordsize="21600,21600" o:spt="75" o:preferrelative="t" path="m@4@5l@4@11@9@11@9@5xe" filled="f" stroked="f">
+                <v:stroke joinstyle="miter"/>
+                <v:formulas>
+                  <v:f eqn="if lineDrawn pixelLineWidth 0"/>
+                  <v:f eqn="sum @0 1 0"/>
+                  <v:f eqn="sum 0 0 @1"/>
+                  <v:f eqn="prod @2 1 2"/>
+                  <v:f eqn="prod @3 21600 pixelWidth"/>
+                  <v:f eqn="prod @3 21600 pixelHeight"/>
+                  <v:f eqn="sum @0 0 1"/>
+                  <v:f eqn="prod @6 1 2"/>
+                  <v:f eqn="prod @7 21600 pixelWidth"/>
+                  <v:f eqn="sum @8 21600 0"/>
+                  <v:f eqn="prod @7 21600 pixelHeight"/>
+                  <v:f eqn="sum @10 21600 0"/>
+                </v:formulas>
+                <v:path o:extrusionok="f" gradientshapeok="t" o:connecttype="rect"/>
+                <o:lock v:ext="edit" aspectratio="t"/>
+              </v:shapetype>
+              <v:shape id="_x0000_i9" o:spid="_x0000_s9" type="#_x0000_t75" style="width:380.33pt;height:169.38pt;mso-wrap-distance-left:0.00pt;mso-wrap-distance-top:0.00pt;mso-wrap-distance-right:0.00pt;mso-wrap-distance-bottom:0.00pt;z-index:1;" stroked="false">
+                <v:imagedata r:id="rId20" o:title=""/>
+                <o:lock v:ext="edit" rotation="t"/>
+              </v:shape>
+            </w:pict>
+          </mc:Fallback>
+        </mc:AlternateContent>
+      </w:r>
+      <w:r>
+        <w:rPr>
+          <w:b w:val="0"/>
+          <w:bCs w:val="0"/>
+          <w:highlight w:val="none"/>
+        </w:rPr>
+      </w:r>
+      <w:r>
+        <w:rPr>
+          <w:b w:val="0"/>
+          <w:bCs w:val="0"/>
+          <w:highlight w:val="none"/>
+        </w:rPr>
+      </w:r>
+      <w:r>
+        <w:rPr>
+          <w:b w:val="0"/>
+          <w:bCs w:val="0"/>
+          <w:highlight w:val="none"/>
+        </w:rPr>
+      </w:r>
+    </w:p>
+    <w:p>
+      <w:pPr>
+        <w:pBdr/>
+        <w:spacing/>
+        <w:ind w:firstLine="0"/>
+        <w:jc w:val="left"/>
+        <w:rPr>
+          <w:b w:val="0"/>
+          <w:bCs w:val="0"/>
+          <w:highlight w:val="none"/>
+          <w14:ligatures w14:val="none"/>
+        </w:rPr>
+      </w:pPr>
+      <w:r>
+        <w:rPr>
+          <w:b w:val="0"/>
+          <w:bCs w:val="0"/>
+          <w:highlight w:val="none"/>
+        </w:rPr>
+      </w:r>
+      <w:r>
+        <w:rPr>
+          <w:b w:val="0"/>
+          <w:bCs w:val="0"/>
+          <w:highlight w:val="none"/>
+        </w:rPr>
+      </w:r>
+      <w:r>
+        <w:rPr>
+          <w:b w:val="0"/>
+          <w:bCs w:val="0"/>
+          <w:highlight w:val="none"/>
+        </w:rPr>
+      </w:r>
+    </w:p>
+    <w:p>
+      <w:pPr>
+        <w:pBdr/>
+        <w:spacing/>
+        <w:ind w:firstLine="0"/>
+        <w:jc w:val="left"/>
+        <w:rPr>
+          <w:b w:val="0"/>
+          <w:bCs w:val="0"/>
+          <w:highlight w:val="none"/>
+          <w14:ligatures w14:val="none"/>
+        </w:rPr>
+      </w:pPr>
+      <w:r>
+        <w:rPr>
+          <w:b w:val="0"/>
+          <w:bCs w:val="0"/>
+          <w:highlight w:val="none"/>
+        </w:rPr>
+      </w:r>
+      <w:r>
+        <w:rPr>
+          <w:b w:val="0"/>
+          <w:bCs w:val="0"/>
+          <w:highlight w:val="none"/>
+        </w:rPr>
+      </w:r>
+      <w:r>
+        <w:rPr>
+          <w:b w:val="0"/>
+          <w:bCs w:val="0"/>
+          <w:highlight w:val="none"/>
+        </w:rPr>
+      </w:r>
+    </w:p>
+    <w:p>
+      <w:pPr>
+        <w:pBdr/>
+        <w:spacing/>
+        <w:ind w:firstLine="0"/>
+        <w:jc w:val="left"/>
+        <w:rPr>
+          <w:b w:val="0"/>
+          <w:bCs w:val="0"/>
+          <w:highlight w:val="none"/>
+          <w14:ligatures w14:val="none"/>
+        </w:rPr>
+      </w:pPr>
+      <w:r>
+        <w:rPr>
+          <w:b w:val="0"/>
+          <w:bCs w:val="0"/>
+          <w:highlight w:val="none"/>
+        </w:rPr>
+      </w:r>
+      <w:r>
+        <w:rPr>
+          <w:b w:val="0"/>
+          <w:bCs w:val="0"/>
+          <w:highlight w:val="none"/>
+        </w:rPr>
+      </w:r>
+      <w:r>
+        <w:rPr>
+          <w:b w:val="0"/>
+          <w:bCs w:val="0"/>
+          <w:highlight w:val="none"/>
+        </w:rPr>
+      </w:r>
+    </w:p>
+    <w:p>
+      <w:pPr>
+        <w:pBdr/>
+        <w:spacing/>
+        <w:ind w:firstLine="0"/>
+        <w:jc w:val="left"/>
+        <w:rPr>
+          <w:b w:val="0"/>
+          <w:bCs w:val="0"/>
+          <w:highlight w:val="none"/>
+          <w14:ligatures w14:val="none"/>
+        </w:rPr>
+      </w:pPr>
+      <w:r>
+        <w:rPr>
+          <w:b w:val="0"/>
+          <w:bCs w:val="0"/>
+          <w:highlight w:val="none"/>
+        </w:rPr>
+      </w:r>
+      <w:r>
+        <w:rPr>
+          <w:b w:val="0"/>
+          <w:bCs w:val="0"/>
+          <w:highlight w:val="none"/>
+        </w:rPr>
+      </w:r>
+      <w:r>
+        <w:rPr>
+          <w:b w:val="0"/>
+          <w:bCs w:val="0"/>
+          <w:highlight w:val="none"/>
+        </w:rPr>
+      </w:r>
+    </w:p>
+    <w:p>
+      <w:pPr>
+        <w:pBdr/>
+        <w:spacing/>
+        <w:ind w:firstLine="0"/>
+        <w:jc w:val="left"/>
+        <w:rPr>
+          <w:b w:val="0"/>
+          <w:bCs w:val="0"/>
+          <w:highlight w:val="none"/>
+          <w14:ligatures w14:val="none"/>
+        </w:rPr>
+      </w:pPr>
+      <w:r>
+        <w:rPr>
+          <w:b w:val="0"/>
+          <w:bCs w:val="0"/>
+          <w:highlight w:val="none"/>
+        </w:rPr>
+      </w:r>
+      <w:r>
+        <w:rPr>
+          <w:b w:val="0"/>
+          <w:bCs w:val="0"/>
+          <w:highlight w:val="none"/>
+        </w:rPr>
+      </w:r>
+      <w:r>
+        <w:rPr>
+          <w:b w:val="0"/>
+          <w:bCs w:val="0"/>
+          <w:highlight w:val="none"/>
+        </w:rPr>
+      </w:r>
+    </w:p>
+    <w:p>
+      <w:pPr>
+        <w:pBdr/>
+        <w:spacing/>
+        <w:ind w:firstLine="0"/>
+        <w:jc w:val="left"/>
+        <w:rPr>
+          <w:b w:val="0"/>
+          <w:bCs w:val="0"/>
+          <w:highlight w:val="none"/>
+          <w14:ligatures w14:val="none"/>
+        </w:rPr>
+      </w:pPr>
+      <w:r>
+        <w:rPr>
+          <w:b w:val="0"/>
+          <w:bCs w:val="0"/>
+          <w:highlight w:val="none"/>
+        </w:rPr>
+      </w:r>
+      <w:r>
+        <w:rPr>
+          <w:b w:val="0"/>
+          <w:bCs w:val="0"/>
+          <w:highlight w:val="none"/>
+        </w:rPr>
+      </w:r>
+      <w:r>
+        <w:rPr>
+          <w:b w:val="0"/>
+          <w:bCs w:val="0"/>
+          <w:highlight w:val="none"/>
+        </w:rPr>
+      </w:r>
+    </w:p>
+    <w:p>
+      <w:pPr>
+        <w:pBdr/>
+        <w:spacing/>
+        <w:ind w:firstLine="0"/>
+        <w:jc w:val="left"/>
+        <w:rPr>
+          <w:b w:val="0"/>
+          <w:bCs w:val="0"/>
+          <w:highlight w:val="none"/>
+          <w14:ligatures w14:val="none"/>
+        </w:rPr>
+      </w:pPr>
+      <w:r>
+        <w:rPr>
+          <w:b w:val="0"/>
+          <w:bCs w:val="0"/>
+          <w:highlight w:val="none"/>
+        </w:rPr>
+      </w:r>
+      <w:r>
+        <w:rPr>
+          <w:b w:val="0"/>
+          <w:bCs w:val="0"/>
+          <w:highlight w:val="none"/>
+        </w:rPr>
+      </w:r>
+      <w:r>
+        <w:rPr>
+          <w:b w:val="0"/>
+          <w:bCs w:val="0"/>
+          <w:highlight w:val="none"/>
+        </w:rPr>
+      </w:r>
+    </w:p>
+    <w:p>
+      <w:pPr>
+        <w:pBdr/>
+        <w:spacing/>
+        <w:ind w:firstLine="0"/>
+        <w:jc w:val="left"/>
+        <w:rPr>
+          <w:b w:val="0"/>
+          <w:bCs w:val="0"/>
+          <w:highlight w:val="none"/>
+          <w14:ligatures w14:val="none"/>
+        </w:rPr>
+      </w:pPr>
+      <w:r>
+        <w:rPr>
+          <w:b w:val="0"/>
+          <w:bCs w:val="0"/>
+          <w:highlight w:val="none"/>
+        </w:rPr>
+      </w:r>
+      <w:r>
+        <w:rPr>
+          <w:b w:val="0"/>
+          <w:bCs w:val="0"/>
+          <w:highlight w:val="none"/>
+        </w:rPr>
+      </w:r>
+      <w:r>
+        <w:rPr>
+          <w:b w:val="0"/>
+          <w:bCs w:val="0"/>
+          <w:highlight w:val="none"/>
+        </w:rPr>
+      </w:r>
+    </w:p>
+    <w:p>
+      <w:pPr>
+        <w:pBdr/>
+        <w:spacing/>
+        <w:ind w:firstLine="0"/>
+        <w:rPr>
+          <w:b/>
+          <w:bCs/>
+          <w:highlight w:val="none"/>
+          <w14:ligatures w14:val="none"/>
+        </w:rPr>
+      </w:pPr>
+      <w:r>
+        <w:rPr>
+          <w:b/>
+          <w:bCs/>
+          <w:lang w:val="undefined"/>
+        </w:rPr>
+        <w:t xml:space="preserve">Diagrama caso de uso general</w:t>
+      </w:r>
+      <w:r>
+        <w:rPr>
+          <w:b/>
+          <w:bCs/>
+          <w:lang w:val="undefined" w:bidi="undefined"/>
+        </w:rPr>
+      </w:r>
+      <w:r>
+        <w:rPr>
+          <w:b/>
+          <w:bCs/>
+        </w:rPr>
+      </w:r>
+    </w:p>
+    <w:p>
+      <w:pPr>
+        <w:pBdr/>
+        <w:spacing/>
+        <w:ind w:firstLine="0"/>
+        <w:rPr>
+          <w:b/>
+          <w:bCs/>
+          <w14:ligatures w14:val="none"/>
+        </w:rPr>
+      </w:pPr>
+      <w:r>
+        <w:rPr>
+          <w:b/>
+          <w:bCs/>
+          <w:highlight w:val="none"/>
+        </w:rPr>
+      </w:r>
+      <w:r>
+        <mc:AlternateContent>
+          <mc:Choice Requires="wpg">
+            <w:drawing>
+              <wp:inline xmlns:wp="http://schemas.openxmlformats.org/drawingml/2006/wordprocessingDrawing" distT="0" distB="0" distL="0" distR="0">
+                <wp:extent cx="3414764" cy="7301325"/>
+                <wp:effectExtent l="0" t="0" r="0" b="0"/>
+                <wp:docPr id="11" name=""/>
+                <wp:cNvGraphicFramePr>
+                  <a:graphicFrameLocks xmlns:a="http://schemas.openxmlformats.org/drawingml/2006/main" noChangeAspect="1"/>
+                </wp:cNvGraphicFramePr>
+                <a:graphic xmlns:a="http://schemas.openxmlformats.org/drawingml/2006/main">
+                  <a:graphicData uri="http://schemas.openxmlformats.org/drawingml/2006/picture">
+                    <pic:pic xmlns:pic="http://schemas.openxmlformats.org/drawingml/2006/picture">
+                      <pic:nvPicPr>
+                        <pic:cNvPr id="1796545840" name=""/>
+                        <pic:cNvPicPr>
+                          <a:picLocks noChangeAspect="1"/>
+                        </pic:cNvPicPr>
+                        <pic:nvPr/>
+                      </pic:nvPicPr>
+                      <pic:blipFill rotWithShape="1">
+                        <a:blip r:embed="rId21"/>
+                        <a:stretch/>
+                      </pic:blipFill>
+                      <pic:spPr bwMode="auto">
+                        <a:xfrm flipH="0" flipV="0">
+                          <a:off x="0" y="0"/>
+                          <a:ext cx="3414763" cy="7301324"/>
+                        </a:xfrm>
+                        <a:prstGeom prst="rect">
+                          <a:avLst/>
+                        </a:prstGeom>
+                      </pic:spPr>
+                    </pic:pic>
+                  </a:graphicData>
+                </a:graphic>
+              </wp:inline>
+            </w:drawing>
+          </mc:Choice>
+          <mc:Fallback>
+            <w:pict>
+              <v:shapetype id="_x0000_t75" coordsize="21600,21600" o:spt="75" o:preferrelative="t" path="m@4@5l@4@11@9@11@9@5xe" filled="f" stroked="f">
+                <v:stroke joinstyle="miter"/>
+                <v:formulas>
+                  <v:f eqn="if lineDrawn pixelLineWidth 0"/>
+                  <v:f eqn="sum @0 1 0"/>
+                  <v:f eqn="sum 0 0 @1"/>
+                  <v:f eqn="prod @2 1 2"/>
+                  <v:f eqn="prod @3 21600 pixelWidth"/>
+                  <v:f eqn="prod @3 21600 pixelHeight"/>
+                  <v:f eqn="sum @0 0 1"/>
+                  <v:f eqn="prod @6 1 2"/>
+                  <v:f eqn="prod @7 21600 pixelWidth"/>
+                  <v:f eqn="sum @8 21600 0"/>
+                  <v:f eqn="prod @7 21600 pixelHeight"/>
+                  <v:f eqn="sum @10 21600 0"/>
+                </v:formulas>
+                <v:path o:extrusionok="f" gradientshapeok="t" o:connecttype="rect"/>
+                <o:lock v:ext="edit" aspectratio="t"/>
+              </v:shapetype>
+              <v:shape id="_x0000_i10" o:spid="_x0000_s10" type="#_x0000_t75" style="width:268.88pt;height:574.91pt;mso-wrap-distance-left:0.00pt;mso-wrap-distance-top:0.00pt;mso-wrap-distance-right:0.00pt;mso-wrap-distance-bottom:0.00pt;z-index:1;" stroked="false">
+                <v:imagedata r:id="rId21" o:title=""/>
+                <o:lock v:ext="edit" rotation="t"/>
+              </v:shape>
+            </w:pict>
+          </mc:Fallback>
+        </mc:AlternateContent>
+      </w:r>
+      <w:r>
+        <w:rPr>
+          <w:b/>
+          <w:bCs/>
+          <w:highlight w:val="none"/>
+        </w:rPr>
+      </w:r>
+      <w:r>
+        <w:rPr>
+          <w:b/>
+          <w:bCs/>
+          <w:highlight w:val="none"/>
+        </w:rPr>
+      </w:r>
+      <w:r>
+        <w:rPr>
+          <w:b/>
+          <w:bCs/>
+          <w:highlight w:val="none"/>
+        </w:rPr>
+      </w:r>
+    </w:p>
     <w:sectPr>
+      <w:footerReference w:type="default" r:id="rId9"/>
       <w:footnotePr/>
       <w:endnotePr/>
       <w:type w:val="nextPage"/>
@@ -12798,7 +15522,6 @@
         <w:ind/>
         <w:rPr/>
       </w:pPr>
-      <w:r/>
       <w:r>
         <w:separator/>
       </w:r>
@@ -12813,7 +15536,6 @@
         <w:ind/>
         <w:rPr/>
       </w:pPr>
-      <w:r/>
       <w:r>
         <w:continuationSeparator/>
       </w:r>
@@ -12823,21 +15545,12 @@
   <w:endnote w:id="2">
     <w:p>
       <w:pPr>
-        <w:pStyle w:val="184"/>
-        <w:pBdr/>
-        <w:spacing/>
-        <w:ind/>
+        <w:pStyle w:val="936"/>
+        <w:pBdr/>
+        <w:spacing/>
+        <w:ind w:firstLine="0"/>
         <w:rPr/>
       </w:pPr>
-      <w:r>
-        <w:rPr>
-          <w:rStyle w:val="186"/>
-        </w:rPr>
-        <w:endnoteRef/>
-      </w:r>
-      <w:r>
-        <w:t xml:space="preserve"> </w:t>
-      </w:r>
       <w:r/>
       <w:r/>
     </w:p>
@@ -12845,6 +15558,22 @@
 </w:endnotes>
 </file>
 
+<file path=word/footer1.xml><?xml version="1.0" encoding="utf-8"?>
+<w:ftr xmlns:wpc="http://schemas.microsoft.com/office/word/2010/wordprocessingCanvas" xmlns:mc="http://schemas.openxmlformats.org/markup-compatibility/2006" xmlns:o="urn:schemas-microsoft-com:office:office" xmlns:r="http://schemas.openxmlformats.org/officeDocument/2006/relationships" xmlns:m="http://schemas.openxmlformats.org/officeDocument/2006/math" xmlns:v="urn:schemas-microsoft-com:vml" xmlns:wp14="http://schemas.microsoft.com/office/word/2010/wordprocessingDrawing" xmlns:wp="http://schemas.openxmlformats.org/drawingml/2006/wordprocessingDrawing" xmlns:w10="urn:schemas-microsoft-com:office:word" xmlns:w="http://schemas.openxmlformats.org/wordprocessingml/2006/main" xmlns:w14="http://schemas.microsoft.com/office/word/2010/wordml" xmlns:w15="http://schemas.microsoft.com/office/word/2012/wordml" xmlns:wpg="http://schemas.microsoft.com/office/word/2010/wordprocessingGroup" xmlns:wpi="http://schemas.microsoft.com/office/word/2010/wordprocessingInk" xmlns:wne="http://schemas.microsoft.com/office/word/2006/wordml" xmlns:a="http://schemas.openxmlformats.org/drawingml/2006/main" xmlns:wps="http://schemas.microsoft.com/office/word/2010/wordprocessingShape" mc:Ignorable="w14 w15 wp14">
+  <w:p>
+    <w:pPr>
+      <w:pStyle w:val="967"/>
+      <w:pBdr/>
+      <w:spacing/>
+      <w:ind/>
+      <w:rPr/>
+    </w:pPr>
+    <w:r/>
+    <w:r/>
+  </w:p>
+</w:ftr>
+</file>
+
 <file path=word/footnotes.xml><?xml version="1.0" encoding="utf-8"?>
 <w:footnotes xmlns:wpc="http://schemas.microsoft.com/office/word/2010/wordprocessingCanvas" xmlns:mc="http://schemas.openxmlformats.org/markup-compatibility/2006" xmlns:o="urn:schemas-microsoft-com:office:office" xmlns:r="http://schemas.openxmlformats.org/officeDocument/2006/relationships" xmlns:m="http://schemas.openxmlformats.org/officeDocument/2006/math" xmlns:v="urn:schemas-microsoft-com:vml" xmlns:wp14="http://schemas.microsoft.com/office/word/2010/wordprocessingDrawing" xmlns:wp="http://schemas.openxmlformats.org/drawingml/2006/wordprocessingDrawing" xmlns:w10="urn:schemas-microsoft-com:office:word" xmlns:w="http://schemas.openxmlformats.org/wordprocessingml/2006/main" xmlns:w14="http://schemas.microsoft.com/office/word/2010/wordml" xmlns:w15="http://schemas.microsoft.com/office/word/2012/wordml" xmlns:wpg="http://schemas.microsoft.com/office/word/2010/wordprocessingGroup" xmlns:wpi="http://schemas.microsoft.com/office/word/2010/wordprocessingInk" xmlns:wne="http://schemas.microsoft.com/office/word/2006/wordml" xmlns:a="http://schemas.openxmlformats.org/drawingml/2006/main" xmlns:wps="http://schemas.microsoft.com/office/word/2010/wordprocessingShape" mc:Ignorable="w14 w15 wp14">
   <w:footnote w:type="separator" w:id="-1">
@@ -12855,7 +15584,6 @@
         <w:ind/>
         <w:rPr/>
       </w:pPr>
-      <w:r/>
       <w:r>
         <w:separator/>
       </w:r>
@@ -12870,7 +15598,6 @@
         <w:ind/>
         <w:rPr/>
       </w:pPr>
-      <w:r/>
       <w:r>
         <w:continuationSeparator/>
       </w:r>
@@ -17503,9 +20230,9 @@
     <w:lsdException w:name="Bibliography" w:uiPriority="37"/>
     <w:lsdException w:name="TOC Heading" w:uiPriority="39" w:qFormat="1"/>
   </w:latentStyles>
-  <w:style w:type="table" w:styleId="12">
+  <w:style w:type="table" w:styleId="781">
     <w:name w:val="Table Grid"/>
-    <w:basedOn w:val="742"/>
+    <w:basedOn w:val="960"/>
     <w:uiPriority w:val="59"/>
     <w:pPr>
       <w:pBdr/>
@@ -17702,9 +20429,9 @@
       </w:tcPr>
     </w:tblStylePr>
   </w:style>
-  <w:style w:type="table" w:styleId="13">
+  <w:style w:type="table" w:styleId="782">
     <w:name w:val="Table Grid Light"/>
-    <w:basedOn w:val="742"/>
+    <w:basedOn w:val="960"/>
     <w:uiPriority w:val="59"/>
     <w:pPr>
       <w:pBdr/>
@@ -17901,9 +20628,9 @@
       </w:tcPr>
     </w:tblStylePr>
   </w:style>
-  <w:style w:type="table" w:styleId="14">
+  <w:style w:type="table" w:styleId="783">
     <w:name w:val="Plain Table 1"/>
-    <w:basedOn w:val="742"/>
+    <w:basedOn w:val="960"/>
     <w:uiPriority w:val="59"/>
     <w:pPr>
       <w:pBdr/>
@@ -18126,9 +20853,9 @@
       </w:tcPr>
     </w:tblStylePr>
   </w:style>
-  <w:style w:type="table" w:styleId="15">
+  <w:style w:type="table" w:styleId="784">
     <w:name w:val="Plain Table 2"/>
-    <w:basedOn w:val="742"/>
+    <w:basedOn w:val="960"/>
     <w:uiPriority w:val="59"/>
     <w:pPr>
       <w:pBdr/>
@@ -18359,9 +21086,9 @@
       </w:tcPr>
     </w:tblStylePr>
   </w:style>
-  <w:style w:type="table" w:styleId="16">
+  <w:style w:type="table" w:styleId="785">
     <w:name w:val="Plain Table 3"/>
-    <w:basedOn w:val="742"/>
+    <w:basedOn w:val="960"/>
     <w:uiPriority w:val="99"/>
     <w:pPr>
       <w:pBdr/>
@@ -18589,9 +21316,9 @@
       </w:tcPr>
     </w:tblStylePr>
   </w:style>
-  <w:style w:type="table" w:styleId="17">
+  <w:style w:type="table" w:styleId="786">
     <w:name w:val="Plain Table 4"/>
-    <w:basedOn w:val="742"/>
+    <w:basedOn w:val="960"/>
     <w:uiPriority w:val="99"/>
     <w:pPr>
       <w:pBdr/>
@@ -18805,9 +21532,9 @@
       </w:tcPr>
     </w:tblStylePr>
   </w:style>
-  <w:style w:type="table" w:styleId="18">
+  <w:style w:type="table" w:styleId="787">
     <w:name w:val="Plain Table 5"/>
-    <w:basedOn w:val="742"/>
+    <w:basedOn w:val="960"/>
     <w:uiPriority w:val="99"/>
     <w:pPr>
       <w:pBdr/>
@@ -19038,9 +21765,9 @@
       </w:tcPr>
     </w:tblStylePr>
   </w:style>
-  <w:style w:type="table" w:styleId="19">
+  <w:style w:type="table" w:styleId="788">
     <w:name w:val="Grid Table 1 Light"/>
-    <w:basedOn w:val="742"/>
+    <w:basedOn w:val="960"/>
     <w:uiPriority w:val="99"/>
     <w:pPr>
       <w:pBdr/>
@@ -19261,9 +21988,9 @@
       </w:tcPr>
     </w:tblStylePr>
   </w:style>
-  <w:style w:type="table" w:styleId="20">
+  <w:style w:type="table" w:styleId="789">
     <w:name w:val="Grid Table 1 Light - Accent 1"/>
-    <w:basedOn w:val="742"/>
+    <w:basedOn w:val="960"/>
     <w:uiPriority w:val="99"/>
     <w:pPr>
       <w:pBdr/>
@@ -19484,9 +22211,9 @@
       </w:tcPr>
     </w:tblStylePr>
   </w:style>
-  <w:style w:type="table" w:styleId="21">
+  <w:style w:type="table" w:styleId="790">
     <w:name w:val="Grid Table 1 Light - Accent 2"/>
-    <w:basedOn w:val="742"/>
+    <w:basedOn w:val="960"/>
     <w:uiPriority w:val="99"/>
     <w:pPr>
       <w:pBdr/>
@@ -19707,9 +22434,9 @@
       </w:tcPr>
     </w:tblStylePr>
   </w:style>
-  <w:style w:type="table" w:styleId="22">
+  <w:style w:type="table" w:styleId="791">
     <w:name w:val="Grid Table 1 Light - Accent 3"/>
-    <w:basedOn w:val="742"/>
+    <w:basedOn w:val="960"/>
     <w:uiPriority w:val="99"/>
     <w:pPr>
       <w:pBdr/>
@@ -19930,9 +22657,9 @@
       </w:tcPr>
     </w:tblStylePr>
   </w:style>
-  <w:style w:type="table" w:styleId="23">
+  <w:style w:type="table" w:styleId="792">
     <w:name w:val="Grid Table 1 Light - Accent 4"/>
-    <w:basedOn w:val="742"/>
+    <w:basedOn w:val="960"/>
     <w:uiPriority w:val="99"/>
     <w:pPr>
       <w:pBdr/>
@@ -20153,9 +22880,9 @@
       </w:tcPr>
     </w:tblStylePr>
   </w:style>
-  <w:style w:type="table" w:styleId="24">
+  <w:style w:type="table" w:styleId="793">
     <w:name w:val="Grid Table 1 Light - Accent 5"/>
-    <w:basedOn w:val="742"/>
+    <w:basedOn w:val="960"/>
     <w:uiPriority w:val="99"/>
     <w:pPr>
       <w:pBdr/>
@@ -20376,9 +23103,9 @@
       </w:tcPr>
     </w:tblStylePr>
   </w:style>
-  <w:style w:type="table" w:styleId="25">
+  <w:style w:type="table" w:styleId="794">
     <w:name w:val="Grid Table 1 Light - Accent 6"/>
-    <w:basedOn w:val="742"/>
+    <w:basedOn w:val="960"/>
     <w:uiPriority w:val="99"/>
     <w:pPr>
       <w:pBdr/>
@@ -20599,9 +23326,9 @@
       </w:tcPr>
     </w:tblStylePr>
   </w:style>
-  <w:style w:type="table" w:styleId="26">
+  <w:style w:type="table" w:styleId="795">
     <w:name w:val="Grid Table 2"/>
-    <w:basedOn w:val="742"/>
+    <w:basedOn w:val="960"/>
     <w:uiPriority w:val="99"/>
     <w:pPr>
       <w:pBdr/>
@@ -20831,9 +23558,9 @@
       </w:tcPr>
     </w:tblStylePr>
   </w:style>
-  <w:style w:type="table" w:styleId="27">
+  <w:style w:type="table" w:styleId="796">
     <w:name w:val="Grid Table 2 - Accent 1"/>
-    <w:basedOn w:val="742"/>
+    <w:basedOn w:val="960"/>
     <w:uiPriority w:val="99"/>
     <w:pPr>
       <w:pBdr/>
@@ -21063,9 +23790,9 @@
       </w:tcPr>
     </w:tblStylePr>
   </w:style>
-  <w:style w:type="table" w:styleId="28">
+  <w:style w:type="table" w:styleId="797">
     <w:name w:val="Grid Table 2 - Accent 2"/>
-    <w:basedOn w:val="742"/>
+    <w:basedOn w:val="960"/>
     <w:uiPriority w:val="99"/>
     <w:pPr>
       <w:pBdr/>
@@ -21295,9 +24022,9 @@
       </w:tcPr>
     </w:tblStylePr>
   </w:style>
-  <w:style w:type="table" w:styleId="29">
+  <w:style w:type="table" w:styleId="798">
     <w:name w:val="Grid Table 2 - Accent 3"/>
-    <w:basedOn w:val="742"/>
+    <w:basedOn w:val="960"/>
     <w:uiPriority w:val="99"/>
     <w:pPr>
       <w:pBdr/>
@@ -21527,9 +24254,9 @@
       </w:tcPr>
     </w:tblStylePr>
   </w:style>
-  <w:style w:type="table" w:styleId="30">
+  <w:style w:type="table" w:styleId="799">
     <w:name w:val="Grid Table 2 - Accent 4"/>
-    <w:basedOn w:val="742"/>
+    <w:basedOn w:val="960"/>
     <w:uiPriority w:val="99"/>
     <w:pPr>
       <w:pBdr/>
@@ -21759,9 +24486,9 @@
       </w:tcPr>
     </w:tblStylePr>
   </w:style>
-  <w:style w:type="table" w:styleId="31">
+  <w:style w:type="table" w:styleId="800">
     <w:name w:val="Grid Table 2 - Accent 5"/>
-    <w:basedOn w:val="742"/>
+    <w:basedOn w:val="960"/>
     <w:uiPriority w:val="99"/>
     <w:pPr>
       <w:pBdr/>
@@ -21991,9 +24718,9 @@
       </w:tcPr>
     </w:tblStylePr>
   </w:style>
-  <w:style w:type="table" w:styleId="32">
+  <w:style w:type="table" w:styleId="801">
     <w:name w:val="Grid Table 2 - Accent 6"/>
-    <w:basedOn w:val="742"/>
+    <w:basedOn w:val="960"/>
     <w:uiPriority w:val="99"/>
     <w:pPr>
       <w:pBdr/>
@@ -22223,9 +24950,9 @@
       </w:tcPr>
     </w:tblStylePr>
   </w:style>
-  <w:style w:type="table" w:styleId="33">
+  <w:style w:type="table" w:styleId="802">
     <w:name w:val="Grid Table 3"/>
-    <w:basedOn w:val="742"/>
+    <w:basedOn w:val="960"/>
     <w:uiPriority w:val="99"/>
     <w:pPr>
       <w:pBdr/>
@@ -22324,29 +25051,6 @@
         <w:tblBorders/>
       </w:tblPr>
       <w:tcPr>
-        <w:shd w:color="ffffff"/>
-        <w:tcBorders>
-          <w:top w:val="none" w:color="000000" w:sz="4" w:space="0"/>
-          <w:left w:val="none" w:color="000000" w:sz="4" w:space="0"/>
-          <w:bottom w:val="none" w:color="000000" w:sz="4" w:space="0"/>
-          <w:right w:val="none" w:color="000000" w:sz="4" w:space="0"/>
-        </w:tcBorders>
-      </w:tcPr>
-    </w:tblStylePr>
-    <w:tblStylePr w:type="firstRow">
-      <w:rPr>
-        <w:b/>
-        <w:color w:val="404040"/>
-      </w:rPr>
-      <w:pPr>
-        <w:pBdr/>
-        <w:spacing/>
-        <w:ind/>
-      </w:pPr>
-      <w:tblPr>
-        <w:tblBorders/>
-      </w:tblPr>
-      <w:tcPr>
         <w:shd w:val="clear" w:color="ffffff"/>
         <w:tcBorders>
           <w:top w:val="none" w:color="000000" w:sz="4" w:space="0"/>
@@ -22356,30 +25060,7 @@
         </w:tcBorders>
       </w:tcPr>
     </w:tblStylePr>
-    <w:tblStylePr w:type="lastCol">
-      <w:rPr>
-        <w:i/>
-        <w:color w:val="404040"/>
-      </w:rPr>
-      <w:pPr>
-        <w:pBdr/>
-        <w:spacing/>
-        <w:ind/>
-      </w:pPr>
-      <w:tblPr>
-        <w:tblBorders/>
-      </w:tblPr>
-      <w:tcPr>
-        <w:shd w:color="ffffff"/>
-        <w:tcBorders>
-          <w:top w:val="none" w:color="000000" w:sz="4" w:space="0"/>
-          <w:left w:val="none" w:color="000000" w:sz="4" w:space="0"/>
-          <w:bottom w:val="none" w:color="000000" w:sz="4" w:space="0"/>
-          <w:right w:val="none" w:color="000000" w:sz="4" w:space="0"/>
-        </w:tcBorders>
-      </w:tcPr>
-    </w:tblStylePr>
-    <w:tblStylePr w:type="lastRow">
+    <w:tblStylePr w:type="firstRow">
       <w:rPr>
         <w:b/>
         <w:color w:val="404040"/>
@@ -22402,6 +25083,52 @@
         </w:tcBorders>
       </w:tcPr>
     </w:tblStylePr>
+    <w:tblStylePr w:type="lastCol">
+      <w:rPr>
+        <w:i/>
+        <w:color w:val="404040"/>
+      </w:rPr>
+      <w:pPr>
+        <w:pBdr/>
+        <w:spacing/>
+        <w:ind/>
+      </w:pPr>
+      <w:tblPr>
+        <w:tblBorders/>
+      </w:tblPr>
+      <w:tcPr>
+        <w:shd w:val="clear" w:color="ffffff"/>
+        <w:tcBorders>
+          <w:top w:val="none" w:color="000000" w:sz="4" w:space="0"/>
+          <w:left w:val="none" w:color="000000" w:sz="4" w:space="0"/>
+          <w:bottom w:val="none" w:color="000000" w:sz="4" w:space="0"/>
+          <w:right w:val="none" w:color="000000" w:sz="4" w:space="0"/>
+        </w:tcBorders>
+      </w:tcPr>
+    </w:tblStylePr>
+    <w:tblStylePr w:type="lastRow">
+      <w:rPr>
+        <w:b/>
+        <w:color w:val="404040"/>
+      </w:rPr>
+      <w:pPr>
+        <w:pBdr/>
+        <w:spacing/>
+        <w:ind/>
+      </w:pPr>
+      <w:tblPr>
+        <w:tblBorders/>
+      </w:tblPr>
+      <w:tcPr>
+        <w:shd w:val="clear" w:color="ffffff"/>
+        <w:tcBorders>
+          <w:top w:val="none" w:color="000000" w:sz="4" w:space="0"/>
+          <w:left w:val="none" w:color="000000" w:sz="4" w:space="0"/>
+          <w:bottom w:val="none" w:color="000000" w:sz="4" w:space="0"/>
+          <w:right w:val="none" w:color="000000" w:sz="4" w:space="0"/>
+        </w:tcBorders>
+      </w:tcPr>
+    </w:tblStylePr>
     <w:tblStylePr w:type="nwCell">
       <w:pPr>
         <w:pBdr/>
@@ -22468,9 +25195,9 @@
       </w:tcPr>
     </w:tblStylePr>
   </w:style>
-  <w:style w:type="table" w:styleId="34">
+  <w:style w:type="table" w:styleId="803">
     <w:name w:val="Grid Table 3 - Accent 1"/>
-    <w:basedOn w:val="742"/>
+    <w:basedOn w:val="960"/>
     <w:uiPriority w:val="99"/>
     <w:pPr>
       <w:pBdr/>
@@ -22569,29 +25296,6 @@
         <w:tblBorders/>
       </w:tblPr>
       <w:tcPr>
-        <w:shd w:color="ffffff"/>
-        <w:tcBorders>
-          <w:top w:val="none" w:color="000000" w:sz="4" w:space="0"/>
-          <w:left w:val="none" w:color="000000" w:sz="4" w:space="0"/>
-          <w:bottom w:val="none" w:color="000000" w:sz="4" w:space="0"/>
-          <w:right w:val="none" w:color="000000" w:sz="4" w:space="0"/>
-        </w:tcBorders>
-      </w:tcPr>
-    </w:tblStylePr>
-    <w:tblStylePr w:type="firstRow">
-      <w:rPr>
-        <w:b/>
-        <w:color w:val="404040"/>
-      </w:rPr>
-      <w:pPr>
-        <w:pBdr/>
-        <w:spacing/>
-        <w:ind/>
-      </w:pPr>
-      <w:tblPr>
-        <w:tblBorders/>
-      </w:tblPr>
-      <w:tcPr>
         <w:shd w:val="clear" w:color="ffffff"/>
         <w:tcBorders>
           <w:top w:val="none" w:color="000000" w:sz="4" w:space="0"/>
@@ -22601,30 +25305,7 @@
         </w:tcBorders>
       </w:tcPr>
     </w:tblStylePr>
-    <w:tblStylePr w:type="lastCol">
-      <w:rPr>
-        <w:i/>
-        <w:color w:val="404040"/>
-      </w:rPr>
-      <w:pPr>
-        <w:pBdr/>
-        <w:spacing/>
-        <w:ind/>
-      </w:pPr>
-      <w:tblPr>
-        <w:tblBorders/>
-      </w:tblPr>
-      <w:tcPr>
-        <w:shd w:color="ffffff"/>
-        <w:tcBorders>
-          <w:top w:val="none" w:color="000000" w:sz="4" w:space="0"/>
-          <w:left w:val="none" w:color="000000" w:sz="4" w:space="0"/>
-          <w:bottom w:val="none" w:color="000000" w:sz="4" w:space="0"/>
-          <w:right w:val="none" w:color="000000" w:sz="4" w:space="0"/>
-        </w:tcBorders>
-      </w:tcPr>
-    </w:tblStylePr>
-    <w:tblStylePr w:type="lastRow">
+    <w:tblStylePr w:type="firstRow">
       <w:rPr>
         <w:b/>
         <w:color w:val="404040"/>
@@ -22647,6 +25328,52 @@
         </w:tcBorders>
       </w:tcPr>
     </w:tblStylePr>
+    <w:tblStylePr w:type="lastCol">
+      <w:rPr>
+        <w:i/>
+        <w:color w:val="404040"/>
+      </w:rPr>
+      <w:pPr>
+        <w:pBdr/>
+        <w:spacing/>
+        <w:ind/>
+      </w:pPr>
+      <w:tblPr>
+        <w:tblBorders/>
+      </w:tblPr>
+      <w:tcPr>
+        <w:shd w:val="clear" w:color="ffffff"/>
+        <w:tcBorders>
+          <w:top w:val="none" w:color="000000" w:sz="4" w:space="0"/>
+          <w:left w:val="none" w:color="000000" w:sz="4" w:space="0"/>
+          <w:bottom w:val="none" w:color="000000" w:sz="4" w:space="0"/>
+          <w:right w:val="none" w:color="000000" w:sz="4" w:space="0"/>
+        </w:tcBorders>
+      </w:tcPr>
+    </w:tblStylePr>
+    <w:tblStylePr w:type="lastRow">
+      <w:rPr>
+        <w:b/>
+        <w:color w:val="404040"/>
+      </w:rPr>
+      <w:pPr>
+        <w:pBdr/>
+        <w:spacing/>
+        <w:ind/>
+      </w:pPr>
+      <w:tblPr>
+        <w:tblBorders/>
+      </w:tblPr>
+      <w:tcPr>
+        <w:shd w:val="clear" w:color="ffffff"/>
+        <w:tcBorders>
+          <w:top w:val="none" w:color="000000" w:sz="4" w:space="0"/>
+          <w:left w:val="none" w:color="000000" w:sz="4" w:space="0"/>
+          <w:bottom w:val="none" w:color="000000" w:sz="4" w:space="0"/>
+          <w:right w:val="none" w:color="000000" w:sz="4" w:space="0"/>
+        </w:tcBorders>
+      </w:tcPr>
+    </w:tblStylePr>
     <w:tblStylePr w:type="nwCell">
       <w:pPr>
         <w:pBdr/>
@@ -22713,9 +25440,9 @@
       </w:tcPr>
     </w:tblStylePr>
   </w:style>
-  <w:style w:type="table" w:styleId="35">
+  <w:style w:type="table" w:styleId="804">
     <w:name w:val="Grid Table 3 - Accent 2"/>
-    <w:basedOn w:val="742"/>
+    <w:basedOn w:val="960"/>
     <w:uiPriority w:val="99"/>
     <w:pPr>
       <w:pBdr/>
@@ -22814,29 +25541,6 @@
         <w:tblBorders/>
       </w:tblPr>
       <w:tcPr>
-        <w:shd w:color="ffffff"/>
-        <w:tcBorders>
-          <w:top w:val="none" w:color="000000" w:sz="4" w:space="0"/>
-          <w:left w:val="none" w:color="000000" w:sz="4" w:space="0"/>
-          <w:bottom w:val="none" w:color="000000" w:sz="4" w:space="0"/>
-          <w:right w:val="none" w:color="000000" w:sz="4" w:space="0"/>
-        </w:tcBorders>
-      </w:tcPr>
-    </w:tblStylePr>
-    <w:tblStylePr w:type="firstRow">
-      <w:rPr>
-        <w:b/>
-        <w:color w:val="404040"/>
-      </w:rPr>
-      <w:pPr>
-        <w:pBdr/>
-        <w:spacing/>
-        <w:ind/>
-      </w:pPr>
-      <w:tblPr>
-        <w:tblBorders/>
-      </w:tblPr>
-      <w:tcPr>
         <w:shd w:val="clear" w:color="ffffff"/>
         <w:tcBorders>
           <w:top w:val="none" w:color="000000" w:sz="4" w:space="0"/>
@@ -22846,30 +25550,7 @@
         </w:tcBorders>
       </w:tcPr>
     </w:tblStylePr>
-    <w:tblStylePr w:type="lastCol">
-      <w:rPr>
-        <w:i/>
-        <w:color w:val="404040"/>
-      </w:rPr>
-      <w:pPr>
-        <w:pBdr/>
-        <w:spacing/>
-        <w:ind/>
-      </w:pPr>
-      <w:tblPr>
-        <w:tblBorders/>
-      </w:tblPr>
-      <w:tcPr>
-        <w:shd w:color="ffffff"/>
-        <w:tcBorders>
-          <w:top w:val="none" w:color="000000" w:sz="4" w:space="0"/>
-          <w:left w:val="none" w:color="000000" w:sz="4" w:space="0"/>
-          <w:bottom w:val="none" w:color="000000" w:sz="4" w:space="0"/>
-          <w:right w:val="none" w:color="000000" w:sz="4" w:space="0"/>
-        </w:tcBorders>
-      </w:tcPr>
-    </w:tblStylePr>
-    <w:tblStylePr w:type="lastRow">
+    <w:tblStylePr w:type="firstRow">
       <w:rPr>
         <w:b/>
         <w:color w:val="404040"/>
@@ -22892,6 +25573,52 @@
         </w:tcBorders>
       </w:tcPr>
     </w:tblStylePr>
+    <w:tblStylePr w:type="lastCol">
+      <w:rPr>
+        <w:i/>
+        <w:color w:val="404040"/>
+      </w:rPr>
+      <w:pPr>
+        <w:pBdr/>
+        <w:spacing/>
+        <w:ind/>
+      </w:pPr>
+      <w:tblPr>
+        <w:tblBorders/>
+      </w:tblPr>
+      <w:tcPr>
+        <w:shd w:val="clear" w:color="ffffff"/>
+        <w:tcBorders>
+          <w:top w:val="none" w:color="000000" w:sz="4" w:space="0"/>
+          <w:left w:val="none" w:color="000000" w:sz="4" w:space="0"/>
+          <w:bottom w:val="none" w:color="000000" w:sz="4" w:space="0"/>
+          <w:right w:val="none" w:color="000000" w:sz="4" w:space="0"/>
+        </w:tcBorders>
+      </w:tcPr>
+    </w:tblStylePr>
+    <w:tblStylePr w:type="lastRow">
+      <w:rPr>
+        <w:b/>
+        <w:color w:val="404040"/>
+      </w:rPr>
+      <w:pPr>
+        <w:pBdr/>
+        <w:spacing/>
+        <w:ind/>
+      </w:pPr>
+      <w:tblPr>
+        <w:tblBorders/>
+      </w:tblPr>
+      <w:tcPr>
+        <w:shd w:val="clear" w:color="ffffff"/>
+        <w:tcBorders>
+          <w:top w:val="none" w:color="000000" w:sz="4" w:space="0"/>
+          <w:left w:val="none" w:color="000000" w:sz="4" w:space="0"/>
+          <w:bottom w:val="none" w:color="000000" w:sz="4" w:space="0"/>
+          <w:right w:val="none" w:color="000000" w:sz="4" w:space="0"/>
+        </w:tcBorders>
+      </w:tcPr>
+    </w:tblStylePr>
     <w:tblStylePr w:type="nwCell">
       <w:pPr>
         <w:pBdr/>
@@ -22958,9 +25685,9 @@
       </w:tcPr>
     </w:tblStylePr>
   </w:style>
-  <w:style w:type="table" w:styleId="36">
+  <w:style w:type="table" w:styleId="805">
     <w:name w:val="Grid Table 3 - Accent 3"/>
-    <w:basedOn w:val="742"/>
+    <w:basedOn w:val="960"/>
     <w:uiPriority w:val="99"/>
     <w:pPr>
       <w:pBdr/>
@@ -23059,29 +25786,6 @@
         <w:tblBorders/>
       </w:tblPr>
       <w:tcPr>
-        <w:shd w:color="ffffff"/>
-        <w:tcBorders>
-          <w:top w:val="none" w:color="000000" w:sz="4" w:space="0"/>
-          <w:left w:val="none" w:color="000000" w:sz="4" w:space="0"/>
-          <w:bottom w:val="none" w:color="000000" w:sz="4" w:space="0"/>
-          <w:right w:val="none" w:color="000000" w:sz="4" w:space="0"/>
-        </w:tcBorders>
-      </w:tcPr>
-    </w:tblStylePr>
-    <w:tblStylePr w:type="firstRow">
-      <w:rPr>
-        <w:b/>
-        <w:color w:val="404040"/>
-      </w:rPr>
-      <w:pPr>
-        <w:pBdr/>
-        <w:spacing/>
-        <w:ind/>
-      </w:pPr>
-      <w:tblPr>
-        <w:tblBorders/>
-      </w:tblPr>
-      <w:tcPr>
         <w:shd w:val="clear" w:color="ffffff"/>
         <w:tcBorders>
           <w:top w:val="none" w:color="000000" w:sz="4" w:space="0"/>
@@ -23091,30 +25795,7 @@
         </w:tcBorders>
       </w:tcPr>
     </w:tblStylePr>
-    <w:tblStylePr w:type="lastCol">
-      <w:rPr>
-        <w:i/>
-        <w:color w:val="404040"/>
-      </w:rPr>
-      <w:pPr>
-        <w:pBdr/>
-        <w:spacing/>
-        <w:ind/>
-      </w:pPr>
-      <w:tblPr>
-        <w:tblBorders/>
-      </w:tblPr>
-      <w:tcPr>
-        <w:shd w:color="ffffff"/>
-        <w:tcBorders>
-          <w:top w:val="none" w:color="000000" w:sz="4" w:space="0"/>
-          <w:left w:val="none" w:color="000000" w:sz="4" w:space="0"/>
-          <w:bottom w:val="none" w:color="000000" w:sz="4" w:space="0"/>
-          <w:right w:val="none" w:color="000000" w:sz="4" w:space="0"/>
-        </w:tcBorders>
-      </w:tcPr>
-    </w:tblStylePr>
-    <w:tblStylePr w:type="lastRow">
+    <w:tblStylePr w:type="firstRow">
       <w:rPr>
         <w:b/>
         <w:color w:val="404040"/>
@@ -23137,6 +25818,52 @@
         </w:tcBorders>
       </w:tcPr>
     </w:tblStylePr>
+    <w:tblStylePr w:type="lastCol">
+      <w:rPr>
+        <w:i/>
+        <w:color w:val="404040"/>
+      </w:rPr>
+      <w:pPr>
+        <w:pBdr/>
+        <w:spacing/>
+        <w:ind/>
+      </w:pPr>
+      <w:tblPr>
+        <w:tblBorders/>
+      </w:tblPr>
+      <w:tcPr>
+        <w:shd w:val="clear" w:color="ffffff"/>
+        <w:tcBorders>
+          <w:top w:val="none" w:color="000000" w:sz="4" w:space="0"/>
+          <w:left w:val="none" w:color="000000" w:sz="4" w:space="0"/>
+          <w:bottom w:val="none" w:color="000000" w:sz="4" w:space="0"/>
+          <w:right w:val="none" w:color="000000" w:sz="4" w:space="0"/>
+        </w:tcBorders>
+      </w:tcPr>
+    </w:tblStylePr>
+    <w:tblStylePr w:type="lastRow">
+      <w:rPr>
+        <w:b/>
+        <w:color w:val="404040"/>
+      </w:rPr>
+      <w:pPr>
+        <w:pBdr/>
+        <w:spacing/>
+        <w:ind/>
+      </w:pPr>
+      <w:tblPr>
+        <w:tblBorders/>
+      </w:tblPr>
+      <w:tcPr>
+        <w:shd w:val="clear" w:color="ffffff"/>
+        <w:tcBorders>
+          <w:top w:val="none" w:color="000000" w:sz="4" w:space="0"/>
+          <w:left w:val="none" w:color="000000" w:sz="4" w:space="0"/>
+          <w:bottom w:val="none" w:color="000000" w:sz="4" w:space="0"/>
+          <w:right w:val="none" w:color="000000" w:sz="4" w:space="0"/>
+        </w:tcBorders>
+      </w:tcPr>
+    </w:tblStylePr>
     <w:tblStylePr w:type="nwCell">
       <w:pPr>
         <w:pBdr/>
@@ -23203,9 +25930,9 @@
       </w:tcPr>
     </w:tblStylePr>
   </w:style>
-  <w:style w:type="table" w:styleId="37">
+  <w:style w:type="table" w:styleId="806">
     <w:name w:val="Grid Table 3 - Accent 4"/>
-    <w:basedOn w:val="742"/>
+    <w:basedOn w:val="960"/>
     <w:uiPriority w:val="99"/>
     <w:pPr>
       <w:pBdr/>
@@ -23304,29 +26031,6 @@
         <w:tblBorders/>
       </w:tblPr>
       <w:tcPr>
-        <w:shd w:color="ffffff"/>
-        <w:tcBorders>
-          <w:top w:val="none" w:color="000000" w:sz="4" w:space="0"/>
-          <w:left w:val="none" w:color="000000" w:sz="4" w:space="0"/>
-          <w:bottom w:val="none" w:color="000000" w:sz="4" w:space="0"/>
-          <w:right w:val="none" w:color="000000" w:sz="4" w:space="0"/>
-        </w:tcBorders>
-      </w:tcPr>
-    </w:tblStylePr>
-    <w:tblStylePr w:type="firstRow">
-      <w:rPr>
-        <w:b/>
-        <w:color w:val="404040"/>
-      </w:rPr>
-      <w:pPr>
-        <w:pBdr/>
-        <w:spacing/>
-        <w:ind/>
-      </w:pPr>
-      <w:tblPr>
-        <w:tblBorders/>
-      </w:tblPr>
-      <w:tcPr>
         <w:shd w:val="clear" w:color="ffffff"/>
         <w:tcBorders>
           <w:top w:val="none" w:color="000000" w:sz="4" w:space="0"/>
@@ -23336,30 +26040,7 @@
         </w:tcBorders>
       </w:tcPr>
     </w:tblStylePr>
-    <w:tblStylePr w:type="lastCol">
-      <w:rPr>
-        <w:i/>
-        <w:color w:val="404040"/>
-      </w:rPr>
-      <w:pPr>
-        <w:pBdr/>
-        <w:spacing/>
-        <w:ind/>
-      </w:pPr>
-      <w:tblPr>
-        <w:tblBorders/>
-      </w:tblPr>
-      <w:tcPr>
-        <w:shd w:color="ffffff"/>
-        <w:tcBorders>
-          <w:top w:val="none" w:color="000000" w:sz="4" w:space="0"/>
-          <w:left w:val="none" w:color="000000" w:sz="4" w:space="0"/>
-          <w:bottom w:val="none" w:color="000000" w:sz="4" w:space="0"/>
-          <w:right w:val="none" w:color="000000" w:sz="4" w:space="0"/>
-        </w:tcBorders>
-      </w:tcPr>
-    </w:tblStylePr>
-    <w:tblStylePr w:type="lastRow">
+    <w:tblStylePr w:type="firstRow">
       <w:rPr>
         <w:b/>
         <w:color w:val="404040"/>
@@ -23382,6 +26063,52 @@
         </w:tcBorders>
       </w:tcPr>
     </w:tblStylePr>
+    <w:tblStylePr w:type="lastCol">
+      <w:rPr>
+        <w:i/>
+        <w:color w:val="404040"/>
+      </w:rPr>
+      <w:pPr>
+        <w:pBdr/>
+        <w:spacing/>
+        <w:ind/>
+      </w:pPr>
+      <w:tblPr>
+        <w:tblBorders/>
+      </w:tblPr>
+      <w:tcPr>
+        <w:shd w:val="clear" w:color="ffffff"/>
+        <w:tcBorders>
+          <w:top w:val="none" w:color="000000" w:sz="4" w:space="0"/>
+          <w:left w:val="none" w:color="000000" w:sz="4" w:space="0"/>
+          <w:bottom w:val="none" w:color="000000" w:sz="4" w:space="0"/>
+          <w:right w:val="none" w:color="000000" w:sz="4" w:space="0"/>
+        </w:tcBorders>
+      </w:tcPr>
+    </w:tblStylePr>
+    <w:tblStylePr w:type="lastRow">
+      <w:rPr>
+        <w:b/>
+        <w:color w:val="404040"/>
+      </w:rPr>
+      <w:pPr>
+        <w:pBdr/>
+        <w:spacing/>
+        <w:ind/>
+      </w:pPr>
+      <w:tblPr>
+        <w:tblBorders/>
+      </w:tblPr>
+      <w:tcPr>
+        <w:shd w:val="clear" w:color="ffffff"/>
+        <w:tcBorders>
+          <w:top w:val="none" w:color="000000" w:sz="4" w:space="0"/>
+          <w:left w:val="none" w:color="000000" w:sz="4" w:space="0"/>
+          <w:bottom w:val="none" w:color="000000" w:sz="4" w:space="0"/>
+          <w:right w:val="none" w:color="000000" w:sz="4" w:space="0"/>
+        </w:tcBorders>
+      </w:tcPr>
+    </w:tblStylePr>
     <w:tblStylePr w:type="nwCell">
       <w:pPr>
         <w:pBdr/>
@@ -23448,9 +26175,9 @@
       </w:tcPr>
     </w:tblStylePr>
   </w:style>
-  <w:style w:type="table" w:styleId="38">
+  <w:style w:type="table" w:styleId="807">
     <w:name w:val="Grid Table 3 - Accent 5"/>
-    <w:basedOn w:val="742"/>
+    <w:basedOn w:val="960"/>
     <w:uiPriority w:val="99"/>
     <w:pPr>
       <w:pBdr/>
@@ -23549,29 +26276,6 @@
         <w:tblBorders/>
       </w:tblPr>
       <w:tcPr>
-        <w:shd w:color="ffffff"/>
-        <w:tcBorders>
-          <w:top w:val="none" w:color="000000" w:sz="4" w:space="0"/>
-          <w:left w:val="none" w:color="000000" w:sz="4" w:space="0"/>
-          <w:bottom w:val="none" w:color="000000" w:sz="4" w:space="0"/>
-          <w:right w:val="none" w:color="000000" w:sz="4" w:space="0"/>
-        </w:tcBorders>
-      </w:tcPr>
-    </w:tblStylePr>
-    <w:tblStylePr w:type="firstRow">
-      <w:rPr>
-        <w:b/>
-        <w:color w:val="404040"/>
-      </w:rPr>
-      <w:pPr>
-        <w:pBdr/>
-        <w:spacing/>
-        <w:ind/>
-      </w:pPr>
-      <w:tblPr>
-        <w:tblBorders/>
-      </w:tblPr>
-      <w:tcPr>
         <w:shd w:val="clear" w:color="ffffff"/>
         <w:tcBorders>
           <w:top w:val="none" w:color="000000" w:sz="4" w:space="0"/>
@@ -23581,30 +26285,7 @@
         </w:tcBorders>
       </w:tcPr>
     </w:tblStylePr>
-    <w:tblStylePr w:type="lastCol">
-      <w:rPr>
-        <w:i/>
-        <w:color w:val="404040"/>
-      </w:rPr>
-      <w:pPr>
-        <w:pBdr/>
-        <w:spacing/>
-        <w:ind/>
-      </w:pPr>
-      <w:tblPr>
-        <w:tblBorders/>
-      </w:tblPr>
-      <w:tcPr>
-        <w:shd w:color="ffffff"/>
-        <w:tcBorders>
-          <w:top w:val="none" w:color="000000" w:sz="4" w:space="0"/>
-          <w:left w:val="none" w:color="000000" w:sz="4" w:space="0"/>
-          <w:bottom w:val="none" w:color="000000" w:sz="4" w:space="0"/>
-          <w:right w:val="none" w:color="000000" w:sz="4" w:space="0"/>
-        </w:tcBorders>
-      </w:tcPr>
-    </w:tblStylePr>
-    <w:tblStylePr w:type="lastRow">
+    <w:tblStylePr w:type="firstRow">
       <w:rPr>
         <w:b/>
         <w:color w:val="404040"/>
@@ -23627,6 +26308,52 @@
         </w:tcBorders>
       </w:tcPr>
     </w:tblStylePr>
+    <w:tblStylePr w:type="lastCol">
+      <w:rPr>
+        <w:i/>
+        <w:color w:val="404040"/>
+      </w:rPr>
+      <w:pPr>
+        <w:pBdr/>
+        <w:spacing/>
+        <w:ind/>
+      </w:pPr>
+      <w:tblPr>
+        <w:tblBorders/>
+      </w:tblPr>
+      <w:tcPr>
+        <w:shd w:val="clear" w:color="ffffff"/>
+        <w:tcBorders>
+          <w:top w:val="none" w:color="000000" w:sz="4" w:space="0"/>
+          <w:left w:val="none" w:color="000000" w:sz="4" w:space="0"/>
+          <w:bottom w:val="none" w:color="000000" w:sz="4" w:space="0"/>
+          <w:right w:val="none" w:color="000000" w:sz="4" w:space="0"/>
+        </w:tcBorders>
+      </w:tcPr>
+    </w:tblStylePr>
+    <w:tblStylePr w:type="lastRow">
+      <w:rPr>
+        <w:b/>
+        <w:color w:val="404040"/>
+      </w:rPr>
+      <w:pPr>
+        <w:pBdr/>
+        <w:spacing/>
+        <w:ind/>
+      </w:pPr>
+      <w:tblPr>
+        <w:tblBorders/>
+      </w:tblPr>
+      <w:tcPr>
+        <w:shd w:val="clear" w:color="ffffff"/>
+        <w:tcBorders>
+          <w:top w:val="none" w:color="000000" w:sz="4" w:space="0"/>
+          <w:left w:val="none" w:color="000000" w:sz="4" w:space="0"/>
+          <w:bottom w:val="none" w:color="000000" w:sz="4" w:space="0"/>
+          <w:right w:val="none" w:color="000000" w:sz="4" w:space="0"/>
+        </w:tcBorders>
+      </w:tcPr>
+    </w:tblStylePr>
     <w:tblStylePr w:type="nwCell">
       <w:pPr>
         <w:pBdr/>
@@ -23693,9 +26420,9 @@
       </w:tcPr>
     </w:tblStylePr>
   </w:style>
-  <w:style w:type="table" w:styleId="39">
+  <w:style w:type="table" w:styleId="808">
     <w:name w:val="Grid Table 3 - Accent 6"/>
-    <w:basedOn w:val="742"/>
+    <w:basedOn w:val="960"/>
     <w:uiPriority w:val="99"/>
     <w:pPr>
       <w:pBdr/>
@@ -23794,29 +26521,6 @@
         <w:tblBorders/>
       </w:tblPr>
       <w:tcPr>
-        <w:shd w:color="ffffff"/>
-        <w:tcBorders>
-          <w:top w:val="none" w:color="000000" w:sz="4" w:space="0"/>
-          <w:left w:val="none" w:color="000000" w:sz="4" w:space="0"/>
-          <w:bottom w:val="none" w:color="000000" w:sz="4" w:space="0"/>
-          <w:right w:val="none" w:color="000000" w:sz="4" w:space="0"/>
-        </w:tcBorders>
-      </w:tcPr>
-    </w:tblStylePr>
-    <w:tblStylePr w:type="firstRow">
-      <w:rPr>
-        <w:b/>
-        <w:color w:val="404040"/>
-      </w:rPr>
-      <w:pPr>
-        <w:pBdr/>
-        <w:spacing/>
-        <w:ind/>
-      </w:pPr>
-      <w:tblPr>
-        <w:tblBorders/>
-      </w:tblPr>
-      <w:tcPr>
         <w:shd w:val="clear" w:color="ffffff"/>
         <w:tcBorders>
           <w:top w:val="none" w:color="000000" w:sz="4" w:space="0"/>
@@ -23826,30 +26530,7 @@
         </w:tcBorders>
       </w:tcPr>
     </w:tblStylePr>
-    <w:tblStylePr w:type="lastCol">
-      <w:rPr>
-        <w:i/>
-        <w:color w:val="404040"/>
-      </w:rPr>
-      <w:pPr>
-        <w:pBdr/>
-        <w:spacing/>
-        <w:ind/>
-      </w:pPr>
-      <w:tblPr>
-        <w:tblBorders/>
-      </w:tblPr>
-      <w:tcPr>
-        <w:shd w:color="ffffff"/>
-        <w:tcBorders>
-          <w:top w:val="none" w:color="000000" w:sz="4" w:space="0"/>
-          <w:left w:val="none" w:color="000000" w:sz="4" w:space="0"/>
-          <w:bottom w:val="none" w:color="000000" w:sz="4" w:space="0"/>
-          <w:right w:val="none" w:color="000000" w:sz="4" w:space="0"/>
-        </w:tcBorders>
-      </w:tcPr>
-    </w:tblStylePr>
-    <w:tblStylePr w:type="lastRow">
+    <w:tblStylePr w:type="firstRow">
       <w:rPr>
         <w:b/>
         <w:color w:val="404040"/>
@@ -23872,6 +26553,52 @@
         </w:tcBorders>
       </w:tcPr>
     </w:tblStylePr>
+    <w:tblStylePr w:type="lastCol">
+      <w:rPr>
+        <w:i/>
+        <w:color w:val="404040"/>
+      </w:rPr>
+      <w:pPr>
+        <w:pBdr/>
+        <w:spacing/>
+        <w:ind/>
+      </w:pPr>
+      <w:tblPr>
+        <w:tblBorders/>
+      </w:tblPr>
+      <w:tcPr>
+        <w:shd w:val="clear" w:color="ffffff"/>
+        <w:tcBorders>
+          <w:top w:val="none" w:color="000000" w:sz="4" w:space="0"/>
+          <w:left w:val="none" w:color="000000" w:sz="4" w:space="0"/>
+          <w:bottom w:val="none" w:color="000000" w:sz="4" w:space="0"/>
+          <w:right w:val="none" w:color="000000" w:sz="4" w:space="0"/>
+        </w:tcBorders>
+      </w:tcPr>
+    </w:tblStylePr>
+    <w:tblStylePr w:type="lastRow">
+      <w:rPr>
+        <w:b/>
+        <w:color w:val="404040"/>
+      </w:rPr>
+      <w:pPr>
+        <w:pBdr/>
+        <w:spacing/>
+        <w:ind/>
+      </w:pPr>
+      <w:tblPr>
+        <w:tblBorders/>
+      </w:tblPr>
+      <w:tcPr>
+        <w:shd w:val="clear" w:color="ffffff"/>
+        <w:tcBorders>
+          <w:top w:val="none" w:color="000000" w:sz="4" w:space="0"/>
+          <w:left w:val="none" w:color="000000" w:sz="4" w:space="0"/>
+          <w:bottom w:val="none" w:color="000000" w:sz="4" w:space="0"/>
+          <w:right w:val="none" w:color="000000" w:sz="4" w:space="0"/>
+        </w:tcBorders>
+      </w:tcPr>
+    </w:tblStylePr>
     <w:tblStylePr w:type="nwCell">
       <w:pPr>
         <w:pBdr/>
@@ -23938,9 +26665,9 @@
       </w:tcPr>
     </w:tblStylePr>
   </w:style>
-  <w:style w:type="table" w:styleId="40">
+  <w:style w:type="table" w:styleId="809">
     <w:name w:val="Grid Table 4"/>
-    <w:basedOn w:val="742"/>
+    <w:basedOn w:val="960"/>
     <w:uiPriority w:val="59"/>
     <w:pPr>
       <w:pBdr/>
@@ -24171,9 +26898,9 @@
       </w:tcPr>
     </w:tblStylePr>
   </w:style>
-  <w:style w:type="table" w:styleId="41">
+  <w:style w:type="table" w:styleId="810">
     <w:name w:val="Grid Table 4 - Accent 1"/>
-    <w:basedOn w:val="742"/>
+    <w:basedOn w:val="960"/>
     <w:uiPriority w:val="59"/>
     <w:pPr>
       <w:pBdr/>
@@ -24404,9 +27131,9 @@
       </w:tcPr>
     </w:tblStylePr>
   </w:style>
-  <w:style w:type="table" w:styleId="42">
+  <w:style w:type="table" w:styleId="811">
     <w:name w:val="Grid Table 4 - Accent 2"/>
-    <w:basedOn w:val="742"/>
+    <w:basedOn w:val="960"/>
     <w:uiPriority w:val="59"/>
     <w:pPr>
       <w:pBdr/>
@@ -24637,9 +27364,9 @@
       </w:tcPr>
     </w:tblStylePr>
   </w:style>
-  <w:style w:type="table" w:styleId="43">
+  <w:style w:type="table" w:styleId="812">
     <w:name w:val="Grid Table 4 - Accent 3"/>
-    <w:basedOn w:val="742"/>
+    <w:basedOn w:val="960"/>
     <w:uiPriority w:val="59"/>
     <w:pPr>
       <w:pBdr/>
@@ -24870,9 +27597,9 @@
       </w:tcPr>
     </w:tblStylePr>
   </w:style>
-  <w:style w:type="table" w:styleId="44">
+  <w:style w:type="table" w:styleId="813">
     <w:name w:val="Grid Table 4 - Accent 4"/>
-    <w:basedOn w:val="742"/>
+    <w:basedOn w:val="960"/>
     <w:uiPriority w:val="59"/>
     <w:pPr>
       <w:pBdr/>
@@ -25103,9 +27830,9 @@
       </w:tcPr>
     </w:tblStylePr>
   </w:style>
-  <w:style w:type="table" w:styleId="45">
+  <w:style w:type="table" w:styleId="814">
     <w:name w:val="Grid Table 4 - Accent 5"/>
-    <w:basedOn w:val="742"/>
+    <w:basedOn w:val="960"/>
     <w:uiPriority w:val="59"/>
     <w:pPr>
       <w:pBdr/>
@@ -25336,9 +28063,9 @@
       </w:tcPr>
     </w:tblStylePr>
   </w:style>
-  <w:style w:type="table" w:styleId="46">
+  <w:style w:type="table" w:styleId="815">
     <w:name w:val="Grid Table 4 - Accent 6"/>
-    <w:basedOn w:val="742"/>
+    <w:basedOn w:val="960"/>
     <w:uiPriority w:val="59"/>
     <w:pPr>
       <w:pBdr/>
@@ -25569,9 +28296,9 @@
       </w:tcPr>
     </w:tblStylePr>
   </w:style>
-  <w:style w:type="table" w:styleId="47">
+  <w:style w:type="table" w:styleId="816">
     <w:name w:val="Grid Table 5 Dark"/>
-    <w:basedOn w:val="742"/>
+    <w:basedOn w:val="960"/>
     <w:uiPriority w:val="99"/>
     <w:pPr>
       <w:pBdr/>
@@ -25797,9 +28524,9 @@
       </w:tcPr>
     </w:tblStylePr>
   </w:style>
-  <w:style w:type="table" w:styleId="48">
+  <w:style w:type="table" w:styleId="817">
     <w:name w:val="Grid Table 5 Dark- Accent 1"/>
-    <w:basedOn w:val="742"/>
+    <w:basedOn w:val="960"/>
     <w:uiPriority w:val="99"/>
     <w:pPr>
       <w:pBdr/>
@@ -26025,9 +28752,9 @@
       </w:tcPr>
     </w:tblStylePr>
   </w:style>
-  <w:style w:type="table" w:styleId="49">
+  <w:style w:type="table" w:styleId="818">
     <w:name w:val="Grid Table 5 Dark - Accent 2"/>
-    <w:basedOn w:val="742"/>
+    <w:basedOn w:val="960"/>
     <w:uiPriority w:val="99"/>
     <w:pPr>
       <w:pBdr/>
@@ -26253,9 +28980,9 @@
       </w:tcPr>
     </w:tblStylePr>
   </w:style>
-  <w:style w:type="table" w:styleId="50">
+  <w:style w:type="table" w:styleId="819">
     <w:name w:val="Grid Table 5 Dark - Accent 3"/>
-    <w:basedOn w:val="742"/>
+    <w:basedOn w:val="960"/>
     <w:uiPriority w:val="99"/>
     <w:pPr>
       <w:pBdr/>
@@ -26481,9 +29208,9 @@
       </w:tcPr>
     </w:tblStylePr>
   </w:style>
-  <w:style w:type="table" w:styleId="51">
+  <w:style w:type="table" w:styleId="820">
     <w:name w:val="Grid Table 5 Dark- Accent 4"/>
-    <w:basedOn w:val="742"/>
+    <w:basedOn w:val="960"/>
     <w:uiPriority w:val="99"/>
     <w:pPr>
       <w:pBdr/>
@@ -26709,9 +29436,9 @@
       </w:tcPr>
     </w:tblStylePr>
   </w:style>
-  <w:style w:type="table" w:styleId="52">
+  <w:style w:type="table" w:styleId="821">
     <w:name w:val="Grid Table 5 Dark - Accent 5"/>
-    <w:basedOn w:val="742"/>
+    <w:basedOn w:val="960"/>
     <w:uiPriority w:val="99"/>
     <w:pPr>
       <w:pBdr/>
@@ -26937,9 +29664,9 @@
       </w:tcPr>
     </w:tblStylePr>
   </w:style>
-  <w:style w:type="table" w:styleId="53">
+  <w:style w:type="table" w:styleId="822">
     <w:name w:val="Grid Table 5 Dark - Accent 6"/>
-    <w:basedOn w:val="742"/>
+    <w:basedOn w:val="960"/>
     <w:uiPriority w:val="99"/>
     <w:pPr>
       <w:pBdr/>
@@ -27165,9 +29892,9 @@
       </w:tcPr>
     </w:tblStylePr>
   </w:style>
-  <w:style w:type="table" w:styleId="54">
+  <w:style w:type="table" w:styleId="823">
     <w:name w:val="Grid Table 6 Colorful"/>
-    <w:basedOn w:val="742"/>
+    <w:basedOn w:val="960"/>
     <w:uiPriority w:val="99"/>
     <w:pPr>
       <w:pBdr/>
@@ -27395,9 +30122,9 @@
       </w:tcPr>
     </w:tblStylePr>
   </w:style>
-  <w:style w:type="table" w:styleId="55">
+  <w:style w:type="table" w:styleId="824">
     <w:name w:val="Grid Table 6 Colorful - Accent 1"/>
-    <w:basedOn w:val="742"/>
+    <w:basedOn w:val="960"/>
     <w:uiPriority w:val="99"/>
     <w:pPr>
       <w:pBdr/>
@@ -27625,9 +30352,9 @@
       </w:tcPr>
     </w:tblStylePr>
   </w:style>
-  <w:style w:type="table" w:styleId="56">
+  <w:style w:type="table" w:styleId="825">
     <w:name w:val="Grid Table 6 Colorful - Accent 2"/>
-    <w:basedOn w:val="742"/>
+    <w:basedOn w:val="960"/>
     <w:uiPriority w:val="99"/>
     <w:pPr>
       <w:pBdr/>
@@ -27855,9 +30582,9 @@
       </w:tcPr>
     </w:tblStylePr>
   </w:style>
-  <w:style w:type="table" w:styleId="57">
+  <w:style w:type="table" w:styleId="826">
     <w:name w:val="Grid Table 6 Colorful - Accent 3"/>
-    <w:basedOn w:val="742"/>
+    <w:basedOn w:val="960"/>
     <w:uiPriority w:val="99"/>
     <w:pPr>
       <w:pBdr/>
@@ -28085,9 +30812,9 @@
       </w:tcPr>
     </w:tblStylePr>
   </w:style>
-  <w:style w:type="table" w:styleId="58">
+  <w:style w:type="table" w:styleId="827">
     <w:name w:val="Grid Table 6 Colorful - Accent 4"/>
-    <w:basedOn w:val="742"/>
+    <w:basedOn w:val="960"/>
     <w:uiPriority w:val="99"/>
     <w:pPr>
       <w:pBdr/>
@@ -28315,9 +31042,9 @@
       </w:tcPr>
     </w:tblStylePr>
   </w:style>
-  <w:style w:type="table" w:styleId="59">
+  <w:style w:type="table" w:styleId="828">
     <w:name w:val="Grid Table 6 Colorful - Accent 5"/>
-    <w:basedOn w:val="742"/>
+    <w:basedOn w:val="960"/>
     <w:uiPriority w:val="99"/>
     <w:pPr>
       <w:pBdr/>
@@ -28545,9 +31272,9 @@
       </w:tcPr>
     </w:tblStylePr>
   </w:style>
-  <w:style w:type="table" w:styleId="60">
+  <w:style w:type="table" w:styleId="829">
     <w:name w:val="Grid Table 6 Colorful - Accent 6"/>
-    <w:basedOn w:val="742"/>
+    <w:basedOn w:val="960"/>
     <w:uiPriority w:val="99"/>
     <w:pPr>
       <w:pBdr/>
@@ -28775,9 +31502,9 @@
       </w:tcPr>
     </w:tblStylePr>
   </w:style>
-  <w:style w:type="table" w:styleId="61">
+  <w:style w:type="table" w:styleId="830">
     <w:name w:val="Grid Table 7 Colorful"/>
-    <w:basedOn w:val="742"/>
+    <w:basedOn w:val="960"/>
     <w:uiPriority w:val="99"/>
     <w:pPr>
       <w:pBdr/>
@@ -28879,11 +31606,11 @@
         <w:tblBorders/>
       </w:tblPr>
       <w:tcPr>
-        <w:shd w:color="ffffff"/>
+        <w:shd w:val="clear" w:color="ffffff"/>
         <w:tcBorders>
-          <w:top w:val="none"/>
-          <w:left w:val="none"/>
-          <w:bottom w:val="none"/>
+          <w:top w:val="none" w:color="000000" w:sz="4" w:space="0"/>
+          <w:left w:val="none" w:color="000000" w:sz="4" w:space="0"/>
+          <w:bottom w:val="none" w:color="000000" w:sz="4" w:space="0"/>
           <w:right w:val="single" w:color="000000" w:themeColor="text1" w:themeTint="80" w:sz="4" w:space="0"/>
         </w:tcBorders>
       </w:tcPr>
@@ -28906,10 +31633,10 @@
       <w:tcPr>
         <w:shd w:val="clear" w:color="ffffff" w:themeColor="light1" w:fill="ffffff" w:themeFill="light1"/>
         <w:tcBorders>
-          <w:top w:val="none"/>
-          <w:left w:val="none"/>
+          <w:top w:val="none" w:color="000000" w:sz="4" w:space="0"/>
+          <w:left w:val="none" w:color="000000" w:sz="4" w:space="0"/>
           <w:bottom w:val="single" w:color="000000" w:themeColor="text1" w:themeTint="80" w:sz="4" w:space="0"/>
-          <w:right w:val="none"/>
+          <w:right w:val="none" w:color="000000" w:sz="4" w:space="0"/>
         </w:tcBorders>
       </w:tcPr>
     </w:tblStylePr>
@@ -28929,12 +31656,12 @@
         <w:tblBorders/>
       </w:tblPr>
       <w:tcPr>
-        <w:shd w:color="ffffff"/>
+        <w:shd w:val="clear" w:color="ffffff"/>
         <w:tcBorders>
-          <w:top w:val="none"/>
+          <w:top w:val="none" w:color="000000" w:sz="4" w:space="0"/>
           <w:left w:val="single" w:color="000000" w:themeColor="text1" w:themeTint="80" w:sz="4" w:space="0"/>
-          <w:bottom w:val="none"/>
-          <w:right w:val="none"/>
+          <w:bottom w:val="none" w:color="000000" w:sz="4" w:space="0"/>
+          <w:right w:val="none" w:color="000000" w:sz="4" w:space="0"/>
         </w:tcBorders>
       </w:tcPr>
     </w:tblStylePr>
@@ -28957,9 +31684,9 @@
         <w:shd w:val="clear" w:color="ffffff" w:themeColor="light1" w:fill="ffffff" w:themeFill="light1"/>
         <w:tcBorders>
           <w:top w:val="single" w:color="000000" w:themeColor="text1" w:themeTint="80" w:sz="4" w:space="0"/>
-          <w:left w:val="none"/>
-          <w:bottom w:val="none"/>
-          <w:right w:val="none"/>
+          <w:left w:val="none" w:color="000000" w:sz="4" w:space="0"/>
+          <w:bottom w:val="none" w:color="000000" w:sz="4" w:space="0"/>
+          <w:right w:val="none" w:color="000000" w:sz="4" w:space="0"/>
         </w:tcBorders>
       </w:tcPr>
     </w:tblStylePr>
@@ -29029,9 +31756,9 @@
       </w:tcPr>
     </w:tblStylePr>
   </w:style>
-  <w:style w:type="table" w:styleId="62">
+  <w:style w:type="table" w:styleId="831">
     <w:name w:val="Grid Table 7 Colorful - Accent 1"/>
-    <w:basedOn w:val="742"/>
+    <w:basedOn w:val="960"/>
     <w:uiPriority w:val="99"/>
     <w:pPr>
       <w:pBdr/>
@@ -29133,11 +31860,11 @@
         <w:tblBorders/>
       </w:tblPr>
       <w:tcPr>
-        <w:shd w:color="ffffff"/>
+        <w:shd w:val="clear" w:color="ffffff"/>
         <w:tcBorders>
-          <w:top w:val="none"/>
-          <w:left w:val="none"/>
-          <w:bottom w:val="none"/>
+          <w:top w:val="none" w:color="000000" w:sz="4" w:space="0"/>
+          <w:left w:val="none" w:color="000000" w:sz="4" w:space="0"/>
+          <w:bottom w:val="none" w:color="000000" w:sz="4" w:space="0"/>
           <w:right w:val="single" w:color="000000" w:themeColor="accent1" w:themeTint="80" w:sz="4" w:space="0"/>
         </w:tcBorders>
       </w:tcPr>
@@ -29160,10 +31887,10 @@
       <w:tcPr>
         <w:shd w:val="clear" w:color="ffffff" w:themeColor="light1" w:fill="ffffff" w:themeFill="light1"/>
         <w:tcBorders>
-          <w:top w:val="none"/>
-          <w:left w:val="none"/>
+          <w:top w:val="none" w:color="000000" w:sz="4" w:space="0"/>
+          <w:left w:val="none" w:color="000000" w:sz="4" w:space="0"/>
           <w:bottom w:val="single" w:color="000000" w:themeColor="accent1" w:themeTint="80" w:sz="4" w:space="0"/>
-          <w:right w:val="none"/>
+          <w:right w:val="none" w:color="000000" w:sz="4" w:space="0"/>
         </w:tcBorders>
       </w:tcPr>
     </w:tblStylePr>
@@ -29183,12 +31910,12 @@
         <w:tblBorders/>
       </w:tblPr>
       <w:tcPr>
-        <w:shd w:color="ffffff"/>
+        <w:shd w:val="clear" w:color="ffffff"/>
         <w:tcBorders>
-          <w:top w:val="none"/>
+          <w:top w:val="none" w:color="000000" w:sz="4" w:space="0"/>
           <w:left w:val="single" w:color="000000" w:themeColor="accent1" w:themeTint="80" w:sz="4" w:space="0"/>
-          <w:bottom w:val="none"/>
-          <w:right w:val="none"/>
+          <w:bottom w:val="none" w:color="000000" w:sz="4" w:space="0"/>
+          <w:right w:val="none" w:color="000000" w:sz="4" w:space="0"/>
         </w:tcBorders>
       </w:tcPr>
     </w:tblStylePr>
@@ -29211,9 +31938,9 @@
         <w:shd w:val="clear" w:color="ffffff" w:themeColor="light1" w:fill="ffffff" w:themeFill="light1"/>
         <w:tcBorders>
           <w:top w:val="single" w:color="000000" w:themeColor="accent1" w:themeTint="80" w:sz="4" w:space="0"/>
-          <w:left w:val="none"/>
-          <w:bottom w:val="none"/>
-          <w:right w:val="none"/>
+          <w:left w:val="none" w:color="000000" w:sz="4" w:space="0"/>
+          <w:bottom w:val="none" w:color="000000" w:sz="4" w:space="0"/>
+          <w:right w:val="none" w:color="000000" w:sz="4" w:space="0"/>
         </w:tcBorders>
       </w:tcPr>
     </w:tblStylePr>
@@ -29283,9 +32010,9 @@
       </w:tcPr>
     </w:tblStylePr>
   </w:style>
-  <w:style w:type="table" w:styleId="63">
+  <w:style w:type="table" w:styleId="832">
     <w:name w:val="Grid Table 7 Colorful - Accent 2"/>
-    <w:basedOn w:val="742"/>
+    <w:basedOn w:val="960"/>
     <w:uiPriority w:val="99"/>
     <w:pPr>
       <w:pBdr/>
@@ -29387,11 +32114,11 @@
         <w:tblBorders/>
       </w:tblPr>
       <w:tcPr>
-        <w:shd w:color="ffffff"/>
+        <w:shd w:val="clear" w:color="ffffff"/>
         <w:tcBorders>
-          <w:top w:val="none"/>
-          <w:left w:val="none"/>
-          <w:bottom w:val="none"/>
+          <w:top w:val="none" w:color="000000" w:sz="4" w:space="0"/>
+          <w:left w:val="none" w:color="000000" w:sz="4" w:space="0"/>
+          <w:bottom w:val="none" w:color="000000" w:sz="4" w:space="0"/>
           <w:right w:val="single" w:color="000000" w:themeColor="accent2" w:themeTint="97" w:sz="4" w:space="0"/>
         </w:tcBorders>
       </w:tcPr>
@@ -29414,10 +32141,10 @@
       <w:tcPr>
         <w:shd w:val="clear" w:color="ffffff" w:themeColor="light1" w:fill="ffffff" w:themeFill="light1"/>
         <w:tcBorders>
-          <w:top w:val="none"/>
-          <w:left w:val="none"/>
+          <w:top w:val="none" w:color="000000" w:sz="4" w:space="0"/>
+          <w:left w:val="none" w:color="000000" w:sz="4" w:space="0"/>
           <w:bottom w:val="single" w:color="000000" w:themeColor="accent2" w:themeTint="97" w:sz="4" w:space="0"/>
-          <w:right w:val="none"/>
+          <w:right w:val="none" w:color="000000" w:sz="4" w:space="0"/>
         </w:tcBorders>
       </w:tcPr>
     </w:tblStylePr>
@@ -29437,12 +32164,12 @@
         <w:tblBorders/>
       </w:tblPr>
       <w:tcPr>
-        <w:shd w:color="ffffff"/>
+        <w:shd w:val="clear" w:color="ffffff"/>
         <w:tcBorders>
-          <w:top w:val="none"/>
+          <w:top w:val="none" w:color="000000" w:sz="4" w:space="0"/>
           <w:left w:val="single" w:color="000000" w:themeColor="accent2" w:themeTint="97" w:sz="4" w:space="0"/>
-          <w:bottom w:val="none"/>
-          <w:right w:val="none"/>
+          <w:bottom w:val="none" w:color="000000" w:sz="4" w:space="0"/>
+          <w:right w:val="none" w:color="000000" w:sz="4" w:space="0"/>
         </w:tcBorders>
       </w:tcPr>
     </w:tblStylePr>
@@ -29465,9 +32192,9 @@
         <w:shd w:val="clear" w:color="ffffff" w:themeColor="light1" w:fill="ffffff" w:themeFill="light1"/>
         <w:tcBorders>
           <w:top w:val="single" w:color="000000" w:themeColor="accent2" w:themeTint="97" w:sz="4" w:space="0"/>
-          <w:left w:val="none"/>
-          <w:bottom w:val="none"/>
-          <w:right w:val="none"/>
+          <w:left w:val="none" w:color="000000" w:sz="4" w:space="0"/>
+          <w:bottom w:val="none" w:color="000000" w:sz="4" w:space="0"/>
+          <w:right w:val="none" w:color="000000" w:sz="4" w:space="0"/>
         </w:tcBorders>
       </w:tcPr>
     </w:tblStylePr>
@@ -29537,9 +32264,9 @@
       </w:tcPr>
     </w:tblStylePr>
   </w:style>
-  <w:style w:type="table" w:styleId="64">
+  <w:style w:type="table" w:styleId="833">
     <w:name w:val="Grid Table 7 Colorful - Accent 3"/>
-    <w:basedOn w:val="742"/>
+    <w:basedOn w:val="960"/>
     <w:uiPriority w:val="99"/>
     <w:pPr>
       <w:pBdr/>
@@ -29641,11 +32368,11 @@
         <w:tblBorders/>
       </w:tblPr>
       <w:tcPr>
-        <w:shd w:color="ffffff"/>
+        <w:shd w:val="clear" w:color="ffffff"/>
         <w:tcBorders>
-          <w:top w:val="none"/>
-          <w:left w:val="none"/>
-          <w:bottom w:val="none"/>
+          <w:top w:val="none" w:color="000000" w:sz="4" w:space="0"/>
+          <w:left w:val="none" w:color="000000" w:sz="4" w:space="0"/>
+          <w:bottom w:val="none" w:color="000000" w:sz="4" w:space="0"/>
           <w:right w:val="single" w:color="000000" w:themeColor="accent3" w:themeTint="FE" w:sz="4" w:space="0"/>
         </w:tcBorders>
       </w:tcPr>
@@ -29668,10 +32395,10 @@
       <w:tcPr>
         <w:shd w:val="clear" w:color="ffffff" w:themeColor="light1" w:fill="ffffff" w:themeFill="light1"/>
         <w:tcBorders>
-          <w:top w:val="none"/>
-          <w:left w:val="none"/>
+          <w:top w:val="none" w:color="000000" w:sz="4" w:space="0"/>
+          <w:left w:val="none" w:color="000000" w:sz="4" w:space="0"/>
           <w:bottom w:val="single" w:color="000000" w:themeColor="accent3" w:themeTint="FE" w:sz="4" w:space="0"/>
-          <w:right w:val="none"/>
+          <w:right w:val="none" w:color="000000" w:sz="4" w:space="0"/>
         </w:tcBorders>
       </w:tcPr>
     </w:tblStylePr>
@@ -29691,12 +32418,12 @@
         <w:tblBorders/>
       </w:tblPr>
       <w:tcPr>
-        <w:shd w:color="ffffff"/>
+        <w:shd w:val="clear" w:color="ffffff"/>
         <w:tcBorders>
-          <w:top w:val="none"/>
+          <w:top w:val="none" w:color="000000" w:sz="4" w:space="0"/>
           <w:left w:val="single" w:color="000000" w:themeColor="accent3" w:themeTint="FE" w:sz="4" w:space="0"/>
-          <w:bottom w:val="none"/>
-          <w:right w:val="none"/>
+          <w:bottom w:val="none" w:color="000000" w:sz="4" w:space="0"/>
+          <w:right w:val="none" w:color="000000" w:sz="4" w:space="0"/>
         </w:tcBorders>
       </w:tcPr>
     </w:tblStylePr>
@@ -29719,9 +32446,9 @@
         <w:shd w:val="clear" w:color="ffffff" w:themeColor="light1" w:fill="ffffff" w:themeFill="light1"/>
         <w:tcBorders>
           <w:top w:val="single" w:color="000000" w:themeColor="accent3" w:themeTint="FE" w:sz="4" w:space="0"/>
-          <w:left w:val="none"/>
-          <w:bottom w:val="none"/>
-          <w:right w:val="none"/>
+          <w:left w:val="none" w:color="000000" w:sz="4" w:space="0"/>
+          <w:bottom w:val="none" w:color="000000" w:sz="4" w:space="0"/>
+          <w:right w:val="none" w:color="000000" w:sz="4" w:space="0"/>
         </w:tcBorders>
       </w:tcPr>
     </w:tblStylePr>
@@ -29791,9 +32518,9 @@
       </w:tcPr>
     </w:tblStylePr>
   </w:style>
-  <w:style w:type="table" w:styleId="65">
+  <w:style w:type="table" w:styleId="834">
     <w:name w:val="Grid Table 7 Colorful - Accent 4"/>
-    <w:basedOn w:val="742"/>
+    <w:basedOn w:val="960"/>
     <w:uiPriority w:val="99"/>
     <w:pPr>
       <w:pBdr/>
@@ -29895,11 +32622,11 @@
         <w:tblBorders/>
       </w:tblPr>
       <w:tcPr>
-        <w:shd w:color="ffffff"/>
+        <w:shd w:val="clear" w:color="ffffff"/>
         <w:tcBorders>
-          <w:top w:val="none"/>
-          <w:left w:val="none"/>
-          <w:bottom w:val="none"/>
+          <w:top w:val="none" w:color="000000" w:sz="4" w:space="0"/>
+          <w:left w:val="none" w:color="000000" w:sz="4" w:space="0"/>
+          <w:bottom w:val="none" w:color="000000" w:sz="4" w:space="0"/>
           <w:right w:val="single" w:color="000000" w:themeColor="accent4" w:themeTint="9A" w:sz="4" w:space="0"/>
         </w:tcBorders>
       </w:tcPr>
@@ -29922,10 +32649,10 @@
       <w:tcPr>
         <w:shd w:val="clear" w:color="ffffff" w:themeColor="light1" w:fill="ffffff" w:themeFill="light1"/>
         <w:tcBorders>
-          <w:top w:val="none"/>
-          <w:left w:val="none"/>
+          <w:top w:val="none" w:color="000000" w:sz="4" w:space="0"/>
+          <w:left w:val="none" w:color="000000" w:sz="4" w:space="0"/>
           <w:bottom w:val="single" w:color="000000" w:themeColor="accent4" w:themeTint="9A" w:sz="4" w:space="0"/>
-          <w:right w:val="none"/>
+          <w:right w:val="none" w:color="000000" w:sz="4" w:space="0"/>
         </w:tcBorders>
       </w:tcPr>
     </w:tblStylePr>
@@ -29945,12 +32672,12 @@
         <w:tblBorders/>
       </w:tblPr>
       <w:tcPr>
-        <w:shd w:color="ffffff"/>
+        <w:shd w:val="clear" w:color="ffffff"/>
         <w:tcBorders>
-          <w:top w:val="none"/>
+          <w:top w:val="none" w:color="000000" w:sz="4" w:space="0"/>
           <w:left w:val="single" w:color="000000" w:themeColor="accent4" w:themeTint="9A" w:sz="4" w:space="0"/>
-          <w:bottom w:val="none"/>
-          <w:right w:val="none"/>
+          <w:bottom w:val="none" w:color="000000" w:sz="4" w:space="0"/>
+          <w:right w:val="none" w:color="000000" w:sz="4" w:space="0"/>
         </w:tcBorders>
       </w:tcPr>
     </w:tblStylePr>
@@ -29973,9 +32700,9 @@
         <w:shd w:val="clear" w:color="ffffff" w:themeColor="light1" w:fill="ffffff" w:themeFill="light1"/>
         <w:tcBorders>
           <w:top w:val="single" w:color="000000" w:themeColor="accent4" w:themeTint="9A" w:sz="4" w:space="0"/>
-          <w:left w:val="none"/>
-          <w:bottom w:val="none"/>
-          <w:right w:val="none"/>
+          <w:left w:val="none" w:color="000000" w:sz="4" w:space="0"/>
+          <w:bottom w:val="none" w:color="000000" w:sz="4" w:space="0"/>
+          <w:right w:val="none" w:color="000000" w:sz="4" w:space="0"/>
         </w:tcBorders>
       </w:tcPr>
     </w:tblStylePr>
@@ -30045,9 +32772,9 @@
       </w:tcPr>
     </w:tblStylePr>
   </w:style>
-  <w:style w:type="table" w:styleId="66">
+  <w:style w:type="table" w:styleId="835">
     <w:name w:val="Grid Table 7 Colorful - Accent 5"/>
-    <w:basedOn w:val="742"/>
+    <w:basedOn w:val="960"/>
     <w:uiPriority w:val="99"/>
     <w:pPr>
       <w:pBdr/>
@@ -30149,11 +32876,11 @@
         <w:tblBorders/>
       </w:tblPr>
       <w:tcPr>
-        <w:shd w:color="ffffff"/>
+        <w:shd w:val="clear" w:color="ffffff"/>
         <w:tcBorders>
-          <w:top w:val="none"/>
-          <w:left w:val="none"/>
-          <w:bottom w:val="none"/>
+          <w:top w:val="none" w:color="000000" w:sz="4" w:space="0"/>
+          <w:left w:val="none" w:color="000000" w:sz="4" w:space="0"/>
+          <w:bottom w:val="none" w:color="000000" w:sz="4" w:space="0"/>
           <w:right w:val="single" w:color="000000" w:themeColor="accent5" w:themeTint="90" w:sz="4" w:space="0"/>
         </w:tcBorders>
       </w:tcPr>
@@ -30176,10 +32903,10 @@
       <w:tcPr>
         <w:shd w:val="clear" w:color="ffffff" w:themeColor="light1" w:fill="ffffff" w:themeFill="light1"/>
         <w:tcBorders>
-          <w:top w:val="none"/>
-          <w:left w:val="none"/>
+          <w:top w:val="none" w:color="000000" w:sz="4" w:space="0"/>
+          <w:left w:val="none" w:color="000000" w:sz="4" w:space="0"/>
           <w:bottom w:val="single" w:color="000000" w:themeColor="accent5" w:themeTint="90" w:sz="4" w:space="0"/>
-          <w:right w:val="none"/>
+          <w:right w:val="none" w:color="000000" w:sz="4" w:space="0"/>
         </w:tcBorders>
       </w:tcPr>
     </w:tblStylePr>
@@ -30199,12 +32926,12 @@
         <w:tblBorders/>
       </w:tblPr>
       <w:tcPr>
-        <w:shd w:color="ffffff"/>
+        <w:shd w:val="clear" w:color="ffffff"/>
         <w:tcBorders>
-          <w:top w:val="none"/>
+          <w:top w:val="none" w:color="000000" w:sz="4" w:space="0"/>
           <w:left w:val="single" w:color="000000" w:themeColor="accent5" w:themeTint="90" w:sz="4" w:space="0"/>
-          <w:bottom w:val="none"/>
-          <w:right w:val="none"/>
+          <w:bottom w:val="none" w:color="000000" w:sz="4" w:space="0"/>
+          <w:right w:val="none" w:color="000000" w:sz="4" w:space="0"/>
         </w:tcBorders>
       </w:tcPr>
     </w:tblStylePr>
@@ -30227,9 +32954,9 @@
         <w:shd w:val="clear" w:color="ffffff" w:themeColor="light1" w:fill="ffffff" w:themeFill="light1"/>
         <w:tcBorders>
           <w:top w:val="single" w:color="000000" w:themeColor="accent5" w:themeTint="90" w:sz="4" w:space="0"/>
-          <w:left w:val="none"/>
-          <w:bottom w:val="none"/>
-          <w:right w:val="none"/>
+          <w:left w:val="none" w:color="000000" w:sz="4" w:space="0"/>
+          <w:bottom w:val="none" w:color="000000" w:sz="4" w:space="0"/>
+          <w:right w:val="none" w:color="000000" w:sz="4" w:space="0"/>
         </w:tcBorders>
       </w:tcPr>
     </w:tblStylePr>
@@ -30299,9 +33026,9 @@
       </w:tcPr>
     </w:tblStylePr>
   </w:style>
-  <w:style w:type="table" w:styleId="67">
+  <w:style w:type="table" w:styleId="836">
     <w:name w:val="Grid Table 7 Colorful - Accent 6"/>
-    <w:basedOn w:val="742"/>
+    <w:basedOn w:val="960"/>
     <w:uiPriority w:val="99"/>
     <w:pPr>
       <w:pBdr/>
@@ -30403,11 +33130,11 @@
         <w:tblBorders/>
       </w:tblPr>
       <w:tcPr>
-        <w:shd w:color="ffffff"/>
+        <w:shd w:val="clear" w:color="ffffff"/>
         <w:tcBorders>
-          <w:top w:val="none"/>
-          <w:left w:val="none"/>
-          <w:bottom w:val="none"/>
+          <w:top w:val="none" w:color="000000" w:sz="4" w:space="0"/>
+          <w:left w:val="none" w:color="000000" w:sz="4" w:space="0"/>
+          <w:bottom w:val="none" w:color="000000" w:sz="4" w:space="0"/>
           <w:right w:val="single" w:color="000000" w:themeColor="accent6" w:themeTint="90" w:sz="4" w:space="0"/>
         </w:tcBorders>
       </w:tcPr>
@@ -30430,10 +33157,10 @@
       <w:tcPr>
         <w:shd w:val="clear" w:color="ffffff" w:themeColor="light1" w:fill="ffffff" w:themeFill="light1"/>
         <w:tcBorders>
-          <w:top w:val="none"/>
-          <w:left w:val="none"/>
+          <w:top w:val="none" w:color="000000" w:sz="4" w:space="0"/>
+          <w:left w:val="none" w:color="000000" w:sz="4" w:space="0"/>
           <w:bottom w:val="single" w:color="000000" w:themeColor="accent6" w:themeTint="90" w:sz="4" w:space="0"/>
-          <w:right w:val="none"/>
+          <w:right w:val="none" w:color="000000" w:sz="4" w:space="0"/>
         </w:tcBorders>
       </w:tcPr>
     </w:tblStylePr>
@@ -30453,12 +33180,12 @@
         <w:tblBorders/>
       </w:tblPr>
       <w:tcPr>
-        <w:shd w:color="ffffff"/>
+        <w:shd w:val="clear" w:color="ffffff"/>
         <w:tcBorders>
-          <w:top w:val="none"/>
+          <w:top w:val="none" w:color="000000" w:sz="4" w:space="0"/>
           <w:left w:val="single" w:color="000000" w:themeColor="accent6" w:themeTint="90" w:sz="4" w:space="0"/>
-          <w:bottom w:val="none"/>
-          <w:right w:val="none"/>
+          <w:bottom w:val="none" w:color="000000" w:sz="4" w:space="0"/>
+          <w:right w:val="none" w:color="000000" w:sz="4" w:space="0"/>
         </w:tcBorders>
       </w:tcPr>
     </w:tblStylePr>
@@ -30481,9 +33208,9 @@
         <w:shd w:val="clear" w:color="ffffff" w:themeColor="light1" w:fill="ffffff" w:themeFill="light1"/>
         <w:tcBorders>
           <w:top w:val="single" w:color="000000" w:themeColor="accent6" w:themeTint="90" w:sz="4" w:space="0"/>
-          <w:left w:val="none"/>
-          <w:bottom w:val="none"/>
-          <w:right w:val="none"/>
+          <w:left w:val="none" w:color="000000" w:sz="4" w:space="0"/>
+          <w:bottom w:val="none" w:color="000000" w:sz="4" w:space="0"/>
+          <w:right w:val="none" w:color="000000" w:sz="4" w:space="0"/>
         </w:tcBorders>
       </w:tcPr>
     </w:tblStylePr>
@@ -30553,9 +33280,9 @@
       </w:tcPr>
     </w:tblStylePr>
   </w:style>
-  <w:style w:type="table" w:styleId="68">
+  <w:style w:type="table" w:styleId="837">
     <w:name w:val="List Table 1 Light"/>
-    <w:basedOn w:val="742"/>
+    <w:basedOn w:val="960"/>
     <w:uiPriority w:val="99"/>
     <w:pPr>
       <w:pBdr/>
@@ -30769,9 +33496,9 @@
       </w:tcPr>
     </w:tblStylePr>
   </w:style>
-  <w:style w:type="table" w:styleId="69">
+  <w:style w:type="table" w:styleId="838">
     <w:name w:val="List Table 1 Light - Accent 1"/>
-    <w:basedOn w:val="742"/>
+    <w:basedOn w:val="960"/>
     <w:uiPriority w:val="99"/>
     <w:pPr>
       <w:pBdr/>
@@ -30985,9 +33712,9 @@
       </w:tcPr>
     </w:tblStylePr>
   </w:style>
-  <w:style w:type="table" w:styleId="70">
+  <w:style w:type="table" w:styleId="839">
     <w:name w:val="List Table 1 Light - Accent 2"/>
-    <w:basedOn w:val="742"/>
+    <w:basedOn w:val="960"/>
     <w:uiPriority w:val="99"/>
     <w:pPr>
       <w:pBdr/>
@@ -31201,9 +33928,9 @@
       </w:tcPr>
     </w:tblStylePr>
   </w:style>
-  <w:style w:type="table" w:styleId="71">
+  <w:style w:type="table" w:styleId="840">
     <w:name w:val="List Table 1 Light - Accent 3"/>
-    <w:basedOn w:val="742"/>
+    <w:basedOn w:val="960"/>
     <w:uiPriority w:val="99"/>
     <w:pPr>
       <w:pBdr/>
@@ -31417,9 +34144,9 @@
       </w:tcPr>
     </w:tblStylePr>
   </w:style>
-  <w:style w:type="table" w:styleId="72">
+  <w:style w:type="table" w:styleId="841">
     <w:name w:val="List Table 1 Light - Accent 4"/>
-    <w:basedOn w:val="742"/>
+    <w:basedOn w:val="960"/>
     <w:uiPriority w:val="99"/>
     <w:pPr>
       <w:pBdr/>
@@ -31633,9 +34360,9 @@
       </w:tcPr>
     </w:tblStylePr>
   </w:style>
-  <w:style w:type="table" w:styleId="73">
+  <w:style w:type="table" w:styleId="842">
     <w:name w:val="List Table 1 Light - Accent 5"/>
-    <w:basedOn w:val="742"/>
+    <w:basedOn w:val="960"/>
     <w:uiPriority w:val="99"/>
     <w:pPr>
       <w:pBdr/>
@@ -31849,9 +34576,9 @@
       </w:tcPr>
     </w:tblStylePr>
   </w:style>
-  <w:style w:type="table" w:styleId="74">
+  <w:style w:type="table" w:styleId="843">
     <w:name w:val="List Table 1 Light - Accent 6"/>
-    <w:basedOn w:val="742"/>
+    <w:basedOn w:val="960"/>
     <w:uiPriority w:val="99"/>
     <w:pPr>
       <w:pBdr/>
@@ -32065,9 +34792,9 @@
       </w:tcPr>
     </w:tblStylePr>
   </w:style>
-  <w:style w:type="table" w:styleId="75">
+  <w:style w:type="table" w:styleId="844">
     <w:name w:val="List Table 2"/>
-    <w:basedOn w:val="742"/>
+    <w:basedOn w:val="960"/>
     <w:uiPriority w:val="99"/>
     <w:pPr>
       <w:pBdr/>
@@ -32303,9 +35030,9 @@
       </w:tcPr>
     </w:tblStylePr>
   </w:style>
-  <w:style w:type="table" w:styleId="76">
+  <w:style w:type="table" w:styleId="845">
     <w:name w:val="List Table 2 - Accent 1"/>
-    <w:basedOn w:val="742"/>
+    <w:basedOn w:val="960"/>
     <w:uiPriority w:val="99"/>
     <w:pPr>
       <w:pBdr/>
@@ -32541,9 +35268,9 @@
       </w:tcPr>
     </w:tblStylePr>
   </w:style>
-  <w:style w:type="table" w:styleId="77">
+  <w:style w:type="table" w:styleId="846">
     <w:name w:val="List Table 2 - Accent 2"/>
-    <w:basedOn w:val="742"/>
+    <w:basedOn w:val="960"/>
     <w:uiPriority w:val="99"/>
     <w:pPr>
       <w:pBdr/>
@@ -32779,9 +35506,9 @@
       </w:tcPr>
     </w:tblStylePr>
   </w:style>
-  <w:style w:type="table" w:styleId="78">
+  <w:style w:type="table" w:styleId="847">
     <w:name w:val="List Table 2 - Accent 3"/>
-    <w:basedOn w:val="742"/>
+    <w:basedOn w:val="960"/>
     <w:uiPriority w:val="99"/>
     <w:pPr>
       <w:pBdr/>
@@ -33017,9 +35744,9 @@
       </w:tcPr>
     </w:tblStylePr>
   </w:style>
-  <w:style w:type="table" w:styleId="79">
+  <w:style w:type="table" w:styleId="848">
     <w:name w:val="List Table 2 - Accent 4"/>
-    <w:basedOn w:val="742"/>
+    <w:basedOn w:val="960"/>
     <w:uiPriority w:val="99"/>
     <w:pPr>
       <w:pBdr/>
@@ -33255,9 +35982,9 @@
       </w:tcPr>
     </w:tblStylePr>
   </w:style>
-  <w:style w:type="table" w:styleId="80">
+  <w:style w:type="table" w:styleId="849">
     <w:name w:val="List Table 2 - Accent 5"/>
-    <w:basedOn w:val="742"/>
+    <w:basedOn w:val="960"/>
     <w:uiPriority w:val="99"/>
     <w:pPr>
       <w:pBdr/>
@@ -33493,9 +36220,9 @@
       </w:tcPr>
     </w:tblStylePr>
   </w:style>
-  <w:style w:type="table" w:styleId="81">
+  <w:style w:type="table" w:styleId="850">
     <w:name w:val="List Table 2 - Accent 6"/>
-    <w:basedOn w:val="742"/>
+    <w:basedOn w:val="960"/>
     <w:uiPriority w:val="99"/>
     <w:pPr>
       <w:pBdr/>
@@ -33731,9 +36458,9 @@
       </w:tcPr>
     </w:tblStylePr>
   </w:style>
-  <w:style w:type="table" w:styleId="82">
+  <w:style w:type="table" w:styleId="851">
     <w:name w:val="List Table 3"/>
-    <w:basedOn w:val="742"/>
+    <w:basedOn w:val="960"/>
     <w:uiPriority w:val="99"/>
     <w:pPr>
       <w:pBdr/>
@@ -33959,9 +36686,9 @@
       </w:tcPr>
     </w:tblStylePr>
   </w:style>
-  <w:style w:type="table" w:styleId="83">
+  <w:style w:type="table" w:styleId="852">
     <w:name w:val="List Table 3 - Accent 1"/>
-    <w:basedOn w:val="742"/>
+    <w:basedOn w:val="960"/>
     <w:uiPriority w:val="99"/>
     <w:pPr>
       <w:pBdr/>
@@ -34187,9 +36914,9 @@
       </w:tcPr>
     </w:tblStylePr>
   </w:style>
-  <w:style w:type="table" w:styleId="84">
+  <w:style w:type="table" w:styleId="853">
     <w:name w:val="List Table 3 - Accent 2"/>
-    <w:basedOn w:val="742"/>
+    <w:basedOn w:val="960"/>
     <w:uiPriority w:val="99"/>
     <w:pPr>
       <w:pBdr/>
@@ -34415,9 +37142,9 @@
       </w:tcPr>
     </w:tblStylePr>
   </w:style>
-  <w:style w:type="table" w:styleId="85">
+  <w:style w:type="table" w:styleId="854">
     <w:name w:val="List Table 3 - Accent 3"/>
-    <w:basedOn w:val="742"/>
+    <w:basedOn w:val="960"/>
     <w:uiPriority w:val="99"/>
     <w:pPr>
       <w:pBdr/>
@@ -34643,9 +37370,9 @@
       </w:tcPr>
     </w:tblStylePr>
   </w:style>
-  <w:style w:type="table" w:styleId="86">
+  <w:style w:type="table" w:styleId="855">
     <w:name w:val="List Table 3 - Accent 4"/>
-    <w:basedOn w:val="742"/>
+    <w:basedOn w:val="960"/>
     <w:uiPriority w:val="99"/>
     <w:pPr>
       <w:pBdr/>
@@ -34871,9 +37598,9 @@
       </w:tcPr>
     </w:tblStylePr>
   </w:style>
-  <w:style w:type="table" w:styleId="87">
+  <w:style w:type="table" w:styleId="856">
     <w:name w:val="List Table 3 - Accent 5"/>
-    <w:basedOn w:val="742"/>
+    <w:basedOn w:val="960"/>
     <w:uiPriority w:val="99"/>
     <w:pPr>
       <w:pBdr/>
@@ -35099,9 +37826,9 @@
       </w:tcPr>
     </w:tblStylePr>
   </w:style>
-  <w:style w:type="table" w:styleId="88">
+  <w:style w:type="table" w:styleId="857">
     <w:name w:val="List Table 3 - Accent 6"/>
-    <w:basedOn w:val="742"/>
+    <w:basedOn w:val="960"/>
     <w:uiPriority w:val="99"/>
     <w:pPr>
       <w:pBdr/>
@@ -35327,9 +38054,9 @@
       </w:tcPr>
     </w:tblStylePr>
   </w:style>
-  <w:style w:type="table" w:styleId="89">
+  <w:style w:type="table" w:styleId="858">
     <w:name w:val="List Table 4"/>
-    <w:basedOn w:val="742"/>
+    <w:basedOn w:val="960"/>
     <w:uiPriority w:val="99"/>
     <w:pPr>
       <w:pBdr/>
@@ -35552,9 +38279,9 @@
       </w:tcPr>
     </w:tblStylePr>
   </w:style>
-  <w:style w:type="table" w:styleId="90">
+  <w:style w:type="table" w:styleId="859">
     <w:name w:val="List Table 4 - Accent 1"/>
-    <w:basedOn w:val="742"/>
+    <w:basedOn w:val="960"/>
     <w:uiPriority w:val="99"/>
     <w:pPr>
       <w:pBdr/>
@@ -35777,9 +38504,9 @@
       </w:tcPr>
     </w:tblStylePr>
   </w:style>
-  <w:style w:type="table" w:styleId="91">
+  <w:style w:type="table" w:styleId="860">
     <w:name w:val="List Table 4 - Accent 2"/>
-    <w:basedOn w:val="742"/>
+    <w:basedOn w:val="960"/>
     <w:uiPriority w:val="99"/>
     <w:pPr>
       <w:pBdr/>
@@ -36002,9 +38729,9 @@
       </w:tcPr>
     </w:tblStylePr>
   </w:style>
-  <w:style w:type="table" w:styleId="92">
+  <w:style w:type="table" w:styleId="861">
     <w:name w:val="List Table 4 - Accent 3"/>
-    <w:basedOn w:val="742"/>
+    <w:basedOn w:val="960"/>
     <w:uiPriority w:val="99"/>
     <w:pPr>
       <w:pBdr/>
@@ -36227,9 +38954,9 @@
       </w:tcPr>
     </w:tblStylePr>
   </w:style>
-  <w:style w:type="table" w:styleId="93">
+  <w:style w:type="table" w:styleId="862">
     <w:name w:val="List Table 4 - Accent 4"/>
-    <w:basedOn w:val="742"/>
+    <w:basedOn w:val="960"/>
     <w:uiPriority w:val="99"/>
     <w:pPr>
       <w:pBdr/>
@@ -36452,9 +39179,9 @@
       </w:tcPr>
     </w:tblStylePr>
   </w:style>
-  <w:style w:type="table" w:styleId="94">
+  <w:style w:type="table" w:styleId="863">
     <w:name w:val="List Table 4 - Accent 5"/>
-    <w:basedOn w:val="742"/>
+    <w:basedOn w:val="960"/>
     <w:uiPriority w:val="99"/>
     <w:pPr>
       <w:pBdr/>
@@ -36677,9 +39404,9 @@
       </w:tcPr>
     </w:tblStylePr>
   </w:style>
-  <w:style w:type="table" w:styleId="95">
+  <w:style w:type="table" w:styleId="864">
     <w:name w:val="List Table 4 - Accent 6"/>
-    <w:basedOn w:val="742"/>
+    <w:basedOn w:val="960"/>
     <w:uiPriority w:val="99"/>
     <w:pPr>
       <w:pBdr/>
@@ -36902,9 +39629,9 @@
       </w:tcPr>
     </w:tblStylePr>
   </w:style>
-  <w:style w:type="table" w:styleId="96">
+  <w:style w:type="table" w:styleId="865">
     <w:name w:val="List Table 5 Dark"/>
-    <w:basedOn w:val="742"/>
+    <w:basedOn w:val="960"/>
     <w:uiPriority w:val="99"/>
     <w:pPr>
       <w:pBdr/>
@@ -37144,9 +39871,9 @@
       </w:tcPr>
     </w:tblStylePr>
   </w:style>
-  <w:style w:type="table" w:styleId="97">
+  <w:style w:type="table" w:styleId="866">
     <w:name w:val="List Table 5 Dark - Accent 1"/>
-    <w:basedOn w:val="742"/>
+    <w:basedOn w:val="960"/>
     <w:uiPriority w:val="99"/>
     <w:pPr>
       <w:pBdr/>
@@ -37386,9 +40113,9 @@
       </w:tcPr>
     </w:tblStylePr>
   </w:style>
-  <w:style w:type="table" w:styleId="98">
+  <w:style w:type="table" w:styleId="867">
     <w:name w:val="List Table 5 Dark - Accent 2"/>
-    <w:basedOn w:val="742"/>
+    <w:basedOn w:val="960"/>
     <w:uiPriority w:val="99"/>
     <w:pPr>
       <w:pBdr/>
@@ -37628,9 +40355,9 @@
       </w:tcPr>
     </w:tblStylePr>
   </w:style>
-  <w:style w:type="table" w:styleId="99">
+  <w:style w:type="table" w:styleId="868">
     <w:name w:val="List Table 5 Dark - Accent 3"/>
-    <w:basedOn w:val="742"/>
+    <w:basedOn w:val="960"/>
     <w:uiPriority w:val="99"/>
     <w:pPr>
       <w:pBdr/>
@@ -37870,9 +40597,9 @@
       </w:tcPr>
     </w:tblStylePr>
   </w:style>
-  <w:style w:type="table" w:styleId="100">
+  <w:style w:type="table" w:styleId="869">
     <w:name w:val="List Table 5 Dark - Accent 4"/>
-    <w:basedOn w:val="742"/>
+    <w:basedOn w:val="960"/>
     <w:uiPriority w:val="99"/>
     <w:pPr>
       <w:pBdr/>
@@ -38112,9 +40839,9 @@
       </w:tcPr>
     </w:tblStylePr>
   </w:style>
-  <w:style w:type="table" w:styleId="101">
+  <w:style w:type="table" w:styleId="870">
     <w:name w:val="List Table 5 Dark - Accent 5"/>
-    <w:basedOn w:val="742"/>
+    <w:basedOn w:val="960"/>
     <w:uiPriority w:val="99"/>
     <w:pPr>
       <w:pBdr/>
@@ -38354,9 +41081,9 @@
       </w:tcPr>
     </w:tblStylePr>
   </w:style>
-  <w:style w:type="table" w:styleId="102">
+  <w:style w:type="table" w:styleId="871">
     <w:name w:val="List Table 5 Dark - Accent 6"/>
-    <w:basedOn w:val="742"/>
+    <w:basedOn w:val="960"/>
     <w:uiPriority w:val="99"/>
     <w:pPr>
       <w:pBdr/>
@@ -38596,9 +41323,9 @@
       </w:tcPr>
     </w:tblStylePr>
   </w:style>
-  <w:style w:type="table" w:styleId="103">
+  <w:style w:type="table" w:styleId="872">
     <w:name w:val="List Table 6 Colorful"/>
-    <w:basedOn w:val="742"/>
+    <w:basedOn w:val="960"/>
     <w:uiPriority w:val="99"/>
     <w:pPr>
       <w:pBdr/>
@@ -38819,9 +41546,9 @@
       </w:tcPr>
     </w:tblStylePr>
   </w:style>
-  <w:style w:type="table" w:styleId="104">
+  <w:style w:type="table" w:styleId="873">
     <w:name w:val="List Table 6 Colorful - Accent 1"/>
-    <w:basedOn w:val="742"/>
+    <w:basedOn w:val="960"/>
     <w:uiPriority w:val="99"/>
     <w:pPr>
       <w:pBdr/>
@@ -39042,9 +41769,9 @@
       </w:tcPr>
     </w:tblStylePr>
   </w:style>
-  <w:style w:type="table" w:styleId="105">
+  <w:style w:type="table" w:styleId="874">
     <w:name w:val="List Table 6 Colorful - Accent 2"/>
-    <w:basedOn w:val="742"/>
+    <w:basedOn w:val="960"/>
     <w:uiPriority w:val="99"/>
     <w:pPr>
       <w:pBdr/>
@@ -39265,9 +41992,9 @@
       </w:tcPr>
     </w:tblStylePr>
   </w:style>
-  <w:style w:type="table" w:styleId="106">
+  <w:style w:type="table" w:styleId="875">
     <w:name w:val="List Table 6 Colorful - Accent 3"/>
-    <w:basedOn w:val="742"/>
+    <w:basedOn w:val="960"/>
     <w:uiPriority w:val="99"/>
     <w:pPr>
       <w:pBdr/>
@@ -39488,9 +42215,9 @@
       </w:tcPr>
     </w:tblStylePr>
   </w:style>
-  <w:style w:type="table" w:styleId="107">
+  <w:style w:type="table" w:styleId="876">
     <w:name w:val="List Table 6 Colorful - Accent 4"/>
-    <w:basedOn w:val="742"/>
+    <w:basedOn w:val="960"/>
     <w:uiPriority w:val="99"/>
     <w:pPr>
       <w:pBdr/>
@@ -39711,9 +42438,9 @@
       </w:tcPr>
     </w:tblStylePr>
   </w:style>
-  <w:style w:type="table" w:styleId="108">
+  <w:style w:type="table" w:styleId="877">
     <w:name w:val="List Table 6 Colorful - Accent 5"/>
-    <w:basedOn w:val="742"/>
+    <w:basedOn w:val="960"/>
     <w:uiPriority w:val="99"/>
     <w:pPr>
       <w:pBdr/>
@@ -39934,9 +42661,9 @@
       </w:tcPr>
     </w:tblStylePr>
   </w:style>
-  <w:style w:type="table" w:styleId="109">
+  <w:style w:type="table" w:styleId="878">
     <w:name w:val="List Table 6 Colorful - Accent 6"/>
-    <w:basedOn w:val="742"/>
+    <w:basedOn w:val="960"/>
     <w:uiPriority w:val="99"/>
     <w:pPr>
       <w:pBdr/>
@@ -40157,9 +42884,9 @@
       </w:tcPr>
     </w:tblStylePr>
   </w:style>
-  <w:style w:type="table" w:styleId="110">
+  <w:style w:type="table" w:styleId="879">
     <w:name w:val="List Table 7 Colorful"/>
-    <w:basedOn w:val="742"/>
+    <w:basedOn w:val="960"/>
     <w:uiPriority w:val="99"/>
     <w:pPr>
       <w:pBdr/>
@@ -40258,11 +42985,11 @@
         <w:tblBorders/>
       </w:tblPr>
       <w:tcPr>
-        <w:shd w:color="ffffff"/>
+        <w:shd w:val="clear" w:color="ffffff"/>
         <w:tcBorders>
-          <w:top w:val="none"/>
-          <w:left w:val="none"/>
-          <w:bottom w:val="none"/>
+          <w:top w:val="none" w:color="000000" w:sz="4" w:space="0"/>
+          <w:left w:val="none" w:color="000000" w:sz="4" w:space="0"/>
+          <w:bottom w:val="none" w:color="000000" w:sz="4" w:space="0"/>
           <w:right w:val="single" w:color="000000" w:themeColor="text1" w:themeTint="80" w:sz="4" w:space="0"/>
         </w:tcBorders>
       </w:tcPr>
@@ -40285,10 +43012,10 @@
       <w:tcPr>
         <w:shd w:val="clear" w:color="ffffff" w:themeColor="light1" w:fill="ffffff" w:themeFill="light1"/>
         <w:tcBorders>
-          <w:top w:val="none"/>
-          <w:left w:val="none"/>
+          <w:top w:val="none" w:color="000000" w:sz="4" w:space="0"/>
+          <w:left w:val="none" w:color="000000" w:sz="4" w:space="0"/>
           <w:bottom w:val="single" w:color="000000" w:themeColor="text1" w:themeTint="80" w:sz="4" w:space="0"/>
-          <w:right w:val="none"/>
+          <w:right w:val="none" w:color="000000" w:sz="4" w:space="0"/>
         </w:tcBorders>
       </w:tcPr>
     </w:tblStylePr>
@@ -40308,12 +43035,12 @@
         <w:tblBorders/>
       </w:tblPr>
       <w:tcPr>
-        <w:shd w:color="ffffff"/>
+        <w:shd w:val="clear" w:color="ffffff"/>
         <w:tcBorders>
-          <w:top w:val="none"/>
+          <w:top w:val="none" w:color="000000" w:sz="4" w:space="0"/>
           <w:left w:val="single" w:color="000000" w:themeColor="text1" w:themeTint="80" w:sz="4" w:space="0"/>
-          <w:bottom w:val="none"/>
-          <w:right w:val="none"/>
+          <w:bottom w:val="none" w:color="000000" w:sz="4" w:space="0"/>
+          <w:right w:val="none" w:color="000000" w:sz="4" w:space="0"/>
         </w:tcBorders>
       </w:tcPr>
     </w:tblStylePr>
@@ -40336,9 +43063,9 @@
         <w:shd w:val="clear" w:color="ffffff" w:themeColor="light1" w:fill="ffffff" w:themeFill="light1"/>
         <w:tcBorders>
           <w:top w:val="single" w:color="000000" w:themeColor="text1" w:themeTint="80" w:sz="4" w:space="0"/>
-          <w:left w:val="none"/>
-          <w:bottom w:val="none"/>
-          <w:right w:val="none"/>
+          <w:left w:val="none" w:color="000000" w:sz="4" w:space="0"/>
+          <w:bottom w:val="none" w:color="000000" w:sz="4" w:space="0"/>
+          <w:right w:val="none" w:color="000000" w:sz="4" w:space="0"/>
         </w:tcBorders>
       </w:tcPr>
     </w:tblStylePr>
@@ -40413,9 +43140,9 @@
       </w:tcPr>
     </w:tblStylePr>
   </w:style>
-  <w:style w:type="table" w:styleId="111">
+  <w:style w:type="table" w:styleId="880">
     <w:name w:val="List Table 7 Colorful - Accent 1"/>
-    <w:basedOn w:val="742"/>
+    <w:basedOn w:val="960"/>
     <w:uiPriority w:val="99"/>
     <w:pPr>
       <w:pBdr/>
@@ -40514,11 +43241,11 @@
         <w:tblBorders/>
       </w:tblPr>
       <w:tcPr>
-        <w:shd w:color="ffffff"/>
+        <w:shd w:val="clear" w:color="ffffff"/>
         <w:tcBorders>
-          <w:top w:val="none"/>
-          <w:left w:val="none"/>
-          <w:bottom w:val="none"/>
+          <w:top w:val="none" w:color="000000" w:sz="4" w:space="0"/>
+          <w:left w:val="none" w:color="000000" w:sz="4" w:space="0"/>
+          <w:bottom w:val="none" w:color="000000" w:sz="4" w:space="0"/>
           <w:right w:val="single" w:color="000000" w:themeColor="accent1" w:sz="4" w:space="0"/>
         </w:tcBorders>
       </w:tcPr>
@@ -40541,10 +43268,10 @@
       <w:tcPr>
         <w:shd w:val="clear" w:color="ffffff" w:themeColor="light1" w:fill="ffffff" w:themeFill="light1"/>
         <w:tcBorders>
-          <w:top w:val="none"/>
-          <w:left w:val="none"/>
+          <w:top w:val="none" w:color="000000" w:sz="4" w:space="0"/>
+          <w:left w:val="none" w:color="000000" w:sz="4" w:space="0"/>
           <w:bottom w:val="single" w:color="000000" w:themeColor="accent1" w:sz="4" w:space="0"/>
-          <w:right w:val="none"/>
+          <w:right w:val="none" w:color="000000" w:sz="4" w:space="0"/>
         </w:tcBorders>
       </w:tcPr>
     </w:tblStylePr>
@@ -40564,12 +43291,12 @@
         <w:tblBorders/>
       </w:tblPr>
       <w:tcPr>
-        <w:shd w:color="ffffff"/>
+        <w:shd w:val="clear" w:color="ffffff"/>
         <w:tcBorders>
-          <w:top w:val="none"/>
+          <w:top w:val="none" w:color="000000" w:sz="4" w:space="0"/>
           <w:left w:val="single" w:color="000000" w:themeColor="accent1" w:sz="4" w:space="0"/>
-          <w:bottom w:val="none"/>
-          <w:right w:val="none"/>
+          <w:bottom w:val="none" w:color="000000" w:sz="4" w:space="0"/>
+          <w:right w:val="none" w:color="000000" w:sz="4" w:space="0"/>
         </w:tcBorders>
       </w:tcPr>
     </w:tblStylePr>
@@ -40592,9 +43319,9 @@
         <w:shd w:val="clear" w:color="ffffff" w:themeColor="light1" w:fill="ffffff" w:themeFill="light1"/>
         <w:tcBorders>
           <w:top w:val="single" w:color="000000" w:themeColor="accent1" w:sz="4" w:space="0"/>
-          <w:left w:val="none"/>
-          <w:bottom w:val="none"/>
-          <w:right w:val="none"/>
+          <w:left w:val="none" w:color="000000" w:sz="4" w:space="0"/>
+          <w:bottom w:val="none" w:color="000000" w:sz="4" w:space="0"/>
+          <w:right w:val="none" w:color="000000" w:sz="4" w:space="0"/>
         </w:tcBorders>
       </w:tcPr>
     </w:tblStylePr>
@@ -40669,9 +43396,9 @@
       </w:tcPr>
     </w:tblStylePr>
   </w:style>
-  <w:style w:type="table" w:styleId="112">
+  <w:style w:type="table" w:styleId="881">
     <w:name w:val="List Table 7 Colorful - Accent 2"/>
-    <w:basedOn w:val="742"/>
+    <w:basedOn w:val="960"/>
     <w:uiPriority w:val="99"/>
     <w:pPr>
       <w:pBdr/>
@@ -40770,11 +43497,11 @@
         <w:tblBorders/>
       </w:tblPr>
       <w:tcPr>
-        <w:shd w:color="ffffff"/>
+        <w:shd w:val="clear" w:color="ffffff"/>
         <w:tcBorders>
-          <w:top w:val="none"/>
-          <w:left w:val="none"/>
-          <w:bottom w:val="none"/>
+          <w:top w:val="none" w:color="000000" w:sz="4" w:space="0"/>
+          <w:left w:val="none" w:color="000000" w:sz="4" w:space="0"/>
+          <w:bottom w:val="none" w:color="000000" w:sz="4" w:space="0"/>
           <w:right w:val="single" w:color="000000" w:themeColor="accent2" w:themeTint="97" w:sz="4" w:space="0"/>
         </w:tcBorders>
       </w:tcPr>
@@ -40797,10 +43524,10 @@
       <w:tcPr>
         <w:shd w:val="clear" w:color="ffffff" w:themeColor="light1" w:fill="ffffff" w:themeFill="light1"/>
         <w:tcBorders>
-          <w:top w:val="none"/>
-          <w:left w:val="none"/>
+          <w:top w:val="none" w:color="000000" w:sz="4" w:space="0"/>
+          <w:left w:val="none" w:color="000000" w:sz="4" w:space="0"/>
           <w:bottom w:val="single" w:color="000000" w:themeColor="accent2" w:themeTint="97" w:sz="4" w:space="0"/>
-          <w:right w:val="none"/>
+          <w:right w:val="none" w:color="000000" w:sz="4" w:space="0"/>
         </w:tcBorders>
       </w:tcPr>
     </w:tblStylePr>
@@ -40820,12 +43547,12 @@
         <w:tblBorders/>
       </w:tblPr>
       <w:tcPr>
-        <w:shd w:color="ffffff"/>
+        <w:shd w:val="clear" w:color="ffffff"/>
         <w:tcBorders>
-          <w:top w:val="none"/>
+          <w:top w:val="none" w:color="000000" w:sz="4" w:space="0"/>
           <w:left w:val="single" w:color="000000" w:themeColor="accent2" w:themeTint="97" w:sz="4" w:space="0"/>
-          <w:bottom w:val="none"/>
-          <w:right w:val="none"/>
+          <w:bottom w:val="none" w:color="000000" w:sz="4" w:space="0"/>
+          <w:right w:val="none" w:color="000000" w:sz="4" w:space="0"/>
         </w:tcBorders>
       </w:tcPr>
     </w:tblStylePr>
@@ -40848,9 +43575,9 @@
         <w:shd w:val="clear" w:color="ffffff" w:themeColor="light1" w:fill="ffffff" w:themeFill="light1"/>
         <w:tcBorders>
           <w:top w:val="single" w:color="000000" w:themeColor="accent2" w:themeTint="97" w:sz="4" w:space="0"/>
-          <w:left w:val="none"/>
-          <w:bottom w:val="none"/>
-          <w:right w:val="none"/>
+          <w:left w:val="none" w:color="000000" w:sz="4" w:space="0"/>
+          <w:bottom w:val="none" w:color="000000" w:sz="4" w:space="0"/>
+          <w:right w:val="none" w:color="000000" w:sz="4" w:space="0"/>
         </w:tcBorders>
       </w:tcPr>
     </w:tblStylePr>
@@ -40925,9 +43652,9 @@
       </w:tcPr>
     </w:tblStylePr>
   </w:style>
-  <w:style w:type="table" w:styleId="113">
+  <w:style w:type="table" w:styleId="882">
     <w:name w:val="List Table 7 Colorful - Accent 3"/>
-    <w:basedOn w:val="742"/>
+    <w:basedOn w:val="960"/>
     <w:uiPriority w:val="99"/>
     <w:pPr>
       <w:pBdr/>
@@ -41026,11 +43753,11 @@
         <w:tblBorders/>
       </w:tblPr>
       <w:tcPr>
-        <w:shd w:color="ffffff"/>
+        <w:shd w:val="clear" w:color="ffffff"/>
         <w:tcBorders>
-          <w:top w:val="none"/>
-          <w:left w:val="none"/>
-          <w:bottom w:val="none"/>
+          <w:top w:val="none" w:color="000000" w:sz="4" w:space="0"/>
+          <w:left w:val="none" w:color="000000" w:sz="4" w:space="0"/>
+          <w:bottom w:val="none" w:color="000000" w:sz="4" w:space="0"/>
           <w:right w:val="single" w:color="000000" w:themeColor="accent3" w:themeTint="98" w:sz="4" w:space="0"/>
         </w:tcBorders>
       </w:tcPr>
@@ -41053,10 +43780,10 @@
       <w:tcPr>
         <w:shd w:val="clear" w:color="ffffff" w:themeColor="light1" w:fill="ffffff" w:themeFill="light1"/>
         <w:tcBorders>
-          <w:top w:val="none"/>
-          <w:left w:val="none"/>
+          <w:top w:val="none" w:color="000000" w:sz="4" w:space="0"/>
+          <w:left w:val="none" w:color="000000" w:sz="4" w:space="0"/>
           <w:bottom w:val="single" w:color="000000" w:themeColor="accent3" w:themeTint="98" w:sz="4" w:space="0"/>
-          <w:right w:val="none"/>
+          <w:right w:val="none" w:color="000000" w:sz="4" w:space="0"/>
         </w:tcBorders>
       </w:tcPr>
     </w:tblStylePr>
@@ -41076,12 +43803,12 @@
         <w:tblBorders/>
       </w:tblPr>
       <w:tcPr>
-        <w:shd w:color="ffffff"/>
+        <w:shd w:val="clear" w:color="ffffff"/>
         <w:tcBorders>
-          <w:top w:val="none"/>
+          <w:top w:val="none" w:color="000000" w:sz="4" w:space="0"/>
           <w:left w:val="single" w:color="000000" w:themeColor="accent3" w:themeTint="98" w:sz="4" w:space="0"/>
-          <w:bottom w:val="none"/>
-          <w:right w:val="none"/>
+          <w:bottom w:val="none" w:color="000000" w:sz="4" w:space="0"/>
+          <w:right w:val="none" w:color="000000" w:sz="4" w:space="0"/>
         </w:tcBorders>
       </w:tcPr>
     </w:tblStylePr>
@@ -41104,9 +43831,9 @@
         <w:shd w:val="clear" w:color="ffffff" w:themeColor="light1" w:fill="ffffff" w:themeFill="light1"/>
         <w:tcBorders>
           <w:top w:val="single" w:color="000000" w:themeColor="accent3" w:themeTint="98" w:sz="4" w:space="0"/>
-          <w:left w:val="none"/>
-          <w:bottom w:val="none"/>
-          <w:right w:val="none"/>
+          <w:left w:val="none" w:color="000000" w:sz="4" w:space="0"/>
+          <w:bottom w:val="none" w:color="000000" w:sz="4" w:space="0"/>
+          <w:right w:val="none" w:color="000000" w:sz="4" w:space="0"/>
         </w:tcBorders>
       </w:tcPr>
     </w:tblStylePr>
@@ -41181,9 +43908,9 @@
       </w:tcPr>
     </w:tblStylePr>
   </w:style>
-  <w:style w:type="table" w:styleId="114">
+  <w:style w:type="table" w:styleId="883">
     <w:name w:val="List Table 7 Colorful - Accent 4"/>
-    <w:basedOn w:val="742"/>
+    <w:basedOn w:val="960"/>
     <w:uiPriority w:val="99"/>
     <w:pPr>
       <w:pBdr/>
@@ -41282,11 +44009,11 @@
         <w:tblBorders/>
       </w:tblPr>
       <w:tcPr>
-        <w:shd w:color="ffffff"/>
+        <w:shd w:val="clear" w:color="ffffff"/>
         <w:tcBorders>
-          <w:top w:val="none"/>
-          <w:left w:val="none"/>
-          <w:bottom w:val="none"/>
+          <w:top w:val="none" w:color="000000" w:sz="4" w:space="0"/>
+          <w:left w:val="none" w:color="000000" w:sz="4" w:space="0"/>
+          <w:bottom w:val="none" w:color="000000" w:sz="4" w:space="0"/>
           <w:right w:val="single" w:color="000000" w:themeColor="accent4" w:themeTint="9A" w:sz="4" w:space="0"/>
         </w:tcBorders>
       </w:tcPr>
@@ -41309,10 +44036,10 @@
       <w:tcPr>
         <w:shd w:val="clear" w:color="ffffff" w:themeColor="light1" w:fill="ffffff" w:themeFill="light1"/>
         <w:tcBorders>
-          <w:top w:val="none"/>
-          <w:left w:val="none"/>
+          <w:top w:val="none" w:color="000000" w:sz="4" w:space="0"/>
+          <w:left w:val="none" w:color="000000" w:sz="4" w:space="0"/>
           <w:bottom w:val="single" w:color="000000" w:themeColor="accent4" w:themeTint="9A" w:sz="4" w:space="0"/>
-          <w:right w:val="none"/>
+          <w:right w:val="none" w:color="000000" w:sz="4" w:space="0"/>
         </w:tcBorders>
       </w:tcPr>
     </w:tblStylePr>
@@ -41332,12 +44059,12 @@
         <w:tblBorders/>
       </w:tblPr>
       <w:tcPr>
-        <w:shd w:color="ffffff"/>
+        <w:shd w:val="clear" w:color="ffffff"/>
         <w:tcBorders>
-          <w:top w:val="none"/>
+          <w:top w:val="none" w:color="000000" w:sz="4" w:space="0"/>
           <w:left w:val="single" w:color="000000" w:themeColor="accent4" w:themeTint="9A" w:sz="4" w:space="0"/>
-          <w:bottom w:val="none"/>
-          <w:right w:val="none"/>
+          <w:bottom w:val="none" w:color="000000" w:sz="4" w:space="0"/>
+          <w:right w:val="none" w:color="000000" w:sz="4" w:space="0"/>
         </w:tcBorders>
       </w:tcPr>
     </w:tblStylePr>
@@ -41360,9 +44087,9 @@
         <w:shd w:val="clear" w:color="ffffff" w:themeColor="light1" w:fill="ffffff" w:themeFill="light1"/>
         <w:tcBorders>
           <w:top w:val="single" w:color="000000" w:themeColor="accent4" w:themeTint="9A" w:sz="4" w:space="0"/>
-          <w:left w:val="none"/>
-          <w:bottom w:val="none"/>
-          <w:right w:val="none"/>
+          <w:left w:val="none" w:color="000000" w:sz="4" w:space="0"/>
+          <w:bottom w:val="none" w:color="000000" w:sz="4" w:space="0"/>
+          <w:right w:val="none" w:color="000000" w:sz="4" w:space="0"/>
         </w:tcBorders>
       </w:tcPr>
     </w:tblStylePr>
@@ -41437,9 +44164,9 @@
       </w:tcPr>
     </w:tblStylePr>
   </w:style>
-  <w:style w:type="table" w:styleId="115">
+  <w:style w:type="table" w:styleId="884">
     <w:name w:val="List Table 7 Colorful - Accent 5"/>
-    <w:basedOn w:val="742"/>
+    <w:basedOn w:val="960"/>
     <w:uiPriority w:val="99"/>
     <w:pPr>
       <w:pBdr/>
@@ -41538,11 +44265,11 @@
         <w:tblBorders/>
       </w:tblPr>
       <w:tcPr>
-        <w:shd w:color="ffffff"/>
+        <w:shd w:val="clear" w:color="ffffff"/>
         <w:tcBorders>
-          <w:top w:val="none"/>
-          <w:left w:val="none"/>
-          <w:bottom w:val="none"/>
+          <w:top w:val="none" w:color="000000" w:sz="4" w:space="0"/>
+          <w:left w:val="none" w:color="000000" w:sz="4" w:space="0"/>
+          <w:bottom w:val="none" w:color="000000" w:sz="4" w:space="0"/>
           <w:right w:val="single" w:color="000000" w:themeColor="accent5" w:themeTint="9A" w:sz="4" w:space="0"/>
         </w:tcBorders>
       </w:tcPr>
@@ -41565,10 +44292,10 @@
       <w:tcPr>
         <w:shd w:val="clear" w:color="ffffff" w:themeColor="light1" w:fill="ffffff" w:themeFill="light1"/>
         <w:tcBorders>
-          <w:top w:val="none"/>
-          <w:left w:val="none"/>
+          <w:top w:val="none" w:color="000000" w:sz="4" w:space="0"/>
+          <w:left w:val="none" w:color="000000" w:sz="4" w:space="0"/>
           <w:bottom w:val="single" w:color="000000" w:themeColor="accent5" w:themeTint="9A" w:sz="4" w:space="0"/>
-          <w:right w:val="none"/>
+          <w:right w:val="none" w:color="000000" w:sz="4" w:space="0"/>
         </w:tcBorders>
       </w:tcPr>
     </w:tblStylePr>
@@ -41588,12 +44315,12 @@
         <w:tblBorders/>
       </w:tblPr>
       <w:tcPr>
-        <w:shd w:color="ffffff"/>
+        <w:shd w:val="clear" w:color="ffffff"/>
         <w:tcBorders>
-          <w:top w:val="none"/>
+          <w:top w:val="none" w:color="000000" w:sz="4" w:space="0"/>
           <w:left w:val="single" w:color="000000" w:themeColor="accent5" w:themeTint="9A" w:sz="4" w:space="0"/>
-          <w:bottom w:val="none"/>
-          <w:right w:val="none"/>
+          <w:bottom w:val="none" w:color="000000" w:sz="4" w:space="0"/>
+          <w:right w:val="none" w:color="000000" w:sz="4" w:space="0"/>
         </w:tcBorders>
       </w:tcPr>
     </w:tblStylePr>
@@ -41616,9 +44343,9 @@
         <w:shd w:val="clear" w:color="ffffff" w:themeColor="light1" w:fill="ffffff" w:themeFill="light1"/>
         <w:tcBorders>
           <w:top w:val="single" w:color="000000" w:themeColor="accent5" w:themeTint="9A" w:sz="4" w:space="0"/>
-          <w:left w:val="none"/>
-          <w:bottom w:val="none"/>
-          <w:right w:val="none"/>
+          <w:left w:val="none" w:color="000000" w:sz="4" w:space="0"/>
+          <w:bottom w:val="none" w:color="000000" w:sz="4" w:space="0"/>
+          <w:right w:val="none" w:color="000000" w:sz="4" w:space="0"/>
         </w:tcBorders>
       </w:tcPr>
     </w:tblStylePr>
@@ -41693,9 +44420,9 @@
       </w:tcPr>
     </w:tblStylePr>
   </w:style>
-  <w:style w:type="table" w:styleId="116">
+  <w:style w:type="table" w:styleId="885">
     <w:name w:val="List Table 7 Colorful - Accent 6"/>
-    <w:basedOn w:val="742"/>
+    <w:basedOn w:val="960"/>
     <w:uiPriority w:val="99"/>
     <w:pPr>
       <w:pBdr/>
@@ -41794,11 +44521,11 @@
         <w:tblBorders/>
       </w:tblPr>
       <w:tcPr>
-        <w:shd w:color="ffffff"/>
+        <w:shd w:val="clear" w:color="ffffff"/>
         <w:tcBorders>
-          <w:top w:val="none"/>
-          <w:left w:val="none"/>
-          <w:bottom w:val="none"/>
+          <w:top w:val="none" w:color="000000" w:sz="4" w:space="0"/>
+          <w:left w:val="none" w:color="000000" w:sz="4" w:space="0"/>
+          <w:bottom w:val="none" w:color="000000" w:sz="4" w:space="0"/>
           <w:right w:val="single" w:color="000000" w:themeColor="accent6" w:themeTint="98" w:sz="4" w:space="0"/>
         </w:tcBorders>
       </w:tcPr>
@@ -41821,10 +44548,10 @@
       <w:tcPr>
         <w:shd w:val="clear" w:color="ffffff" w:themeColor="light1" w:fill="ffffff" w:themeFill="light1"/>
         <w:tcBorders>
-          <w:top w:val="none"/>
-          <w:left w:val="none"/>
+          <w:top w:val="none" w:color="000000" w:sz="4" w:space="0"/>
+          <w:left w:val="none" w:color="000000" w:sz="4" w:space="0"/>
           <w:bottom w:val="single" w:color="000000" w:themeColor="accent6" w:themeTint="98" w:sz="4" w:space="0"/>
-          <w:right w:val="none"/>
+          <w:right w:val="none" w:color="000000" w:sz="4" w:space="0"/>
         </w:tcBorders>
       </w:tcPr>
     </w:tblStylePr>
@@ -41844,12 +44571,12 @@
         <w:tblBorders/>
       </w:tblPr>
       <w:tcPr>
-        <w:shd w:color="ffffff"/>
+        <w:shd w:val="clear" w:color="ffffff"/>
         <w:tcBorders>
-          <w:top w:val="none"/>
+          <w:top w:val="none" w:color="000000" w:sz="4" w:space="0"/>
           <w:left w:val="single" w:color="000000" w:themeColor="accent6" w:themeTint="98" w:sz="4" w:space="0"/>
-          <w:bottom w:val="none"/>
-          <w:right w:val="none"/>
+          <w:bottom w:val="none" w:color="000000" w:sz="4" w:space="0"/>
+          <w:right w:val="none" w:color="000000" w:sz="4" w:space="0"/>
         </w:tcBorders>
       </w:tcPr>
     </w:tblStylePr>
@@ -41872,9 +44599,9 @@
         <w:shd w:val="clear" w:color="ffffff" w:themeColor="light1" w:fill="ffffff" w:themeFill="light1"/>
         <w:tcBorders>
           <w:top w:val="single" w:color="000000" w:themeColor="accent6" w:themeTint="98" w:sz="4" w:space="0"/>
-          <w:left w:val="none"/>
-          <w:bottom w:val="none"/>
-          <w:right w:val="none"/>
+          <w:left w:val="none" w:color="000000" w:sz="4" w:space="0"/>
+          <w:bottom w:val="none" w:color="000000" w:sz="4" w:space="0"/>
+          <w:right w:val="none" w:color="000000" w:sz="4" w:space="0"/>
         </w:tcBorders>
       </w:tcPr>
     </w:tblStylePr>
@@ -41949,9 +44676,9 @@
       </w:tcPr>
     </w:tblStylePr>
   </w:style>
-  <w:style w:type="table" w:styleId="117">
+  <w:style w:type="table" w:styleId="886">
     <w:name w:val="Lined - Accent"/>
-    <w:basedOn w:val="742"/>
+    <w:basedOn w:val="960"/>
     <w:uiPriority w:val="99"/>
     <w:pPr>
       <w:pBdr/>
@@ -42186,9 +44913,9 @@
       </w:tcPr>
     </w:tblStylePr>
   </w:style>
-  <w:style w:type="table" w:styleId="118">
+  <w:style w:type="table" w:styleId="887">
     <w:name w:val="Lined - Accent 1"/>
-    <w:basedOn w:val="742"/>
+    <w:basedOn w:val="960"/>
     <w:uiPriority w:val="99"/>
     <w:pPr>
       <w:pBdr/>
@@ -42423,9 +45150,9 @@
       </w:tcPr>
     </w:tblStylePr>
   </w:style>
-  <w:style w:type="table" w:styleId="119">
+  <w:style w:type="table" w:styleId="888">
     <w:name w:val="Lined - Accent 2"/>
-    <w:basedOn w:val="742"/>
+    <w:basedOn w:val="960"/>
     <w:uiPriority w:val="99"/>
     <w:pPr>
       <w:pBdr/>
@@ -42660,9 +45387,9 @@
       </w:tcPr>
     </w:tblStylePr>
   </w:style>
-  <w:style w:type="table" w:styleId="120">
+  <w:style w:type="table" w:styleId="889">
     <w:name w:val="Lined - Accent 3"/>
-    <w:basedOn w:val="742"/>
+    <w:basedOn w:val="960"/>
     <w:uiPriority w:val="99"/>
     <w:pPr>
       <w:pBdr/>
@@ -42897,9 +45624,9 @@
       </w:tcPr>
     </w:tblStylePr>
   </w:style>
-  <w:style w:type="table" w:styleId="121">
+  <w:style w:type="table" w:styleId="890">
     <w:name w:val="Lined - Accent 4"/>
-    <w:basedOn w:val="742"/>
+    <w:basedOn w:val="960"/>
     <w:uiPriority w:val="99"/>
     <w:pPr>
       <w:pBdr/>
@@ -43134,9 +45861,9 @@
       </w:tcPr>
     </w:tblStylePr>
   </w:style>
-  <w:style w:type="table" w:styleId="122">
+  <w:style w:type="table" w:styleId="891">
     <w:name w:val="Lined - Accent 5"/>
-    <w:basedOn w:val="742"/>
+    <w:basedOn w:val="960"/>
     <w:uiPriority w:val="99"/>
     <w:pPr>
       <w:pBdr/>
@@ -43371,9 +46098,9 @@
       </w:tcPr>
     </w:tblStylePr>
   </w:style>
-  <w:style w:type="table" w:styleId="123">
+  <w:style w:type="table" w:styleId="892">
     <w:name w:val="Lined - Accent 6"/>
-    <w:basedOn w:val="742"/>
+    <w:basedOn w:val="960"/>
     <w:uiPriority w:val="99"/>
     <w:pPr>
       <w:pBdr/>
@@ -43608,9 +46335,9 @@
       </w:tcPr>
     </w:tblStylePr>
   </w:style>
-  <w:style w:type="table" w:styleId="124">
+  <w:style w:type="table" w:styleId="893">
     <w:name w:val="Bordered &amp; Lined - Accent"/>
-    <w:basedOn w:val="742"/>
+    <w:basedOn w:val="960"/>
     <w:uiPriority w:val="99"/>
     <w:pPr>
       <w:pBdr/>
@@ -43852,9 +46579,9 @@
       </w:tcPr>
     </w:tblStylePr>
   </w:style>
-  <w:style w:type="table" w:styleId="125">
+  <w:style w:type="table" w:styleId="894">
     <w:name w:val="Bordered &amp; Lined - Accent 1"/>
-    <w:basedOn w:val="742"/>
+    <w:basedOn w:val="960"/>
     <w:uiPriority w:val="99"/>
     <w:pPr>
       <w:pBdr/>
@@ -44096,9 +46823,9 @@
       </w:tcPr>
     </w:tblStylePr>
   </w:style>
-  <w:style w:type="table" w:styleId="126">
+  <w:style w:type="table" w:styleId="895">
     <w:name w:val="Bordered &amp; Lined - Accent 2"/>
-    <w:basedOn w:val="742"/>
+    <w:basedOn w:val="960"/>
     <w:uiPriority w:val="99"/>
     <w:pPr>
       <w:pBdr/>
@@ -44340,9 +47067,9 @@
       </w:tcPr>
     </w:tblStylePr>
   </w:style>
-  <w:style w:type="table" w:styleId="127">
+  <w:style w:type="table" w:styleId="896">
     <w:name w:val="Bordered &amp; Lined - Accent 3"/>
-    <w:basedOn w:val="742"/>
+    <w:basedOn w:val="960"/>
     <w:uiPriority w:val="99"/>
     <w:pPr>
       <w:pBdr/>
@@ -44584,9 +47311,9 @@
       </w:tcPr>
     </w:tblStylePr>
   </w:style>
-  <w:style w:type="table" w:styleId="128">
+  <w:style w:type="table" w:styleId="897">
     <w:name w:val="Bordered &amp; Lined - Accent 4"/>
-    <w:basedOn w:val="742"/>
+    <w:basedOn w:val="960"/>
     <w:uiPriority w:val="99"/>
     <w:pPr>
       <w:pBdr/>
@@ -44828,9 +47555,9 @@
       </w:tcPr>
     </w:tblStylePr>
   </w:style>
-  <w:style w:type="table" w:styleId="129">
+  <w:style w:type="table" w:styleId="898">
     <w:name w:val="Bordered &amp; Lined - Accent 5"/>
-    <w:basedOn w:val="742"/>
+    <w:basedOn w:val="960"/>
     <w:uiPriority w:val="99"/>
     <w:pPr>
       <w:pBdr/>
@@ -45072,9 +47799,9 @@
       </w:tcPr>
     </w:tblStylePr>
   </w:style>
-  <w:style w:type="table" w:styleId="130">
+  <w:style w:type="table" w:styleId="899">
     <w:name w:val="Bordered &amp; Lined - Accent 6"/>
-    <w:basedOn w:val="742"/>
+    <w:basedOn w:val="960"/>
     <w:uiPriority w:val="99"/>
     <w:pPr>
       <w:pBdr/>
@@ -45316,9 +48043,9 @@
       </w:tcPr>
     </w:tblStylePr>
   </w:style>
-  <w:style w:type="table" w:styleId="131">
+  <w:style w:type="table" w:styleId="900">
     <w:name w:val="Bordered"/>
-    <w:basedOn w:val="742"/>
+    <w:basedOn w:val="960"/>
     <w:uiPriority w:val="99"/>
     <w:pPr>
       <w:pBdr/>
@@ -45547,9 +48274,9 @@
       </w:tcPr>
     </w:tblStylePr>
   </w:style>
-  <w:style w:type="table" w:styleId="132">
+  <w:style w:type="table" w:styleId="901">
     <w:name w:val="Bordered - Accent 1"/>
-    <w:basedOn w:val="742"/>
+    <w:basedOn w:val="960"/>
     <w:uiPriority w:val="99"/>
     <w:pPr>
       <w:pBdr/>
@@ -45778,9 +48505,9 @@
       </w:tcPr>
     </w:tblStylePr>
   </w:style>
-  <w:style w:type="table" w:styleId="133">
+  <w:style w:type="table" w:styleId="902">
     <w:name w:val="Bordered - Accent 2"/>
-    <w:basedOn w:val="742"/>
+    <w:basedOn w:val="960"/>
     <w:uiPriority w:val="99"/>
     <w:pPr>
       <w:pBdr/>
@@ -46009,9 +48736,9 @@
       </w:tcPr>
     </w:tblStylePr>
   </w:style>
-  <w:style w:type="table" w:styleId="134">
+  <w:style w:type="table" w:styleId="903">
     <w:name w:val="Bordered - Accent 3"/>
-    <w:basedOn w:val="742"/>
+    <w:basedOn w:val="960"/>
     <w:uiPriority w:val="99"/>
     <w:pPr>
       <w:pBdr/>
@@ -46240,9 +48967,9 @@
       </w:tcPr>
     </w:tblStylePr>
   </w:style>
-  <w:style w:type="table" w:styleId="135">
+  <w:style w:type="table" w:styleId="904">
     <w:name w:val="Bordered - Accent 4"/>
-    <w:basedOn w:val="742"/>
+    <w:basedOn w:val="960"/>
     <w:uiPriority w:val="99"/>
     <w:pPr>
       <w:pBdr/>
@@ -46471,9 +49198,9 @@
       </w:tcPr>
     </w:tblStylePr>
   </w:style>
-  <w:style w:type="table" w:styleId="136">
+  <w:style w:type="table" w:styleId="905">
     <w:name w:val="Bordered - Accent 5"/>
-    <w:basedOn w:val="742"/>
+    <w:basedOn w:val="960"/>
     <w:uiPriority w:val="99"/>
     <w:pPr>
       <w:pBdr/>
@@ -46702,9 +49429,9 @@
       </w:tcPr>
     </w:tblStylePr>
   </w:style>
-  <w:style w:type="table" w:styleId="137">
+  <w:style w:type="table" w:styleId="906">
     <w:name w:val="Bordered - Accent 6"/>
-    <w:basedOn w:val="742"/>
+    <w:basedOn w:val="960"/>
     <w:uiPriority w:val="99"/>
     <w:pPr>
       <w:pBdr/>
@@ -46933,11 +49660,11 @@
       </w:tcPr>
     </w:tblStylePr>
   </w:style>
-  <w:style w:type="paragraph" w:styleId="145">
+  <w:style w:type="paragraph" w:styleId="907">
     <w:name w:val="Heading 7"/>
-    <w:basedOn w:val="734"/>
-    <w:next w:val="734"/>
-    <w:link w:val="156"/>
+    <w:basedOn w:val="952"/>
+    <w:next w:val="952"/>
+    <w:link w:val="916"/>
     <w:uiPriority w:val="9"/>
     <w:unhideWhenUsed/>
     <w:qFormat/>
@@ -46954,11 +49681,11 @@
       <w:color w:val="595959" w:themeColor="text1" w:themeTint="A6"/>
     </w:rPr>
   </w:style>
-  <w:style w:type="paragraph" w:styleId="146">
+  <w:style w:type="paragraph" w:styleId="908">
     <w:name w:val="Heading 8"/>
-    <w:basedOn w:val="734"/>
-    <w:next w:val="734"/>
-    <w:link w:val="157"/>
+    <w:basedOn w:val="952"/>
+    <w:next w:val="952"/>
+    <w:link w:val="917"/>
     <w:uiPriority w:val="9"/>
     <w:unhideWhenUsed/>
     <w:qFormat/>
@@ -46977,11 +49704,11 @@
       <w:color w:val="272727" w:themeColor="text1" w:themeTint="D8"/>
     </w:rPr>
   </w:style>
-  <w:style w:type="paragraph" w:styleId="147">
+  <w:style w:type="paragraph" w:styleId="909">
     <w:name w:val="Heading 9"/>
-    <w:basedOn w:val="734"/>
-    <w:next w:val="734"/>
-    <w:link w:val="158"/>
+    <w:basedOn w:val="952"/>
+    <w:next w:val="952"/>
+    <w:link w:val="918"/>
     <w:uiPriority w:val="9"/>
     <w:unhideWhenUsed/>
     <w:qFormat/>
@@ -47000,10 +49727,10 @@
       <w:color w:val="272727" w:themeColor="text1" w:themeTint="D8"/>
     </w:rPr>
   </w:style>
-  <w:style w:type="character" w:styleId="150">
+  <w:style w:type="character" w:styleId="910">
     <w:name w:val="Heading 1 Char"/>
-    <w:basedOn w:val="741"/>
-    <w:link w:val="735"/>
+    <w:basedOn w:val="959"/>
+    <w:link w:val="953"/>
     <w:uiPriority w:val="9"/>
     <w:pPr>
       <w:pBdr/>
@@ -47017,10 +49744,10 @@
       <w:szCs w:val="40"/>
     </w:rPr>
   </w:style>
-  <w:style w:type="character" w:styleId="151">
+  <w:style w:type="character" w:styleId="911">
     <w:name w:val="Heading 2 Char"/>
-    <w:basedOn w:val="741"/>
-    <w:link w:val="736"/>
+    <w:basedOn w:val="959"/>
+    <w:link w:val="954"/>
     <w:uiPriority w:val="9"/>
     <w:pPr>
       <w:pBdr/>
@@ -47034,10 +49761,10 @@
       <w:szCs w:val="32"/>
     </w:rPr>
   </w:style>
-  <w:style w:type="character" w:styleId="152">
+  <w:style w:type="character" w:styleId="912">
     <w:name w:val="Heading 3 Char"/>
-    <w:basedOn w:val="741"/>
-    <w:link w:val="737"/>
+    <w:basedOn w:val="959"/>
+    <w:link w:val="955"/>
     <w:uiPriority w:val="9"/>
     <w:pPr>
       <w:pBdr/>
@@ -47051,10 +49778,10 @@
       <w:szCs w:val="28"/>
     </w:rPr>
   </w:style>
-  <w:style w:type="character" w:styleId="153">
+  <w:style w:type="character" w:styleId="913">
     <w:name w:val="Heading 4 Char"/>
-    <w:basedOn w:val="741"/>
-    <w:link w:val="738"/>
+    <w:basedOn w:val="959"/>
+    <w:link w:val="956"/>
     <w:uiPriority w:val="9"/>
     <w:pPr>
       <w:pBdr/>
@@ -47068,10 +49795,10 @@
       <w:color w:val="0f4761" w:themeColor="accent1" w:themeShade="BF"/>
     </w:rPr>
   </w:style>
-  <w:style w:type="character" w:styleId="154">
+  <w:style w:type="character" w:styleId="914">
     <w:name w:val="Heading 5 Char"/>
-    <w:basedOn w:val="741"/>
-    <w:link w:val="739"/>
+    <w:basedOn w:val="959"/>
+    <w:link w:val="957"/>
     <w:uiPriority w:val="9"/>
     <w:pPr>
       <w:pBdr/>
@@ -47083,10 +49810,10 @@
       <w:color w:val="0f4761" w:themeColor="accent1" w:themeShade="BF"/>
     </w:rPr>
   </w:style>
-  <w:style w:type="character" w:styleId="155">
+  <w:style w:type="character" w:styleId="915">
     <w:name w:val="Heading 6 Char"/>
-    <w:basedOn w:val="741"/>
-    <w:link w:val="740"/>
+    <w:basedOn w:val="959"/>
+    <w:link w:val="958"/>
     <w:uiPriority w:val="9"/>
     <w:pPr>
       <w:pBdr/>
@@ -47100,10 +49827,10 @@
       <w:color w:val="595959" w:themeColor="text1" w:themeTint="A6"/>
     </w:rPr>
   </w:style>
-  <w:style w:type="character" w:styleId="156">
+  <w:style w:type="character" w:styleId="916">
     <w:name w:val="Heading 7 Char"/>
-    <w:basedOn w:val="741"/>
-    <w:link w:val="145"/>
+    <w:basedOn w:val="959"/>
+    <w:link w:val="907"/>
     <w:uiPriority w:val="9"/>
     <w:pPr>
       <w:pBdr/>
@@ -47115,10 +49842,10 @@
       <w:color w:val="595959" w:themeColor="text1" w:themeTint="A6"/>
     </w:rPr>
   </w:style>
-  <w:style w:type="character" w:styleId="157">
+  <w:style w:type="character" w:styleId="917">
     <w:name w:val="Heading 8 Char"/>
-    <w:basedOn w:val="741"/>
-    <w:link w:val="146"/>
+    <w:basedOn w:val="959"/>
+    <w:link w:val="908"/>
     <w:uiPriority w:val="9"/>
     <w:pPr>
       <w:pBdr/>
@@ -47132,10 +49859,10 @@
       <w:color w:val="272727" w:themeColor="text1" w:themeTint="D8"/>
     </w:rPr>
   </w:style>
-  <w:style w:type="character" w:styleId="158">
+  <w:style w:type="character" w:styleId="918">
     <w:name w:val="Heading 9 Char"/>
-    <w:basedOn w:val="741"/>
-    <w:link w:val="147"/>
+    <w:basedOn w:val="959"/>
+    <w:link w:val="909"/>
     <w:uiPriority w:val="9"/>
     <w:pPr>
       <w:pBdr/>
@@ -47149,10 +49876,10 @@
       <w:color w:val="272727" w:themeColor="text1" w:themeTint="D8"/>
     </w:rPr>
   </w:style>
-  <w:style w:type="character" w:styleId="160">
+  <w:style w:type="character" w:styleId="919">
     <w:name w:val="Title Char"/>
-    <w:basedOn w:val="741"/>
-    <w:link w:val="745"/>
+    <w:basedOn w:val="959"/>
+    <w:link w:val="963"/>
     <w:uiPriority w:val="10"/>
     <w:pPr>
       <w:pBdr/>
@@ -47166,10 +49893,10 @@
       <w:szCs w:val="56"/>
     </w:rPr>
   </w:style>
-  <w:style w:type="character" w:styleId="162">
+  <w:style w:type="character" w:styleId="920">
     <w:name w:val="Subtitle Char"/>
-    <w:basedOn w:val="741"/>
-    <w:link w:val="759"/>
+    <w:basedOn w:val="959"/>
+    <w:link w:val="977"/>
     <w:uiPriority w:val="11"/>
     <w:pPr>
       <w:pBdr/>
@@ -47183,11 +49910,11 @@
       <w:szCs w:val="28"/>
     </w:rPr>
   </w:style>
-  <w:style w:type="paragraph" w:styleId="163">
+  <w:style w:type="paragraph" w:styleId="921">
     <w:name w:val="Quote"/>
-    <w:basedOn w:val="734"/>
-    <w:next w:val="734"/>
-    <w:link w:val="164"/>
+    <w:basedOn w:val="952"/>
+    <w:next w:val="952"/>
+    <w:link w:val="922"/>
     <w:uiPriority w:val="29"/>
     <w:qFormat/>
     <w:pPr>
@@ -47202,10 +49929,10 @@
       <w:color w:val="404040" w:themeColor="text1" w:themeTint="BF"/>
     </w:rPr>
   </w:style>
-  <w:style w:type="character" w:styleId="164">
+  <w:style w:type="character" w:styleId="922">
     <w:name w:val="Quote Char"/>
-    <w:basedOn w:val="741"/>
-    <w:link w:val="163"/>
+    <w:basedOn w:val="959"/>
+    <w:link w:val="921"/>
     <w:uiPriority w:val="29"/>
     <w:pPr>
       <w:pBdr/>
@@ -47218,9 +49945,9 @@
       <w:color w:val="404040" w:themeColor="text1" w:themeTint="BF"/>
     </w:rPr>
   </w:style>
-  <w:style w:type="character" w:styleId="166">
+  <w:style w:type="character" w:styleId="923">
     <w:name w:val="Intense Emphasis"/>
-    <w:basedOn w:val="741"/>
+    <w:basedOn w:val="959"/>
     <w:uiPriority w:val="21"/>
     <w:qFormat/>
     <w:pPr>
@@ -47234,11 +49961,11 @@
       <w:color w:val="0f4761" w:themeColor="accent1" w:themeShade="BF"/>
     </w:rPr>
   </w:style>
-  <w:style w:type="paragraph" w:styleId="167">
+  <w:style w:type="paragraph" w:styleId="924">
     <w:name w:val="Intense Quote"/>
-    <w:basedOn w:val="734"/>
-    <w:next w:val="734"/>
-    <w:link w:val="168"/>
+    <w:basedOn w:val="952"/>
+    <w:next w:val="952"/>
+    <w:link w:val="925"/>
     <w:uiPriority w:val="30"/>
     <w:qFormat/>
     <w:pPr>
@@ -47256,10 +49983,10 @@
       <w:color w:val="0f4761" w:themeColor="accent1" w:themeShade="BF"/>
     </w:rPr>
   </w:style>
-  <w:style w:type="character" w:styleId="168">
+  <w:style w:type="character" w:styleId="925">
     <w:name w:val="Intense Quote Char"/>
-    <w:basedOn w:val="741"/>
-    <w:link w:val="167"/>
+    <w:basedOn w:val="959"/>
+    <w:link w:val="924"/>
     <w:uiPriority w:val="30"/>
     <w:pPr>
       <w:pBdr/>
@@ -47272,9 +49999,9 @@
       <w:color w:val="0f4761" w:themeColor="accent1" w:themeShade="BF"/>
     </w:rPr>
   </w:style>
-  <w:style w:type="character" w:styleId="169">
+  <w:style w:type="character" w:styleId="926">
     <w:name w:val="Intense Reference"/>
-    <w:basedOn w:val="741"/>
+    <w:basedOn w:val="959"/>
     <w:uiPriority w:val="32"/>
     <w:qFormat/>
     <w:pPr>
@@ -47290,9 +50017,9 @@
       <w:spacing w:val="5"/>
     </w:rPr>
   </w:style>
-  <w:style w:type="character" w:styleId="171">
+  <w:style w:type="character" w:styleId="927">
     <w:name w:val="Subtle Emphasis"/>
-    <w:basedOn w:val="741"/>
+    <w:basedOn w:val="959"/>
     <w:uiPriority w:val="19"/>
     <w:qFormat/>
     <w:pPr>
@@ -47306,9 +50033,9 @@
       <w:color w:val="404040" w:themeColor="text1" w:themeTint="BF"/>
     </w:rPr>
   </w:style>
-  <w:style w:type="character" w:styleId="173">
+  <w:style w:type="character" w:styleId="928">
     <w:name w:val="Strong"/>
-    <w:basedOn w:val="741"/>
+    <w:basedOn w:val="959"/>
     <w:uiPriority w:val="22"/>
     <w:qFormat/>
     <w:pPr>
@@ -47321,9 +50048,9 @@
       <w:bCs/>
     </w:rPr>
   </w:style>
-  <w:style w:type="character" w:styleId="174">
+  <w:style w:type="character" w:styleId="929">
     <w:name w:val="Subtle Reference"/>
-    <w:basedOn w:val="741"/>
+    <w:basedOn w:val="959"/>
     <w:uiPriority w:val="31"/>
     <w:qFormat/>
     <w:pPr>
@@ -47336,9 +50063,9 @@
       <w:color w:val="5a5a5a" w:themeColor="text1" w:themeTint="A5"/>
     </w:rPr>
   </w:style>
-  <w:style w:type="character" w:styleId="175">
+  <w:style w:type="character" w:styleId="930">
     <w:name w:val="Book Title"/>
-    <w:basedOn w:val="741"/>
+    <w:basedOn w:val="959"/>
     <w:uiPriority w:val="33"/>
     <w:qFormat/>
     <w:pPr>
@@ -47354,10 +50081,10 @@
       <w:spacing w:val="5"/>
     </w:rPr>
   </w:style>
-  <w:style w:type="character" w:styleId="177">
+  <w:style w:type="character" w:styleId="931">
     <w:name w:val="Header Char"/>
-    <w:basedOn w:val="741"/>
-    <w:link w:val="747"/>
+    <w:basedOn w:val="959"/>
+    <w:link w:val="965"/>
     <w:uiPriority w:val="99"/>
     <w:pPr>
       <w:pBdr/>
@@ -47365,10 +50092,10 @@
       <w:ind/>
     </w:pPr>
   </w:style>
-  <w:style w:type="character" w:styleId="179">
+  <w:style w:type="character" w:styleId="932">
     <w:name w:val="Footer Char"/>
-    <w:basedOn w:val="741"/>
-    <w:link w:val="749"/>
+    <w:basedOn w:val="959"/>
+    <w:link w:val="967"/>
     <w:uiPriority w:val="99"/>
     <w:pPr>
       <w:pBdr/>
@@ -47376,10 +50103,10 @@
       <w:ind/>
     </w:pPr>
   </w:style>
-  <w:style w:type="paragraph" w:styleId="181">
+  <w:style w:type="paragraph" w:styleId="933">
     <w:name w:val="footnote text"/>
-    <w:basedOn w:val="734"/>
-    <w:link w:val="182"/>
+    <w:basedOn w:val="952"/>
+    <w:link w:val="934"/>
     <w:uiPriority w:val="99"/>
     <w:semiHidden/>
     <w:unhideWhenUsed/>
@@ -47393,10 +50120,10 @@
       <w:szCs w:val="20"/>
     </w:rPr>
   </w:style>
-  <w:style w:type="character" w:styleId="182">
+  <w:style w:type="character" w:styleId="934">
     <w:name w:val="Footnote Text Char"/>
-    <w:basedOn w:val="741"/>
-    <w:link w:val="181"/>
+    <w:basedOn w:val="959"/>
+    <w:link w:val="933"/>
     <w:uiPriority w:val="99"/>
     <w:semiHidden/>
     <w:pPr>
@@ -47409,9 +50136,9 @@
       <w:szCs w:val="20"/>
     </w:rPr>
   </w:style>
-  <w:style w:type="character" w:styleId="183">
+  <w:style w:type="character" w:styleId="935">
     <w:name w:val="footnote reference"/>
-    <w:basedOn w:val="741"/>
+    <w:basedOn w:val="959"/>
     <w:uiPriority w:val="99"/>
     <w:semiHidden/>
     <w:unhideWhenUsed/>
@@ -47424,10 +50151,10 @@
       <w:vertAlign w:val="superscript"/>
     </w:rPr>
   </w:style>
-  <w:style w:type="paragraph" w:styleId="184">
+  <w:style w:type="paragraph" w:styleId="936">
     <w:name w:val="endnote text"/>
-    <w:basedOn w:val="734"/>
-    <w:link w:val="185"/>
+    <w:basedOn w:val="952"/>
+    <w:link w:val="937"/>
     <w:uiPriority w:val="99"/>
     <w:semiHidden/>
     <w:unhideWhenUsed/>
@@ -47441,10 +50168,10 @@
       <w:szCs w:val="20"/>
     </w:rPr>
   </w:style>
-  <w:style w:type="character" w:styleId="185">
+  <w:style w:type="character" w:styleId="937">
     <w:name w:val="Endnote Text Char"/>
-    <w:basedOn w:val="741"/>
-    <w:link w:val="184"/>
+    <w:basedOn w:val="959"/>
+    <w:link w:val="936"/>
     <w:uiPriority w:val="99"/>
     <w:semiHidden/>
     <w:pPr>
@@ -47457,9 +50184,9 @@
       <w:szCs w:val="20"/>
     </w:rPr>
   </w:style>
-  <w:style w:type="character" w:styleId="186">
+  <w:style w:type="character" w:styleId="938">
     <w:name w:val="endnote reference"/>
-    <w:basedOn w:val="741"/>
+    <w:basedOn w:val="959"/>
     <w:uiPriority w:val="99"/>
     <w:semiHidden/>
     <w:unhideWhenUsed/>
@@ -47472,9 +50199,9 @@
       <w:vertAlign w:val="superscript"/>
     </w:rPr>
   </w:style>
-  <w:style w:type="character" w:styleId="188">
+  <w:style w:type="character" w:styleId="939">
     <w:name w:val="FollowedHyperlink"/>
-    <w:basedOn w:val="741"/>
+    <w:basedOn w:val="959"/>
     <w:uiPriority w:val="99"/>
     <w:semiHidden/>
     <w:unhideWhenUsed/>
@@ -47488,10 +50215,10 @@
       <w:u w:val="single"/>
     </w:rPr>
   </w:style>
-  <w:style w:type="paragraph" w:styleId="189">
+  <w:style w:type="paragraph" w:styleId="940">
     <w:name w:val="toc 1"/>
-    <w:basedOn w:val="734"/>
-    <w:next w:val="734"/>
+    <w:basedOn w:val="952"/>
+    <w:next w:val="952"/>
     <w:uiPriority w:val="39"/>
     <w:unhideWhenUsed/>
     <w:pPr>
@@ -47500,10 +50227,10 @@
       <w:ind/>
     </w:pPr>
   </w:style>
-  <w:style w:type="paragraph" w:styleId="190">
+  <w:style w:type="paragraph" w:styleId="941">
     <w:name w:val="toc 2"/>
-    <w:basedOn w:val="734"/>
-    <w:next w:val="734"/>
+    <w:basedOn w:val="952"/>
+    <w:next w:val="952"/>
     <w:uiPriority w:val="39"/>
     <w:unhideWhenUsed/>
     <w:pPr>
@@ -47512,10 +50239,10 @@
       <w:ind w:left="220"/>
     </w:pPr>
   </w:style>
-  <w:style w:type="paragraph" w:styleId="191">
+  <w:style w:type="paragraph" w:styleId="942">
     <w:name w:val="toc 3"/>
-    <w:basedOn w:val="734"/>
-    <w:next w:val="734"/>
+    <w:basedOn w:val="952"/>
+    <w:next w:val="952"/>
     <w:uiPriority w:val="39"/>
     <w:unhideWhenUsed/>
     <w:pPr>
@@ -47524,10 +50251,10 @@
       <w:ind w:left="440"/>
     </w:pPr>
   </w:style>
-  <w:style w:type="paragraph" w:styleId="192">
+  <w:style w:type="paragraph" w:styleId="943">
     <w:name w:val="toc 4"/>
-    <w:basedOn w:val="734"/>
-    <w:next w:val="734"/>
+    <w:basedOn w:val="952"/>
+    <w:next w:val="952"/>
     <w:uiPriority w:val="39"/>
     <w:unhideWhenUsed/>
     <w:pPr>
@@ -47536,10 +50263,10 @@
       <w:ind w:left="660"/>
     </w:pPr>
   </w:style>
-  <w:style w:type="paragraph" w:styleId="193">
+  <w:style w:type="paragraph" w:styleId="944">
     <w:name w:val="toc 5"/>
-    <w:basedOn w:val="734"/>
-    <w:next w:val="734"/>
+    <w:basedOn w:val="952"/>
+    <w:next w:val="952"/>
     <w:uiPriority w:val="39"/>
     <w:unhideWhenUsed/>
     <w:pPr>
@@ -47548,10 +50275,10 @@
       <w:ind w:left="880"/>
     </w:pPr>
   </w:style>
-  <w:style w:type="paragraph" w:styleId="194">
+  <w:style w:type="paragraph" w:styleId="945">
     <w:name w:val="toc 6"/>
-    <w:basedOn w:val="734"/>
-    <w:next w:val="734"/>
+    <w:basedOn w:val="952"/>
+    <w:next w:val="952"/>
     <w:uiPriority w:val="39"/>
     <w:unhideWhenUsed/>
     <w:pPr>
@@ -47560,10 +50287,10 @@
       <w:ind w:left="1100"/>
     </w:pPr>
   </w:style>
-  <w:style w:type="paragraph" w:styleId="195">
+  <w:style w:type="paragraph" w:styleId="946">
     <w:name w:val="toc 7"/>
-    <w:basedOn w:val="734"/>
-    <w:next w:val="734"/>
+    <w:basedOn w:val="952"/>
+    <w:next w:val="952"/>
     <w:uiPriority w:val="39"/>
     <w:unhideWhenUsed/>
     <w:pPr>
@@ -47572,10 +50299,10 @@
       <w:ind w:left="1320"/>
     </w:pPr>
   </w:style>
-  <w:style w:type="paragraph" w:styleId="196">
+  <w:style w:type="paragraph" w:styleId="947">
     <w:name w:val="toc 8"/>
-    <w:basedOn w:val="734"/>
-    <w:next w:val="734"/>
+    <w:basedOn w:val="952"/>
+    <w:next w:val="952"/>
     <w:uiPriority w:val="39"/>
     <w:unhideWhenUsed/>
     <w:pPr>
@@ -47584,10 +50311,10 @@
       <w:ind w:left="1540"/>
     </w:pPr>
   </w:style>
-  <w:style w:type="paragraph" w:styleId="197">
+  <w:style w:type="paragraph" w:styleId="948">
     <w:name w:val="toc 9"/>
-    <w:basedOn w:val="734"/>
-    <w:next w:val="734"/>
+    <w:basedOn w:val="952"/>
+    <w:next w:val="952"/>
     <w:uiPriority w:val="39"/>
     <w:unhideWhenUsed/>
     <w:pPr>
@@ -47596,9 +50323,9 @@
       <w:ind w:left="1760"/>
     </w:pPr>
   </w:style>
-  <w:style w:type="character" w:styleId="198">
+  <w:style w:type="character" w:styleId="949">
     <w:name w:val="Placeholder Text"/>
-    <w:basedOn w:val="741"/>
+    <w:basedOn w:val="959"/>
     <w:uiPriority w:val="99"/>
     <w:semiHidden/>
     <w:pPr>
@@ -47610,7 +50337,7 @@
       <w:color w:val="666666"/>
     </w:rPr>
   </w:style>
-  <w:style w:type="paragraph" w:styleId="208">
+  <w:style w:type="paragraph" w:styleId="950">
     <w:name w:val="TOC Heading"/>
     <w:uiPriority w:val="39"/>
     <w:unhideWhenUsed/>
@@ -47620,10 +50347,10 @@
       <w:ind/>
     </w:pPr>
   </w:style>
-  <w:style w:type="paragraph" w:styleId="209">
+  <w:style w:type="paragraph" w:styleId="951">
     <w:name w:val="table of figures"/>
-    <w:basedOn w:val="734"/>
-    <w:next w:val="734"/>
+    <w:basedOn w:val="952"/>
+    <w:next w:val="952"/>
     <w:uiPriority w:val="99"/>
     <w:unhideWhenUsed/>
     <w:pPr>
@@ -47632,7 +50359,7 @@
       <w:ind/>
     </w:pPr>
   </w:style>
-  <w:style w:type="paragraph" w:styleId="734" w:default="1">
+  <w:style w:type="paragraph" w:styleId="952" w:default="1">
     <w:name w:val="Normal"/>
     <w:qFormat/>
     <w:pPr>
@@ -47641,10 +50368,10 @@
       <w:ind/>
     </w:pPr>
   </w:style>
-  <w:style w:type="paragraph" w:styleId="735">
+  <w:style w:type="paragraph" w:styleId="953">
     <w:name w:val="Heading 1"/>
-    <w:basedOn w:val="734"/>
-    <w:next w:val="734"/>
+    <w:basedOn w:val="952"/>
+    <w:next w:val="952"/>
     <w:uiPriority w:val="9"/>
     <w:qFormat/>
     <w:pPr>
@@ -47662,10 +50389,10 @@
       <w:smallCaps/>
     </w:rPr>
   </w:style>
-  <w:style w:type="paragraph" w:styleId="736">
+  <w:style w:type="paragraph" w:styleId="954">
     <w:name w:val="Heading 2"/>
-    <w:basedOn w:val="734"/>
-    <w:next w:val="734"/>
+    <w:basedOn w:val="952"/>
+    <w:next w:val="952"/>
     <w:uiPriority w:val="9"/>
     <w:unhideWhenUsed/>
     <w:qFormat/>
@@ -47682,10 +50409,10 @@
       <w:bCs/>
     </w:rPr>
   </w:style>
-  <w:style w:type="paragraph" w:styleId="737">
+  <w:style w:type="paragraph" w:styleId="955">
     <w:name w:val="Heading 3"/>
-    <w:basedOn w:val="734"/>
-    <w:next w:val="734"/>
+    <w:basedOn w:val="952"/>
+    <w:next w:val="952"/>
     <w:uiPriority w:val="9"/>
     <w:semiHidden/>
     <w:unhideWhenUsed/>
@@ -47706,10 +50433,10 @@
       <w:iCs/>
     </w:rPr>
   </w:style>
-  <w:style w:type="paragraph" w:styleId="738">
+  <w:style w:type="paragraph" w:styleId="956">
     <w:name w:val="Heading 4"/>
-    <w:basedOn w:val="734"/>
-    <w:next w:val="734"/>
+    <w:basedOn w:val="952"/>
+    <w:next w:val="952"/>
     <w:uiPriority w:val="9"/>
     <w:semiHidden/>
     <w:unhideWhenUsed/>
@@ -47728,10 +50455,10 @@
       <w:bCs/>
     </w:rPr>
   </w:style>
-  <w:style w:type="paragraph" w:styleId="739">
+  <w:style w:type="paragraph" w:styleId="957">
     <w:name w:val="Heading 5"/>
-    <w:basedOn w:val="734"/>
-    <w:next w:val="734"/>
+    <w:basedOn w:val="952"/>
+    <w:next w:val="952"/>
     <w:uiPriority w:val="9"/>
     <w:semiHidden/>
     <w:unhideWhenUsed/>
@@ -47752,10 +50479,10 @@
       <w:iCs/>
     </w:rPr>
   </w:style>
-  <w:style w:type="paragraph" w:styleId="740">
+  <w:style w:type="paragraph" w:styleId="958">
     <w:name w:val="Heading 6"/>
-    <w:basedOn w:val="734"/>
-    <w:next w:val="734"/>
+    <w:basedOn w:val="952"/>
+    <w:next w:val="952"/>
     <w:uiPriority w:val="9"/>
     <w:semiHidden/>
     <w:unhideWhenUsed/>
@@ -47774,7 +50501,7 @@
       <w:color w:val="595959"/>
     </w:rPr>
   </w:style>
-  <w:style w:type="character" w:styleId="741" w:default="1">
+  <w:style w:type="character" w:styleId="959" w:default="1">
     <w:name w:val="Default Paragraph Font"/>
     <w:uiPriority w:val="1"/>
     <w:unhideWhenUsed/>
@@ -47784,7 +50511,7 @@
       <w:ind/>
     </w:pPr>
   </w:style>
-  <w:style w:type="table" w:styleId="742" w:default="1">
+  <w:style w:type="table" w:styleId="960" w:default="1">
     <w:name w:val="Normal Table"/>
     <w:uiPriority w:val="99"/>
     <w:semiHidden/>
@@ -47977,7 +50704,7 @@
       </w:tcPr>
     </w:tblStylePr>
   </w:style>
-  <w:style w:type="numbering" w:styleId="743" w:default="1">
+  <w:style w:type="numbering" w:styleId="961" w:default="1">
     <w:name w:val="No List"/>
     <w:uiPriority w:val="99"/>
     <w:semiHidden/>
@@ -47988,7 +50715,7 @@
       <w:ind/>
     </w:pPr>
   </w:style>
-  <w:style w:type="table" w:styleId="744" w:customStyle="1">
+  <w:style w:type="table" w:styleId="962" w:customStyle="1">
     <w:name w:val="TableNormal"/>
     <w:pPr>
       <w:pBdr/>
@@ -48177,10 +50904,10 @@
       </w:tcPr>
     </w:tblStylePr>
   </w:style>
-  <w:style w:type="paragraph" w:styleId="745">
+  <w:style w:type="paragraph" w:styleId="963">
     <w:name w:val="Title"/>
-    <w:basedOn w:val="734"/>
-    <w:next w:val="734"/>
+    <w:basedOn w:val="952"/>
+    <w:next w:val="952"/>
     <w:uiPriority w:val="10"/>
     <w:qFormat/>
     <w:pPr>
@@ -48195,7 +50922,7 @@
       <w:iCs/>
     </w:rPr>
   </w:style>
-  <w:style w:type="table" w:styleId="746" w:customStyle="1">
+  <w:style w:type="table" w:styleId="964" w:customStyle="1">
     <w:name w:val="TableNormal"/>
     <w:pPr>
       <w:pBdr/>
@@ -48384,10 +51111,10 @@
       </w:tcPr>
     </w:tblStylePr>
   </w:style>
-  <w:style w:type="paragraph" w:styleId="747">
+  <w:style w:type="paragraph" w:styleId="965">
     <w:name w:val="Header"/>
-    <w:basedOn w:val="734"/>
-    <w:link w:val="748"/>
+    <w:basedOn w:val="952"/>
+    <w:link w:val="966"/>
     <w:uiPriority w:val="99"/>
     <w:unhideWhenUsed/>
     <w:pPr>
@@ -48400,10 +51127,10 @@
       <w:ind/>
     </w:pPr>
   </w:style>
-  <w:style w:type="character" w:styleId="748" w:customStyle="1">
+  <w:style w:type="character" w:styleId="966" w:customStyle="1">
     <w:name w:val="Encabezado Car"/>
-    <w:basedOn w:val="741"/>
-    <w:link w:val="747"/>
+    <w:basedOn w:val="959"/>
+    <w:link w:val="965"/>
     <w:uiPriority w:val="99"/>
     <w:pPr>
       <w:pBdr/>
@@ -48411,10 +51138,10 @@
       <w:ind/>
     </w:pPr>
   </w:style>
-  <w:style w:type="paragraph" w:styleId="749">
+  <w:style w:type="paragraph" w:styleId="967">
     <w:name w:val="Footer"/>
-    <w:basedOn w:val="734"/>
-    <w:link w:val="750"/>
+    <w:basedOn w:val="952"/>
+    <w:link w:val="968"/>
     <w:uiPriority w:val="99"/>
     <w:unhideWhenUsed/>
     <w:pPr>
@@ -48427,10 +51154,10 @@
       <w:ind/>
     </w:pPr>
   </w:style>
-  <w:style w:type="character" w:styleId="750" w:customStyle="1">
+  <w:style w:type="character" w:styleId="968" w:customStyle="1">
     <w:name w:val="Pie de página Car"/>
-    <w:basedOn w:val="741"/>
-    <w:link w:val="749"/>
+    <w:basedOn w:val="959"/>
+    <w:link w:val="967"/>
     <w:uiPriority w:val="99"/>
     <w:pPr>
       <w:pBdr/>
@@ -48438,9 +51165,9 @@
       <w:ind/>
     </w:pPr>
   </w:style>
-  <w:style w:type="character" w:styleId="751">
+  <w:style w:type="character" w:styleId="969">
     <w:name w:val="Emphasis"/>
-    <w:basedOn w:val="741"/>
+    <w:basedOn w:val="959"/>
     <w:uiPriority w:val="20"/>
     <w:qFormat/>
     <w:pPr>
@@ -48453,9 +51180,9 @@
       <w:iCs/>
     </w:rPr>
   </w:style>
-  <w:style w:type="character" w:styleId="752" w:customStyle="1">
+  <w:style w:type="character" w:styleId="970" w:customStyle="1">
     <w:name w:val="Título 1 Car"/>
-    <w:basedOn w:val="741"/>
+    <w:basedOn w:val="959"/>
     <w:uiPriority w:val="9"/>
     <w:pPr>
       <w:pBdr/>
@@ -48468,10 +51195,10 @@
       <w:smallCaps/>
     </w:rPr>
   </w:style>
-  <w:style w:type="paragraph" w:styleId="753">
+  <w:style w:type="paragraph" w:styleId="971">
     <w:name w:val="Bibliography"/>
-    <w:basedOn w:val="734"/>
-    <w:next w:val="734"/>
+    <w:basedOn w:val="952"/>
+    <w:next w:val="952"/>
     <w:uiPriority w:val="37"/>
     <w:unhideWhenUsed/>
     <w:pPr>
@@ -48480,9 +51207,9 @@
       <w:ind w:hanging="720" w:left="720"/>
     </w:pPr>
   </w:style>
-  <w:style w:type="paragraph" w:styleId="754">
+  <w:style w:type="paragraph" w:styleId="972">
     <w:name w:val="List Paragraph"/>
-    <w:basedOn w:val="734"/>
+    <w:basedOn w:val="952"/>
     <w:uiPriority w:val="34"/>
     <w:qFormat/>
     <w:pPr>
@@ -48492,7 +51219,7 @@
       <w:contextualSpacing w:val="true"/>
     </w:pPr>
   </w:style>
-  <w:style w:type="paragraph" w:styleId="755">
+  <w:style w:type="paragraph" w:styleId="973">
     <w:name w:val="No Spacing"/>
     <w:uiPriority w:val="1"/>
     <w:qFormat/>
@@ -48503,10 +51230,10 @@
       <w:jc w:val="left"/>
     </w:pPr>
   </w:style>
-  <w:style w:type="paragraph" w:styleId="756">
+  <w:style w:type="paragraph" w:styleId="974">
     <w:name w:val="Caption"/>
-    <w:basedOn w:val="734"/>
-    <w:next w:val="734"/>
+    <w:basedOn w:val="952"/>
+    <w:next w:val="952"/>
     <w:uiPriority w:val="35"/>
     <w:unhideWhenUsed/>
     <w:qFormat/>
@@ -48523,9 +51250,9 @@
       <w:szCs w:val="18"/>
     </w:rPr>
   </w:style>
-  <w:style w:type="character" w:styleId="757">
+  <w:style w:type="character" w:styleId="975">
     <w:name w:val="Hyperlink"/>
-    <w:basedOn w:val="741"/>
+    <w:basedOn w:val="959"/>
     <w:uiPriority w:val="99"/>
     <w:unhideWhenUsed/>
     <w:pPr>
@@ -48538,9 +51265,9 @@
       <w:u w:val="single"/>
     </w:rPr>
   </w:style>
-  <w:style w:type="character" w:styleId="758">
+  <w:style w:type="character" w:styleId="976">
     <w:name w:val="Unresolved Mention"/>
-    <w:basedOn w:val="741"/>
+    <w:basedOn w:val="959"/>
     <w:uiPriority w:val="99"/>
     <w:semiHidden/>
     <w:unhideWhenUsed/>
@@ -48554,10 +51281,10 @@
       <w:shd w:val="clear" w:color="auto" w:fill="e1dfdd"/>
     </w:rPr>
   </w:style>
-  <w:style w:type="paragraph" w:styleId="759">
+  <w:style w:type="paragraph" w:styleId="977">
     <w:name w:val="Subtitle"/>
-    <w:basedOn w:val="734"/>
-    <w:next w:val="734"/>
+    <w:basedOn w:val="952"/>
+    <w:next w:val="952"/>
     <w:uiPriority w:val="11"/>
     <w:qFormat/>
     <w:pPr>
@@ -48571,9 +51298,9 @@
       <w:szCs w:val="28"/>
     </w:rPr>
   </w:style>
-  <w:style w:type="table" w:styleId="760" w:customStyle="1">
+  <w:style w:type="table" w:styleId="978" w:customStyle="1">
     <w:name w:val="StGen0"/>
-    <w:basedOn w:val="746"/>
+    <w:basedOn w:val="964"/>
     <w:pPr>
       <w:pBdr/>
       <w:spacing/>
@@ -48757,9 +51484,9 @@
       </w:tcPr>
     </w:tblStylePr>
   </w:style>
-  <w:style w:type="table" w:styleId="761" w:customStyle="1">
+  <w:style w:type="table" w:styleId="979" w:customStyle="1">
     <w:name w:val="StGen1"/>
-    <w:basedOn w:val="746"/>
+    <w:basedOn w:val="964"/>
     <w:pPr>
       <w:pBdr/>
       <w:spacing/>
@@ -48943,9 +51670,9 @@
       </w:tcPr>
     </w:tblStylePr>
   </w:style>
-  <w:style w:type="table" w:styleId="762" w:customStyle="1">
+  <w:style w:type="table" w:styleId="980" w:customStyle="1">
     <w:name w:val="StGen2"/>
-    <w:basedOn w:val="746"/>
+    <w:basedOn w:val="964"/>
     <w:pPr>
       <w:pBdr/>
       <w:spacing/>
@@ -49129,9 +51856,9 @@
       </w:tcPr>
     </w:tblStylePr>
   </w:style>
-  <w:style w:type="table" w:styleId="763" w:customStyle="1">
+  <w:style w:type="table" w:styleId="981" w:customStyle="1">
     <w:name w:val="StGen3"/>
-    <w:basedOn w:val="746"/>
+    <w:basedOn w:val="964"/>
     <w:pPr>
       <w:pBdr/>
       <w:spacing/>
@@ -49315,9 +52042,9 @@
       </w:tcPr>
     </w:tblStylePr>
   </w:style>
-  <w:style w:type="table" w:styleId="764" w:customStyle="1">
+  <w:style w:type="table" w:styleId="982" w:customStyle="1">
     <w:name w:val="StGen4"/>
-    <w:basedOn w:val="746"/>
+    <w:basedOn w:val="964"/>
     <w:pPr>
       <w:pBdr/>
       <w:spacing/>
@@ -49501,9 +52228,9 @@
       </w:tcPr>
     </w:tblStylePr>
   </w:style>
-  <w:style w:type="table" w:styleId="765" w:customStyle="1">
+  <w:style w:type="table" w:styleId="983" w:customStyle="1">
     <w:name w:val="StGen5"/>
-    <w:basedOn w:val="746"/>
+    <w:basedOn w:val="964"/>
     <w:pPr>
       <w:pBdr/>
       <w:spacing/>
@@ -49687,9 +52414,9 @@
       </w:tcPr>
     </w:tblStylePr>
   </w:style>
-  <w:style w:type="table" w:styleId="766" w:customStyle="1">
+  <w:style w:type="table" w:styleId="984" w:customStyle="1">
     <w:name w:val="StGen6"/>
-    <w:basedOn w:val="746"/>
+    <w:basedOn w:val="964"/>
     <w:pPr>
       <w:pBdr/>
       <w:spacing/>
@@ -49873,9 +52600,9 @@
       </w:tcPr>
     </w:tblStylePr>
   </w:style>
-  <w:style w:type="table" w:styleId="767" w:customStyle="1">
+  <w:style w:type="table" w:styleId="985" w:customStyle="1">
     <w:name w:val="StGen7"/>
-    <w:basedOn w:val="746"/>
+    <w:basedOn w:val="964"/>
     <w:pPr>
       <w:pBdr/>
       <w:spacing/>
@@ -50059,9 +52786,9 @@
       </w:tcPr>
     </w:tblStylePr>
   </w:style>
-  <w:style w:type="table" w:styleId="768" w:customStyle="1">
+  <w:style w:type="table" w:styleId="986" w:customStyle="1">
     <w:name w:val="StGen8"/>
-    <w:basedOn w:val="746"/>
+    <w:basedOn w:val="964"/>
     <w:pPr>
       <w:pBdr/>
       <w:spacing/>
@@ -50245,9 +52972,9 @@
       </w:tcPr>
     </w:tblStylePr>
   </w:style>
-  <w:style w:type="table" w:styleId="769" w:customStyle="1">
+  <w:style w:type="table" w:styleId="987" w:customStyle="1">
     <w:name w:val="StGen9"/>
-    <w:basedOn w:val="746"/>
+    <w:basedOn w:val="964"/>
     <w:pPr>
       <w:pBdr/>
       <w:spacing/>
@@ -50431,9 +53158,9 @@
       </w:tcPr>
     </w:tblStylePr>
   </w:style>
-  <w:style w:type="table" w:styleId="770" w:customStyle="1">
+  <w:style w:type="table" w:styleId="988" w:customStyle="1">
     <w:name w:val="StGen10"/>
-    <w:basedOn w:val="746"/>
+    <w:basedOn w:val="964"/>
     <w:pPr>
       <w:pBdr/>
       <w:spacing/>
@@ -50617,9 +53344,9 @@
       </w:tcPr>
     </w:tblStylePr>
   </w:style>
-  <w:style w:type="table" w:styleId="771" w:customStyle="1">
+  <w:style w:type="table" w:styleId="989" w:customStyle="1">
     <w:name w:val="StGen11"/>
-    <w:basedOn w:val="746"/>
+    <w:basedOn w:val="964"/>
     <w:pPr>
       <w:pBdr/>
       <w:spacing/>
@@ -50803,9 +53530,9 @@
       </w:tcPr>
     </w:tblStylePr>
   </w:style>
-  <w:style w:type="table" w:styleId="772" w:customStyle="1">
+  <w:style w:type="table" w:styleId="990" w:customStyle="1">
     <w:name w:val="StGen12"/>
-    <w:basedOn w:val="746"/>
+    <w:basedOn w:val="964"/>
     <w:pPr>
       <w:pBdr/>
       <w:spacing/>
@@ -50989,9 +53716,9 @@
       </w:tcPr>
     </w:tblStylePr>
   </w:style>
-  <w:style w:type="table" w:styleId="773" w:customStyle="1">
+  <w:style w:type="table" w:styleId="991" w:customStyle="1">
     <w:name w:val="StGen13"/>
-    <w:basedOn w:val="746"/>
+    <w:basedOn w:val="964"/>
     <w:pPr>
       <w:pBdr/>
       <w:spacing/>
@@ -51175,9 +53902,9 @@
       </w:tcPr>
     </w:tblStylePr>
   </w:style>
-  <w:style w:type="table" w:styleId="774" w:customStyle="1">
+  <w:style w:type="table" w:styleId="992" w:customStyle="1">
     <w:name w:val="StGen14"/>
-    <w:basedOn w:val="746"/>
+    <w:basedOn w:val="964"/>
     <w:pPr>
       <w:pBdr/>
       <w:spacing/>

--- a/Documentacion/PROYECTO_JOSUE_DIEGO_JESUS.docx
+++ b/Documentacion/PROYECTO_JOSUE_DIEGO_JESUS.docx
@@ -505,7 +505,7 @@
     </w:p>
     <w:p>
       <w:pPr>
-        <w:pStyle w:val="953"/>
+        <w:pStyle w:val="962"/>
         <w:pBdr/>
         <w:spacing/>
         <w:ind/>
@@ -637,7 +637,7 @@
     </w:p>
     <w:p>
       <w:pPr>
-        <w:pStyle w:val="953"/>
+        <w:pStyle w:val="962"/>
         <w:pBdr/>
         <w:spacing/>
         <w:ind/>
@@ -885,7 +885,7 @@
     </w:p>
     <w:p>
       <w:pPr>
-        <w:pStyle w:val="953"/>
+        <w:pStyle w:val="962"/>
         <w:pBdr/>
         <w:spacing/>
         <w:ind/>
@@ -916,7 +916,7 @@
     </w:p>
     <w:p>
       <w:pPr>
-        <w:pStyle w:val="954"/>
+        <w:pStyle w:val="963"/>
         <w:keepNext w:val="false"/>
         <w:keepLines w:val="false"/>
         <w:pBdr/>
@@ -953,7 +953,7 @@
     </w:p>
     <w:p>
       <w:pPr>
-        <w:pStyle w:val="954"/>
+        <w:pStyle w:val="963"/>
         <w:keepNext w:val="false"/>
         <w:keepLines w:val="false"/>
         <w:pBdr/>
@@ -1428,7 +1428,7 @@
       <w:sdtContent>
         <w:tbl>
           <w:tblPr>
-            <w:tblStyle w:val="978"/>
+            <w:tblStyle w:val="987"/>
             <w:tblInd w:w="0" w:type="dxa"/>
             <w:tblW w:w="9360" w:type="dxa"/>
             <w:tblBorders>
@@ -2315,7 +2315,7 @@
       <w:sdtContent>
         <w:tbl>
           <w:tblPr>
-            <w:tblStyle w:val="979"/>
+            <w:tblStyle w:val="988"/>
             <w:tblInd w:w="0" w:type="dxa"/>
             <w:tblW w:w="9360" w:type="dxa"/>
             <w:tblBorders>
@@ -2991,7 +2991,7 @@
       <w:sdtContent>
         <w:tbl>
           <w:tblPr>
-            <w:tblStyle w:val="980"/>
+            <w:tblStyle w:val="989"/>
             <w:tblInd w:w="0" w:type="dxa"/>
             <w:tblW w:w="9360" w:type="dxa"/>
             <w:tblBorders>
@@ -3682,7 +3682,7 @@
       </w:pPr>
       <w:r>
         <w:rPr>
-          <w:rStyle w:val="938"/>
+          <w:rStyle w:val="947"/>
           <w:b/>
           <w:bCs/>
         </w:rPr>
@@ -3742,7 +3742,7 @@
       <w:sdtContent>
         <w:tbl>
           <w:tblPr>
-            <w:tblStyle w:val="981"/>
+            <w:tblStyle w:val="990"/>
             <w:tblInd w:w="0" w:type="dxa"/>
             <w:tblW w:w="9360" w:type="dxa"/>
             <w:tblBorders>
@@ -4418,7 +4418,7 @@
       <w:sdtContent>
         <w:tbl>
           <w:tblPr>
-            <w:tblStyle w:val="982"/>
+            <w:tblStyle w:val="991"/>
             <w:tblInd w:w="0" w:type="dxa"/>
             <w:tblW w:w="9360" w:type="dxa"/>
             <w:tblBorders>
@@ -5170,7 +5170,7 @@
       <w:sdtContent>
         <w:tbl>
           <w:tblPr>
-            <w:tblStyle w:val="983"/>
+            <w:tblStyle w:val="992"/>
             <w:tblInd w:w="0" w:type="dxa"/>
             <w:tblW w:w="9360" w:type="dxa"/>
             <w:tblBorders>
@@ -5922,7 +5922,7 @@
       <w:sdtContent>
         <w:tbl>
           <w:tblPr>
-            <w:tblStyle w:val="984"/>
+            <w:tblStyle w:val="993"/>
             <w:tblInd w:w="0" w:type="dxa"/>
             <w:tblW w:w="9360" w:type="dxa"/>
             <w:tblBorders>
@@ -6674,7 +6674,7 @@
       <w:sdtContent>
         <w:tbl>
           <w:tblPr>
-            <w:tblStyle w:val="985"/>
+            <w:tblStyle w:val="994"/>
             <w:tblInd w:w="0" w:type="dxa"/>
             <w:tblW w:w="9360" w:type="dxa"/>
             <w:tblBorders>
@@ -7426,7 +7426,7 @@
       <w:sdtContent>
         <w:tbl>
           <w:tblPr>
-            <w:tblStyle w:val="986"/>
+            <w:tblStyle w:val="995"/>
             <w:tblInd w:w="0" w:type="dxa"/>
             <w:tblW w:w="9360" w:type="dxa"/>
             <w:tblBorders>
@@ -8102,7 +8102,7 @@
       <w:sdtContent>
         <w:tbl>
           <w:tblPr>
-            <w:tblStyle w:val="987"/>
+            <w:tblStyle w:val="996"/>
             <w:tblInd w:w="0" w:type="dxa"/>
             <w:tblW w:w="9360" w:type="dxa"/>
             <w:tblBorders>
@@ -8882,7 +8882,7 @@
       <w:sdtContent>
         <w:tbl>
           <w:tblPr>
-            <w:tblStyle w:val="988"/>
+            <w:tblStyle w:val="997"/>
             <w:tblInd w:w="0" w:type="dxa"/>
             <w:tblW w:w="9360" w:type="dxa"/>
             <w:tblBorders>
@@ -9314,7 +9314,7 @@
       <w:sdtContent>
         <w:tbl>
           <w:tblPr>
-            <w:tblStyle w:val="989"/>
+            <w:tblStyle w:val="998"/>
             <w:tblInd w:w="0" w:type="dxa"/>
             <w:tblW w:w="9360" w:type="dxa"/>
             <w:tblBorders>
@@ -9701,7 +9701,7 @@
       <w:sdtContent>
         <w:tbl>
           <w:tblPr>
-            <w:tblStyle w:val="990"/>
+            <w:tblStyle w:val="999"/>
             <w:tblInd w:w="0" w:type="dxa"/>
             <w:tblW w:w="9360" w:type="dxa"/>
             <w:tblBorders>
@@ -10085,7 +10085,7 @@
       <w:sdtContent>
         <w:tbl>
           <w:tblPr>
-            <w:tblStyle w:val="991"/>
+            <w:tblStyle w:val="1000"/>
             <w:tblInd w:w="0" w:type="dxa"/>
             <w:tblW w:w="9360" w:type="dxa"/>
             <w:tblBorders>
@@ -10469,7 +10469,7 @@
       <w:sdtContent>
         <w:tbl>
           <w:tblPr>
-            <w:tblStyle w:val="992"/>
+            <w:tblStyle w:val="1001"/>
             <w:tblInd w:w="0" w:type="dxa"/>
             <w:tblW w:w="9360" w:type="dxa"/>
             <w:tblBorders>
@@ -13694,21 +13694,20 @@
         <w:rPr>
           <w:b/>
           <w:bCs/>
-          <w:lang w:val="undefined" w:bidi="undefined"/>
         </w:rPr>
       </w:r>
       <w:r>
         <w:rPr>
           <w:b/>
           <w:bCs/>
-          <w:lang w:val="undefined" w:bidi="undefined"/>
+          <w14:ligatures w14:val="none"/>
         </w:rPr>
       </w:r>
       <w:r>
         <w:rPr>
           <w:b/>
           <w:bCs/>
-          <w:lang w:val="undefined"/>
+          <w14:ligatures w14:val="none"/>
         </w:rPr>
       </w:r>
     </w:p>
@@ -13729,7 +13728,6 @@
         <w:rPr>
           <w:b/>
           <w:bCs/>
-          <w:lang w:val="undefined"/>
         </w:rPr>
         <w:t xml:space="preserve">Diagramas de casos de uso</w:t>
       </w:r>
@@ -13737,6 +13735,16 @@
         <w:rPr>
           <w:b/>
           <w:bCs/>
+          <w:highlight w:val="none"/>
+          <w14:ligatures w14:val="none"/>
+        </w:rPr>
+      </w:r>
+      <w:r>
+        <w:rPr>
+          <w:b/>
+          <w:bCs/>
+          <w:highlight w:val="none"/>
+          <w14:ligatures w14:val="none"/>
         </w:rPr>
       </w:r>
     </w:p>
@@ -13754,7 +13762,6 @@
         </w:rPr>
         <w:t xml:space="preserve">CU-01: Consultar disponibilidad de horarios</w:t>
       </w:r>
-      <w:r/>
       <w:r/>
     </w:p>
     <w:p>
@@ -13797,7 +13804,7 @@
                         <pic:nvPr/>
                       </pic:nvPicPr>
                       <pic:blipFill rotWithShape="1">
-                        <a:blip r:embed="rId11"/>
+                        <a:blip r:embed="rId12"/>
                         <a:stretch/>
                       </pic:blipFill>
                       <pic:spPr bwMode="auto">
@@ -13837,7 +13844,7 @@
                 <o:lock v:ext="edit" aspectratio="t"/>
               </v:shapetype>
               <v:shape id="_x0000_i0" o:spid="_x0000_s0" type="#_x0000_t75" style="width:291.83pt;height:248.69pt;mso-wrap-distance-left:0.00pt;mso-wrap-distance-top:0.00pt;mso-wrap-distance-right:0.00pt;mso-wrap-distance-bottom:0.00pt;z-index:1;" stroked="false">
-                <v:imagedata r:id="rId11" o:title=""/>
+                <v:imagedata r:id="rId12" o:title=""/>
                 <o:lock v:ext="edit" rotation="t"/>
               </v:shape>
             </w:pict>
@@ -13846,9 +13853,14 @@
       </w:r>
       <w:r>
         <w:rPr>
-          <w:b/>
-          <w:bCs/>
           <w:highlight w:val="none"/>
+          <w14:ligatures w14:val="none"/>
+        </w:rPr>
+      </w:r>
+      <w:r>
+        <w:rPr>
+          <w:highlight w:val="none"/>
+          <w14:ligatures w14:val="none"/>
         </w:rPr>
       </w:r>
     </w:p>
@@ -13867,7 +13879,6 @@
         <w:t xml:space="preserve">CU-02: Registrar información del paciente</w:t>
       </w:r>
       <w:r/>
-      <w:r/>
     </w:p>
     <w:p>
       <w:pPr>
@@ -13878,7 +13889,6 @@
           <w:highlight w:val="none"/>
         </w:rPr>
       </w:pPr>
-      <w:r/>
       <w:r>
         <mc:AlternateContent>
           <mc:Choice Requires="wpg">
@@ -13901,7 +13911,7 @@
                         <pic:nvPr/>
                       </pic:nvPicPr>
                       <pic:blipFill rotWithShape="1">
-                        <a:blip r:embed="rId12"/>
+                        <a:blip r:embed="rId13"/>
                         <a:stretch/>
                       </pic:blipFill>
                       <pic:spPr bwMode="auto">
@@ -13941,15 +13951,23 @@
                 <o:lock v:ext="edit" aspectratio="t"/>
               </v:shapetype>
               <v:shape id="_x0000_i1" o:spid="_x0000_s1" type="#_x0000_t75" style="width:291.83pt;height:198.61pt;mso-wrap-distance-left:0.00pt;mso-wrap-distance-top:0.00pt;mso-wrap-distance-right:0.00pt;mso-wrap-distance-bottom:0.00pt;z-index:1;" stroked="false">
-                <v:imagedata r:id="rId12" o:title=""/>
+                <v:imagedata r:id="rId13" o:title=""/>
                 <o:lock v:ext="edit" rotation="t"/>
               </v:shape>
             </w:pict>
           </mc:Fallback>
         </mc:AlternateContent>
       </w:r>
-      <w:r/>
-      <w:r/>
+      <w:r>
+        <w:rPr>
+          <w:highlight w:val="none"/>
+        </w:rPr>
+      </w:r>
+      <w:r>
+        <w:rPr>
+          <w:highlight w:val="none"/>
+        </w:rPr>
+      </w:r>
     </w:p>
     <w:p>
       <w:pPr>
@@ -13965,7 +13983,6 @@
         </w:rPr>
         <w:t xml:space="preserve">CU-03: Agendar cita de forma autónoma</w:t>
       </w:r>
-      <w:r/>
       <w:r/>
     </w:p>
     <w:p>
@@ -14002,7 +14019,7 @@
                         <pic:nvPr/>
                       </pic:nvPicPr>
                       <pic:blipFill rotWithShape="1">
-                        <a:blip r:embed="rId13"/>
+                        <a:blip r:embed="rId14"/>
                         <a:stretch/>
                       </pic:blipFill>
                       <pic:spPr bwMode="auto">
@@ -14042,7 +14059,7 @@
                 <o:lock v:ext="edit" aspectratio="t"/>
               </v:shapetype>
               <v:shape id="_x0000_i2" o:spid="_x0000_s2" type="#_x0000_t75" style="width:282.50pt;height:130.71pt;mso-wrap-distance-left:0.00pt;mso-wrap-distance-top:0.00pt;mso-wrap-distance-right:0.00pt;mso-wrap-distance-bottom:0.00pt;z-index:1;" stroked="false">
-                <v:imagedata r:id="rId13" o:title=""/>
+                <v:imagedata r:id="rId14" o:title=""/>
                 <o:lock v:ext="edit" rotation="t"/>
               </v:shape>
             </w:pict>
@@ -14054,16 +14071,7 @@
           <w:highlight w:val="none"/>
         </w:rPr>
       </w:r>
-      <w:r>
-        <w:rPr>
-          <w:highlight w:val="none"/>
-        </w:rPr>
-      </w:r>
-      <w:r>
-        <w:rPr>
-          <w:highlight w:val="none"/>
-        </w:rPr>
-      </w:r>
+      <w:r/>
     </w:p>
     <w:p>
       <w:pPr>
@@ -14079,7 +14087,6 @@
         </w:rPr>
         <w:t xml:space="preserve">CU-04: Registrar cita manualmente</w:t>
       </w:r>
-      <w:r/>
       <w:r/>
     </w:p>
     <w:p>
@@ -14123,7 +14130,7 @@
                         <pic:nvPr/>
                       </pic:nvPicPr>
                       <pic:blipFill rotWithShape="1">
-                        <a:blip r:embed="rId14"/>
+                        <a:blip r:embed="rId15"/>
                         <a:stretch/>
                       </pic:blipFill>
                       <pic:spPr bwMode="auto">
@@ -14163,7 +14170,7 @@
                 <o:lock v:ext="edit" aspectratio="t"/>
               </v:shapetype>
               <v:shape id="_x0000_i3" o:spid="_x0000_s3" type="#_x0000_t75" style="width:279.83pt;height:177.65pt;mso-wrap-distance-left:0.00pt;mso-wrap-distance-top:0.00pt;mso-wrap-distance-right:0.00pt;mso-wrap-distance-bottom:0.00pt;z-index:1;" stroked="false">
-                <v:imagedata r:id="rId14" o:title=""/>
+                <v:imagedata r:id="rId15" o:title=""/>
                 <o:lock v:ext="edit" rotation="t"/>
               </v:shape>
             </w:pict>
@@ -14174,18 +14181,16 @@
         <w:rPr>
           <w:b w:val="0"/>
           <w:bCs w:val="0"/>
+          <w:highlight w:val="none"/>
+          <w14:ligatures w14:val="none"/>
         </w:rPr>
       </w:r>
       <w:r>
         <w:rPr>
           <w:b w:val="0"/>
           <w:bCs w:val="0"/>
-        </w:rPr>
-      </w:r>
-      <w:r>
-        <w:rPr>
-          <w:b w:val="0"/>
-          <w:bCs w:val="0"/>
+          <w:highlight w:val="none"/>
+          <w14:ligatures w14:val="none"/>
         </w:rPr>
       </w:r>
     </w:p>
@@ -14203,7 +14208,6 @@
         </w:rPr>
         <w:t xml:space="preserve">CU-05: Enviar recordatorio automático</w:t>
       </w:r>
-      <w:r/>
       <w:r/>
     </w:p>
     <w:p>
@@ -14248,7 +14252,7 @@
                         <pic:nvPr/>
                       </pic:nvPicPr>
                       <pic:blipFill rotWithShape="1">
-                        <a:blip r:embed="rId15"/>
+                        <a:blip r:embed="rId16"/>
                         <a:stretch/>
                       </pic:blipFill>
                       <pic:spPr bwMode="auto">
@@ -14288,7 +14292,7 @@
                 <o:lock v:ext="edit" aspectratio="t"/>
               </v:shapetype>
               <v:shape id="_x0000_i4" o:spid="_x0000_s4" type="#_x0000_t75" style="width:328.89pt;height:153.65pt;mso-wrap-distance-left:0.00pt;mso-wrap-distance-top:0.00pt;mso-wrap-distance-right:0.00pt;mso-wrap-distance-bottom:0.00pt;z-index:1;" stroked="false">
-                <v:imagedata r:id="rId15" o:title=""/>
+                <v:imagedata r:id="rId16" o:title=""/>
                 <o:lock v:ext="edit" rotation="t"/>
               </v:shape>
             </w:pict>
@@ -14300,14 +14304,7 @@
           <w:b w:val="0"/>
           <w:bCs w:val="0"/>
           <w:highlight w:val="none"/>
-        </w:rPr>
-      </w:r>
-      <w:r/>
-      <w:r>
-        <w:rPr>
-          <w:b w:val="0"/>
-          <w:bCs w:val="0"/>
-          <w:highlight w:val="none"/>
+          <w14:ligatures w14:val="none"/>
         </w:rPr>
       </w:r>
       <w:r>
@@ -14315,12 +14312,7 @@
           <w:b w:val="0"/>
           <w:bCs w:val="0"/>
           <w:highlight w:val="none"/>
-        </w:rPr>
-      </w:r>
-      <w:r>
-        <w:rPr>
-          <w:b w:val="0"/>
-          <w:bCs w:val="0"/>
+          <w14:ligatures w14:val="none"/>
         </w:rPr>
       </w:r>
     </w:p>
@@ -14346,12 +14338,14 @@
         <w:rPr>
           <w:b w:val="0"/>
           <w:bCs w:val="0"/>
+          <w14:ligatures w14:val="none"/>
         </w:rPr>
       </w:r>
       <w:r>
         <w:rPr>
           <w:b w:val="0"/>
           <w:bCs w:val="0"/>
+          <w14:ligatures w14:val="none"/>
         </w:rPr>
       </w:r>
     </w:p>
@@ -14377,12 +14371,14 @@
         <w:rPr>
           <w:b w:val="0"/>
           <w:bCs w:val="0"/>
+          <w14:ligatures w14:val="none"/>
         </w:rPr>
       </w:r>
       <w:r>
         <w:rPr>
           <w:b w:val="0"/>
           <w:bCs w:val="0"/>
+          <w14:ligatures w14:val="none"/>
         </w:rPr>
       </w:r>
     </w:p>
@@ -14400,7 +14396,6 @@
         </w:rPr>
         <w:t xml:space="preserve">CU-06: Confirmar, cancelar o reprogramar cita</w:t>
       </w:r>
-      <w:r/>
       <w:r/>
     </w:p>
     <w:p>
@@ -14444,7 +14439,7 @@
                         <pic:nvPr/>
                       </pic:nvPicPr>
                       <pic:blipFill rotWithShape="1">
-                        <a:blip r:embed="rId16"/>
+                        <a:blip r:embed="rId17"/>
                         <a:stretch/>
                       </pic:blipFill>
                       <pic:spPr bwMode="auto">
@@ -14484,7 +14479,7 @@
                 <o:lock v:ext="edit" aspectratio="t"/>
               </v:shapetype>
               <v:shape id="_x0000_i5" o:spid="_x0000_s5" type="#_x0000_t75" style="width:333.08pt;height:162.38pt;mso-wrap-distance-left:0.00pt;mso-wrap-distance-top:0.00pt;mso-wrap-distance-right:0.00pt;mso-wrap-distance-bottom:0.00pt;z-index:1;" stroked="false">
-                <v:imagedata r:id="rId16" o:title=""/>
+                <v:imagedata r:id="rId17" o:title=""/>
                 <o:lock v:ext="edit" rotation="t"/>
               </v:shape>
             </w:pict>
@@ -14495,6 +14490,8 @@
         <w:rPr>
           <w:b w:val="0"/>
           <w:bCs w:val="0"/>
+          <w:highlight w:val="none"/>
+          <w14:ligatures w14:val="none"/>
         </w:rPr>
       </w:r>
       <w:r>
@@ -14502,6 +14499,7 @@
           <w:b w:val="0"/>
           <w:bCs w:val="0"/>
           <w:highlight w:val="none"/>
+          <w14:ligatures w14:val="none"/>
         </w:rPr>
       </w:r>
     </w:p>
@@ -14519,7 +14517,6 @@
         </w:rPr>
         <w:t xml:space="preserve">CU-07: Iniciar sesión y controlar acceso por rol</w:t>
       </w:r>
-      <w:r/>
       <w:r/>
     </w:p>
     <w:p>
@@ -14564,7 +14561,7 @@
                         <pic:nvPr/>
                       </pic:nvPicPr>
                       <pic:blipFill rotWithShape="1">
-                        <a:blip r:embed="rId17"/>
+                        <a:blip r:embed="rId18"/>
                         <a:stretch/>
                       </pic:blipFill>
                       <pic:spPr bwMode="auto">
@@ -14604,7 +14601,7 @@
                 <o:lock v:ext="edit" aspectratio="t"/>
               </v:shapetype>
               <v:shape id="_x0000_i6" o:spid="_x0000_s6" type="#_x0000_t75" style="width:372.83pt;height:146.67pt;mso-wrap-distance-left:0.00pt;mso-wrap-distance-top:0.00pt;mso-wrap-distance-right:0.00pt;mso-wrap-distance-bottom:0.00pt;z-index:1;" stroked="false">
-                <v:imagedata r:id="rId17" o:title=""/>
+                <v:imagedata r:id="rId18" o:title=""/>
                 <o:lock v:ext="edit" rotation="t"/>
               </v:shape>
             </w:pict>
@@ -14616,6 +14613,7 @@
           <w:b w:val="0"/>
           <w:bCs w:val="0"/>
           <w:highlight w:val="none"/>
+          <w14:ligatures w14:val="none"/>
         </w:rPr>
       </w:r>
       <w:r>
@@ -14623,6 +14621,7 @@
           <w:b w:val="0"/>
           <w:bCs w:val="0"/>
           <w:highlight w:val="none"/>
+          <w14:ligatures w14:val="none"/>
         </w:rPr>
       </w:r>
     </w:p>
@@ -14640,7 +14639,6 @@
         </w:rPr>
         <w:t xml:space="preserve">CU-08: Gestionar agendas independientes por profesional</w:t>
       </w:r>
-      <w:r/>
       <w:r/>
     </w:p>
     <w:p>
@@ -14685,7 +14683,7 @@
                         <pic:nvPr/>
                       </pic:nvPicPr>
                       <pic:blipFill rotWithShape="1">
-                        <a:blip r:embed="rId18"/>
+                        <a:blip r:embed="rId19"/>
                         <a:stretch/>
                       </pic:blipFill>
                       <pic:spPr bwMode="auto">
@@ -14725,7 +14723,7 @@
                 <o:lock v:ext="edit" aspectratio="t"/>
               </v:shapetype>
               <v:shape id="_x0000_i7" o:spid="_x0000_s7" type="#_x0000_t75" style="width:372.67pt;height:189.06pt;mso-wrap-distance-left:0.00pt;mso-wrap-distance-top:0.00pt;mso-wrap-distance-right:0.00pt;mso-wrap-distance-bottom:0.00pt;z-index:1;" stroked="false">
-                <v:imagedata r:id="rId18" o:title=""/>
+                <v:imagedata r:id="rId19" o:title=""/>
                 <o:lock v:ext="edit" rotation="t"/>
               </v:shape>
             </w:pict>
@@ -14737,6 +14735,7 @@
           <w:b w:val="0"/>
           <w:bCs w:val="0"/>
           <w:highlight w:val="none"/>
+          <w14:ligatures w14:val="none"/>
         </w:rPr>
       </w:r>
       <w:r>
@@ -14744,12 +14743,7 @@
           <w:b w:val="0"/>
           <w:bCs w:val="0"/>
           <w:highlight w:val="none"/>
-        </w:rPr>
-      </w:r>
-      <w:r>
-        <w:rPr>
-          <w:b w:val="0"/>
-          <w:bCs w:val="0"/>
+          <w14:ligatures w14:val="none"/>
         </w:rPr>
       </w:r>
     </w:p>
@@ -14775,12 +14769,14 @@
         <w:rPr>
           <w:b w:val="0"/>
           <w:bCs w:val="0"/>
+          <w14:ligatures w14:val="none"/>
         </w:rPr>
       </w:r>
       <w:r>
         <w:rPr>
           <w:b w:val="0"/>
           <w:bCs w:val="0"/>
+          <w14:ligatures w14:val="none"/>
         </w:rPr>
       </w:r>
     </w:p>
@@ -14797,14 +14793,6 @@
           <w:bCs/>
         </w:rPr>
         <w:t xml:space="preserve">CU-09: Configurar duración según tipo de procedimiento</w:t>
-      </w:r>
-      <w:r/>
-      <w:r/>
-      <w:r>
-        <w:rPr>
-          <w:b w:val="0"/>
-          <w:bCs w:val="0"/>
-        </w:rPr>
       </w:r>
       <w:r>
         <w:rPr>
@@ -14856,7 +14844,7 @@
                         <pic:nvPr/>
                       </pic:nvPicPr>
                       <pic:blipFill rotWithShape="1">
-                        <a:blip r:embed="rId19"/>
+                        <a:blip r:embed="rId20"/>
                         <a:stretch/>
                       </pic:blipFill>
                       <pic:spPr bwMode="auto">
@@ -14896,7 +14884,7 @@
                 <o:lock v:ext="edit" aspectratio="t"/>
               </v:shapetype>
               <v:shape id="_x0000_i8" o:spid="_x0000_s8" type="#_x0000_t75" style="width:380.33pt;height:159.33pt;mso-wrap-distance-left:0.00pt;mso-wrap-distance-top:0.00pt;mso-wrap-distance-right:0.00pt;mso-wrap-distance-bottom:0.00pt;z-index:1;" stroked="false">
-                <v:imagedata r:id="rId19" o:title=""/>
+                <v:imagedata r:id="rId20" o:title=""/>
                 <o:lock v:ext="edit" rotation="t"/>
               </v:shape>
             </w:pict>
@@ -14908,6 +14896,7 @@
           <w:b w:val="0"/>
           <w:bCs w:val="0"/>
           <w:highlight w:val="none"/>
+          <w14:ligatures w14:val="none"/>
         </w:rPr>
       </w:r>
       <w:r>
@@ -14915,13 +14904,7 @@
           <w:b w:val="0"/>
           <w:bCs w:val="0"/>
           <w:highlight w:val="none"/>
-        </w:rPr>
-      </w:r>
-      <w:r>
-        <w:rPr>
-          <w:b w:val="0"/>
-          <w:bCs w:val="0"/>
-          <w:highlight w:val="none"/>
+          <w14:ligatures w14:val="none"/>
         </w:rPr>
       </w:r>
     </w:p>
@@ -14938,22 +14921,6 @@
           <w:bCs/>
         </w:rPr>
         <w:t xml:space="preserve">CU-10: Generar reportes administrativos</w:t>
-      </w:r>
-      <w:r/>
-      <w:r/>
-      <w:r>
-        <w:rPr>
-          <w:b w:val="0"/>
-          <w:bCs w:val="0"/>
-          <w:highlight w:val="none"/>
-        </w:rPr>
-      </w:r>
-      <w:r>
-        <w:rPr>
-          <w:b w:val="0"/>
-          <w:bCs w:val="0"/>
-          <w:highlight w:val="none"/>
-        </w:rPr>
       </w:r>
       <w:r>
         <w:rPr>
@@ -15006,7 +14973,7 @@
                         <pic:nvPr/>
                       </pic:nvPicPr>
                       <pic:blipFill rotWithShape="1">
-                        <a:blip r:embed="rId20"/>
+                        <a:blip r:embed="rId21"/>
                         <a:stretch/>
                       </pic:blipFill>
                       <pic:spPr bwMode="auto">
@@ -15046,13 +15013,43 @@
                 <o:lock v:ext="edit" aspectratio="t"/>
               </v:shapetype>
               <v:shape id="_x0000_i9" o:spid="_x0000_s9" type="#_x0000_t75" style="width:380.33pt;height:169.38pt;mso-wrap-distance-left:0.00pt;mso-wrap-distance-top:0.00pt;mso-wrap-distance-right:0.00pt;mso-wrap-distance-bottom:0.00pt;z-index:1;" stroked="false">
-                <v:imagedata r:id="rId20" o:title=""/>
+                <v:imagedata r:id="rId21" o:title=""/>
                 <o:lock v:ext="edit" rotation="t"/>
               </v:shape>
             </w:pict>
           </mc:Fallback>
         </mc:AlternateContent>
       </w:r>
+      <w:r>
+        <w:rPr>
+          <w:b w:val="0"/>
+          <w:bCs w:val="0"/>
+          <w:highlight w:val="none"/>
+          <w14:ligatures w14:val="none"/>
+        </w:rPr>
+      </w:r>
+      <w:r>
+        <w:rPr>
+          <w:b w:val="0"/>
+          <w:bCs w:val="0"/>
+          <w:highlight w:val="none"/>
+          <w14:ligatures w14:val="none"/>
+        </w:rPr>
+      </w:r>
+    </w:p>
+    <w:p>
+      <w:pPr>
+        <w:pBdr/>
+        <w:spacing/>
+        <w:ind w:firstLine="0"/>
+        <w:jc w:val="left"/>
+        <w:rPr>
+          <w:b w:val="0"/>
+          <w:bCs w:val="0"/>
+          <w:highlight w:val="none"/>
+          <w14:ligatures w14:val="none"/>
+        </w:rPr>
+      </w:pPr>
       <w:r>
         <w:rPr>
           <w:b w:val="0"/>
@@ -15065,6 +15062,7 @@
           <w:b w:val="0"/>
           <w:bCs w:val="0"/>
           <w:highlight w:val="none"/>
+          <w14:ligatures w14:val="none"/>
         </w:rPr>
       </w:r>
       <w:r>
@@ -15072,6 +15070,7 @@
           <w:b w:val="0"/>
           <w:bCs w:val="0"/>
           <w:highlight w:val="none"/>
+          <w14:ligatures w14:val="none"/>
         </w:rPr>
       </w:r>
     </w:p>
@@ -15100,6 +15099,7 @@
           <w:b w:val="0"/>
           <w:bCs w:val="0"/>
           <w:highlight w:val="none"/>
+          <w14:ligatures w14:val="none"/>
         </w:rPr>
       </w:r>
       <w:r>
@@ -15107,6 +15107,7 @@
           <w:b w:val="0"/>
           <w:bCs w:val="0"/>
           <w:highlight w:val="none"/>
+          <w14:ligatures w14:val="none"/>
         </w:rPr>
       </w:r>
     </w:p>
@@ -15135,6 +15136,7 @@
           <w:b w:val="0"/>
           <w:bCs w:val="0"/>
           <w:highlight w:val="none"/>
+          <w14:ligatures w14:val="none"/>
         </w:rPr>
       </w:r>
       <w:r>
@@ -15142,6 +15144,7 @@
           <w:b w:val="0"/>
           <w:bCs w:val="0"/>
           <w:highlight w:val="none"/>
+          <w14:ligatures w14:val="none"/>
         </w:rPr>
       </w:r>
     </w:p>
@@ -15170,6 +15173,7 @@
           <w:b w:val="0"/>
           <w:bCs w:val="0"/>
           <w:highlight w:val="none"/>
+          <w14:ligatures w14:val="none"/>
         </w:rPr>
       </w:r>
       <w:r>
@@ -15177,6 +15181,7 @@
           <w:b w:val="0"/>
           <w:bCs w:val="0"/>
           <w:highlight w:val="none"/>
+          <w14:ligatures w14:val="none"/>
         </w:rPr>
       </w:r>
     </w:p>
@@ -15205,6 +15210,7 @@
           <w:b w:val="0"/>
           <w:bCs w:val="0"/>
           <w:highlight w:val="none"/>
+          <w14:ligatures w14:val="none"/>
         </w:rPr>
       </w:r>
       <w:r>
@@ -15212,6 +15218,7 @@
           <w:b w:val="0"/>
           <w:bCs w:val="0"/>
           <w:highlight w:val="none"/>
+          <w14:ligatures w14:val="none"/>
         </w:rPr>
       </w:r>
     </w:p>
@@ -15240,6 +15247,7 @@
           <w:b w:val="0"/>
           <w:bCs w:val="0"/>
           <w:highlight w:val="none"/>
+          <w14:ligatures w14:val="none"/>
         </w:rPr>
       </w:r>
       <w:r>
@@ -15247,6 +15255,7 @@
           <w:b w:val="0"/>
           <w:bCs w:val="0"/>
           <w:highlight w:val="none"/>
+          <w14:ligatures w14:val="none"/>
         </w:rPr>
       </w:r>
     </w:p>
@@ -15275,6 +15284,7 @@
           <w:b w:val="0"/>
           <w:bCs w:val="0"/>
           <w:highlight w:val="none"/>
+          <w14:ligatures w14:val="none"/>
         </w:rPr>
       </w:r>
       <w:r>
@@ -15282,6 +15292,7 @@
           <w:b w:val="0"/>
           <w:bCs w:val="0"/>
           <w:highlight w:val="none"/>
+          <w14:ligatures w14:val="none"/>
         </w:rPr>
       </w:r>
     </w:p>
@@ -15310,6 +15321,7 @@
           <w:b w:val="0"/>
           <w:bCs w:val="0"/>
           <w:highlight w:val="none"/>
+          <w14:ligatures w14:val="none"/>
         </w:rPr>
       </w:r>
       <w:r>
@@ -15317,41 +15329,7 @@
           <w:b w:val="0"/>
           <w:bCs w:val="0"/>
           <w:highlight w:val="none"/>
-        </w:rPr>
-      </w:r>
-    </w:p>
-    <w:p>
-      <w:pPr>
-        <w:pBdr/>
-        <w:spacing/>
-        <w:ind w:firstLine="0"/>
-        <w:jc w:val="left"/>
-        <w:rPr>
-          <w:b w:val="0"/>
-          <w:bCs w:val="0"/>
-          <w:highlight w:val="none"/>
           <w14:ligatures w14:val="none"/>
-        </w:rPr>
-      </w:pPr>
-      <w:r>
-        <w:rPr>
-          <w:b w:val="0"/>
-          <w:bCs w:val="0"/>
-          <w:highlight w:val="none"/>
-        </w:rPr>
-      </w:r>
-      <w:r>
-        <w:rPr>
-          <w:b w:val="0"/>
-          <w:bCs w:val="0"/>
-          <w:highlight w:val="none"/>
-        </w:rPr>
-      </w:r>
-      <w:r>
-        <w:rPr>
-          <w:b w:val="0"/>
-          <w:bCs w:val="0"/>
-          <w:highlight w:val="none"/>
         </w:rPr>
       </w:r>
     </w:p>
@@ -15371,7 +15349,6 @@
         <w:rPr>
           <w:b/>
           <w:bCs/>
-          <w:lang w:val="undefined"/>
         </w:rPr>
         <w:t xml:space="preserve">Diagrama caso de uso general</w:t>
       </w:r>
@@ -15379,13 +15356,16 @@
         <w:rPr>
           <w:b/>
           <w:bCs/>
-          <w:lang w:val="undefined" w:bidi="undefined"/>
+          <w:highlight w:val="none"/>
+          <w14:ligatures w14:val="none"/>
         </w:rPr>
       </w:r>
       <w:r>
         <w:rPr>
           <w:b/>
           <w:bCs/>
+          <w:highlight w:val="none"/>
+          <w14:ligatures w14:val="none"/>
         </w:rPr>
       </w:r>
     </w:p>
@@ -15395,8 +15375,7 @@
         <w:spacing/>
         <w:ind w:firstLine="0"/>
         <w:rPr>
-          <w:b/>
-          <w:bCs/>
+          <w:highlight w:val="none"/>
           <w14:ligatures w14:val="none"/>
         </w:rPr>
       </w:pPr>
@@ -15429,7 +15408,7 @@
                         <pic:nvPr/>
                       </pic:nvPicPr>
                       <pic:blipFill rotWithShape="1">
-                        <a:blip r:embed="rId21"/>
+                        <a:blip r:embed="rId22"/>
                         <a:stretch/>
                       </pic:blipFill>
                       <pic:spPr bwMode="auto">
@@ -15469,7 +15448,7 @@
                 <o:lock v:ext="edit" aspectratio="t"/>
               </v:shapetype>
               <v:shape id="_x0000_i10" o:spid="_x0000_s10" type="#_x0000_t75" style="width:268.88pt;height:574.91pt;mso-wrap-distance-left:0.00pt;mso-wrap-distance-top:0.00pt;mso-wrap-distance-right:0.00pt;mso-wrap-distance-bottom:0.00pt;z-index:1;" stroked="false">
-                <v:imagedata r:id="rId21" o:title=""/>
+                <v:imagedata r:id="rId22" o:title=""/>
                 <o:lock v:ext="edit" rotation="t"/>
               </v:shape>
             </w:pict>
@@ -15480,26 +15459,40 @@
         <w:rPr>
           <w:b/>
           <w:bCs/>
+          <w14:ligatures w14:val="none"/>
+        </w:rPr>
+      </w:r>
+    </w:p>
+    <w:p>
+      <w:pPr>
+        <w:pBdr/>
+        <w:spacing/>
+        <w:ind w:firstLine="0"/>
+        <w:rPr>
+          <w:b/>
+          <w:bCs/>
+          <w14:ligatures w14:val="none"/>
+        </w:rPr>
+      </w:pPr>
+      <w:r>
+        <w:rPr>
           <w:highlight w:val="none"/>
         </w:rPr>
       </w:r>
       <w:r>
         <w:rPr>
-          <w:b/>
-          <w:bCs/>
           <w:highlight w:val="none"/>
         </w:rPr>
       </w:r>
       <w:r>
         <w:rPr>
-          <w:b/>
-          <w:bCs/>
           <w:highlight w:val="none"/>
         </w:rPr>
       </w:r>
     </w:p>
     <w:sectPr>
-      <w:footerReference w:type="default" r:id="rId9"/>
+      <w:headerReference w:type="default" r:id="rId9"/>
+      <w:footerReference w:type="default" r:id="rId10"/>
       <w:footnotePr/>
       <w:endnotePr/>
       <w:type w:val="nextPage"/>
@@ -15545,7 +15538,7 @@
   <w:endnote w:id="2">
     <w:p>
       <w:pPr>
-        <w:pStyle w:val="936"/>
+        <w:pStyle w:val="945"/>
         <w:pBdr/>
         <w:spacing/>
         <w:ind w:firstLine="0"/>
@@ -15562,7 +15555,7 @@
 <w:ftr xmlns:wpc="http://schemas.microsoft.com/office/word/2010/wordprocessingCanvas" xmlns:mc="http://schemas.openxmlformats.org/markup-compatibility/2006" xmlns:o="urn:schemas-microsoft-com:office:office" xmlns:r="http://schemas.openxmlformats.org/officeDocument/2006/relationships" xmlns:m="http://schemas.openxmlformats.org/officeDocument/2006/math" xmlns:v="urn:schemas-microsoft-com:vml" xmlns:wp14="http://schemas.microsoft.com/office/word/2010/wordprocessingDrawing" xmlns:wp="http://schemas.openxmlformats.org/drawingml/2006/wordprocessingDrawing" xmlns:w10="urn:schemas-microsoft-com:office:word" xmlns:w="http://schemas.openxmlformats.org/wordprocessingml/2006/main" xmlns:w14="http://schemas.microsoft.com/office/word/2010/wordml" xmlns:w15="http://schemas.microsoft.com/office/word/2012/wordml" xmlns:wpg="http://schemas.microsoft.com/office/word/2010/wordprocessingGroup" xmlns:wpi="http://schemas.microsoft.com/office/word/2010/wordprocessingInk" xmlns:wne="http://schemas.microsoft.com/office/word/2006/wordml" xmlns:a="http://schemas.openxmlformats.org/drawingml/2006/main" xmlns:wps="http://schemas.microsoft.com/office/word/2010/wordprocessingShape" mc:Ignorable="w14 w15 wp14">
   <w:p>
     <w:pPr>
-      <w:pStyle w:val="967"/>
+      <w:pStyle w:val="976"/>
       <w:pBdr/>
       <w:spacing/>
       <w:ind/>
@@ -15605,6 +15598,22 @@
     </w:p>
   </w:footnote>
 </w:footnotes>
+</file>
+
+<file path=word/header1.xml><?xml version="1.0" encoding="utf-8"?>
+<w:hdr xmlns:wpc="http://schemas.microsoft.com/office/word/2010/wordprocessingCanvas" xmlns:mc="http://schemas.openxmlformats.org/markup-compatibility/2006" xmlns:o="urn:schemas-microsoft-com:office:office" xmlns:r="http://schemas.openxmlformats.org/officeDocument/2006/relationships" xmlns:m="http://schemas.openxmlformats.org/officeDocument/2006/math" xmlns:v="urn:schemas-microsoft-com:vml" xmlns:wp14="http://schemas.microsoft.com/office/word/2010/wordprocessingDrawing" xmlns:wp="http://schemas.openxmlformats.org/drawingml/2006/wordprocessingDrawing" xmlns:w10="urn:schemas-microsoft-com:office:word" xmlns:w="http://schemas.openxmlformats.org/wordprocessingml/2006/main" xmlns:w14="http://schemas.microsoft.com/office/word/2010/wordml" xmlns:w15="http://schemas.microsoft.com/office/word/2012/wordml" xmlns:wpg="http://schemas.microsoft.com/office/word/2010/wordprocessingGroup" xmlns:wpi="http://schemas.microsoft.com/office/word/2010/wordprocessingInk" xmlns:wne="http://schemas.microsoft.com/office/word/2006/wordml" xmlns:a="http://schemas.openxmlformats.org/drawingml/2006/main" xmlns:wps="http://schemas.microsoft.com/office/word/2010/wordprocessingShape" mc:Ignorable="w14 w15 wp14">
+  <w:p>
+    <w:pPr>
+      <w:pStyle w:val="974"/>
+      <w:pBdr/>
+      <w:spacing/>
+      <w:ind/>
+      <w:rPr/>
+    </w:pPr>
+    <w:r/>
+    <w:r/>
+  </w:p>
+</w:hdr>
 </file>
 
 <file path=word/numbering.xml><?xml version="1.0" encoding="utf-8"?>
@@ -20230,9 +20239,9 @@
     <w:lsdException w:name="Bibliography" w:uiPriority="37"/>
     <w:lsdException w:name="TOC Heading" w:uiPriority="39" w:qFormat="1"/>
   </w:latentStyles>
-  <w:style w:type="table" w:styleId="781">
+  <w:style w:type="table" w:styleId="790">
     <w:name w:val="Table Grid"/>
-    <w:basedOn w:val="960"/>
+    <w:basedOn w:val="969"/>
     <w:uiPriority w:val="59"/>
     <w:pPr>
       <w:pBdr/>
@@ -20429,9 +20438,9 @@
       </w:tcPr>
     </w:tblStylePr>
   </w:style>
-  <w:style w:type="table" w:styleId="782">
+  <w:style w:type="table" w:styleId="791">
     <w:name w:val="Table Grid Light"/>
-    <w:basedOn w:val="960"/>
+    <w:basedOn w:val="969"/>
     <w:uiPriority w:val="59"/>
     <w:pPr>
       <w:pBdr/>
@@ -20628,9 +20637,9 @@
       </w:tcPr>
     </w:tblStylePr>
   </w:style>
-  <w:style w:type="table" w:styleId="783">
+  <w:style w:type="table" w:styleId="792">
     <w:name w:val="Plain Table 1"/>
-    <w:basedOn w:val="960"/>
+    <w:basedOn w:val="969"/>
     <w:uiPriority w:val="59"/>
     <w:pPr>
       <w:pBdr/>
@@ -20853,9 +20862,9 @@
       </w:tcPr>
     </w:tblStylePr>
   </w:style>
-  <w:style w:type="table" w:styleId="784">
+  <w:style w:type="table" w:styleId="793">
     <w:name w:val="Plain Table 2"/>
-    <w:basedOn w:val="960"/>
+    <w:basedOn w:val="969"/>
     <w:uiPriority w:val="59"/>
     <w:pPr>
       <w:pBdr/>
@@ -21086,9 +21095,9 @@
       </w:tcPr>
     </w:tblStylePr>
   </w:style>
-  <w:style w:type="table" w:styleId="785">
+  <w:style w:type="table" w:styleId="794">
     <w:name w:val="Plain Table 3"/>
-    <w:basedOn w:val="960"/>
+    <w:basedOn w:val="969"/>
     <w:uiPriority w:val="99"/>
     <w:pPr>
       <w:pBdr/>
@@ -21316,9 +21325,9 @@
       </w:tcPr>
     </w:tblStylePr>
   </w:style>
-  <w:style w:type="table" w:styleId="786">
+  <w:style w:type="table" w:styleId="795">
     <w:name w:val="Plain Table 4"/>
-    <w:basedOn w:val="960"/>
+    <w:basedOn w:val="969"/>
     <w:uiPriority w:val="99"/>
     <w:pPr>
       <w:pBdr/>
@@ -21532,9 +21541,9 @@
       </w:tcPr>
     </w:tblStylePr>
   </w:style>
-  <w:style w:type="table" w:styleId="787">
+  <w:style w:type="table" w:styleId="796">
     <w:name w:val="Plain Table 5"/>
-    <w:basedOn w:val="960"/>
+    <w:basedOn w:val="969"/>
     <w:uiPriority w:val="99"/>
     <w:pPr>
       <w:pBdr/>
@@ -21765,9 +21774,9 @@
       </w:tcPr>
     </w:tblStylePr>
   </w:style>
-  <w:style w:type="table" w:styleId="788">
+  <w:style w:type="table" w:styleId="797">
     <w:name w:val="Grid Table 1 Light"/>
-    <w:basedOn w:val="960"/>
+    <w:basedOn w:val="969"/>
     <w:uiPriority w:val="99"/>
     <w:pPr>
       <w:pBdr/>
@@ -21988,9 +21997,9 @@
       </w:tcPr>
     </w:tblStylePr>
   </w:style>
-  <w:style w:type="table" w:styleId="789">
+  <w:style w:type="table" w:styleId="798">
     <w:name w:val="Grid Table 1 Light - Accent 1"/>
-    <w:basedOn w:val="960"/>
+    <w:basedOn w:val="969"/>
     <w:uiPriority w:val="99"/>
     <w:pPr>
       <w:pBdr/>
@@ -22211,9 +22220,9 @@
       </w:tcPr>
     </w:tblStylePr>
   </w:style>
-  <w:style w:type="table" w:styleId="790">
+  <w:style w:type="table" w:styleId="799">
     <w:name w:val="Grid Table 1 Light - Accent 2"/>
-    <w:basedOn w:val="960"/>
+    <w:basedOn w:val="969"/>
     <w:uiPriority w:val="99"/>
     <w:pPr>
       <w:pBdr/>
@@ -22434,9 +22443,9 @@
       </w:tcPr>
     </w:tblStylePr>
   </w:style>
-  <w:style w:type="table" w:styleId="791">
+  <w:style w:type="table" w:styleId="800">
     <w:name w:val="Grid Table 1 Light - Accent 3"/>
-    <w:basedOn w:val="960"/>
+    <w:basedOn w:val="969"/>
     <w:uiPriority w:val="99"/>
     <w:pPr>
       <w:pBdr/>
@@ -22657,9 +22666,9 @@
       </w:tcPr>
     </w:tblStylePr>
   </w:style>
-  <w:style w:type="table" w:styleId="792">
+  <w:style w:type="table" w:styleId="801">
     <w:name w:val="Grid Table 1 Light - Accent 4"/>
-    <w:basedOn w:val="960"/>
+    <w:basedOn w:val="969"/>
     <w:uiPriority w:val="99"/>
     <w:pPr>
       <w:pBdr/>
@@ -22880,9 +22889,9 @@
       </w:tcPr>
     </w:tblStylePr>
   </w:style>
-  <w:style w:type="table" w:styleId="793">
+  <w:style w:type="table" w:styleId="802">
     <w:name w:val="Grid Table 1 Light - Accent 5"/>
-    <w:basedOn w:val="960"/>
+    <w:basedOn w:val="969"/>
     <w:uiPriority w:val="99"/>
     <w:pPr>
       <w:pBdr/>
@@ -23103,9 +23112,9 @@
       </w:tcPr>
     </w:tblStylePr>
   </w:style>
-  <w:style w:type="table" w:styleId="794">
+  <w:style w:type="table" w:styleId="803">
     <w:name w:val="Grid Table 1 Light - Accent 6"/>
-    <w:basedOn w:val="960"/>
+    <w:basedOn w:val="969"/>
     <w:uiPriority w:val="99"/>
     <w:pPr>
       <w:pBdr/>
@@ -23326,9 +23335,9 @@
       </w:tcPr>
     </w:tblStylePr>
   </w:style>
-  <w:style w:type="table" w:styleId="795">
+  <w:style w:type="table" w:styleId="804">
     <w:name w:val="Grid Table 2"/>
-    <w:basedOn w:val="960"/>
+    <w:basedOn w:val="969"/>
     <w:uiPriority w:val="99"/>
     <w:pPr>
       <w:pBdr/>
@@ -23558,9 +23567,9 @@
       </w:tcPr>
     </w:tblStylePr>
   </w:style>
-  <w:style w:type="table" w:styleId="796">
+  <w:style w:type="table" w:styleId="805">
     <w:name w:val="Grid Table 2 - Accent 1"/>
-    <w:basedOn w:val="960"/>
+    <w:basedOn w:val="969"/>
     <w:uiPriority w:val="99"/>
     <w:pPr>
       <w:pBdr/>
@@ -23790,9 +23799,9 @@
       </w:tcPr>
     </w:tblStylePr>
   </w:style>
-  <w:style w:type="table" w:styleId="797">
+  <w:style w:type="table" w:styleId="806">
     <w:name w:val="Grid Table 2 - Accent 2"/>
-    <w:basedOn w:val="960"/>
+    <w:basedOn w:val="969"/>
     <w:uiPriority w:val="99"/>
     <w:pPr>
       <w:pBdr/>
@@ -24022,9 +24031,9 @@
       </w:tcPr>
     </w:tblStylePr>
   </w:style>
-  <w:style w:type="table" w:styleId="798">
+  <w:style w:type="table" w:styleId="807">
     <w:name w:val="Grid Table 2 - Accent 3"/>
-    <w:basedOn w:val="960"/>
+    <w:basedOn w:val="969"/>
     <w:uiPriority w:val="99"/>
     <w:pPr>
       <w:pBdr/>
@@ -24254,9 +24263,9 @@
       </w:tcPr>
     </w:tblStylePr>
   </w:style>
-  <w:style w:type="table" w:styleId="799">
+  <w:style w:type="table" w:styleId="808">
     <w:name w:val="Grid Table 2 - Accent 4"/>
-    <w:basedOn w:val="960"/>
+    <w:basedOn w:val="969"/>
     <w:uiPriority w:val="99"/>
     <w:pPr>
       <w:pBdr/>
@@ -24486,9 +24495,9 @@
       </w:tcPr>
     </w:tblStylePr>
   </w:style>
-  <w:style w:type="table" w:styleId="800">
+  <w:style w:type="table" w:styleId="809">
     <w:name w:val="Grid Table 2 - Accent 5"/>
-    <w:basedOn w:val="960"/>
+    <w:basedOn w:val="969"/>
     <w:uiPriority w:val="99"/>
     <w:pPr>
       <w:pBdr/>
@@ -24718,9 +24727,9 @@
       </w:tcPr>
     </w:tblStylePr>
   </w:style>
-  <w:style w:type="table" w:styleId="801">
+  <w:style w:type="table" w:styleId="810">
     <w:name w:val="Grid Table 2 - Accent 6"/>
-    <w:basedOn w:val="960"/>
+    <w:basedOn w:val="969"/>
     <w:uiPriority w:val="99"/>
     <w:pPr>
       <w:pBdr/>
@@ -24950,9 +24959,9 @@
       </w:tcPr>
     </w:tblStylePr>
   </w:style>
-  <w:style w:type="table" w:styleId="802">
+  <w:style w:type="table" w:styleId="811">
     <w:name w:val="Grid Table 3"/>
-    <w:basedOn w:val="960"/>
+    <w:basedOn w:val="969"/>
     <w:uiPriority w:val="99"/>
     <w:pPr>
       <w:pBdr/>
@@ -25195,9 +25204,9 @@
       </w:tcPr>
     </w:tblStylePr>
   </w:style>
-  <w:style w:type="table" w:styleId="803">
+  <w:style w:type="table" w:styleId="812">
     <w:name w:val="Grid Table 3 - Accent 1"/>
-    <w:basedOn w:val="960"/>
+    <w:basedOn w:val="969"/>
     <w:uiPriority w:val="99"/>
     <w:pPr>
       <w:pBdr/>
@@ -25440,9 +25449,9 @@
       </w:tcPr>
     </w:tblStylePr>
   </w:style>
-  <w:style w:type="table" w:styleId="804">
+  <w:style w:type="table" w:styleId="813">
     <w:name w:val="Grid Table 3 - Accent 2"/>
-    <w:basedOn w:val="960"/>
+    <w:basedOn w:val="969"/>
     <w:uiPriority w:val="99"/>
     <w:pPr>
       <w:pBdr/>
@@ -25685,9 +25694,9 @@
       </w:tcPr>
     </w:tblStylePr>
   </w:style>
-  <w:style w:type="table" w:styleId="805">
+  <w:style w:type="table" w:styleId="814">
     <w:name w:val="Grid Table 3 - Accent 3"/>
-    <w:basedOn w:val="960"/>
+    <w:basedOn w:val="969"/>
     <w:uiPriority w:val="99"/>
     <w:pPr>
       <w:pBdr/>
@@ -25930,9 +25939,9 @@
       </w:tcPr>
     </w:tblStylePr>
   </w:style>
-  <w:style w:type="table" w:styleId="806">
+  <w:style w:type="table" w:styleId="815">
     <w:name w:val="Grid Table 3 - Accent 4"/>
-    <w:basedOn w:val="960"/>
+    <w:basedOn w:val="969"/>
     <w:uiPriority w:val="99"/>
     <w:pPr>
       <w:pBdr/>
@@ -26175,9 +26184,9 @@
       </w:tcPr>
     </w:tblStylePr>
   </w:style>
-  <w:style w:type="table" w:styleId="807">
+  <w:style w:type="table" w:styleId="816">
     <w:name w:val="Grid Table 3 - Accent 5"/>
-    <w:basedOn w:val="960"/>
+    <w:basedOn w:val="969"/>
     <w:uiPriority w:val="99"/>
     <w:pPr>
       <w:pBdr/>
@@ -26420,9 +26429,9 @@
       </w:tcPr>
     </w:tblStylePr>
   </w:style>
-  <w:style w:type="table" w:styleId="808">
+  <w:style w:type="table" w:styleId="817">
     <w:name w:val="Grid Table 3 - Accent 6"/>
-    <w:basedOn w:val="960"/>
+    <w:basedOn w:val="969"/>
     <w:uiPriority w:val="99"/>
     <w:pPr>
       <w:pBdr/>
@@ -26665,9 +26674,9 @@
       </w:tcPr>
     </w:tblStylePr>
   </w:style>
-  <w:style w:type="table" w:styleId="809">
+  <w:style w:type="table" w:styleId="818">
     <w:name w:val="Grid Table 4"/>
-    <w:basedOn w:val="960"/>
+    <w:basedOn w:val="969"/>
     <w:uiPriority w:val="59"/>
     <w:pPr>
       <w:pBdr/>
@@ -26898,9 +26907,9 @@
       </w:tcPr>
     </w:tblStylePr>
   </w:style>
-  <w:style w:type="table" w:styleId="810">
+  <w:style w:type="table" w:styleId="819">
     <w:name w:val="Grid Table 4 - Accent 1"/>
-    <w:basedOn w:val="960"/>
+    <w:basedOn w:val="969"/>
     <w:uiPriority w:val="59"/>
     <w:pPr>
       <w:pBdr/>
@@ -27131,9 +27140,9 @@
       </w:tcPr>
     </w:tblStylePr>
   </w:style>
-  <w:style w:type="table" w:styleId="811">
+  <w:style w:type="table" w:styleId="820">
     <w:name w:val="Grid Table 4 - Accent 2"/>
-    <w:basedOn w:val="960"/>
+    <w:basedOn w:val="969"/>
     <w:uiPriority w:val="59"/>
     <w:pPr>
       <w:pBdr/>
@@ -27364,9 +27373,9 @@
       </w:tcPr>
     </w:tblStylePr>
   </w:style>
-  <w:style w:type="table" w:styleId="812">
+  <w:style w:type="table" w:styleId="821">
     <w:name w:val="Grid Table 4 - Accent 3"/>
-    <w:basedOn w:val="960"/>
+    <w:basedOn w:val="969"/>
     <w:uiPriority w:val="59"/>
     <w:pPr>
       <w:pBdr/>
@@ -27597,9 +27606,9 @@
       </w:tcPr>
     </w:tblStylePr>
   </w:style>
-  <w:style w:type="table" w:styleId="813">
+  <w:style w:type="table" w:styleId="822">
     <w:name w:val="Grid Table 4 - Accent 4"/>
-    <w:basedOn w:val="960"/>
+    <w:basedOn w:val="969"/>
     <w:uiPriority w:val="59"/>
     <w:pPr>
       <w:pBdr/>
@@ -27830,9 +27839,9 @@
       </w:tcPr>
     </w:tblStylePr>
   </w:style>
-  <w:style w:type="table" w:styleId="814">
+  <w:style w:type="table" w:styleId="823">
     <w:name w:val="Grid Table 4 - Accent 5"/>
-    <w:basedOn w:val="960"/>
+    <w:basedOn w:val="969"/>
     <w:uiPriority w:val="59"/>
     <w:pPr>
       <w:pBdr/>
@@ -28063,9 +28072,9 @@
       </w:tcPr>
     </w:tblStylePr>
   </w:style>
-  <w:style w:type="table" w:styleId="815">
+  <w:style w:type="table" w:styleId="824">
     <w:name w:val="Grid Table 4 - Accent 6"/>
-    <w:basedOn w:val="960"/>
+    <w:basedOn w:val="969"/>
     <w:uiPriority w:val="59"/>
     <w:pPr>
       <w:pBdr/>
@@ -28296,9 +28305,9 @@
       </w:tcPr>
     </w:tblStylePr>
   </w:style>
-  <w:style w:type="table" w:styleId="816">
+  <w:style w:type="table" w:styleId="825">
     <w:name w:val="Grid Table 5 Dark"/>
-    <w:basedOn w:val="960"/>
+    <w:basedOn w:val="969"/>
     <w:uiPriority w:val="99"/>
     <w:pPr>
       <w:pBdr/>
@@ -28524,9 +28533,9 @@
       </w:tcPr>
     </w:tblStylePr>
   </w:style>
-  <w:style w:type="table" w:styleId="817">
+  <w:style w:type="table" w:styleId="826">
     <w:name w:val="Grid Table 5 Dark- Accent 1"/>
-    <w:basedOn w:val="960"/>
+    <w:basedOn w:val="969"/>
     <w:uiPriority w:val="99"/>
     <w:pPr>
       <w:pBdr/>
@@ -28752,9 +28761,9 @@
       </w:tcPr>
     </w:tblStylePr>
   </w:style>
-  <w:style w:type="table" w:styleId="818">
+  <w:style w:type="table" w:styleId="827">
     <w:name w:val="Grid Table 5 Dark - Accent 2"/>
-    <w:basedOn w:val="960"/>
+    <w:basedOn w:val="969"/>
     <w:uiPriority w:val="99"/>
     <w:pPr>
       <w:pBdr/>
@@ -28980,9 +28989,9 @@
       </w:tcPr>
     </w:tblStylePr>
   </w:style>
-  <w:style w:type="table" w:styleId="819">
+  <w:style w:type="table" w:styleId="828">
     <w:name w:val="Grid Table 5 Dark - Accent 3"/>
-    <w:basedOn w:val="960"/>
+    <w:basedOn w:val="969"/>
     <w:uiPriority w:val="99"/>
     <w:pPr>
       <w:pBdr/>
@@ -29208,9 +29217,9 @@
       </w:tcPr>
     </w:tblStylePr>
   </w:style>
-  <w:style w:type="table" w:styleId="820">
+  <w:style w:type="table" w:styleId="829">
     <w:name w:val="Grid Table 5 Dark- Accent 4"/>
-    <w:basedOn w:val="960"/>
+    <w:basedOn w:val="969"/>
     <w:uiPriority w:val="99"/>
     <w:pPr>
       <w:pBdr/>
@@ -29436,9 +29445,9 @@
       </w:tcPr>
     </w:tblStylePr>
   </w:style>
-  <w:style w:type="table" w:styleId="821">
+  <w:style w:type="table" w:styleId="830">
     <w:name w:val="Grid Table 5 Dark - Accent 5"/>
-    <w:basedOn w:val="960"/>
+    <w:basedOn w:val="969"/>
     <w:uiPriority w:val="99"/>
     <w:pPr>
       <w:pBdr/>
@@ -29664,9 +29673,9 @@
       </w:tcPr>
     </w:tblStylePr>
   </w:style>
-  <w:style w:type="table" w:styleId="822">
+  <w:style w:type="table" w:styleId="831">
     <w:name w:val="Grid Table 5 Dark - Accent 6"/>
-    <w:basedOn w:val="960"/>
+    <w:basedOn w:val="969"/>
     <w:uiPriority w:val="99"/>
     <w:pPr>
       <w:pBdr/>
@@ -29892,9 +29901,9 @@
       </w:tcPr>
     </w:tblStylePr>
   </w:style>
-  <w:style w:type="table" w:styleId="823">
+  <w:style w:type="table" w:styleId="832">
     <w:name w:val="Grid Table 6 Colorful"/>
-    <w:basedOn w:val="960"/>
+    <w:basedOn w:val="969"/>
     <w:uiPriority w:val="99"/>
     <w:pPr>
       <w:pBdr/>
@@ -30122,9 +30131,9 @@
       </w:tcPr>
     </w:tblStylePr>
   </w:style>
-  <w:style w:type="table" w:styleId="824">
+  <w:style w:type="table" w:styleId="833">
     <w:name w:val="Grid Table 6 Colorful - Accent 1"/>
-    <w:basedOn w:val="960"/>
+    <w:basedOn w:val="969"/>
     <w:uiPriority w:val="99"/>
     <w:pPr>
       <w:pBdr/>
@@ -30352,9 +30361,9 @@
       </w:tcPr>
     </w:tblStylePr>
   </w:style>
-  <w:style w:type="table" w:styleId="825">
+  <w:style w:type="table" w:styleId="834">
     <w:name w:val="Grid Table 6 Colorful - Accent 2"/>
-    <w:basedOn w:val="960"/>
+    <w:basedOn w:val="969"/>
     <w:uiPriority w:val="99"/>
     <w:pPr>
       <w:pBdr/>
@@ -30582,9 +30591,9 @@
       </w:tcPr>
     </w:tblStylePr>
   </w:style>
-  <w:style w:type="table" w:styleId="826">
+  <w:style w:type="table" w:styleId="835">
     <w:name w:val="Grid Table 6 Colorful - Accent 3"/>
-    <w:basedOn w:val="960"/>
+    <w:basedOn w:val="969"/>
     <w:uiPriority w:val="99"/>
     <w:pPr>
       <w:pBdr/>
@@ -30812,9 +30821,9 @@
       </w:tcPr>
     </w:tblStylePr>
   </w:style>
-  <w:style w:type="table" w:styleId="827">
+  <w:style w:type="table" w:styleId="836">
     <w:name w:val="Grid Table 6 Colorful - Accent 4"/>
-    <w:basedOn w:val="960"/>
+    <w:basedOn w:val="969"/>
     <w:uiPriority w:val="99"/>
     <w:pPr>
       <w:pBdr/>
@@ -31042,9 +31051,9 @@
       </w:tcPr>
     </w:tblStylePr>
   </w:style>
-  <w:style w:type="table" w:styleId="828">
+  <w:style w:type="table" w:styleId="837">
     <w:name w:val="Grid Table 6 Colorful - Accent 5"/>
-    <w:basedOn w:val="960"/>
+    <w:basedOn w:val="969"/>
     <w:uiPriority w:val="99"/>
     <w:pPr>
       <w:pBdr/>
@@ -31272,9 +31281,9 @@
       </w:tcPr>
     </w:tblStylePr>
   </w:style>
-  <w:style w:type="table" w:styleId="829">
+  <w:style w:type="table" w:styleId="838">
     <w:name w:val="Grid Table 6 Colorful - Accent 6"/>
-    <w:basedOn w:val="960"/>
+    <w:basedOn w:val="969"/>
     <w:uiPriority w:val="99"/>
     <w:pPr>
       <w:pBdr/>
@@ -31502,9 +31511,9 @@
       </w:tcPr>
     </w:tblStylePr>
   </w:style>
-  <w:style w:type="table" w:styleId="830">
+  <w:style w:type="table" w:styleId="839">
     <w:name w:val="Grid Table 7 Colorful"/>
-    <w:basedOn w:val="960"/>
+    <w:basedOn w:val="969"/>
     <w:uiPriority w:val="99"/>
     <w:pPr>
       <w:pBdr/>
@@ -31756,9 +31765,9 @@
       </w:tcPr>
     </w:tblStylePr>
   </w:style>
-  <w:style w:type="table" w:styleId="831">
+  <w:style w:type="table" w:styleId="840">
     <w:name w:val="Grid Table 7 Colorful - Accent 1"/>
-    <w:basedOn w:val="960"/>
+    <w:basedOn w:val="969"/>
     <w:uiPriority w:val="99"/>
     <w:pPr>
       <w:pBdr/>
@@ -32010,9 +32019,9 @@
       </w:tcPr>
     </w:tblStylePr>
   </w:style>
-  <w:style w:type="table" w:styleId="832">
+  <w:style w:type="table" w:styleId="841">
     <w:name w:val="Grid Table 7 Colorful - Accent 2"/>
-    <w:basedOn w:val="960"/>
+    <w:basedOn w:val="969"/>
     <w:uiPriority w:val="99"/>
     <w:pPr>
       <w:pBdr/>
@@ -32264,9 +32273,9 @@
       </w:tcPr>
     </w:tblStylePr>
   </w:style>
-  <w:style w:type="table" w:styleId="833">
+  <w:style w:type="table" w:styleId="842">
     <w:name w:val="Grid Table 7 Colorful - Accent 3"/>
-    <w:basedOn w:val="960"/>
+    <w:basedOn w:val="969"/>
     <w:uiPriority w:val="99"/>
     <w:pPr>
       <w:pBdr/>
@@ -32518,9 +32527,9 @@
       </w:tcPr>
     </w:tblStylePr>
   </w:style>
-  <w:style w:type="table" w:styleId="834">
+  <w:style w:type="table" w:styleId="843">
     <w:name w:val="Grid Table 7 Colorful - Accent 4"/>
-    <w:basedOn w:val="960"/>
+    <w:basedOn w:val="969"/>
     <w:uiPriority w:val="99"/>
     <w:pPr>
       <w:pBdr/>
@@ -32772,9 +32781,9 @@
       </w:tcPr>
     </w:tblStylePr>
   </w:style>
-  <w:style w:type="table" w:styleId="835">
+  <w:style w:type="table" w:styleId="844">
     <w:name w:val="Grid Table 7 Colorful - Accent 5"/>
-    <w:basedOn w:val="960"/>
+    <w:basedOn w:val="969"/>
     <w:uiPriority w:val="99"/>
     <w:pPr>
       <w:pBdr/>
@@ -33026,9 +33035,9 @@
       </w:tcPr>
     </w:tblStylePr>
   </w:style>
-  <w:style w:type="table" w:styleId="836">
+  <w:style w:type="table" w:styleId="845">
     <w:name w:val="Grid Table 7 Colorful - Accent 6"/>
-    <w:basedOn w:val="960"/>
+    <w:basedOn w:val="969"/>
     <w:uiPriority w:val="99"/>
     <w:pPr>
       <w:pBdr/>
@@ -33280,9 +33289,9 @@
       </w:tcPr>
     </w:tblStylePr>
   </w:style>
-  <w:style w:type="table" w:styleId="837">
+  <w:style w:type="table" w:styleId="846">
     <w:name w:val="List Table 1 Light"/>
-    <w:basedOn w:val="960"/>
+    <w:basedOn w:val="969"/>
     <w:uiPriority w:val="99"/>
     <w:pPr>
       <w:pBdr/>
@@ -33496,9 +33505,9 @@
       </w:tcPr>
     </w:tblStylePr>
   </w:style>
-  <w:style w:type="table" w:styleId="838">
+  <w:style w:type="table" w:styleId="847">
     <w:name w:val="List Table 1 Light - Accent 1"/>
-    <w:basedOn w:val="960"/>
+    <w:basedOn w:val="969"/>
     <w:uiPriority w:val="99"/>
     <w:pPr>
       <w:pBdr/>
@@ -33712,9 +33721,9 @@
       </w:tcPr>
     </w:tblStylePr>
   </w:style>
-  <w:style w:type="table" w:styleId="839">
+  <w:style w:type="table" w:styleId="848">
     <w:name w:val="List Table 1 Light - Accent 2"/>
-    <w:basedOn w:val="960"/>
+    <w:basedOn w:val="969"/>
     <w:uiPriority w:val="99"/>
     <w:pPr>
       <w:pBdr/>
@@ -33928,9 +33937,9 @@
       </w:tcPr>
     </w:tblStylePr>
   </w:style>
-  <w:style w:type="table" w:styleId="840">
+  <w:style w:type="table" w:styleId="849">
     <w:name w:val="List Table 1 Light - Accent 3"/>
-    <w:basedOn w:val="960"/>
+    <w:basedOn w:val="969"/>
     <w:uiPriority w:val="99"/>
     <w:pPr>
       <w:pBdr/>
@@ -34144,9 +34153,9 @@
       </w:tcPr>
     </w:tblStylePr>
   </w:style>
-  <w:style w:type="table" w:styleId="841">
+  <w:style w:type="table" w:styleId="850">
     <w:name w:val="List Table 1 Light - Accent 4"/>
-    <w:basedOn w:val="960"/>
+    <w:basedOn w:val="969"/>
     <w:uiPriority w:val="99"/>
     <w:pPr>
       <w:pBdr/>
@@ -34360,9 +34369,9 @@
       </w:tcPr>
     </w:tblStylePr>
   </w:style>
-  <w:style w:type="table" w:styleId="842">
+  <w:style w:type="table" w:styleId="851">
     <w:name w:val="List Table 1 Light - Accent 5"/>
-    <w:basedOn w:val="960"/>
+    <w:basedOn w:val="969"/>
     <w:uiPriority w:val="99"/>
     <w:pPr>
       <w:pBdr/>
@@ -34576,9 +34585,9 @@
       </w:tcPr>
     </w:tblStylePr>
   </w:style>
-  <w:style w:type="table" w:styleId="843">
+  <w:style w:type="table" w:styleId="852">
     <w:name w:val="List Table 1 Light - Accent 6"/>
-    <w:basedOn w:val="960"/>
+    <w:basedOn w:val="969"/>
     <w:uiPriority w:val="99"/>
     <w:pPr>
       <w:pBdr/>
@@ -34792,9 +34801,9 @@
       </w:tcPr>
     </w:tblStylePr>
   </w:style>
-  <w:style w:type="table" w:styleId="844">
+  <w:style w:type="table" w:styleId="853">
     <w:name w:val="List Table 2"/>
-    <w:basedOn w:val="960"/>
+    <w:basedOn w:val="969"/>
     <w:uiPriority w:val="99"/>
     <w:pPr>
       <w:pBdr/>
@@ -35030,9 +35039,9 @@
       </w:tcPr>
     </w:tblStylePr>
   </w:style>
-  <w:style w:type="table" w:styleId="845">
+  <w:style w:type="table" w:styleId="854">
     <w:name w:val="List Table 2 - Accent 1"/>
-    <w:basedOn w:val="960"/>
+    <w:basedOn w:val="969"/>
     <w:uiPriority w:val="99"/>
     <w:pPr>
       <w:pBdr/>
@@ -35268,9 +35277,9 @@
       </w:tcPr>
     </w:tblStylePr>
   </w:style>
-  <w:style w:type="table" w:styleId="846">
+  <w:style w:type="table" w:styleId="855">
     <w:name w:val="List Table 2 - Accent 2"/>
-    <w:basedOn w:val="960"/>
+    <w:basedOn w:val="969"/>
     <w:uiPriority w:val="99"/>
     <w:pPr>
       <w:pBdr/>
@@ -35506,9 +35515,9 @@
       </w:tcPr>
     </w:tblStylePr>
   </w:style>
-  <w:style w:type="table" w:styleId="847">
+  <w:style w:type="table" w:styleId="856">
     <w:name w:val="List Table 2 - Accent 3"/>
-    <w:basedOn w:val="960"/>
+    <w:basedOn w:val="969"/>
     <w:uiPriority w:val="99"/>
     <w:pPr>
       <w:pBdr/>
@@ -35744,9 +35753,9 @@
       </w:tcPr>
     </w:tblStylePr>
   </w:style>
-  <w:style w:type="table" w:styleId="848">
+  <w:style w:type="table" w:styleId="857">
     <w:name w:val="List Table 2 - Accent 4"/>
-    <w:basedOn w:val="960"/>
+    <w:basedOn w:val="969"/>
     <w:uiPriority w:val="99"/>
     <w:pPr>
       <w:pBdr/>
@@ -35982,9 +35991,9 @@
       </w:tcPr>
     </w:tblStylePr>
   </w:style>
-  <w:style w:type="table" w:styleId="849">
+  <w:style w:type="table" w:styleId="858">
     <w:name w:val="List Table 2 - Accent 5"/>
-    <w:basedOn w:val="960"/>
+    <w:basedOn w:val="969"/>
     <w:uiPriority w:val="99"/>
     <w:pPr>
       <w:pBdr/>
@@ -36220,9 +36229,9 @@
       </w:tcPr>
     </w:tblStylePr>
   </w:style>
-  <w:style w:type="table" w:styleId="850">
+  <w:style w:type="table" w:styleId="859">
     <w:name w:val="List Table 2 - Accent 6"/>
-    <w:basedOn w:val="960"/>
+    <w:basedOn w:val="969"/>
     <w:uiPriority w:val="99"/>
     <w:pPr>
       <w:pBdr/>
@@ -36458,9 +36467,9 @@
       </w:tcPr>
     </w:tblStylePr>
   </w:style>
-  <w:style w:type="table" w:styleId="851">
+  <w:style w:type="table" w:styleId="860">
     <w:name w:val="List Table 3"/>
-    <w:basedOn w:val="960"/>
+    <w:basedOn w:val="969"/>
     <w:uiPriority w:val="99"/>
     <w:pPr>
       <w:pBdr/>
@@ -36686,9 +36695,9 @@
       </w:tcPr>
     </w:tblStylePr>
   </w:style>
-  <w:style w:type="table" w:styleId="852">
+  <w:style w:type="table" w:styleId="861">
     <w:name w:val="List Table 3 - Accent 1"/>
-    <w:basedOn w:val="960"/>
+    <w:basedOn w:val="969"/>
     <w:uiPriority w:val="99"/>
     <w:pPr>
       <w:pBdr/>
@@ -36914,9 +36923,9 @@
       </w:tcPr>
     </w:tblStylePr>
   </w:style>
-  <w:style w:type="table" w:styleId="853">
+  <w:style w:type="table" w:styleId="862">
     <w:name w:val="List Table 3 - Accent 2"/>
-    <w:basedOn w:val="960"/>
+    <w:basedOn w:val="969"/>
     <w:uiPriority w:val="99"/>
     <w:pPr>
       <w:pBdr/>
@@ -37142,9 +37151,9 @@
       </w:tcPr>
     </w:tblStylePr>
   </w:style>
-  <w:style w:type="table" w:styleId="854">
+  <w:style w:type="table" w:styleId="863">
     <w:name w:val="List Table 3 - Accent 3"/>
-    <w:basedOn w:val="960"/>
+    <w:basedOn w:val="969"/>
     <w:uiPriority w:val="99"/>
     <w:pPr>
       <w:pBdr/>
@@ -37370,9 +37379,9 @@
       </w:tcPr>
     </w:tblStylePr>
   </w:style>
-  <w:style w:type="table" w:styleId="855">
+  <w:style w:type="table" w:styleId="864">
     <w:name w:val="List Table 3 - Accent 4"/>
-    <w:basedOn w:val="960"/>
+    <w:basedOn w:val="969"/>
     <w:uiPriority w:val="99"/>
     <w:pPr>
       <w:pBdr/>
@@ -37598,9 +37607,9 @@
       </w:tcPr>
     </w:tblStylePr>
   </w:style>
-  <w:style w:type="table" w:styleId="856">
+  <w:style w:type="table" w:styleId="865">
     <w:name w:val="List Table 3 - Accent 5"/>
-    <w:basedOn w:val="960"/>
+    <w:basedOn w:val="969"/>
     <w:uiPriority w:val="99"/>
     <w:pPr>
       <w:pBdr/>
@@ -37826,9 +37835,9 @@
       </w:tcPr>
     </w:tblStylePr>
   </w:style>
-  <w:style w:type="table" w:styleId="857">
+  <w:style w:type="table" w:styleId="866">
     <w:name w:val="List Table 3 - Accent 6"/>
-    <w:basedOn w:val="960"/>
+    <w:basedOn w:val="969"/>
     <w:uiPriority w:val="99"/>
     <w:pPr>
       <w:pBdr/>
@@ -38054,9 +38063,9 @@
       </w:tcPr>
     </w:tblStylePr>
   </w:style>
-  <w:style w:type="table" w:styleId="858">
+  <w:style w:type="table" w:styleId="867">
     <w:name w:val="List Table 4"/>
-    <w:basedOn w:val="960"/>
+    <w:basedOn w:val="969"/>
     <w:uiPriority w:val="99"/>
     <w:pPr>
       <w:pBdr/>
@@ -38279,9 +38288,9 @@
       </w:tcPr>
     </w:tblStylePr>
   </w:style>
-  <w:style w:type="table" w:styleId="859">
+  <w:style w:type="table" w:styleId="868">
     <w:name w:val="List Table 4 - Accent 1"/>
-    <w:basedOn w:val="960"/>
+    <w:basedOn w:val="969"/>
     <w:uiPriority w:val="99"/>
     <w:pPr>
       <w:pBdr/>
@@ -38504,9 +38513,9 @@
       </w:tcPr>
     </w:tblStylePr>
   </w:style>
-  <w:style w:type="table" w:styleId="860">
+  <w:style w:type="table" w:styleId="869">
     <w:name w:val="List Table 4 - Accent 2"/>
-    <w:basedOn w:val="960"/>
+    <w:basedOn w:val="969"/>
     <w:uiPriority w:val="99"/>
     <w:pPr>
       <w:pBdr/>
@@ -38729,9 +38738,9 @@
       </w:tcPr>
     </w:tblStylePr>
   </w:style>
-  <w:style w:type="table" w:styleId="861">
+  <w:style w:type="table" w:styleId="870">
     <w:name w:val="List Table 4 - Accent 3"/>
-    <w:basedOn w:val="960"/>
+    <w:basedOn w:val="969"/>
     <w:uiPriority w:val="99"/>
     <w:pPr>
       <w:pBdr/>
@@ -38954,9 +38963,9 @@
       </w:tcPr>
     </w:tblStylePr>
   </w:style>
-  <w:style w:type="table" w:styleId="862">
+  <w:style w:type="table" w:styleId="871">
     <w:name w:val="List Table 4 - Accent 4"/>
-    <w:basedOn w:val="960"/>
+    <w:basedOn w:val="969"/>
     <w:uiPriority w:val="99"/>
     <w:pPr>
       <w:pBdr/>
@@ -39179,9 +39188,9 @@
       </w:tcPr>
     </w:tblStylePr>
   </w:style>
-  <w:style w:type="table" w:styleId="863">
+  <w:style w:type="table" w:styleId="872">
     <w:name w:val="List Table 4 - Accent 5"/>
-    <w:basedOn w:val="960"/>
+    <w:basedOn w:val="969"/>
     <w:uiPriority w:val="99"/>
     <w:pPr>
       <w:pBdr/>
@@ -39404,9 +39413,9 @@
       </w:tcPr>
     </w:tblStylePr>
   </w:style>
-  <w:style w:type="table" w:styleId="864">
+  <w:style w:type="table" w:styleId="873">
     <w:name w:val="List Table 4 - Accent 6"/>
-    <w:basedOn w:val="960"/>
+    <w:basedOn w:val="969"/>
     <w:uiPriority w:val="99"/>
     <w:pPr>
       <w:pBdr/>
@@ -39629,9 +39638,9 @@
       </w:tcPr>
     </w:tblStylePr>
   </w:style>
-  <w:style w:type="table" w:styleId="865">
+  <w:style w:type="table" w:styleId="874">
     <w:name w:val="List Table 5 Dark"/>
-    <w:basedOn w:val="960"/>
+    <w:basedOn w:val="969"/>
     <w:uiPriority w:val="99"/>
     <w:pPr>
       <w:pBdr/>
@@ -39871,9 +39880,9 @@
       </w:tcPr>
     </w:tblStylePr>
   </w:style>
-  <w:style w:type="table" w:styleId="866">
+  <w:style w:type="table" w:styleId="875">
     <w:name w:val="List Table 5 Dark - Accent 1"/>
-    <w:basedOn w:val="960"/>
+    <w:basedOn w:val="969"/>
     <w:uiPriority w:val="99"/>
     <w:pPr>
       <w:pBdr/>
@@ -40113,9 +40122,9 @@
       </w:tcPr>
     </w:tblStylePr>
   </w:style>
-  <w:style w:type="table" w:styleId="867">
+  <w:style w:type="table" w:styleId="876">
     <w:name w:val="List Table 5 Dark - Accent 2"/>
-    <w:basedOn w:val="960"/>
+    <w:basedOn w:val="969"/>
     <w:uiPriority w:val="99"/>
     <w:pPr>
       <w:pBdr/>
@@ -40355,9 +40364,9 @@
       </w:tcPr>
     </w:tblStylePr>
   </w:style>
-  <w:style w:type="table" w:styleId="868">
+  <w:style w:type="table" w:styleId="877">
     <w:name w:val="List Table 5 Dark - Accent 3"/>
-    <w:basedOn w:val="960"/>
+    <w:basedOn w:val="969"/>
     <w:uiPriority w:val="99"/>
     <w:pPr>
       <w:pBdr/>
@@ -40597,9 +40606,9 @@
       </w:tcPr>
     </w:tblStylePr>
   </w:style>
-  <w:style w:type="table" w:styleId="869">
+  <w:style w:type="table" w:styleId="878">
     <w:name w:val="List Table 5 Dark - Accent 4"/>
-    <w:basedOn w:val="960"/>
+    <w:basedOn w:val="969"/>
     <w:uiPriority w:val="99"/>
     <w:pPr>
       <w:pBdr/>
@@ -40839,9 +40848,9 @@
       </w:tcPr>
     </w:tblStylePr>
   </w:style>
-  <w:style w:type="table" w:styleId="870">
+  <w:style w:type="table" w:styleId="879">
     <w:name w:val="List Table 5 Dark - Accent 5"/>
-    <w:basedOn w:val="960"/>
+    <w:basedOn w:val="969"/>
     <w:uiPriority w:val="99"/>
     <w:pPr>
       <w:pBdr/>
@@ -41081,9 +41090,9 @@
       </w:tcPr>
     </w:tblStylePr>
   </w:style>
-  <w:style w:type="table" w:styleId="871">
+  <w:style w:type="table" w:styleId="880">
     <w:name w:val="List Table 5 Dark - Accent 6"/>
-    <w:basedOn w:val="960"/>
+    <w:basedOn w:val="969"/>
     <w:uiPriority w:val="99"/>
     <w:pPr>
       <w:pBdr/>
@@ -41323,9 +41332,9 @@
       </w:tcPr>
     </w:tblStylePr>
   </w:style>
-  <w:style w:type="table" w:styleId="872">
+  <w:style w:type="table" w:styleId="881">
     <w:name w:val="List Table 6 Colorful"/>
-    <w:basedOn w:val="960"/>
+    <w:basedOn w:val="969"/>
     <w:uiPriority w:val="99"/>
     <w:pPr>
       <w:pBdr/>
@@ -41546,9 +41555,9 @@
       </w:tcPr>
     </w:tblStylePr>
   </w:style>
-  <w:style w:type="table" w:styleId="873">
+  <w:style w:type="table" w:styleId="882">
     <w:name w:val="List Table 6 Colorful - Accent 1"/>
-    <w:basedOn w:val="960"/>
+    <w:basedOn w:val="969"/>
     <w:uiPriority w:val="99"/>
     <w:pPr>
       <w:pBdr/>
@@ -41769,9 +41778,9 @@
       </w:tcPr>
     </w:tblStylePr>
   </w:style>
-  <w:style w:type="table" w:styleId="874">
+  <w:style w:type="table" w:styleId="883">
     <w:name w:val="List Table 6 Colorful - Accent 2"/>
-    <w:basedOn w:val="960"/>
+    <w:basedOn w:val="969"/>
     <w:uiPriority w:val="99"/>
     <w:pPr>
       <w:pBdr/>
@@ -41992,9 +42001,9 @@
       </w:tcPr>
     </w:tblStylePr>
   </w:style>
-  <w:style w:type="table" w:styleId="875">
+  <w:style w:type="table" w:styleId="884">
     <w:name w:val="List Table 6 Colorful - Accent 3"/>
-    <w:basedOn w:val="960"/>
+    <w:basedOn w:val="969"/>
     <w:uiPriority w:val="99"/>
     <w:pPr>
       <w:pBdr/>
@@ -42215,9 +42224,9 @@
       </w:tcPr>
     </w:tblStylePr>
   </w:style>
-  <w:style w:type="table" w:styleId="876">
+  <w:style w:type="table" w:styleId="885">
     <w:name w:val="List Table 6 Colorful - Accent 4"/>
-    <w:basedOn w:val="960"/>
+    <w:basedOn w:val="969"/>
     <w:uiPriority w:val="99"/>
     <w:pPr>
       <w:pBdr/>
@@ -42438,9 +42447,9 @@
       </w:tcPr>
     </w:tblStylePr>
   </w:style>
-  <w:style w:type="table" w:styleId="877">
+  <w:style w:type="table" w:styleId="886">
     <w:name w:val="List Table 6 Colorful - Accent 5"/>
-    <w:basedOn w:val="960"/>
+    <w:basedOn w:val="969"/>
     <w:uiPriority w:val="99"/>
     <w:pPr>
       <w:pBdr/>
@@ -42661,9 +42670,9 @@
       </w:tcPr>
     </w:tblStylePr>
   </w:style>
-  <w:style w:type="table" w:styleId="878">
+  <w:style w:type="table" w:styleId="887">
     <w:name w:val="List Table 6 Colorful - Accent 6"/>
-    <w:basedOn w:val="960"/>
+    <w:basedOn w:val="969"/>
     <w:uiPriority w:val="99"/>
     <w:pPr>
       <w:pBdr/>
@@ -42884,9 +42893,9 @@
       </w:tcPr>
     </w:tblStylePr>
   </w:style>
-  <w:style w:type="table" w:styleId="879">
+  <w:style w:type="table" w:styleId="888">
     <w:name w:val="List Table 7 Colorful"/>
-    <w:basedOn w:val="960"/>
+    <w:basedOn w:val="969"/>
     <w:uiPriority w:val="99"/>
     <w:pPr>
       <w:pBdr/>
@@ -43140,9 +43149,9 @@
       </w:tcPr>
     </w:tblStylePr>
   </w:style>
-  <w:style w:type="table" w:styleId="880">
+  <w:style w:type="table" w:styleId="889">
     <w:name w:val="List Table 7 Colorful - Accent 1"/>
-    <w:basedOn w:val="960"/>
+    <w:basedOn w:val="969"/>
     <w:uiPriority w:val="99"/>
     <w:pPr>
       <w:pBdr/>
@@ -43396,9 +43405,9 @@
       </w:tcPr>
     </w:tblStylePr>
   </w:style>
-  <w:style w:type="table" w:styleId="881">
+  <w:style w:type="table" w:styleId="890">
     <w:name w:val="List Table 7 Colorful - Accent 2"/>
-    <w:basedOn w:val="960"/>
+    <w:basedOn w:val="969"/>
     <w:uiPriority w:val="99"/>
     <w:pPr>
       <w:pBdr/>
@@ -43652,9 +43661,9 @@
       </w:tcPr>
     </w:tblStylePr>
   </w:style>
-  <w:style w:type="table" w:styleId="882">
+  <w:style w:type="table" w:styleId="891">
     <w:name w:val="List Table 7 Colorful - Accent 3"/>
-    <w:basedOn w:val="960"/>
+    <w:basedOn w:val="969"/>
     <w:uiPriority w:val="99"/>
     <w:pPr>
       <w:pBdr/>
@@ -43908,9 +43917,9 @@
       </w:tcPr>
     </w:tblStylePr>
   </w:style>
-  <w:style w:type="table" w:styleId="883">
+  <w:style w:type="table" w:styleId="892">
     <w:name w:val="List Table 7 Colorful - Accent 4"/>
-    <w:basedOn w:val="960"/>
+    <w:basedOn w:val="969"/>
     <w:uiPriority w:val="99"/>
     <w:pPr>
       <w:pBdr/>
@@ -44164,9 +44173,9 @@
       </w:tcPr>
     </w:tblStylePr>
   </w:style>
-  <w:style w:type="table" w:styleId="884">
+  <w:style w:type="table" w:styleId="893">
     <w:name w:val="List Table 7 Colorful - Accent 5"/>
-    <w:basedOn w:val="960"/>
+    <w:basedOn w:val="969"/>
     <w:uiPriority w:val="99"/>
     <w:pPr>
       <w:pBdr/>
@@ -44420,9 +44429,9 @@
       </w:tcPr>
     </w:tblStylePr>
   </w:style>
-  <w:style w:type="table" w:styleId="885">
+  <w:style w:type="table" w:styleId="894">
     <w:name w:val="List Table 7 Colorful - Accent 6"/>
-    <w:basedOn w:val="960"/>
+    <w:basedOn w:val="969"/>
     <w:uiPriority w:val="99"/>
     <w:pPr>
       <w:pBdr/>
@@ -44676,9 +44685,9 @@
       </w:tcPr>
     </w:tblStylePr>
   </w:style>
-  <w:style w:type="table" w:styleId="886">
+  <w:style w:type="table" w:styleId="895">
     <w:name w:val="Lined - Accent"/>
-    <w:basedOn w:val="960"/>
+    <w:basedOn w:val="969"/>
     <w:uiPriority w:val="99"/>
     <w:pPr>
       <w:pBdr/>
@@ -44913,9 +44922,9 @@
       </w:tcPr>
     </w:tblStylePr>
   </w:style>
-  <w:style w:type="table" w:styleId="887">
+  <w:style w:type="table" w:styleId="896">
     <w:name w:val="Lined - Accent 1"/>
-    <w:basedOn w:val="960"/>
+    <w:basedOn w:val="969"/>
     <w:uiPriority w:val="99"/>
     <w:pPr>
       <w:pBdr/>
@@ -45150,9 +45159,9 @@
       </w:tcPr>
     </w:tblStylePr>
   </w:style>
-  <w:style w:type="table" w:styleId="888">
+  <w:style w:type="table" w:styleId="897">
     <w:name w:val="Lined - Accent 2"/>
-    <w:basedOn w:val="960"/>
+    <w:basedOn w:val="969"/>
     <w:uiPriority w:val="99"/>
     <w:pPr>
       <w:pBdr/>
@@ -45387,9 +45396,9 @@
       </w:tcPr>
     </w:tblStylePr>
   </w:style>
-  <w:style w:type="table" w:styleId="889">
+  <w:style w:type="table" w:styleId="898">
     <w:name w:val="Lined - Accent 3"/>
-    <w:basedOn w:val="960"/>
+    <w:basedOn w:val="969"/>
     <w:uiPriority w:val="99"/>
     <w:pPr>
       <w:pBdr/>
@@ -45624,9 +45633,9 @@
       </w:tcPr>
     </w:tblStylePr>
   </w:style>
-  <w:style w:type="table" w:styleId="890">
+  <w:style w:type="table" w:styleId="899">
     <w:name w:val="Lined - Accent 4"/>
-    <w:basedOn w:val="960"/>
+    <w:basedOn w:val="969"/>
     <w:uiPriority w:val="99"/>
     <w:pPr>
       <w:pBdr/>
@@ -45861,9 +45870,9 @@
       </w:tcPr>
     </w:tblStylePr>
   </w:style>
-  <w:style w:type="table" w:styleId="891">
+  <w:style w:type="table" w:styleId="900">
     <w:name w:val="Lined - Accent 5"/>
-    <w:basedOn w:val="960"/>
+    <w:basedOn w:val="969"/>
     <w:uiPriority w:val="99"/>
     <w:pPr>
       <w:pBdr/>
@@ -46098,9 +46107,9 @@
       </w:tcPr>
     </w:tblStylePr>
   </w:style>
-  <w:style w:type="table" w:styleId="892">
+  <w:style w:type="table" w:styleId="901">
     <w:name w:val="Lined - Accent 6"/>
-    <w:basedOn w:val="960"/>
+    <w:basedOn w:val="969"/>
     <w:uiPriority w:val="99"/>
     <w:pPr>
       <w:pBdr/>
@@ -46335,9 +46344,9 @@
       </w:tcPr>
     </w:tblStylePr>
   </w:style>
-  <w:style w:type="table" w:styleId="893">
+  <w:style w:type="table" w:styleId="902">
     <w:name w:val="Bordered &amp; Lined - Accent"/>
-    <w:basedOn w:val="960"/>
+    <w:basedOn w:val="969"/>
     <w:uiPriority w:val="99"/>
     <w:pPr>
       <w:pBdr/>
@@ -46579,9 +46588,9 @@
       </w:tcPr>
     </w:tblStylePr>
   </w:style>
-  <w:style w:type="table" w:styleId="894">
+  <w:style w:type="table" w:styleId="903">
     <w:name w:val="Bordered &amp; Lined - Accent 1"/>
-    <w:basedOn w:val="960"/>
+    <w:basedOn w:val="969"/>
     <w:uiPriority w:val="99"/>
     <w:pPr>
       <w:pBdr/>
@@ -46823,9 +46832,9 @@
       </w:tcPr>
     </w:tblStylePr>
   </w:style>
-  <w:style w:type="table" w:styleId="895">
+  <w:style w:type="table" w:styleId="904">
     <w:name w:val="Bordered &amp; Lined - Accent 2"/>
-    <w:basedOn w:val="960"/>
+    <w:basedOn w:val="969"/>
     <w:uiPriority w:val="99"/>
     <w:pPr>
       <w:pBdr/>
@@ -47067,9 +47076,9 @@
       </w:tcPr>
     </w:tblStylePr>
   </w:style>
-  <w:style w:type="table" w:styleId="896">
+  <w:style w:type="table" w:styleId="905">
     <w:name w:val="Bordered &amp; Lined - Accent 3"/>
-    <w:basedOn w:val="960"/>
+    <w:basedOn w:val="969"/>
     <w:uiPriority w:val="99"/>
     <w:pPr>
       <w:pBdr/>
@@ -47311,9 +47320,9 @@
       </w:tcPr>
     </w:tblStylePr>
   </w:style>
-  <w:style w:type="table" w:styleId="897">
+  <w:style w:type="table" w:styleId="906">
     <w:name w:val="Bordered &amp; Lined - Accent 4"/>
-    <w:basedOn w:val="960"/>
+    <w:basedOn w:val="969"/>
     <w:uiPriority w:val="99"/>
     <w:pPr>
       <w:pBdr/>
@@ -47555,9 +47564,9 @@
       </w:tcPr>
     </w:tblStylePr>
   </w:style>
-  <w:style w:type="table" w:styleId="898">
+  <w:style w:type="table" w:styleId="907">
     <w:name w:val="Bordered &amp; Lined - Accent 5"/>
-    <w:basedOn w:val="960"/>
+    <w:basedOn w:val="969"/>
     <w:uiPriority w:val="99"/>
     <w:pPr>
       <w:pBdr/>
@@ -47799,9 +47808,9 @@
       </w:tcPr>
     </w:tblStylePr>
   </w:style>
-  <w:style w:type="table" w:styleId="899">
+  <w:style w:type="table" w:styleId="908">
     <w:name w:val="Bordered &amp; Lined - Accent 6"/>
-    <w:basedOn w:val="960"/>
+    <w:basedOn w:val="969"/>
     <w:uiPriority w:val="99"/>
     <w:pPr>
       <w:pBdr/>
@@ -48043,9 +48052,9 @@
       </w:tcPr>
     </w:tblStylePr>
   </w:style>
-  <w:style w:type="table" w:styleId="900">
+  <w:style w:type="table" w:styleId="909">
     <w:name w:val="Bordered"/>
-    <w:basedOn w:val="960"/>
+    <w:basedOn w:val="969"/>
     <w:uiPriority w:val="99"/>
     <w:pPr>
       <w:pBdr/>
@@ -48274,9 +48283,9 @@
       </w:tcPr>
     </w:tblStylePr>
   </w:style>
-  <w:style w:type="table" w:styleId="901">
+  <w:style w:type="table" w:styleId="910">
     <w:name w:val="Bordered - Accent 1"/>
-    <w:basedOn w:val="960"/>
+    <w:basedOn w:val="969"/>
     <w:uiPriority w:val="99"/>
     <w:pPr>
       <w:pBdr/>
@@ -48505,9 +48514,9 @@
       </w:tcPr>
     </w:tblStylePr>
   </w:style>
-  <w:style w:type="table" w:styleId="902">
+  <w:style w:type="table" w:styleId="911">
     <w:name w:val="Bordered - Accent 2"/>
-    <w:basedOn w:val="960"/>
+    <w:basedOn w:val="969"/>
     <w:uiPriority w:val="99"/>
     <w:pPr>
       <w:pBdr/>
@@ -48736,9 +48745,9 @@
       </w:tcPr>
     </w:tblStylePr>
   </w:style>
-  <w:style w:type="table" w:styleId="903">
+  <w:style w:type="table" w:styleId="912">
     <w:name w:val="Bordered - Accent 3"/>
-    <w:basedOn w:val="960"/>
+    <w:basedOn w:val="969"/>
     <w:uiPriority w:val="99"/>
     <w:pPr>
       <w:pBdr/>
@@ -48967,9 +48976,9 @@
       </w:tcPr>
     </w:tblStylePr>
   </w:style>
-  <w:style w:type="table" w:styleId="904">
+  <w:style w:type="table" w:styleId="913">
     <w:name w:val="Bordered - Accent 4"/>
-    <w:basedOn w:val="960"/>
+    <w:basedOn w:val="969"/>
     <w:uiPriority w:val="99"/>
     <w:pPr>
       <w:pBdr/>
@@ -49198,9 +49207,9 @@
       </w:tcPr>
     </w:tblStylePr>
   </w:style>
-  <w:style w:type="table" w:styleId="905">
+  <w:style w:type="table" w:styleId="914">
     <w:name w:val="Bordered - Accent 5"/>
-    <w:basedOn w:val="960"/>
+    <w:basedOn w:val="969"/>
     <w:uiPriority w:val="99"/>
     <w:pPr>
       <w:pBdr/>
@@ -49429,9 +49438,9 @@
       </w:tcPr>
     </w:tblStylePr>
   </w:style>
-  <w:style w:type="table" w:styleId="906">
+  <w:style w:type="table" w:styleId="915">
     <w:name w:val="Bordered - Accent 6"/>
-    <w:basedOn w:val="960"/>
+    <w:basedOn w:val="969"/>
     <w:uiPriority w:val="99"/>
     <w:pPr>
       <w:pBdr/>
@@ -49660,11 +49669,11 @@
       </w:tcPr>
     </w:tblStylePr>
   </w:style>
-  <w:style w:type="paragraph" w:styleId="907">
+  <w:style w:type="paragraph" w:styleId="916">
     <w:name w:val="Heading 7"/>
-    <w:basedOn w:val="952"/>
-    <w:next w:val="952"/>
-    <w:link w:val="916"/>
+    <w:basedOn w:val="961"/>
+    <w:next w:val="961"/>
+    <w:link w:val="925"/>
     <w:uiPriority w:val="9"/>
     <w:unhideWhenUsed/>
     <w:qFormat/>
@@ -49681,11 +49690,11 @@
       <w:color w:val="595959" w:themeColor="text1" w:themeTint="A6"/>
     </w:rPr>
   </w:style>
-  <w:style w:type="paragraph" w:styleId="908">
+  <w:style w:type="paragraph" w:styleId="917">
     <w:name w:val="Heading 8"/>
-    <w:basedOn w:val="952"/>
-    <w:next w:val="952"/>
-    <w:link w:val="917"/>
+    <w:basedOn w:val="961"/>
+    <w:next w:val="961"/>
+    <w:link w:val="926"/>
     <w:uiPriority w:val="9"/>
     <w:unhideWhenUsed/>
     <w:qFormat/>
@@ -49704,11 +49713,11 @@
       <w:color w:val="272727" w:themeColor="text1" w:themeTint="D8"/>
     </w:rPr>
   </w:style>
-  <w:style w:type="paragraph" w:styleId="909">
+  <w:style w:type="paragraph" w:styleId="918">
     <w:name w:val="Heading 9"/>
-    <w:basedOn w:val="952"/>
-    <w:next w:val="952"/>
-    <w:link w:val="918"/>
+    <w:basedOn w:val="961"/>
+    <w:next w:val="961"/>
+    <w:link w:val="927"/>
     <w:uiPriority w:val="9"/>
     <w:unhideWhenUsed/>
     <w:qFormat/>
@@ -49727,10 +49736,10 @@
       <w:color w:val="272727" w:themeColor="text1" w:themeTint="D8"/>
     </w:rPr>
   </w:style>
-  <w:style w:type="character" w:styleId="910">
+  <w:style w:type="character" w:styleId="919">
     <w:name w:val="Heading 1 Char"/>
-    <w:basedOn w:val="959"/>
-    <w:link w:val="953"/>
+    <w:basedOn w:val="968"/>
+    <w:link w:val="962"/>
     <w:uiPriority w:val="9"/>
     <w:pPr>
       <w:pBdr/>
@@ -49744,10 +49753,10 @@
       <w:szCs w:val="40"/>
     </w:rPr>
   </w:style>
-  <w:style w:type="character" w:styleId="911">
+  <w:style w:type="character" w:styleId="920">
     <w:name w:val="Heading 2 Char"/>
-    <w:basedOn w:val="959"/>
-    <w:link w:val="954"/>
+    <w:basedOn w:val="968"/>
+    <w:link w:val="963"/>
     <w:uiPriority w:val="9"/>
     <w:pPr>
       <w:pBdr/>
@@ -49761,10 +49770,10 @@
       <w:szCs w:val="32"/>
     </w:rPr>
   </w:style>
-  <w:style w:type="character" w:styleId="912">
+  <w:style w:type="character" w:styleId="921">
     <w:name w:val="Heading 3 Char"/>
-    <w:basedOn w:val="959"/>
-    <w:link w:val="955"/>
+    <w:basedOn w:val="968"/>
+    <w:link w:val="964"/>
     <w:uiPriority w:val="9"/>
     <w:pPr>
       <w:pBdr/>
@@ -49778,10 +49787,10 @@
       <w:szCs w:val="28"/>
     </w:rPr>
   </w:style>
-  <w:style w:type="character" w:styleId="913">
+  <w:style w:type="character" w:styleId="922">
     <w:name w:val="Heading 4 Char"/>
-    <w:basedOn w:val="959"/>
-    <w:link w:val="956"/>
+    <w:basedOn w:val="968"/>
+    <w:link w:val="965"/>
     <w:uiPriority w:val="9"/>
     <w:pPr>
       <w:pBdr/>
@@ -49795,10 +49804,10 @@
       <w:color w:val="0f4761" w:themeColor="accent1" w:themeShade="BF"/>
     </w:rPr>
   </w:style>
-  <w:style w:type="character" w:styleId="914">
+  <w:style w:type="character" w:styleId="923">
     <w:name w:val="Heading 5 Char"/>
-    <w:basedOn w:val="959"/>
-    <w:link w:val="957"/>
+    <w:basedOn w:val="968"/>
+    <w:link w:val="966"/>
     <w:uiPriority w:val="9"/>
     <w:pPr>
       <w:pBdr/>
@@ -49810,10 +49819,10 @@
       <w:color w:val="0f4761" w:themeColor="accent1" w:themeShade="BF"/>
     </w:rPr>
   </w:style>
-  <w:style w:type="character" w:styleId="915">
+  <w:style w:type="character" w:styleId="924">
     <w:name w:val="Heading 6 Char"/>
-    <w:basedOn w:val="959"/>
-    <w:link w:val="958"/>
+    <w:basedOn w:val="968"/>
+    <w:link w:val="967"/>
     <w:uiPriority w:val="9"/>
     <w:pPr>
       <w:pBdr/>
@@ -49827,10 +49836,10 @@
       <w:color w:val="595959" w:themeColor="text1" w:themeTint="A6"/>
     </w:rPr>
   </w:style>
-  <w:style w:type="character" w:styleId="916">
+  <w:style w:type="character" w:styleId="925">
     <w:name w:val="Heading 7 Char"/>
-    <w:basedOn w:val="959"/>
-    <w:link w:val="907"/>
+    <w:basedOn w:val="968"/>
+    <w:link w:val="916"/>
     <w:uiPriority w:val="9"/>
     <w:pPr>
       <w:pBdr/>
@@ -49842,10 +49851,10 @@
       <w:color w:val="595959" w:themeColor="text1" w:themeTint="A6"/>
     </w:rPr>
   </w:style>
-  <w:style w:type="character" w:styleId="917">
+  <w:style w:type="character" w:styleId="926">
     <w:name w:val="Heading 8 Char"/>
-    <w:basedOn w:val="959"/>
-    <w:link w:val="908"/>
+    <w:basedOn w:val="968"/>
+    <w:link w:val="917"/>
     <w:uiPriority w:val="9"/>
     <w:pPr>
       <w:pBdr/>
@@ -49859,10 +49868,10 @@
       <w:color w:val="272727" w:themeColor="text1" w:themeTint="D8"/>
     </w:rPr>
   </w:style>
-  <w:style w:type="character" w:styleId="918">
+  <w:style w:type="character" w:styleId="927">
     <w:name w:val="Heading 9 Char"/>
-    <w:basedOn w:val="959"/>
-    <w:link w:val="909"/>
+    <w:basedOn w:val="968"/>
+    <w:link w:val="918"/>
     <w:uiPriority w:val="9"/>
     <w:pPr>
       <w:pBdr/>
@@ -49876,10 +49885,10 @@
       <w:color w:val="272727" w:themeColor="text1" w:themeTint="D8"/>
     </w:rPr>
   </w:style>
-  <w:style w:type="character" w:styleId="919">
+  <w:style w:type="character" w:styleId="928">
     <w:name w:val="Title Char"/>
-    <w:basedOn w:val="959"/>
-    <w:link w:val="963"/>
+    <w:basedOn w:val="968"/>
+    <w:link w:val="972"/>
     <w:uiPriority w:val="10"/>
     <w:pPr>
       <w:pBdr/>
@@ -49893,10 +49902,10 @@
       <w:szCs w:val="56"/>
     </w:rPr>
   </w:style>
-  <w:style w:type="character" w:styleId="920">
+  <w:style w:type="character" w:styleId="929">
     <w:name w:val="Subtitle Char"/>
-    <w:basedOn w:val="959"/>
-    <w:link w:val="977"/>
+    <w:basedOn w:val="968"/>
+    <w:link w:val="986"/>
     <w:uiPriority w:val="11"/>
     <w:pPr>
       <w:pBdr/>
@@ -49910,11 +49919,11 @@
       <w:szCs w:val="28"/>
     </w:rPr>
   </w:style>
-  <w:style w:type="paragraph" w:styleId="921">
+  <w:style w:type="paragraph" w:styleId="930">
     <w:name w:val="Quote"/>
-    <w:basedOn w:val="952"/>
-    <w:next w:val="952"/>
-    <w:link w:val="922"/>
+    <w:basedOn w:val="961"/>
+    <w:next w:val="961"/>
+    <w:link w:val="931"/>
     <w:uiPriority w:val="29"/>
     <w:qFormat/>
     <w:pPr>
@@ -49929,10 +49938,10 @@
       <w:color w:val="404040" w:themeColor="text1" w:themeTint="BF"/>
     </w:rPr>
   </w:style>
-  <w:style w:type="character" w:styleId="922">
+  <w:style w:type="character" w:styleId="931">
     <w:name w:val="Quote Char"/>
-    <w:basedOn w:val="959"/>
-    <w:link w:val="921"/>
+    <w:basedOn w:val="968"/>
+    <w:link w:val="930"/>
     <w:uiPriority w:val="29"/>
     <w:pPr>
       <w:pBdr/>
@@ -49945,9 +49954,9 @@
       <w:color w:val="404040" w:themeColor="text1" w:themeTint="BF"/>
     </w:rPr>
   </w:style>
-  <w:style w:type="character" w:styleId="923">
+  <w:style w:type="character" w:styleId="932">
     <w:name w:val="Intense Emphasis"/>
-    <w:basedOn w:val="959"/>
+    <w:basedOn w:val="968"/>
     <w:uiPriority w:val="21"/>
     <w:qFormat/>
     <w:pPr>
@@ -49961,11 +49970,11 @@
       <w:color w:val="0f4761" w:themeColor="accent1" w:themeShade="BF"/>
     </w:rPr>
   </w:style>
-  <w:style w:type="paragraph" w:styleId="924">
+  <w:style w:type="paragraph" w:styleId="933">
     <w:name w:val="Intense Quote"/>
-    <w:basedOn w:val="952"/>
-    <w:next w:val="952"/>
-    <w:link w:val="925"/>
+    <w:basedOn w:val="961"/>
+    <w:next w:val="961"/>
+    <w:link w:val="934"/>
     <w:uiPriority w:val="30"/>
     <w:qFormat/>
     <w:pPr>
@@ -49983,10 +49992,10 @@
       <w:color w:val="0f4761" w:themeColor="accent1" w:themeShade="BF"/>
     </w:rPr>
   </w:style>
-  <w:style w:type="character" w:styleId="925">
+  <w:style w:type="character" w:styleId="934">
     <w:name w:val="Intense Quote Char"/>
-    <w:basedOn w:val="959"/>
-    <w:link w:val="924"/>
+    <w:basedOn w:val="968"/>
+    <w:link w:val="933"/>
     <w:uiPriority w:val="30"/>
     <w:pPr>
       <w:pBdr/>
@@ -49999,9 +50008,9 @@
       <w:color w:val="0f4761" w:themeColor="accent1" w:themeShade="BF"/>
     </w:rPr>
   </w:style>
-  <w:style w:type="character" w:styleId="926">
+  <w:style w:type="character" w:styleId="935">
     <w:name w:val="Intense Reference"/>
-    <w:basedOn w:val="959"/>
+    <w:basedOn w:val="968"/>
     <w:uiPriority w:val="32"/>
     <w:qFormat/>
     <w:pPr>
@@ -50017,9 +50026,9 @@
       <w:spacing w:val="5"/>
     </w:rPr>
   </w:style>
-  <w:style w:type="character" w:styleId="927">
+  <w:style w:type="character" w:styleId="936">
     <w:name w:val="Subtle Emphasis"/>
-    <w:basedOn w:val="959"/>
+    <w:basedOn w:val="968"/>
     <w:uiPriority w:val="19"/>
     <w:qFormat/>
     <w:pPr>
@@ -50033,9 +50042,9 @@
       <w:color w:val="404040" w:themeColor="text1" w:themeTint="BF"/>
     </w:rPr>
   </w:style>
-  <w:style w:type="character" w:styleId="928">
+  <w:style w:type="character" w:styleId="937">
     <w:name w:val="Strong"/>
-    <w:basedOn w:val="959"/>
+    <w:basedOn w:val="968"/>
     <w:uiPriority w:val="22"/>
     <w:qFormat/>
     <w:pPr>
@@ -50048,9 +50057,9 @@
       <w:bCs/>
     </w:rPr>
   </w:style>
-  <w:style w:type="character" w:styleId="929">
+  <w:style w:type="character" w:styleId="938">
     <w:name w:val="Subtle Reference"/>
-    <w:basedOn w:val="959"/>
+    <w:basedOn w:val="968"/>
     <w:uiPriority w:val="31"/>
     <w:qFormat/>
     <w:pPr>
@@ -50063,9 +50072,9 @@
       <w:color w:val="5a5a5a" w:themeColor="text1" w:themeTint="A5"/>
     </w:rPr>
   </w:style>
-  <w:style w:type="character" w:styleId="930">
+  <w:style w:type="character" w:styleId="939">
     <w:name w:val="Book Title"/>
-    <w:basedOn w:val="959"/>
+    <w:basedOn w:val="968"/>
     <w:uiPriority w:val="33"/>
     <w:qFormat/>
     <w:pPr>
@@ -50081,10 +50090,10 @@
       <w:spacing w:val="5"/>
     </w:rPr>
   </w:style>
-  <w:style w:type="character" w:styleId="931">
+  <w:style w:type="character" w:styleId="940">
     <w:name w:val="Header Char"/>
-    <w:basedOn w:val="959"/>
-    <w:link w:val="965"/>
+    <w:basedOn w:val="968"/>
+    <w:link w:val="974"/>
     <w:uiPriority w:val="99"/>
     <w:pPr>
       <w:pBdr/>
@@ -50092,10 +50101,10 @@
       <w:ind/>
     </w:pPr>
   </w:style>
-  <w:style w:type="character" w:styleId="932">
+  <w:style w:type="character" w:styleId="941">
     <w:name w:val="Footer Char"/>
-    <w:basedOn w:val="959"/>
-    <w:link w:val="967"/>
+    <w:basedOn w:val="968"/>
+    <w:link w:val="976"/>
     <w:uiPriority w:val="99"/>
     <w:pPr>
       <w:pBdr/>
@@ -50103,10 +50112,10 @@
       <w:ind/>
     </w:pPr>
   </w:style>
-  <w:style w:type="paragraph" w:styleId="933">
+  <w:style w:type="paragraph" w:styleId="942">
     <w:name w:val="footnote text"/>
-    <w:basedOn w:val="952"/>
-    <w:link w:val="934"/>
+    <w:basedOn w:val="961"/>
+    <w:link w:val="943"/>
     <w:uiPriority w:val="99"/>
     <w:semiHidden/>
     <w:unhideWhenUsed/>
@@ -50120,10 +50129,10 @@
       <w:szCs w:val="20"/>
     </w:rPr>
   </w:style>
-  <w:style w:type="character" w:styleId="934">
+  <w:style w:type="character" w:styleId="943">
     <w:name w:val="Footnote Text Char"/>
-    <w:basedOn w:val="959"/>
-    <w:link w:val="933"/>
+    <w:basedOn w:val="968"/>
+    <w:link w:val="942"/>
     <w:uiPriority w:val="99"/>
     <w:semiHidden/>
     <w:pPr>
@@ -50136,9 +50145,9 @@
       <w:szCs w:val="20"/>
     </w:rPr>
   </w:style>
-  <w:style w:type="character" w:styleId="935">
+  <w:style w:type="character" w:styleId="944">
     <w:name w:val="footnote reference"/>
-    <w:basedOn w:val="959"/>
+    <w:basedOn w:val="968"/>
     <w:uiPriority w:val="99"/>
     <w:semiHidden/>
     <w:unhideWhenUsed/>
@@ -50151,10 +50160,10 @@
       <w:vertAlign w:val="superscript"/>
     </w:rPr>
   </w:style>
-  <w:style w:type="paragraph" w:styleId="936">
+  <w:style w:type="paragraph" w:styleId="945">
     <w:name w:val="endnote text"/>
-    <w:basedOn w:val="952"/>
-    <w:link w:val="937"/>
+    <w:basedOn w:val="961"/>
+    <w:link w:val="946"/>
     <w:uiPriority w:val="99"/>
     <w:semiHidden/>
     <w:unhideWhenUsed/>
@@ -50168,10 +50177,10 @@
       <w:szCs w:val="20"/>
     </w:rPr>
   </w:style>
-  <w:style w:type="character" w:styleId="937">
+  <w:style w:type="character" w:styleId="946">
     <w:name w:val="Endnote Text Char"/>
-    <w:basedOn w:val="959"/>
-    <w:link w:val="936"/>
+    <w:basedOn w:val="968"/>
+    <w:link w:val="945"/>
     <w:uiPriority w:val="99"/>
     <w:semiHidden/>
     <w:pPr>
@@ -50184,9 +50193,9 @@
       <w:szCs w:val="20"/>
     </w:rPr>
   </w:style>
-  <w:style w:type="character" w:styleId="938">
+  <w:style w:type="character" w:styleId="947">
     <w:name w:val="endnote reference"/>
-    <w:basedOn w:val="959"/>
+    <w:basedOn w:val="968"/>
     <w:uiPriority w:val="99"/>
     <w:semiHidden/>
     <w:unhideWhenUsed/>
@@ -50199,9 +50208,9 @@
       <w:vertAlign w:val="superscript"/>
     </w:rPr>
   </w:style>
-  <w:style w:type="character" w:styleId="939">
+  <w:style w:type="character" w:styleId="948">
     <w:name w:val="FollowedHyperlink"/>
-    <w:basedOn w:val="959"/>
+    <w:basedOn w:val="968"/>
     <w:uiPriority w:val="99"/>
     <w:semiHidden/>
     <w:unhideWhenUsed/>
@@ -50215,10 +50224,10 @@
       <w:u w:val="single"/>
     </w:rPr>
   </w:style>
-  <w:style w:type="paragraph" w:styleId="940">
+  <w:style w:type="paragraph" w:styleId="949">
     <w:name w:val="toc 1"/>
-    <w:basedOn w:val="952"/>
-    <w:next w:val="952"/>
+    <w:basedOn w:val="961"/>
+    <w:next w:val="961"/>
     <w:uiPriority w:val="39"/>
     <w:unhideWhenUsed/>
     <w:pPr>
@@ -50227,10 +50236,10 @@
       <w:ind/>
     </w:pPr>
   </w:style>
-  <w:style w:type="paragraph" w:styleId="941">
+  <w:style w:type="paragraph" w:styleId="950">
     <w:name w:val="toc 2"/>
-    <w:basedOn w:val="952"/>
-    <w:next w:val="952"/>
+    <w:basedOn w:val="961"/>
+    <w:next w:val="961"/>
     <w:uiPriority w:val="39"/>
     <w:unhideWhenUsed/>
     <w:pPr>
@@ -50239,10 +50248,10 @@
       <w:ind w:left="220"/>
     </w:pPr>
   </w:style>
-  <w:style w:type="paragraph" w:styleId="942">
+  <w:style w:type="paragraph" w:styleId="951">
     <w:name w:val="toc 3"/>
-    <w:basedOn w:val="952"/>
-    <w:next w:val="952"/>
+    <w:basedOn w:val="961"/>
+    <w:next w:val="961"/>
     <w:uiPriority w:val="39"/>
     <w:unhideWhenUsed/>
     <w:pPr>
@@ -50251,10 +50260,10 @@
       <w:ind w:left="440"/>
     </w:pPr>
   </w:style>
-  <w:style w:type="paragraph" w:styleId="943">
+  <w:style w:type="paragraph" w:styleId="952">
     <w:name w:val="toc 4"/>
-    <w:basedOn w:val="952"/>
-    <w:next w:val="952"/>
+    <w:basedOn w:val="961"/>
+    <w:next w:val="961"/>
     <w:uiPriority w:val="39"/>
     <w:unhideWhenUsed/>
     <w:pPr>
@@ -50263,10 +50272,10 @@
       <w:ind w:left="660"/>
     </w:pPr>
   </w:style>
-  <w:style w:type="paragraph" w:styleId="944">
+  <w:style w:type="paragraph" w:styleId="953">
     <w:name w:val="toc 5"/>
-    <w:basedOn w:val="952"/>
-    <w:next w:val="952"/>
+    <w:basedOn w:val="961"/>
+    <w:next w:val="961"/>
     <w:uiPriority w:val="39"/>
     <w:unhideWhenUsed/>
     <w:pPr>
@@ -50275,10 +50284,10 @@
       <w:ind w:left="880"/>
     </w:pPr>
   </w:style>
-  <w:style w:type="paragraph" w:styleId="945">
+  <w:style w:type="paragraph" w:styleId="954">
     <w:name w:val="toc 6"/>
-    <w:basedOn w:val="952"/>
-    <w:next w:val="952"/>
+    <w:basedOn w:val="961"/>
+    <w:next w:val="961"/>
     <w:uiPriority w:val="39"/>
     <w:unhideWhenUsed/>
     <w:pPr>
@@ -50287,10 +50296,10 @@
       <w:ind w:left="1100"/>
     </w:pPr>
   </w:style>
-  <w:style w:type="paragraph" w:styleId="946">
+  <w:style w:type="paragraph" w:styleId="955">
     <w:name w:val="toc 7"/>
-    <w:basedOn w:val="952"/>
-    <w:next w:val="952"/>
+    <w:basedOn w:val="961"/>
+    <w:next w:val="961"/>
     <w:uiPriority w:val="39"/>
     <w:unhideWhenUsed/>
     <w:pPr>
@@ -50299,10 +50308,10 @@
       <w:ind w:left="1320"/>
     </w:pPr>
   </w:style>
-  <w:style w:type="paragraph" w:styleId="947">
+  <w:style w:type="paragraph" w:styleId="956">
     <w:name w:val="toc 8"/>
-    <w:basedOn w:val="952"/>
-    <w:next w:val="952"/>
+    <w:basedOn w:val="961"/>
+    <w:next w:val="961"/>
     <w:uiPriority w:val="39"/>
     <w:unhideWhenUsed/>
     <w:pPr>
@@ -50311,10 +50320,10 @@
       <w:ind w:left="1540"/>
     </w:pPr>
   </w:style>
-  <w:style w:type="paragraph" w:styleId="948">
+  <w:style w:type="paragraph" w:styleId="957">
     <w:name w:val="toc 9"/>
-    <w:basedOn w:val="952"/>
-    <w:next w:val="952"/>
+    <w:basedOn w:val="961"/>
+    <w:next w:val="961"/>
     <w:uiPriority w:val="39"/>
     <w:unhideWhenUsed/>
     <w:pPr>
@@ -50323,9 +50332,9 @@
       <w:ind w:left="1760"/>
     </w:pPr>
   </w:style>
-  <w:style w:type="character" w:styleId="949">
+  <w:style w:type="character" w:styleId="958">
     <w:name w:val="Placeholder Text"/>
-    <w:basedOn w:val="959"/>
+    <w:basedOn w:val="968"/>
     <w:uiPriority w:val="99"/>
     <w:semiHidden/>
     <w:pPr>
@@ -50337,7 +50346,7 @@
       <w:color w:val="666666"/>
     </w:rPr>
   </w:style>
-  <w:style w:type="paragraph" w:styleId="950">
+  <w:style w:type="paragraph" w:styleId="959">
     <w:name w:val="TOC Heading"/>
     <w:uiPriority w:val="39"/>
     <w:unhideWhenUsed/>
@@ -50347,10 +50356,10 @@
       <w:ind/>
     </w:pPr>
   </w:style>
-  <w:style w:type="paragraph" w:styleId="951">
+  <w:style w:type="paragraph" w:styleId="960">
     <w:name w:val="table of figures"/>
-    <w:basedOn w:val="952"/>
-    <w:next w:val="952"/>
+    <w:basedOn w:val="961"/>
+    <w:next w:val="961"/>
     <w:uiPriority w:val="99"/>
     <w:unhideWhenUsed/>
     <w:pPr>
@@ -50359,7 +50368,7 @@
       <w:ind/>
     </w:pPr>
   </w:style>
-  <w:style w:type="paragraph" w:styleId="952" w:default="1">
+  <w:style w:type="paragraph" w:styleId="961" w:default="1">
     <w:name w:val="Normal"/>
     <w:qFormat/>
     <w:pPr>
@@ -50368,10 +50377,10 @@
       <w:ind/>
     </w:pPr>
   </w:style>
-  <w:style w:type="paragraph" w:styleId="953">
+  <w:style w:type="paragraph" w:styleId="962">
     <w:name w:val="Heading 1"/>
-    <w:basedOn w:val="952"/>
-    <w:next w:val="952"/>
+    <w:basedOn w:val="961"/>
+    <w:next w:val="961"/>
     <w:uiPriority w:val="9"/>
     <w:qFormat/>
     <w:pPr>
@@ -50389,10 +50398,10 @@
       <w:smallCaps/>
     </w:rPr>
   </w:style>
-  <w:style w:type="paragraph" w:styleId="954">
+  <w:style w:type="paragraph" w:styleId="963">
     <w:name w:val="Heading 2"/>
-    <w:basedOn w:val="952"/>
-    <w:next w:val="952"/>
+    <w:basedOn w:val="961"/>
+    <w:next w:val="961"/>
     <w:uiPriority w:val="9"/>
     <w:unhideWhenUsed/>
     <w:qFormat/>
@@ -50409,10 +50418,10 @@
       <w:bCs/>
     </w:rPr>
   </w:style>
-  <w:style w:type="paragraph" w:styleId="955">
+  <w:style w:type="paragraph" w:styleId="964">
     <w:name w:val="Heading 3"/>
-    <w:basedOn w:val="952"/>
-    <w:next w:val="952"/>
+    <w:basedOn w:val="961"/>
+    <w:next w:val="961"/>
     <w:uiPriority w:val="9"/>
     <w:semiHidden/>
     <w:unhideWhenUsed/>
@@ -50433,10 +50442,10 @@
       <w:iCs/>
     </w:rPr>
   </w:style>
-  <w:style w:type="paragraph" w:styleId="956">
+  <w:style w:type="paragraph" w:styleId="965">
     <w:name w:val="Heading 4"/>
-    <w:basedOn w:val="952"/>
-    <w:next w:val="952"/>
+    <w:basedOn w:val="961"/>
+    <w:next w:val="961"/>
     <w:uiPriority w:val="9"/>
     <w:semiHidden/>
     <w:unhideWhenUsed/>
@@ -50455,10 +50464,10 @@
       <w:bCs/>
     </w:rPr>
   </w:style>
-  <w:style w:type="paragraph" w:styleId="957">
+  <w:style w:type="paragraph" w:styleId="966">
     <w:name w:val="Heading 5"/>
-    <w:basedOn w:val="952"/>
-    <w:next w:val="952"/>
+    <w:basedOn w:val="961"/>
+    <w:next w:val="961"/>
     <w:uiPriority w:val="9"/>
     <w:semiHidden/>
     <w:unhideWhenUsed/>
@@ -50479,10 +50488,10 @@
       <w:iCs/>
     </w:rPr>
   </w:style>
-  <w:style w:type="paragraph" w:styleId="958">
+  <w:style w:type="paragraph" w:styleId="967">
     <w:name w:val="Heading 6"/>
-    <w:basedOn w:val="952"/>
-    <w:next w:val="952"/>
+    <w:basedOn w:val="961"/>
+    <w:next w:val="961"/>
     <w:uiPriority w:val="9"/>
     <w:semiHidden/>
     <w:unhideWhenUsed/>
@@ -50501,7 +50510,7 @@
       <w:color w:val="595959"/>
     </w:rPr>
   </w:style>
-  <w:style w:type="character" w:styleId="959" w:default="1">
+  <w:style w:type="character" w:styleId="968" w:default="1">
     <w:name w:val="Default Paragraph Font"/>
     <w:uiPriority w:val="1"/>
     <w:unhideWhenUsed/>
@@ -50511,7 +50520,7 @@
       <w:ind/>
     </w:pPr>
   </w:style>
-  <w:style w:type="table" w:styleId="960" w:default="1">
+  <w:style w:type="table" w:styleId="969" w:default="1">
     <w:name w:val="Normal Table"/>
     <w:uiPriority w:val="99"/>
     <w:semiHidden/>
@@ -50704,7 +50713,7 @@
       </w:tcPr>
     </w:tblStylePr>
   </w:style>
-  <w:style w:type="numbering" w:styleId="961" w:default="1">
+  <w:style w:type="numbering" w:styleId="970" w:default="1">
     <w:name w:val="No List"/>
     <w:uiPriority w:val="99"/>
     <w:semiHidden/>
@@ -50715,7 +50724,7 @@
       <w:ind/>
     </w:pPr>
   </w:style>
-  <w:style w:type="table" w:styleId="962" w:customStyle="1">
+  <w:style w:type="table" w:styleId="971" w:customStyle="1">
     <w:name w:val="TableNormal"/>
     <w:pPr>
       <w:pBdr/>
@@ -50904,10 +50913,10 @@
       </w:tcPr>
     </w:tblStylePr>
   </w:style>
-  <w:style w:type="paragraph" w:styleId="963">
+  <w:style w:type="paragraph" w:styleId="972">
     <w:name w:val="Title"/>
-    <w:basedOn w:val="952"/>
-    <w:next w:val="952"/>
+    <w:basedOn w:val="961"/>
+    <w:next w:val="961"/>
     <w:uiPriority w:val="10"/>
     <w:qFormat/>
     <w:pPr>
@@ -50922,7 +50931,7 @@
       <w:iCs/>
     </w:rPr>
   </w:style>
-  <w:style w:type="table" w:styleId="964" w:customStyle="1">
+  <w:style w:type="table" w:styleId="973" w:customStyle="1">
     <w:name w:val="TableNormal"/>
     <w:pPr>
       <w:pBdr/>
@@ -51111,10 +51120,10 @@
       </w:tcPr>
     </w:tblStylePr>
   </w:style>
-  <w:style w:type="paragraph" w:styleId="965">
+  <w:style w:type="paragraph" w:styleId="974">
     <w:name w:val="Header"/>
-    <w:basedOn w:val="952"/>
-    <w:link w:val="966"/>
+    <w:basedOn w:val="961"/>
+    <w:link w:val="975"/>
     <w:uiPriority w:val="99"/>
     <w:unhideWhenUsed/>
     <w:pPr>
@@ -51127,10 +51136,10 @@
       <w:ind/>
     </w:pPr>
   </w:style>
-  <w:style w:type="character" w:styleId="966" w:customStyle="1">
+  <w:style w:type="character" w:styleId="975" w:customStyle="1">
     <w:name w:val="Encabezado Car"/>
-    <w:basedOn w:val="959"/>
-    <w:link w:val="965"/>
+    <w:basedOn w:val="968"/>
+    <w:link w:val="974"/>
     <w:uiPriority w:val="99"/>
     <w:pPr>
       <w:pBdr/>
@@ -51138,10 +51147,10 @@
       <w:ind/>
     </w:pPr>
   </w:style>
-  <w:style w:type="paragraph" w:styleId="967">
+  <w:style w:type="paragraph" w:styleId="976">
     <w:name w:val="Footer"/>
-    <w:basedOn w:val="952"/>
-    <w:link w:val="968"/>
+    <w:basedOn w:val="961"/>
+    <w:link w:val="977"/>
     <w:uiPriority w:val="99"/>
     <w:unhideWhenUsed/>
     <w:pPr>
@@ -51154,10 +51163,10 @@
       <w:ind/>
     </w:pPr>
   </w:style>
-  <w:style w:type="character" w:styleId="968" w:customStyle="1">
+  <w:style w:type="character" w:styleId="977" w:customStyle="1">
     <w:name w:val="Pie de página Car"/>
-    <w:basedOn w:val="959"/>
-    <w:link w:val="967"/>
+    <w:basedOn w:val="968"/>
+    <w:link w:val="976"/>
     <w:uiPriority w:val="99"/>
     <w:pPr>
       <w:pBdr/>
@@ -51165,9 +51174,9 @@
       <w:ind/>
     </w:pPr>
   </w:style>
-  <w:style w:type="character" w:styleId="969">
+  <w:style w:type="character" w:styleId="978">
     <w:name w:val="Emphasis"/>
-    <w:basedOn w:val="959"/>
+    <w:basedOn w:val="968"/>
     <w:uiPriority w:val="20"/>
     <w:qFormat/>
     <w:pPr>
@@ -51180,9 +51189,9 @@
       <w:iCs/>
     </w:rPr>
   </w:style>
-  <w:style w:type="character" w:styleId="970" w:customStyle="1">
+  <w:style w:type="character" w:styleId="979" w:customStyle="1">
     <w:name w:val="Título 1 Car"/>
-    <w:basedOn w:val="959"/>
+    <w:basedOn w:val="968"/>
     <w:uiPriority w:val="9"/>
     <w:pPr>
       <w:pBdr/>
@@ -51195,10 +51204,10 @@
       <w:smallCaps/>
     </w:rPr>
   </w:style>
-  <w:style w:type="paragraph" w:styleId="971">
+  <w:style w:type="paragraph" w:styleId="980">
     <w:name w:val="Bibliography"/>
-    <w:basedOn w:val="952"/>
-    <w:next w:val="952"/>
+    <w:basedOn w:val="961"/>
+    <w:next w:val="961"/>
     <w:uiPriority w:val="37"/>
     <w:unhideWhenUsed/>
     <w:pPr>
@@ -51207,9 +51216,9 @@
       <w:ind w:hanging="720" w:left="720"/>
     </w:pPr>
   </w:style>
-  <w:style w:type="paragraph" w:styleId="972">
+  <w:style w:type="paragraph" w:styleId="981">
     <w:name w:val="List Paragraph"/>
-    <w:basedOn w:val="952"/>
+    <w:basedOn w:val="961"/>
     <w:uiPriority w:val="34"/>
     <w:qFormat/>
     <w:pPr>
@@ -51219,7 +51228,7 @@
       <w:contextualSpacing w:val="true"/>
     </w:pPr>
   </w:style>
-  <w:style w:type="paragraph" w:styleId="973">
+  <w:style w:type="paragraph" w:styleId="982">
     <w:name w:val="No Spacing"/>
     <w:uiPriority w:val="1"/>
     <w:qFormat/>
@@ -51230,10 +51239,10 @@
       <w:jc w:val="left"/>
     </w:pPr>
   </w:style>
-  <w:style w:type="paragraph" w:styleId="974">
+  <w:style w:type="paragraph" w:styleId="983">
     <w:name w:val="Caption"/>
-    <w:basedOn w:val="952"/>
-    <w:next w:val="952"/>
+    <w:basedOn w:val="961"/>
+    <w:next w:val="961"/>
     <w:uiPriority w:val="35"/>
     <w:unhideWhenUsed/>
     <w:qFormat/>
@@ -51250,9 +51259,9 @@
       <w:szCs w:val="18"/>
     </w:rPr>
   </w:style>
-  <w:style w:type="character" w:styleId="975">
+  <w:style w:type="character" w:styleId="984">
     <w:name w:val="Hyperlink"/>
-    <w:basedOn w:val="959"/>
+    <w:basedOn w:val="968"/>
     <w:uiPriority w:val="99"/>
     <w:unhideWhenUsed/>
     <w:pPr>
@@ -51265,9 +51274,9 @@
       <w:u w:val="single"/>
     </w:rPr>
   </w:style>
-  <w:style w:type="character" w:styleId="976">
+  <w:style w:type="character" w:styleId="985">
     <w:name w:val="Unresolved Mention"/>
-    <w:basedOn w:val="959"/>
+    <w:basedOn w:val="968"/>
     <w:uiPriority w:val="99"/>
     <w:semiHidden/>
     <w:unhideWhenUsed/>
@@ -51281,10 +51290,10 @@
       <w:shd w:val="clear" w:color="auto" w:fill="e1dfdd"/>
     </w:rPr>
   </w:style>
-  <w:style w:type="paragraph" w:styleId="977">
+  <w:style w:type="paragraph" w:styleId="986">
     <w:name w:val="Subtitle"/>
-    <w:basedOn w:val="952"/>
-    <w:next w:val="952"/>
+    <w:basedOn w:val="961"/>
+    <w:next w:val="961"/>
     <w:uiPriority w:val="11"/>
     <w:qFormat/>
     <w:pPr>
@@ -51298,9 +51307,9 @@
       <w:szCs w:val="28"/>
     </w:rPr>
   </w:style>
-  <w:style w:type="table" w:styleId="978" w:customStyle="1">
+  <w:style w:type="table" w:styleId="987" w:customStyle="1">
     <w:name w:val="StGen0"/>
-    <w:basedOn w:val="964"/>
+    <w:basedOn w:val="973"/>
     <w:pPr>
       <w:pBdr/>
       <w:spacing/>
@@ -51484,9 +51493,9 @@
       </w:tcPr>
     </w:tblStylePr>
   </w:style>
-  <w:style w:type="table" w:styleId="979" w:customStyle="1">
+  <w:style w:type="table" w:styleId="988" w:customStyle="1">
     <w:name w:val="StGen1"/>
-    <w:basedOn w:val="964"/>
+    <w:basedOn w:val="973"/>
     <w:pPr>
       <w:pBdr/>
       <w:spacing/>
@@ -51670,9 +51679,9 @@
       </w:tcPr>
     </w:tblStylePr>
   </w:style>
-  <w:style w:type="table" w:styleId="980" w:customStyle="1">
+  <w:style w:type="table" w:styleId="989" w:customStyle="1">
     <w:name w:val="StGen2"/>
-    <w:basedOn w:val="964"/>
+    <w:basedOn w:val="973"/>
     <w:pPr>
       <w:pBdr/>
       <w:spacing/>
@@ -51856,9 +51865,9 @@
       </w:tcPr>
     </w:tblStylePr>
   </w:style>
-  <w:style w:type="table" w:styleId="981" w:customStyle="1">
+  <w:style w:type="table" w:styleId="990" w:customStyle="1">
     <w:name w:val="StGen3"/>
-    <w:basedOn w:val="964"/>
+    <w:basedOn w:val="973"/>
     <w:pPr>
       <w:pBdr/>
       <w:spacing/>
@@ -52042,9 +52051,9 @@
       </w:tcPr>
     </w:tblStylePr>
   </w:style>
-  <w:style w:type="table" w:styleId="982" w:customStyle="1">
+  <w:style w:type="table" w:styleId="991" w:customStyle="1">
     <w:name w:val="StGen4"/>
-    <w:basedOn w:val="964"/>
+    <w:basedOn w:val="973"/>
     <w:pPr>
       <w:pBdr/>
       <w:spacing/>
@@ -52228,9 +52237,9 @@
       </w:tcPr>
     </w:tblStylePr>
   </w:style>
-  <w:style w:type="table" w:styleId="983" w:customStyle="1">
+  <w:style w:type="table" w:styleId="992" w:customStyle="1">
     <w:name w:val="StGen5"/>
-    <w:basedOn w:val="964"/>
+    <w:basedOn w:val="973"/>
     <w:pPr>
       <w:pBdr/>
       <w:spacing/>
@@ -52414,9 +52423,9 @@
       </w:tcPr>
     </w:tblStylePr>
   </w:style>
-  <w:style w:type="table" w:styleId="984" w:customStyle="1">
+  <w:style w:type="table" w:styleId="993" w:customStyle="1">
     <w:name w:val="StGen6"/>
-    <w:basedOn w:val="964"/>
+    <w:basedOn w:val="973"/>
     <w:pPr>
       <w:pBdr/>
       <w:spacing/>
@@ -52600,9 +52609,9 @@
       </w:tcPr>
     </w:tblStylePr>
   </w:style>
-  <w:style w:type="table" w:styleId="985" w:customStyle="1">
+  <w:style w:type="table" w:styleId="994" w:customStyle="1">
     <w:name w:val="StGen7"/>
-    <w:basedOn w:val="964"/>
+    <w:basedOn w:val="973"/>
     <w:pPr>
       <w:pBdr/>
       <w:spacing/>
@@ -52786,9 +52795,9 @@
       </w:tcPr>
     </w:tblStylePr>
   </w:style>
-  <w:style w:type="table" w:styleId="986" w:customStyle="1">
+  <w:style w:type="table" w:styleId="995" w:customStyle="1">
     <w:name w:val="StGen8"/>
-    <w:basedOn w:val="964"/>
+    <w:basedOn w:val="973"/>
     <w:pPr>
       <w:pBdr/>
       <w:spacing/>
@@ -52972,9 +52981,9 @@
       </w:tcPr>
     </w:tblStylePr>
   </w:style>
-  <w:style w:type="table" w:styleId="987" w:customStyle="1">
+  <w:style w:type="table" w:styleId="996" w:customStyle="1">
     <w:name w:val="StGen9"/>
-    <w:basedOn w:val="964"/>
+    <w:basedOn w:val="973"/>
     <w:pPr>
       <w:pBdr/>
       <w:spacing/>
@@ -53158,9 +53167,9 @@
       </w:tcPr>
     </w:tblStylePr>
   </w:style>
-  <w:style w:type="table" w:styleId="988" w:customStyle="1">
+  <w:style w:type="table" w:styleId="997" w:customStyle="1">
     <w:name w:val="StGen10"/>
-    <w:basedOn w:val="964"/>
+    <w:basedOn w:val="973"/>
     <w:pPr>
       <w:pBdr/>
       <w:spacing/>
@@ -53344,9 +53353,9 @@
       </w:tcPr>
     </w:tblStylePr>
   </w:style>
-  <w:style w:type="table" w:styleId="989" w:customStyle="1">
+  <w:style w:type="table" w:styleId="998" w:customStyle="1">
     <w:name w:val="StGen11"/>
-    <w:basedOn w:val="964"/>
+    <w:basedOn w:val="973"/>
     <w:pPr>
       <w:pBdr/>
       <w:spacing/>
@@ -53530,9 +53539,9 @@
       </w:tcPr>
     </w:tblStylePr>
   </w:style>
-  <w:style w:type="table" w:styleId="990" w:customStyle="1">
+  <w:style w:type="table" w:styleId="999" w:customStyle="1">
     <w:name w:val="StGen12"/>
-    <w:basedOn w:val="964"/>
+    <w:basedOn w:val="973"/>
     <w:pPr>
       <w:pBdr/>
       <w:spacing/>
@@ -53716,9 +53725,9 @@
       </w:tcPr>
     </w:tblStylePr>
   </w:style>
-  <w:style w:type="table" w:styleId="991" w:customStyle="1">
+  <w:style w:type="table" w:styleId="1000" w:customStyle="1">
     <w:name w:val="StGen13"/>
-    <w:basedOn w:val="964"/>
+    <w:basedOn w:val="973"/>
     <w:pPr>
       <w:pBdr/>
       <w:spacing/>
@@ -53902,9 +53911,9 @@
       </w:tcPr>
     </w:tblStylePr>
   </w:style>
-  <w:style w:type="table" w:styleId="992" w:customStyle="1">
+  <w:style w:type="table" w:styleId="1001" w:customStyle="1">
     <w:name w:val="StGen14"/>
-    <w:basedOn w:val="964"/>
+    <w:basedOn w:val="973"/>
     <w:pPr>
       <w:pBdr/>
       <w:spacing/>

--- a/Documentacion/PROYECTO_JOSUE_DIEGO_JESUS.docx
+++ b/Documentacion/PROYECTO_JOSUE_DIEGO_JESUS.docx
@@ -941,14 +941,10 @@
         <w:rPr/>
       </w:pPr>
       <w:r>
-        <w:t xml:space="preserve">Desarrollar un sistema web para el agendamiento y recordatorio de citas del centro odontológico Villadent, que permita digitalizar la gestión de horarios y reducir la </w:t>
+        <w:t>Desarrollar un sistema web que optimice la gestión de citas del centro odontológico Villadent.</w:t>
       </w:r>
-      <w:r>
-        <w:t xml:space="preserve">ausencia  mediante</w:t>
-      </w:r>
-      <w:r>
-        <w:t xml:space="preserve"> notificaciones automáticas.</w:t>
-      </w:r>
+      <w:r/>
+      <w:r/>
       <w:r/>
     </w:p>
     <w:p>
@@ -983,7 +979,7 @@
         <w:rPr/>
       </w:pPr>
       <w:r>
-        <w:t xml:space="preserve">Identificar los requerimientos funcionales y no funcionales del sistema mediante una entrevista estructurada en el centro odontológico Villadent, para contar con una base sólida que oriente el diseño de la solución.</w:t>
+        <w:t>Identificar los requerimientos funcionales y no funcionales del sistema mediante entrevistas estructuradas con el personal del centro odontológico Villadent, para contar con una base sólida que oriente el diseño de la solución.</w:t>
       </w:r>
       <w:r/>
     </w:p>
@@ -1017,11 +1013,9 @@
         <w:rPr/>
       </w:pPr>
       <w:r>
-        <w:t xml:space="preserve">Desarrollar los módulos de agendamiento en línea y de recordatorios automáticos (Whats</w:t>
+        <w:t>Implementar los módulos de agendamiento en línea y de recordatorios automáticos (WhatsApp) siguiendo el diseño arquitectónico definido y aplicando el enfoque basado en prototipos de la metodología RAD, para refinar continuamente la interfaz y las funciones del sistema mediante la retroalimentación directa y temprana de los usuarios finales.</w:t>
       </w:r>
-      <w:r>
-        <w:t xml:space="preserve">App) siguiendo el diseño arquitectónico definido y aplicando el enfoque basado en prototipos de la metodología RAD, para refinar continuamente la interfaz y las funciones del sistema mediante la retroalimentación directa y temprana de los usuarios finales.</w:t>
-      </w:r>
+      <w:r/>
       <w:r/>
     </w:p>
     <w:p>
@@ -1345,7 +1339,7 @@
         <w:rPr/>
       </w:pPr>
       <w:r>
-        <w:t xml:space="preserve">Con base en la entrevista realizada a la auxiliar administrativa de Villadent, a </w:t>
+        <w:t xml:space="preserve">Con base en las entrevistas realizadas al personal del centro odontológico Villadent, a </w:t>
       </w:r>
       <w:r>
         <w:t xml:space="preserve">continuación</w:t>
@@ -10703,7 +10697,7 @@
                   <w:t xml:space="preserve">El sistema debe desarrollarse bajo un</w:t>
                 </w:r>
                 <w:r>
-                  <w:t xml:space="preserve">a arquitectura cliente-servidor. El frontend se construirá con Next.js y se desplegará en Vercel. El backend se desarrollará en Spring Boot con despliegue en Render, y los datos se almacenarán en una base de datos PostgreSQL alojada en el servicio de Neon.</w:t>
+                  <w:t>a arquitectura cliente-servidor. El frontend se construirá con Angular y se desplegará en Vercel. El backend se desarrollará en Spring Boot con despliegue en Render, y los datos se almacenarán en una base de datos PostgreSQL alojada en el servicio de Neon.</w:t>
                 </w:r>
                 <w:r/>
               </w:p>

--- a/Documentacion/PROYECTO_JOSUE_DIEGO_JESUS.docx
+++ b/Documentacion/PROYECTO_JOSUE_DIEGO_JESUS.docx
@@ -7724,7 +7724,7 @@
                   <w:rPr/>
                 </w:pPr>
                 <w:r>
-                  <w:t xml:space="preserve">El sistema debe permitir el inicio de sesión y distinguir al menos tres roles (odontólogo, auxiliar, paciente), restringiendo el acceso a datos de pacientes e historial de citas según el rol autenticado.</w:t>
+                  <w:t>El sistema debe permitir el inicio de sesión del personal y distinguir sus roles (odontólogo y auxiliar), restringiendo el acceso a datos de pacientes e historial de citas según el rol autenticado. El paciente no inicia sesión: agenda desde la web pública y gestiona su cita con el enlace personal que recibe en el recordatorio.</w:t>
                 </w:r>
                 <w:r/>
               </w:p>
@@ -7870,7 +7870,7 @@
                   <w:rPr/>
                 </w:pPr>
                 <w:r>
-                  <w:t xml:space="preserve">Sesión iniciada con permisos correspondientes al rol; acceso denegado si las credenciales o el ro no son válidos</w:t>
+                  <w:t>Sesión iniciada con permisos correspondientes al rol; acceso denegado si las credenciales o el rol no son válidos</w:t>
                 </w:r>
                 <w:r/>
               </w:p>
@@ -8016,7 +8016,7 @@
                   <w:rPr/>
                 </w:pPr>
                 <w:r>
-                  <w:t xml:space="preserve">Dado que un usuario ingresa con credenciales de "paciente", cuando intenta acceder a la ruta web de reportes administrativos, entonces el frontend debe redirigirlo y el backend devolver un error HTTP 403.</w:t>
+                  <w:t>Dado que un usuario ingresa con credenciales de "odontólogo", cuando intenta acceder a la ruta web de reportes administrativos, exclusiva de la auxiliar, entonces el frontend debe redirigirlo y el backend devolver un error HTTP 403.</w:t>
                 </w:r>
                 <w:r/>
               </w:p>
